--- a/docs/SRS.docx
+++ b/docs/SRS.docx
@@ -5099,7 +5099,19 @@
         <w:rPr>
           <w:rFonts w:ascii="Times New Roman" w:eastAsia="Times New Roman" w:hAnsi="Times New Roman" w:cs="Times New Roman"/>
         </w:rPr>
-        <w:t>Đối với Học viên: full_name (Chuỗi), avatar_url (Chuỗi URL), phone_number (Chuỗi).</w:t>
+        <w:t xml:space="preserve">Đối với Học viên: full_name (Chuỗi), </w:t>
+      </w:r>
+      <w:r>
+        <w:rPr>
+          <w:rFonts w:ascii="Times New Roman" w:eastAsia="Times New Roman" w:hAnsi="Times New Roman" w:cs="Times New Roman"/>
+        </w:rPr>
+        <w:t>avatar_key (Chuỗi)</w:t>
+      </w:r>
+      <w:r>
+        <w:rPr>
+          <w:rFonts w:ascii="Times New Roman" w:eastAsia="Times New Roman" w:hAnsi="Times New Roman" w:cs="Times New Roman"/>
+        </w:rPr>
+        <w:t>, phone_number (Chuỗi).</w:t>
       </w:r>
     </w:p>
     <w:p>
@@ -5307,7 +5319,7 @@
         <w:rPr>
           <w:rFonts w:ascii="Times New Roman" w:eastAsia="Times New Roman" w:hAnsi="Times New Roman" w:cs="Times New Roman"/>
         </w:rPr>
-        <w:t>server_timestamp (Timestamp)</w:t>
+        <w:t>version (Số nguyên monotonic)</w:t>
       </w:r>
       <w:r>
         <w:rPr>
@@ -5368,19 +5380,19 @@
         <w:rPr>
           <w:rFonts w:ascii="Times New Roman" w:eastAsia="Times New Roman" w:hAnsi="Times New Roman" w:cs="Times New Roman"/>
         </w:rPr>
-        <w:t xml:space="preserve">Áp dụng thuật toán Last-Write-Wins (LWW) dựa trên </w:t>
-      </w:r>
-      <w:r>
-        <w:rPr>
-          <w:rFonts w:ascii="Times New Roman" w:eastAsia="Times New Roman" w:hAnsi="Times New Roman" w:cs="Times New Roman"/>
-        </w:rPr>
-        <w:t xml:space="preserve">server_timestamp </w:t>
-      </w:r>
-      <w:r>
-        <w:rPr>
-          <w:rFonts w:ascii="Times New Roman" w:eastAsia="Times New Roman" w:hAnsi="Times New Roman" w:cs="Times New Roman"/>
-        </w:rPr>
-        <w:t>để xử lý xung đột dữ liệu (Conflict Resolution).</w:t>
+        <w:t xml:space="preserve">Áp dụng thuật toán Last-Write-Wins (LWW) </w:t>
+      </w:r>
+      <w:r>
+        <w:rPr>
+          <w:rFonts w:ascii="Times New Roman" w:eastAsia="Times New Roman" w:hAnsi="Times New Roman" w:cs="Times New Roman"/>
+        </w:rPr>
+        <w:t>dựa trên version để xử lý xung đột</w:t>
+      </w:r>
+      <w:r>
+        <w:rPr>
+          <w:rFonts w:ascii="Times New Roman" w:eastAsia="Times New Roman" w:hAnsi="Times New Roman" w:cs="Times New Roman"/>
+        </w:rPr>
+        <w:t xml:space="preserve"> dữ liệu (Conflict Resolution).</w:t>
       </w:r>
     </w:p>
     <w:p>
@@ -5501,7 +5513,31 @@
         <w:rPr>
           <w:rFonts w:ascii="Times New Roman" w:eastAsia="Times New Roman" w:hAnsi="Times New Roman" w:cs="Times New Roman"/>
         </w:rPr>
-        <w:t xml:space="preserve">Dữ liệu đầu vào (Inputs): question_text (Chuỗi), audio_url (Bắt buộc cho Part 1-4), image_url (Part 1 và câu hỏi có hình), options (Mảng 4 phương án A, B, C, D), correct_option (Enum: 'A', 'B', 'C', 'D'), part (1-7), difficulty (Enum: EASY, MEDIUM, HARD), tags (Mảng chuỗi), </w:t>
+        <w:t xml:space="preserve">Dữ liệu đầu vào (Inputs): question_text (Chuỗi), </w:t>
+      </w:r>
+      <w:r>
+        <w:rPr>
+          <w:rFonts w:ascii="Times New Roman" w:eastAsia="Times New Roman" w:hAnsi="Times New Roman" w:cs="Times New Roman"/>
+        </w:rPr>
+        <w:t>audio_key (Bắt buộc cho Part 1-4)</w:t>
+      </w:r>
+      <w:r>
+        <w:rPr>
+          <w:rFonts w:ascii="Times New Roman" w:eastAsia="Times New Roman" w:hAnsi="Times New Roman" w:cs="Times New Roman"/>
+        </w:rPr>
+        <w:t xml:space="preserve">, </w:t>
+      </w:r>
+      <w:r>
+        <w:rPr>
+          <w:rFonts w:ascii="Times New Roman" w:eastAsia="Times New Roman" w:hAnsi="Times New Roman" w:cs="Times New Roman"/>
+        </w:rPr>
+        <w:t>image_key (Part 1 và câu hỏi có hình)</w:t>
+      </w:r>
+      <w:r>
+        <w:rPr>
+          <w:rFonts w:ascii="Times New Roman" w:eastAsia="Times New Roman" w:hAnsi="Times New Roman" w:cs="Times New Roman"/>
+        </w:rPr>
+        <w:t xml:space="preserve">, options (Mảng 4 phương án A, B, C, D), correct_option (Enum: 'A', 'B', 'C', 'D'), part (1-7), difficulty (Enum: EASY, MEDIUM, HARD), tags (Mảng chuỗi), </w:t>
       </w:r>
       <w:r>
         <w:rPr>
@@ -5563,7 +5599,19 @@
         <w:rPr>
           <w:rFonts w:ascii="Times New Roman" w:eastAsia="Times New Roman" w:hAnsi="Times New Roman" w:cs="Times New Roman"/>
         </w:rPr>
-        <w:t>File ghi âm (.mp3, tối đa 5MB) và ảnh (.png/.jpg, tối đa 2MB) tải lên qua S3 Presigned URL trực tiếp từ Client để giải phóng băng thông Gateway.</w:t>
+        <w:t xml:space="preserve">File ghi âm (.mp3, tối đa 5MB) và ảnh </w:t>
+      </w:r>
+      <w:r>
+        <w:rPr>
+          <w:rFonts w:ascii="Times New Roman" w:eastAsia="Times New Roman" w:hAnsi="Times New Roman" w:cs="Times New Roman"/>
+        </w:rPr>
+        <w:t>(.png/.jpg/.webp, tối đa 2MB)</w:t>
+      </w:r>
+      <w:r>
+        <w:rPr>
+          <w:rFonts w:ascii="Times New Roman" w:eastAsia="Times New Roman" w:hAnsi="Times New Roman" w:cs="Times New Roman"/>
+        </w:rPr>
+        <w:t xml:space="preserve"> tải lên qua S3 Presigned URL trực tiếp từ Client để giải phóng băng thông Gateway.</w:t>
       </w:r>
     </w:p>
     <w:p>
@@ -6285,7 +6333,19 @@
         <w:rPr>
           <w:rFonts w:ascii="Times New Roman" w:eastAsia="Times New Roman" w:hAnsi="Times New Roman" w:cs="Times New Roman"/>
         </w:rPr>
-        <w:t>Dữ liệu đầu vào (Inputs): topic_id (UUIDv4), topic_name (Chuỗi), vocabularies (Mảng JSON: [{word, phonetic, definition, example, audio_url, image_url}]).</w:t>
+        <w:t xml:space="preserve">Dữ liệu đầu vào (Inputs): topic_id (UUIDv4), topic_name (Chuỗi), vocabularies (Mảng JSON: [{word, phonetic, definition, </w:t>
+      </w:r>
+      <w:r>
+        <w:rPr>
+          <w:rFonts w:ascii="Times New Roman" w:eastAsia="Times New Roman" w:hAnsi="Times New Roman" w:cs="Times New Roman"/>
+        </w:rPr>
+        <w:t>example, audio_key, image_key</w:t>
+      </w:r>
+      <w:r>
+        <w:rPr>
+          <w:rFonts w:ascii="Times New Roman" w:eastAsia="Times New Roman" w:hAnsi="Times New Roman" w:cs="Times New Roman"/>
+        </w:rPr>
+        <w:t>}]).</w:t>
       </w:r>
     </w:p>
     <w:p>
@@ -6338,7 +6398,13 @@
         <w:rPr>
           <w:rFonts w:ascii="Times New Roman" w:eastAsia="Times New Roman" w:hAnsi="Times New Roman" w:cs="Times New Roman"/>
         </w:rPr>
-        <w:t>File phát âm (.mp3, tối đa 5MB) được lưu trữ trên Object Storage và phát lại qua CDN public; hệ thống kiểm tra link CDN hoạt động hợp lệ trước khi lưu.</w:t>
+        <w:t xml:space="preserve">File phát âm (.mp3, tối đa 5MB) được lưu trữ trên Object Storage và phát lại qua CDN public; </w:t>
+      </w:r>
+      <w:r>
+        <w:rPr>
+          <w:rFonts w:ascii="Times New Roman" w:eastAsia="Times New Roman" w:hAnsi="Times New Roman" w:cs="Times New Roman"/>
+        </w:rPr>
+        <w:t>hệ thống lưu audio_key, kiểm tra object tồn tại; CDN URL chỉ dùng khi phát nội dung.</w:t>
       </w:r>
     </w:p>
     <w:p>
@@ -6517,7 +6583,13 @@
         <w:rPr>
           <w:rFonts w:ascii="Times New Roman" w:eastAsia="Times New Roman" w:hAnsi="Times New Roman" w:cs="Times New Roman"/>
         </w:rPr>
-        <w:t>Mô tả chức năng: Học viên học từ vựng qua Flashcard (áp dụng thuật toán SM-2) và đọc bài giảng ngữ pháp.</w:t>
+        <w:t xml:space="preserve">Mô tả chức năng: </w:t>
+      </w:r>
+      <w:r>
+        <w:rPr>
+          <w:rFonts w:ascii="Times New Roman" w:eastAsia="Times New Roman" w:hAnsi="Times New Roman" w:cs="Times New Roman"/>
+        </w:rPr>
+        <w:t>Học viên học từ vựng qua Flashcard (áp dụng thuật toán SM-2), làm bài trắc nghiệm nhanh 5 câu và đọc bài giảng ngữ pháp.</w:t>
       </w:r>
     </w:p>
     <w:p>
@@ -6776,7 +6848,19 @@
         <w:rPr>
           <w:rFonts w:ascii="Times New Roman" w:eastAsia="Times New Roman" w:hAnsi="Times New Roman" w:cs="Times New Roman"/>
         </w:rPr>
-        <w:t>Dữ liệu đầu ra (Outputs): HTTP 200 (OK) kèm payload: learning_streak_days, vocabularies_learned, grammar_lessons_completed, mock_test_count, score_trend (Mảng tọa độ), predicted_toeic_score (10 - 990), weak_areas (Mảng kỹ năng còn yếu).</w:t>
+        <w:t xml:space="preserve">Dữ liệu đầu ra (Outputs): HTTP 200 (OK) kèm payload: learning_streak_days, vocabularies_learned, grammar_lessons_completed, mock_test_count, score_trend (Mảng tọa độ), predicted_toeic_score (10 - 990), </w:t>
+      </w:r>
+      <w:r>
+        <w:rPr>
+          <w:rFonts w:ascii="Times New Roman" w:eastAsia="Times New Roman" w:hAnsi="Times New Roman" w:cs="Times New Roman"/>
+        </w:rPr>
+        <w:t>weak_areas (Mảng kỹ năng yếu, tổng hợp theo part từ TestSubmittedEvent)</w:t>
+      </w:r>
+      <w:r>
+        <w:rPr>
+          <w:rFonts w:ascii="Times New Roman" w:eastAsia="Times New Roman" w:hAnsi="Times New Roman" w:cs="Times New Roman"/>
+        </w:rPr>
+        <w:t>.</w:t>
       </w:r>
     </w:p>
     <w:p>
@@ -7341,7 +7425,7 @@
         <w:rPr>
           <w:rFonts w:ascii="Times New Roman" w:eastAsia="Times New Roman" w:hAnsi="Times New Roman" w:cs="Times New Roman"/>
         </w:rPr>
-        <w:t>Rate Limiting: API Gateway áp dụng Redis Token Bucket giới hạn tối đa 20 tin nhắn/ngày/user.</w:t>
+        <w:t>Rate Limiting: API Gateway áp dụng Redis Token Bucket (chống lạm dụng) và AI Chatbox Service kiểm tra quota nghiệp vụ trong daily_chat_usage, giới hạn tối đa 20 tin nhắn/ngày/user.</w:t>
       </w:r>
     </w:p>
     <w:p>
@@ -9892,7 +9976,23 @@
                 <w:sz w:val="19"/>
                 <w:szCs w:val="19"/>
               </w:rPr>
-              <w:t>Học viên đã đăng nhập và chưa vượt quá giới hạn số lượt chat miễn phí trong ngày (Rate limit).</w:t>
+              <w:t xml:space="preserve">Học viên đã đăng nhập và chưa vượt quá </w:t>
+            </w:r>
+            <w:r>
+              <w:rPr>
+                <w:rFonts w:ascii="Times New Roman" w:eastAsia="Times New Roman" w:hAnsi="Times New Roman" w:cs="Times New Roman"/>
+                <w:sz w:val="19"/>
+                <w:szCs w:val="19"/>
+              </w:rPr>
+              <w:t>giới hạn số lượt chat trong ngày</w:t>
+            </w:r>
+            <w:r>
+              <w:rPr>
+                <w:rFonts w:ascii="Times New Roman" w:eastAsia="Times New Roman" w:hAnsi="Times New Roman" w:cs="Times New Roman"/>
+                <w:sz w:val="19"/>
+                <w:szCs w:val="19"/>
+              </w:rPr>
+              <w:t xml:space="preserve"> (Rate limit).</w:t>
             </w:r>
           </w:p>
         </w:tc>
@@ -10391,7 +10491,15 @@
                 <w:sz w:val="19"/>
                 <w:szCs w:val="19"/>
               </w:rPr>
-              <w:t>AI Chatbox Service kiểm tra giới hạn lượt dùng trong ngày (Rate Limit) và định dạng lại dữ liệu theo cấu trúc System Prompt, sau đó gọi API của LLM Engine bên ngoài.</w:t>
+              <w:t>AI Chatbox Service kiểm tra quota nghiệp vụ trong daily_chat_usage (Gateway đã giới hạn Redis Token Bucket) và định dạng lại dữ liệu</w:t>
+            </w:r>
+            <w:r>
+              <w:rPr>
+                <w:rFonts w:ascii="Times New Roman" w:eastAsia="Times New Roman" w:hAnsi="Times New Roman" w:cs="Times New Roman"/>
+                <w:sz w:val="19"/>
+                <w:szCs w:val="19"/>
+              </w:rPr>
+              <w:t xml:space="preserve"> theo cấu trúc System Prompt, sau đó gọi API của LLM Engine bên ngoài.</w:t>
             </w:r>
           </w:p>
         </w:tc>
@@ -10772,7 +10880,23 @@
                 <w:sz w:val="19"/>
                 <w:szCs w:val="19"/>
               </w:rPr>
-              <w:t>Học viên đã sử dụng hết số lượt chat miễn phí trong ngày (vượt quá 20 tin nhắn/ngày).</w:t>
+              <w:t xml:space="preserve">Học viên đã sử dụng hết </w:t>
+            </w:r>
+            <w:r>
+              <w:rPr>
+                <w:rFonts w:ascii="Times New Roman" w:eastAsia="Times New Roman" w:hAnsi="Times New Roman" w:cs="Times New Roman"/>
+                <w:sz w:val="19"/>
+                <w:szCs w:val="19"/>
+              </w:rPr>
+              <w:t>số lượt chat trong ngày</w:t>
+            </w:r>
+            <w:r>
+              <w:rPr>
+                <w:rFonts w:ascii="Times New Roman" w:eastAsia="Times New Roman" w:hAnsi="Times New Roman" w:cs="Times New Roman"/>
+                <w:sz w:val="19"/>
+                <w:szCs w:val="19"/>
+              </w:rPr>
+              <w:t xml:space="preserve"> (vượt quá 20 tin nhắn/ngày).</w:t>
             </w:r>
           </w:p>
         </w:tc>
@@ -10827,7 +10951,23 @@
                 <w:sz w:val="19"/>
                 <w:szCs w:val="19"/>
               </w:rPr>
-              <w:t>2. Hiển thị thông báo gợi ý: “Bạn đã dùng hết 20 lượt chat miễn phí hôm nay.</w:t>
+              <w:t xml:space="preserve">2. Hiển thị thông báo gợi ý: “Bạn đã dùng hết </w:t>
+            </w:r>
+            <w:r>
+              <w:rPr>
+                <w:rFonts w:ascii="Times New Roman" w:eastAsia="Times New Roman" w:hAnsi="Times New Roman" w:cs="Times New Roman"/>
+                <w:sz w:val="19"/>
+                <w:szCs w:val="19"/>
+              </w:rPr>
+              <w:t>20 lượt chat trong ngày hôm nay</w:t>
+            </w:r>
+            <w:r>
+              <w:rPr>
+                <w:rFonts w:ascii="Times New Roman" w:eastAsia="Times New Roman" w:hAnsi="Times New Roman" w:cs="Times New Roman"/>
+                <w:sz w:val="19"/>
+                <w:szCs w:val="19"/>
+              </w:rPr>
+              <w:t>.</w:t>
             </w:r>
           </w:p>
         </w:tc>
@@ -11479,7 +11619,25 @@
                 <w:szCs w:val="19"/>
                 <w:lang w:val="vi-VN"/>
               </w:rPr>
-              <w:t>(theo server_timestamp)</w:t>
+              <w:t>(</w:t>
+            </w:r>
+            <w:r>
+              <w:rPr>
+                <w:rFonts w:ascii="Times New Roman" w:eastAsia="Times New Roman" w:hAnsi="Times New Roman" w:cs="Times New Roman"/>
+                <w:sz w:val="19"/>
+                <w:szCs w:val="19"/>
+                <w:lang w:val="vi-VN"/>
+              </w:rPr>
+              <w:t>theo version</w:t>
+            </w:r>
+            <w:r>
+              <w:rPr>
+                <w:rFonts w:ascii="Times New Roman" w:eastAsia="Times New Roman" w:hAnsi="Times New Roman" w:cs="Times New Roman"/>
+                <w:sz w:val="19"/>
+                <w:szCs w:val="19"/>
+                <w:lang w:val="vi-VN"/>
+              </w:rPr>
+              <w:t>)</w:t>
             </w:r>
             <w:r>
               <w:rPr>
@@ -11694,7 +11852,15 @@
                 <w:sz w:val="19"/>
                 <w:szCs w:val="19"/>
               </w:rPr>
-              <w:t>- Tiến độ học từ vựng và ngữ pháp của học viên được đồng nhất hoàn toàn giữa các nền tảng Web và Mobile App.- Bản ghi có mốc thời gian cập nhật mới nhất (Latest timestamp) được áp dụng làm trạng thái chung.</w:t>
+              <w:t xml:space="preserve">- Tiến độ học từ vựng và ngữ pháp của học viên được đồng nhất hoàn toàn giữa các nền tảng Web và Mobile App.- </w:t>
+            </w:r>
+            <w:r>
+              <w:rPr>
+                <w:rFonts w:ascii="Times New Roman" w:eastAsia="Times New Roman" w:hAnsi="Times New Roman" w:cs="Times New Roman"/>
+                <w:sz w:val="19"/>
+                <w:szCs w:val="19"/>
+              </w:rPr>
+              <w:t>Bản ghi có version lớn nhất được áp dụng làm trạng thái chung.</w:t>
             </w:r>
           </w:p>
           <w:p>
@@ -11957,7 +12123,23 @@
                 <w:sz w:val="19"/>
                 <w:szCs w:val="19"/>
               </w:rPr>
-              <w:t>chứa user_id, client_device_id, server_timestamp (tham khảo) và dữ liệu trạng thái mới</w:t>
+              <w:t xml:space="preserve">chứa user_id, client_device_id, </w:t>
+            </w:r>
+            <w:r>
+              <w:rPr>
+                <w:rFonts w:ascii="Times New Roman" w:eastAsia="Times New Roman" w:hAnsi="Times New Roman" w:cs="Times New Roman"/>
+                <w:sz w:val="19"/>
+                <w:szCs w:val="19"/>
+              </w:rPr>
+              <w:t>version (khóa so sánh LWW)</w:t>
+            </w:r>
+            <w:r>
+              <w:rPr>
+                <w:rFonts w:ascii="Times New Roman" w:eastAsia="Times New Roman" w:hAnsi="Times New Roman" w:cs="Times New Roman"/>
+                <w:sz w:val="19"/>
+                <w:szCs w:val="19"/>
+              </w:rPr>
+              <w:t xml:space="preserve"> và dữ liệu trạng thái mới</w:t>
             </w:r>
             <w:r>
               <w:rPr>
@@ -12153,15 +12335,47 @@
                 <w:sz w:val="19"/>
                 <w:szCs w:val="19"/>
               </w:rPr>
-              <w:t>Hệ thống so khớp server_timestamp (do Server cấp, monotonic) của bản ghi gửi lên với trạng thái canonical lưu trên Server Database.</w:t>
-            </w:r>
-            <w:r>
-              <w:rPr>
-                <w:rFonts w:ascii="Times New Roman" w:eastAsia="Times New Roman" w:hAnsi="Times New Roman" w:cs="Times New Roman"/>
-                <w:sz w:val="19"/>
-                <w:szCs w:val="19"/>
-              </w:rPr>
-              <w:t xml:space="preserve"> Phát hiện thời gian gửi lên mới hơn, hệ thống ghi nhận trạng thái mới vào auth_db.user_sync_states.</w:t>
+              <w:t xml:space="preserve">Hệ thống so khớp </w:t>
+            </w:r>
+            <w:r>
+              <w:rPr>
+                <w:rFonts w:ascii="Times New Roman" w:eastAsia="Times New Roman" w:hAnsi="Times New Roman" w:cs="Times New Roman"/>
+                <w:sz w:val="19"/>
+                <w:szCs w:val="19"/>
+              </w:rPr>
+              <w:t>version (do Server cấp, monotonic)</w:t>
+            </w:r>
+            <w:r>
+              <w:rPr>
+                <w:rFonts w:ascii="Times New Roman" w:eastAsia="Times New Roman" w:hAnsi="Times New Roman" w:cs="Times New Roman"/>
+                <w:sz w:val="19"/>
+                <w:szCs w:val="19"/>
+              </w:rPr>
+              <w:t xml:space="preserve"> của bản ghi gửi lên với trạng thái canonical lưu trên Server Database.</w:t>
+            </w:r>
+            <w:r>
+              <w:rPr>
+                <w:rFonts w:ascii="Times New Roman" w:eastAsia="Times New Roman" w:hAnsi="Times New Roman" w:cs="Times New Roman"/>
+                <w:sz w:val="19"/>
+                <w:szCs w:val="19"/>
+              </w:rPr>
+              <w:t xml:space="preserve"> </w:t>
+            </w:r>
+            <w:r>
+              <w:rPr>
+                <w:rFonts w:ascii="Times New Roman" w:eastAsia="Times New Roman" w:hAnsi="Times New Roman" w:cs="Times New Roman"/>
+                <w:sz w:val="19"/>
+                <w:szCs w:val="19"/>
+              </w:rPr>
+              <w:t>Phát hiện version gửi lên mới hơn</w:t>
+            </w:r>
+            <w:r>
+              <w:rPr>
+                <w:rFonts w:ascii="Times New Roman" w:eastAsia="Times New Roman" w:hAnsi="Times New Roman" w:cs="Times New Roman"/>
+                <w:sz w:val="19"/>
+                <w:szCs w:val="19"/>
+              </w:rPr>
+              <w:t>, hệ thống ghi nhận trạng thái mới vào auth_db.user_sync_states.</w:t>
             </w:r>
           </w:p>
         </w:tc>
@@ -13255,7 +13469,15 @@
                 <w:sz w:val="19"/>
                 <w:szCs w:val="19"/>
               </w:rPr>
-              <w:t>, Message Broker (Truyền thông điệp), Cloud Storage Service (Quản lý tệp phương tiện)</w:t>
+              <w:t xml:space="preserve">, Message Broker (Truyền thông điệp), </w:t>
+            </w:r>
+            <w:r>
+              <w:rPr>
+                <w:rFonts w:ascii="Times New Roman" w:eastAsia="Times New Roman" w:hAnsi="Times New Roman" w:cs="Times New Roman"/>
+                <w:sz w:val="19"/>
+                <w:szCs w:val="19"/>
+              </w:rPr>
+              <w:t>Object Storage (MinIO/S3) — hạ tầng</w:t>
             </w:r>
           </w:p>
         </w:tc>
@@ -13320,7 +13542,23 @@
                 <w:sz w:val="19"/>
                 <w:szCs w:val="19"/>
               </w:rPr>
-              <w:t xml:space="preserve">Quản trị viên tiến hành thêm, sửa đổi, hoặc xóa câu hỏi trong hệ thống CMS quản trị. Để tối ưu băng thông API Gateway, các tệp âm thanh nghe (.mp3) và hình ảnh minh họa (.png) được tải trực tiếp lên Cloud Storage (S3/MinIO) thông qua cơ chế Presigned URL. Sau khi ghi nhận dữ liệu câu hỏi thành công, hệ thống sử dụng Transactional Outbox để </w:t>
+              <w:t xml:space="preserve">Quản trị viên tiến hành thêm, sửa đổi, hoặc xóa câu hỏi trong hệ thống CMS quản trị. Để tối ưu băng thông API Gateway, các tệp âm thanh nghe (.mp3) và hình ảnh minh họa (.png) được tải trực tiếp </w:t>
+            </w:r>
+            <w:r>
+              <w:rPr>
+                <w:rFonts w:ascii="Times New Roman" w:eastAsia="Times New Roman" w:hAnsi="Times New Roman" w:cs="Times New Roman"/>
+                <w:sz w:val="19"/>
+                <w:szCs w:val="19"/>
+              </w:rPr>
+              <w:t>lên Object Storage (S3/MinIO)</w:t>
+            </w:r>
+            <w:r>
+              <w:rPr>
+                <w:rFonts w:ascii="Times New Roman" w:eastAsia="Times New Roman" w:hAnsi="Times New Roman" w:cs="Times New Roman"/>
+                <w:sz w:val="19"/>
+                <w:szCs w:val="19"/>
+              </w:rPr>
+              <w:t xml:space="preserve"> thông qua cơ chế Presigned URL. Sau khi ghi nhận dữ liệu câu hỏi thành công, hệ thống sử dụng Transactional Outbox để </w:t>
             </w:r>
             <w:r>
               <w:rPr>
@@ -13544,7 +13782,23 @@
                 <w:sz w:val="19"/>
                 <w:szCs w:val="19"/>
               </w:rPr>
-              <w:t xml:space="preserve">- Bản ghi câu hỏi được cập nhật hoặc thêm mới thành công vào cơ sở dữ liệu quest_db.questions.- Các tệp đa phương tiện được lưu trữ an toàn trên Cloud Storage với đường dẫn tương thích.- Sự kiện đồng bộ QuestionCreatedEvent / QuestionUpdatedEvent được xuất bản thành công lên Message </w:t>
+              <w:t xml:space="preserve">- Bản ghi câu hỏi được cập nhật hoặc thêm mới thành công vào cơ sở dữ liệu quest_db.questions.- Các tệp đa phương tiện được </w:t>
+            </w:r>
+            <w:r>
+              <w:rPr>
+                <w:rFonts w:ascii="Times New Roman" w:eastAsia="Times New Roman" w:hAnsi="Times New Roman" w:cs="Times New Roman"/>
+                <w:sz w:val="19"/>
+                <w:szCs w:val="19"/>
+              </w:rPr>
+              <w:t>lưu trữ an toàn trên Object Storage dưới dạng object key</w:t>
+            </w:r>
+            <w:r>
+              <w:rPr>
+                <w:rFonts w:ascii="Times New Roman" w:eastAsia="Times New Roman" w:hAnsi="Times New Roman" w:cs="Times New Roman"/>
+                <w:sz w:val="19"/>
+                <w:szCs w:val="19"/>
+              </w:rPr>
+              <w:t xml:space="preserve">.- Sự kiện đồng bộ QuestionCreatedEvent / QuestionUpdatedEvent được xuất bản thành công lên Message </w:t>
             </w:r>
             <w:r>
               <w:rPr>
@@ -13910,7 +14164,23 @@
                 <w:sz w:val="19"/>
                 <w:szCs w:val="19"/>
               </w:rPr>
-              <w:t>Question Bank Service gọi API dịch vụ Cloud Storage (S3) để lấy đường dẫn tải tệp trực tiếp (Presigned URL) có thời gian hết hạn ngắn (5 phút), phản hồi về cho Client kèm token bảo mật.</w:t>
+              <w:t xml:space="preserve">Question Bank Service gọi </w:t>
+            </w:r>
+            <w:r>
+              <w:rPr>
+                <w:rFonts w:ascii="Times New Roman" w:eastAsia="Times New Roman" w:hAnsi="Times New Roman" w:cs="Times New Roman"/>
+                <w:sz w:val="19"/>
+                <w:szCs w:val="19"/>
+              </w:rPr>
+              <w:t>API Object Storage (S3/MinIO)</w:t>
+            </w:r>
+            <w:r>
+              <w:rPr>
+                <w:rFonts w:ascii="Times New Roman" w:eastAsia="Times New Roman" w:hAnsi="Times New Roman" w:cs="Times New Roman"/>
+                <w:sz w:val="19"/>
+                <w:szCs w:val="19"/>
+              </w:rPr>
+              <w:t xml:space="preserve"> để lấy đường dẫn tải tệp trực tiếp (Presigned URL) có thời gian hết hạn ngắn (5 phút), phản hồi về cho Client kèm token bảo mật.</w:t>
             </w:r>
           </w:p>
         </w:tc>
@@ -14004,7 +14274,23 @@
                 <w:sz w:val="19"/>
                 <w:szCs w:val="19"/>
               </w:rPr>
-              <w:t>Ứng dụng Client thực hiện gửi yêu cầu HTTP PUT trực tiếp lên Cloud Storage bằng Presigned URL để upload file, nhận mã HTTP 200 (OK) báo upload thành công.</w:t>
+              <w:t xml:space="preserve">Ứng dụng Client thực hiện gửi yêu cầu HTTP PUT trực tiếp </w:t>
+            </w:r>
+            <w:r>
+              <w:rPr>
+                <w:rFonts w:ascii="Times New Roman" w:eastAsia="Times New Roman" w:hAnsi="Times New Roman" w:cs="Times New Roman"/>
+                <w:sz w:val="19"/>
+                <w:szCs w:val="19"/>
+              </w:rPr>
+              <w:t>lên Object Storage bằng Presigned URL</w:t>
+            </w:r>
+            <w:r>
+              <w:rPr>
+                <w:rFonts w:ascii="Times New Roman" w:eastAsia="Times New Roman" w:hAnsi="Times New Roman" w:cs="Times New Roman"/>
+                <w:sz w:val="19"/>
+                <w:szCs w:val="19"/>
+              </w:rPr>
+              <w:t xml:space="preserve"> để upload file, nhận mã HTTP 200 (OK) báo upload thành công.</w:t>
             </w:r>
           </w:p>
         </w:tc>
@@ -14098,7 +14384,23 @@
                 <w:sz w:val="19"/>
                 <w:szCs w:val="19"/>
               </w:rPr>
-              <w:t>Client gửi yêu cầu lưu câu hỏi (chứa thông tin văn bản và các đường dẫn CDN URL của tệp nghe/ảnh vừa upload) lên Question Bank Service.</w:t>
+              <w:t xml:space="preserve">Client gửi yêu cầu lưu câu hỏi (chứa thông tin văn bản và </w:t>
+            </w:r>
+            <w:r>
+              <w:rPr>
+                <w:rFonts w:ascii="Times New Roman" w:eastAsia="Times New Roman" w:hAnsi="Times New Roman" w:cs="Times New Roman"/>
+                <w:sz w:val="19"/>
+                <w:szCs w:val="19"/>
+              </w:rPr>
+              <w:t>các audio_key/image_key của tệp nghe/ảnh vừa upload</w:t>
+            </w:r>
+            <w:r>
+              <w:rPr>
+                <w:rFonts w:ascii="Times New Roman" w:eastAsia="Times New Roman" w:hAnsi="Times New Roman" w:cs="Times New Roman"/>
+                <w:sz w:val="19"/>
+                <w:szCs w:val="19"/>
+              </w:rPr>
+              <w:t>) lên Question Bank Service.</w:t>
             </w:r>
           </w:p>
         </w:tc>
@@ -14645,7 +14947,31 @@
                 <w:sz w:val="19"/>
                 <w:szCs w:val="19"/>
               </w:rPr>
-              <w:t>1. Question Bank Service kích hoạt tiến trình dọn dẹp (Cleanup) tự động xóa tệp đã upload lên Cloud Storage để tránh lác đác rác bộ nhớ.</w:t>
+              <w:t xml:space="preserve">1. Question Bank Service kích hoạt tiến trình dọn dẹp (Cleanup) tự động xóa tệp đã upload </w:t>
+            </w:r>
+            <w:r>
+              <w:rPr>
+                <w:rFonts w:ascii="Times New Roman" w:eastAsia="Times New Roman" w:hAnsi="Times New Roman" w:cs="Times New Roman"/>
+                <w:sz w:val="19"/>
+                <w:szCs w:val="19"/>
+              </w:rPr>
+              <w:t xml:space="preserve">lên Object Storage để </w:t>
+            </w:r>
+            <w:r>
+              <w:rPr>
+                <w:rFonts w:ascii="Times New Roman" w:eastAsia="Times New Roman" w:hAnsi="Times New Roman" w:cs="Times New Roman"/>
+                <w:sz w:val="19"/>
+                <w:szCs w:val="19"/>
+              </w:rPr>
+              <w:t>tránh lãng phí bộ nhớ</w:t>
+            </w:r>
+            <w:r>
+              <w:rPr>
+                <w:rFonts w:ascii="Times New Roman" w:eastAsia="Times New Roman" w:hAnsi="Times New Roman" w:cs="Times New Roman"/>
+                <w:sz w:val="19"/>
+                <w:szCs w:val="19"/>
+              </w:rPr>
+              <w:t>.</w:t>
             </w:r>
           </w:p>
           <w:p>
@@ -15233,7 +15559,15 @@
                 <w:sz w:val="19"/>
                 <w:szCs w:val="19"/>
               </w:rPr>
-              <w:t xml:space="preserve"> Learning &amp; Theory Service (Quản lý từ vựng và tính toán thuật toán lặp lại ngắt quãng), History &amp; Analytics Service (Cập nhật streak học tập), Message Broker (Truyền thông điệp), Cloud Storage Service (Quản lý tệp phát âm .mp3)</w:t>
+              <w:t xml:space="preserve"> Learning &amp; Theory Service (Quản lý từ vựng và tính toán thuật toán lặp lại ngắt quãng), History &amp; Analytics Service (Cập nhật streak học tập), Message Broker (Truyền thông điệp), </w:t>
+            </w:r>
+            <w:r>
+              <w:rPr>
+                <w:rFonts w:ascii="Times New Roman" w:eastAsia="Times New Roman" w:hAnsi="Times New Roman" w:cs="Times New Roman"/>
+                <w:sz w:val="19"/>
+                <w:szCs w:val="19"/>
+              </w:rPr>
+              <w:t>Object Storage (MinIO/S3) — hạ tầng</w:t>
             </w:r>
           </w:p>
         </w:tc>
@@ -15298,7 +15632,23 @@
                 <w:sz w:val="19"/>
                 <w:szCs w:val="19"/>
               </w:rPr>
-              <w:t xml:space="preserve">Học viên tiến hành học từ vựng mới và ôn tập từ cũ theo từng chủ đề thông qua Flashcard thông minh. Hệ thống tự động phát âm giọng đọc chuẩn của từ vựng từ Cloud Storage CDN và hỗ trợ học viên tự đánh giá mức độ ghi nhớ của mình. Dựa trên đánh giá đó, hệ thống áp dụng </w:t>
+              <w:t xml:space="preserve">Học viên tiến hành học từ vựng mới và ôn tập từ cũ theo từng chủ đề thông qua Flashcard thông minh. Hệ thống tự động phát âm giọng đọc chuẩn của từ vựng </w:t>
+            </w:r>
+            <w:r>
+              <w:rPr>
+                <w:rFonts w:ascii="Times New Roman" w:eastAsia="Times New Roman" w:hAnsi="Times New Roman" w:cs="Times New Roman"/>
+                <w:sz w:val="19"/>
+                <w:szCs w:val="19"/>
+              </w:rPr>
+              <w:t>từ Object Storage (CDN)</w:t>
+            </w:r>
+            <w:r>
+              <w:rPr>
+                <w:rFonts w:ascii="Times New Roman" w:eastAsia="Times New Roman" w:hAnsi="Times New Roman" w:cs="Times New Roman"/>
+                <w:sz w:val="19"/>
+                <w:szCs w:val="19"/>
+              </w:rPr>
+              <w:t xml:space="preserve"> và hỗ trợ học viên tự đánh giá mức độ ghi nhớ của mình. Dựa trên đánh giá đó, hệ thống áp dụng </w:t>
             </w:r>
             <w:r>
               <w:rPr>
@@ -15523,7 +15873,23 @@
                 <w:sz w:val="19"/>
                 <w:szCs w:val="19"/>
               </w:rPr>
-              <w:t>- Trạng thái ghi nhớ của từng từ vựng, hệ số Easiness Factor (EF), số lần ôn tập liên tiếp thành công (repetition number), và ngày ôn tập tiếp theo (Interval) được cập nhật chính xác vào cơ sở dữ liệu learning_db.user_progress.- Sự kiện VocabularyLearnedEvent được phát đi giúp History &amp; Analytics Service đồng bộ tăng điểm và streak học tập.- Màn hình hiển thị kết quả học tập và ngày ôn tập tiếp theo của nhóm từ vựng.</w:t>
+              <w:t xml:space="preserve">- Trạng thái ghi nhớ của từng từ vựng, hệ số Easiness Factor (EF), số lần ôn tập liên tiếp thành công (repetition number), và ngày ôn tập tiếp theo (Interval) được cập nhật chính xác vào cơ sở dữ liệu </w:t>
+            </w:r>
+            <w:r>
+              <w:rPr>
+                <w:rFonts w:ascii="Times New Roman" w:eastAsia="Times New Roman" w:hAnsi="Times New Roman" w:cs="Times New Roman"/>
+                <w:sz w:val="19"/>
+                <w:szCs w:val="19"/>
+              </w:rPr>
+              <w:t>learning_db.user_vocabulary_progress</w:t>
+            </w:r>
+            <w:r>
+              <w:rPr>
+                <w:rFonts w:ascii="Times New Roman" w:eastAsia="Times New Roman" w:hAnsi="Times New Roman" w:cs="Times New Roman"/>
+                <w:sz w:val="19"/>
+                <w:szCs w:val="19"/>
+              </w:rPr>
+              <w:t>.- Sự kiện VocabularyLearnedEvent được phát đi giúp History &amp; Analytics Service đồng bộ tăng điểm và streak học tập.- Màn hình hiển thị kết quả học tập và ngày ôn tập tiếp theo của nhóm từ vựng.</w:t>
             </w:r>
           </w:p>
           <w:p>
@@ -15872,7 +16238,23 @@
                 <w:sz w:val="19"/>
                 <w:szCs w:val="19"/>
               </w:rPr>
-              <w:t>Ứng dụng client gửi yêu cầu tải file âm thanh phát âm (.mp3) và phát giọng đọc chuẩn trực tiếp từ CDN của Cloud Storage.</w:t>
+              <w:t xml:space="preserve">Ứng dụng client gửi yêu cầu tải file âm thanh phát âm (.mp3) và phát giọng đọc chuẩn trực tiếp từ </w:t>
+            </w:r>
+            <w:r>
+              <w:rPr>
+                <w:rFonts w:ascii="Times New Roman" w:eastAsia="Times New Roman" w:hAnsi="Times New Roman" w:cs="Times New Roman"/>
+                <w:sz w:val="19"/>
+                <w:szCs w:val="19"/>
+              </w:rPr>
+              <w:t>CDN của Object Storage</w:t>
+            </w:r>
+            <w:r>
+              <w:rPr>
+                <w:rFonts w:ascii="Times New Roman" w:eastAsia="Times New Roman" w:hAnsi="Times New Roman" w:cs="Times New Roman"/>
+                <w:sz w:val="19"/>
+                <w:szCs w:val="19"/>
+              </w:rPr>
+              <w:t>.</w:t>
             </w:r>
           </w:p>
         </w:tc>
@@ -16459,7 +16841,23 @@
                 <w:sz w:val="19"/>
                 <w:szCs w:val="19"/>
               </w:rPr>
-              <w:t>File âm thanh (.mp3) phát âm của từ vựng trên CDN Cloud Storage bị lỗi không thể tải xuống.</w:t>
+              <w:t xml:space="preserve">File âm thanh (.mp3) phát âm của từ vựng </w:t>
+            </w:r>
+            <w:r>
+              <w:rPr>
+                <w:rFonts w:ascii="Times New Roman" w:eastAsia="Times New Roman" w:hAnsi="Times New Roman" w:cs="Times New Roman"/>
+                <w:sz w:val="19"/>
+                <w:szCs w:val="19"/>
+              </w:rPr>
+              <w:t>trên CDN Object Storage</w:t>
+            </w:r>
+            <w:r>
+              <w:rPr>
+                <w:rFonts w:ascii="Times New Roman" w:eastAsia="Times New Roman" w:hAnsi="Times New Roman" w:cs="Times New Roman"/>
+                <w:sz w:val="19"/>
+                <w:szCs w:val="19"/>
+              </w:rPr>
+              <w:t xml:space="preserve"> bị lỗi không thể tải xuống.</w:t>
             </w:r>
           </w:p>
         </w:tc>
@@ -17125,7 +17523,13 @@
         <w:rPr>
           <w:rFonts w:ascii="Times New Roman" w:eastAsia="Times New Roman" w:hAnsi="Times New Roman" w:cs="Times New Roman"/>
         </w:rPr>
-        <w:t>Nếu một dịch vụ (như AI Chatbox Service) bị lỗi hoặc timeout liên tục quá 5 lần trong 30 giây</w:t>
+        <w:t xml:space="preserve">Nếu một dịch vụ (như AI Chatbox Service) bị lỗi hoặc </w:t>
+      </w:r>
+      <w:r>
+        <w:rPr>
+          <w:rFonts w:ascii="Times New Roman" w:eastAsia="Times New Roman" w:hAnsi="Times New Roman" w:cs="Times New Roman"/>
+        </w:rPr>
+        <w:t>timeout (mỗi request tối đa 10 giây) từ 5 lần trở lên trong 30 giây</w:t>
       </w:r>
       <w:r>
         <w:rPr>
@@ -17549,7 +17953,31 @@
         <w:rPr>
           <w:rFonts w:ascii="Times New Roman" w:eastAsia="Times New Roman" w:hAnsi="Times New Roman" w:cs="Times New Roman"/>
         </w:rPr>
-        <w:t xml:space="preserve"> Các API phiên bản mới phải đảm bảo tương thích ngược với các phiên bản Client cũ thông qua kỹ thuật đánh phiên bản API (ví dụ /api/v1/question và /api/v2/question).</w:t>
+        <w:t xml:space="preserve"> Các API phiên bản mới phải đảm bảo tương thích ngược với các phiên bản Client cũ thông qua kỹ thuật đánh phiên bản API (ví dụ </w:t>
+      </w:r>
+      <w:r>
+        <w:rPr>
+          <w:rFonts w:ascii="Times New Roman" w:eastAsia="Times New Roman" w:hAnsi="Times New Roman" w:cs="Times New Roman"/>
+        </w:rPr>
+        <w:t>/api/v1/questions</w:t>
+      </w:r>
+      <w:r>
+        <w:rPr>
+          <w:rFonts w:ascii="Times New Roman" w:eastAsia="Times New Roman" w:hAnsi="Times New Roman" w:cs="Times New Roman"/>
+        </w:rPr>
+        <w:t xml:space="preserve"> và </w:t>
+      </w:r>
+      <w:r>
+        <w:rPr>
+          <w:rFonts w:ascii="Times New Roman" w:eastAsia="Times New Roman" w:hAnsi="Times New Roman" w:cs="Times New Roman"/>
+        </w:rPr>
+        <w:t>/api/v2/questions</w:t>
+      </w:r>
+      <w:r>
+        <w:rPr>
+          <w:rFonts w:ascii="Times New Roman" w:eastAsia="Times New Roman" w:hAnsi="Times New Roman" w:cs="Times New Roman"/>
+        </w:rPr>
+        <w:t>).</w:t>
       </w:r>
     </w:p>
     <w:p>
@@ -19002,7 +19430,23 @@
                 <w:sz w:val="19"/>
                 <w:szCs w:val="19"/>
               </w:rPr>
-              <w:t>2. Sử dụng hệ thống phân tích log tập trung và Jaeger Tracing để theo dõi sự kiện TestSubmittedEvent được xuất bản thành công từ Exam Service và được History &amp; Analytics Service tiêu thụ cập nhật database thành công.</w:t>
+              <w:t xml:space="preserve">2. Sử dụng hệ thống phân tích log tập trung và </w:t>
+            </w:r>
+            <w:r>
+              <w:rPr>
+                <w:rFonts w:ascii="Times New Roman" w:eastAsia="Times New Roman" w:hAnsi="Times New Roman" w:cs="Times New Roman"/>
+                <w:sz w:val="19"/>
+                <w:szCs w:val="19"/>
+              </w:rPr>
+              <w:t>OpenTelemetry (export Jaeger)</w:t>
+            </w:r>
+            <w:r>
+              <w:rPr>
+                <w:rFonts w:ascii="Times New Roman" w:eastAsia="Times New Roman" w:hAnsi="Times New Roman" w:cs="Times New Roman"/>
+                <w:sz w:val="19"/>
+                <w:szCs w:val="19"/>
+              </w:rPr>
+              <w:t xml:space="preserve"> để theo dõi sự kiện TestSubmittedEvent được xuất bản thành công từ Exam Service và được History &amp; Analytics Service tiêu thụ cập nhật database thành công.</w:t>
             </w:r>
           </w:p>
         </w:tc>
@@ -19635,7 +20079,23 @@
                 <w:sz w:val="19"/>
                 <w:szCs w:val="19"/>
               </w:rPr>
-              <w:t>2. Giả lập trạng thái lệch thời gian (mất mạng) giữa thiết bị khách và Server để kiểm chứng thuật toán Last-Write-Wins ghi nhận đúng bản ghi có dấu mốc thời gian (timestamp) lớn nhất vào auth_db.user_sync_states.</w:t>
+              <w:t xml:space="preserve">2. Giả lập trạng thái lệch thời gian (mất mạng) giữa thiết bị khách và Server để kiểm chứng thuật toán Last-Write-Wins ghi nhận đúng bản ghi có </w:t>
+            </w:r>
+            <w:r>
+              <w:rPr>
+                <w:rFonts w:ascii="Times New Roman" w:eastAsia="Times New Roman" w:hAnsi="Times New Roman" w:cs="Times New Roman"/>
+                <w:sz w:val="19"/>
+                <w:szCs w:val="19"/>
+              </w:rPr>
+              <w:t>version lớn nhất</w:t>
+            </w:r>
+            <w:r>
+              <w:rPr>
+                <w:rFonts w:ascii="Times New Roman" w:eastAsia="Times New Roman" w:hAnsi="Times New Roman" w:cs="Times New Roman"/>
+                <w:sz w:val="19"/>
+                <w:szCs w:val="19"/>
+              </w:rPr>
+              <w:t xml:space="preserve"> vào auth_db.user_sync_states.</w:t>
             </w:r>
           </w:p>
         </w:tc>
@@ -20061,7 +20521,23 @@
                 <w:sz w:val="19"/>
                 <w:szCs w:val="19"/>
               </w:rPr>
-              <w:t>2. Kiểm tra tính toàn vẹn dữ liệu trong cơ sở dữ liệu learning_db.user_progress sau khi kết thúc phiên trắc nghiệm 5 câu để đảm bảo điểm số và tiến trình được ghi nhận đầy đủ.</w:t>
+              <w:t xml:space="preserve">2. Kiểm tra tính toàn vẹn dữ liệu trong cơ sở dữ liệu </w:t>
+            </w:r>
+            <w:r>
+              <w:rPr>
+                <w:rFonts w:ascii="Times New Roman" w:eastAsia="Times New Roman" w:hAnsi="Times New Roman" w:cs="Times New Roman"/>
+                <w:sz w:val="19"/>
+                <w:szCs w:val="19"/>
+              </w:rPr>
+              <w:t>learning_db.user_vocabulary_progress</w:t>
+            </w:r>
+            <w:r>
+              <w:rPr>
+                <w:rFonts w:ascii="Times New Roman" w:eastAsia="Times New Roman" w:hAnsi="Times New Roman" w:cs="Times New Roman"/>
+                <w:sz w:val="19"/>
+                <w:szCs w:val="19"/>
+              </w:rPr>
+              <w:t xml:space="preserve"> sau khi kết thúc phiên trắc nghiệm 5 câu để đảm bảo điểm số và tiến trình được ghi nhận đầy đủ.</w:t>
             </w:r>
           </w:p>
         </w:tc>

--- a/docs/SRS.docx
+++ b/docs/SRS.docx
@@ -11,6 +11,7 @@
           <w:color w:val="000000"/>
         </w:rPr>
       </w:pPr>
+      <w:bookmarkStart w:id="0" w:name="_Toc243404407"/>
       <w:r>
         <w:rPr>
           <w:rFonts w:ascii="Times New Roman" w:eastAsia="Times New Roman" w:hAnsi="Times New Roman" w:cs="Times New Roman"/>
@@ -18,6 +19,7 @@
         </w:rPr>
         <w:t>SOFTWARE REQUIREMENTS SPECIFICATION (SRS)</w:t>
       </w:r>
+      <w:bookmarkEnd w:id="0"/>
     </w:p>
     <w:p>
       <w:pPr>
@@ -27,9 +29,11 @@
           <w:color w:val="FF0000"/>
         </w:rPr>
       </w:pPr>
+      <w:bookmarkStart w:id="1" w:name="_Toc243404408"/>
       <w:r>
         <w:t>Hệ Thống Học Và Ôn Thi TOEIC 2 Kỹ Năng (Listening &amp; Reading)</w:t>
       </w:r>
+      <w:bookmarkEnd w:id="1"/>
     </w:p>
     <w:p>
       <w:pPr>
@@ -47,9 +51,11 @@
       <w:pPr>
         <w:pStyle w:val="Heading3"/>
       </w:pPr>
+      <w:bookmarkStart w:id="2" w:name="_Toc243404409"/>
       <w:r>
         <w:t>THÔNG TIN TÀI LIỆU</w:t>
       </w:r>
+      <w:bookmarkEnd w:id="2"/>
     </w:p>
     <w:p>
       <w:pPr>
@@ -298,9 +304,11 @@
       <w:pPr>
         <w:pStyle w:val="Heading2"/>
       </w:pPr>
+      <w:bookmarkStart w:id="3" w:name="_Toc243404410"/>
       <w:r>
         <w:t>MỤC LỤC TÀI LIỆU</w:t>
       </w:r>
+      <w:bookmarkEnd w:id="3"/>
     </w:p>
     <w:sdt>
       <w:sdtPr>
@@ -314,16 +322,19 @@
       <w:sdtContent>
         <w:p>
           <w:pPr>
-            <w:widowControl w:val="0"/>
+            <w:pStyle w:val="TOC1"/>
             <w:tabs>
-              <w:tab w:val="right" w:pos="12000"/>
+              <w:tab w:val="right" w:leader="dot" w:pos="9350"/>
             </w:tabs>
-            <w:spacing w:before="60" w:after="0" w:line="240" w:lineRule="auto"/>
             <w:rPr>
-              <w:rFonts w:ascii="Times New Roman" w:eastAsia="Times New Roman" w:hAnsi="Times New Roman" w:cs="Times New Roman"/>
-              <w:b/>
-              <w:bCs/>
-              <w:color w:val="000000"/>
+              <w:rFonts w:asciiTheme="minorHAnsi" w:eastAsiaTheme="minorEastAsia" w:hAnsiTheme="minorHAnsi" w:cstheme="minorBidi"/>
+              <w:noProof/>
+              <w:color w:val="auto"/>
+              <w:kern w:val="2"/>
+              <w:sz w:val="24"/>
+              <w:szCs w:val="24"/>
+              <w:lang w:val="en-US"/>
+              <w14:ligatures w14:val="standardContextual"/>
             </w:rPr>
           </w:pPr>
           <w:r>
@@ -335,889 +346,3743 @@
           <w:r>
             <w:fldChar w:fldCharType="separate"/>
           </w:r>
-          <w:hyperlink w:anchor="_heading=">
-            <w:r>
-              <w:rPr>
-                <w:rFonts w:ascii="Times New Roman" w:eastAsia="Times New Roman" w:hAnsi="Times New Roman" w:cs="Times New Roman"/>
-                <w:color w:val="000000"/>
+          <w:hyperlink w:anchor="_Toc243404407" w:history="1">
+            <w:r>
+              <w:rPr>
+                <w:rStyle w:val="Hyperlink"/>
+                <w:rFonts w:ascii="Times New Roman" w:eastAsia="Times New Roman" w:hAnsi="Times New Roman" w:cs="Times New Roman"/>
+                <w:noProof/>
               </w:rPr>
               <w:t>SOFTWARE REQUIREMENTS SPECIFICATION (SRS)</w:t>
             </w:r>
             <w:r>
               <w:rPr>
-                <w:rFonts w:ascii="Times New Roman" w:eastAsia="Times New Roman" w:hAnsi="Times New Roman" w:cs="Times New Roman"/>
-                <w:color w:val="000000"/>
+                <w:noProof/>
+                <w:webHidden/>
               </w:rPr>
               <w:tab/>
+            </w:r>
+            <w:r>
+              <w:rPr>
+                <w:noProof/>
+                <w:webHidden/>
+              </w:rPr>
+              <w:fldChar w:fldCharType="begin"/>
+            </w:r>
+            <w:r>
+              <w:rPr>
+                <w:noProof/>
+                <w:webHidden/>
+              </w:rPr>
+              <w:instrText xml:space="preserve"> PAGEREF _Toc243404407 \h </w:instrText>
+            </w:r>
+            <w:r>
+              <w:rPr>
+                <w:noProof/>
+                <w:webHidden/>
+              </w:rPr>
+            </w:r>
+            <w:r>
+              <w:rPr>
+                <w:noProof/>
+                <w:webHidden/>
+              </w:rPr>
+              <w:fldChar w:fldCharType="separate"/>
+            </w:r>
+            <w:r>
+              <w:rPr>
+                <w:noProof/>
+                <w:webHidden/>
+              </w:rPr>
               <w:t>1</w:t>
+            </w:r>
+            <w:r>
+              <w:rPr>
+                <w:noProof/>
+                <w:webHidden/>
+              </w:rPr>
+              <w:fldChar w:fldCharType="end"/>
             </w:r>
           </w:hyperlink>
         </w:p>
         <w:p>
           <w:pPr>
-            <w:widowControl w:val="0"/>
+            <w:pStyle w:val="TOC2"/>
             <w:tabs>
-              <w:tab w:val="right" w:pos="12000"/>
+              <w:tab w:val="right" w:leader="dot" w:pos="9350"/>
             </w:tabs>
-            <w:spacing w:before="60" w:after="0" w:line="240" w:lineRule="auto"/>
-            <w:ind w:left="360"/>
             <w:rPr>
-              <w:rFonts w:ascii="Times New Roman" w:eastAsia="Times New Roman" w:hAnsi="Times New Roman" w:cs="Times New Roman"/>
-              <w:color w:val="000000"/>
+              <w:rFonts w:asciiTheme="minorHAnsi" w:eastAsiaTheme="minorEastAsia" w:hAnsiTheme="minorHAnsi" w:cstheme="minorBidi"/>
+              <w:noProof/>
+              <w:color w:val="auto"/>
+              <w:kern w:val="2"/>
+              <w:sz w:val="24"/>
+              <w:szCs w:val="24"/>
+              <w:lang w:val="en-US"/>
+              <w14:ligatures w14:val="standardContextual"/>
             </w:rPr>
           </w:pPr>
-          <w:hyperlink w:anchor="_heading=">
-            <w:r>
-              <w:rPr>
-                <w:rFonts w:ascii="Times New Roman" w:eastAsia="Times New Roman" w:hAnsi="Times New Roman" w:cs="Times New Roman"/>
-                <w:color w:val="000000"/>
+          <w:hyperlink w:anchor="_Toc243404408" w:history="1">
+            <w:r>
+              <w:rPr>
+                <w:rStyle w:val="Hyperlink"/>
+                <w:noProof/>
               </w:rPr>
               <w:t>Hệ Thống Học Và Ôn Thi TOEIC 2 Kỹ Năng (Listening &amp; Reading)</w:t>
             </w:r>
             <w:r>
               <w:rPr>
-                <w:rFonts w:ascii="Times New Roman" w:eastAsia="Times New Roman" w:hAnsi="Times New Roman" w:cs="Times New Roman"/>
-                <w:color w:val="000000"/>
+                <w:noProof/>
+                <w:webHidden/>
               </w:rPr>
               <w:tab/>
+            </w:r>
+            <w:r>
+              <w:rPr>
+                <w:noProof/>
+                <w:webHidden/>
+              </w:rPr>
+              <w:fldChar w:fldCharType="begin"/>
+            </w:r>
+            <w:r>
+              <w:rPr>
+                <w:noProof/>
+                <w:webHidden/>
+              </w:rPr>
+              <w:instrText xml:space="preserve"> PAGEREF _Toc243404408 \h </w:instrText>
+            </w:r>
+            <w:r>
+              <w:rPr>
+                <w:noProof/>
+                <w:webHidden/>
+              </w:rPr>
+            </w:r>
+            <w:r>
+              <w:rPr>
+                <w:noProof/>
+                <w:webHidden/>
+              </w:rPr>
+              <w:fldChar w:fldCharType="separate"/>
+            </w:r>
+            <w:r>
+              <w:rPr>
+                <w:noProof/>
+                <w:webHidden/>
+              </w:rPr>
               <w:t>1</w:t>
+            </w:r>
+            <w:r>
+              <w:rPr>
+                <w:noProof/>
+                <w:webHidden/>
+              </w:rPr>
+              <w:fldChar w:fldCharType="end"/>
             </w:r>
           </w:hyperlink>
         </w:p>
         <w:p>
           <w:pPr>
-            <w:widowControl w:val="0"/>
+            <w:pStyle w:val="TOC3"/>
             <w:tabs>
-              <w:tab w:val="right" w:pos="12000"/>
+              <w:tab w:val="right" w:leader="dot" w:pos="9350"/>
             </w:tabs>
-            <w:spacing w:before="60" w:after="0" w:line="240" w:lineRule="auto"/>
-            <w:ind w:left="720"/>
             <w:rPr>
-              <w:rFonts w:ascii="Times New Roman" w:eastAsia="Times New Roman" w:hAnsi="Times New Roman" w:cs="Times New Roman"/>
-              <w:color w:val="000000"/>
+              <w:rFonts w:asciiTheme="minorHAnsi" w:eastAsiaTheme="minorEastAsia" w:hAnsiTheme="minorHAnsi" w:cstheme="minorBidi"/>
+              <w:noProof/>
+              <w:color w:val="auto"/>
+              <w:kern w:val="2"/>
+              <w:sz w:val="24"/>
+              <w:szCs w:val="24"/>
+              <w:lang w:val="en-US"/>
+              <w14:ligatures w14:val="standardContextual"/>
             </w:rPr>
           </w:pPr>
-          <w:hyperlink w:anchor="_heading=">
-            <w:r>
-              <w:rPr>
-                <w:rFonts w:ascii="Times New Roman" w:eastAsia="Times New Roman" w:hAnsi="Times New Roman" w:cs="Times New Roman"/>
-                <w:color w:val="000000"/>
+          <w:hyperlink w:anchor="_Toc243404409" w:history="1">
+            <w:r>
+              <w:rPr>
+                <w:rStyle w:val="Hyperlink"/>
+                <w:noProof/>
               </w:rPr>
               <w:t>THÔNG TIN TÀI LIỆU</w:t>
             </w:r>
             <w:r>
               <w:rPr>
-                <w:rFonts w:ascii="Times New Roman" w:eastAsia="Times New Roman" w:hAnsi="Times New Roman" w:cs="Times New Roman"/>
-                <w:color w:val="000000"/>
+                <w:noProof/>
+                <w:webHidden/>
               </w:rPr>
               <w:tab/>
+            </w:r>
+            <w:r>
+              <w:rPr>
+                <w:noProof/>
+                <w:webHidden/>
+              </w:rPr>
+              <w:fldChar w:fldCharType="begin"/>
+            </w:r>
+            <w:r>
+              <w:rPr>
+                <w:noProof/>
+                <w:webHidden/>
+              </w:rPr>
+              <w:instrText xml:space="preserve"> PAGEREF _Toc243404409 \h </w:instrText>
+            </w:r>
+            <w:r>
+              <w:rPr>
+                <w:noProof/>
+                <w:webHidden/>
+              </w:rPr>
+            </w:r>
+            <w:r>
+              <w:rPr>
+                <w:noProof/>
+                <w:webHidden/>
+              </w:rPr>
+              <w:fldChar w:fldCharType="separate"/>
+            </w:r>
+            <w:r>
+              <w:rPr>
+                <w:noProof/>
+                <w:webHidden/>
+              </w:rPr>
               <w:t>1</w:t>
+            </w:r>
+            <w:r>
+              <w:rPr>
+                <w:noProof/>
+                <w:webHidden/>
+              </w:rPr>
+              <w:fldChar w:fldCharType="end"/>
             </w:r>
           </w:hyperlink>
         </w:p>
         <w:p>
           <w:pPr>
-            <w:widowControl w:val="0"/>
+            <w:pStyle w:val="TOC2"/>
             <w:tabs>
-              <w:tab w:val="right" w:pos="12000"/>
+              <w:tab w:val="right" w:leader="dot" w:pos="9350"/>
             </w:tabs>
-            <w:spacing w:before="60" w:after="0" w:line="240" w:lineRule="auto"/>
-            <w:ind w:left="360"/>
             <w:rPr>
-              <w:rFonts w:ascii="Times New Roman" w:eastAsia="Times New Roman" w:hAnsi="Times New Roman" w:cs="Times New Roman"/>
-              <w:color w:val="000000"/>
+              <w:rFonts w:asciiTheme="minorHAnsi" w:eastAsiaTheme="minorEastAsia" w:hAnsiTheme="minorHAnsi" w:cstheme="minorBidi"/>
+              <w:noProof/>
+              <w:color w:val="auto"/>
+              <w:kern w:val="2"/>
+              <w:sz w:val="24"/>
+              <w:szCs w:val="24"/>
+              <w:lang w:val="en-US"/>
+              <w14:ligatures w14:val="standardContextual"/>
             </w:rPr>
           </w:pPr>
-          <w:hyperlink w:anchor="_heading=">
-            <w:r>
-              <w:rPr>
-                <w:rFonts w:ascii="Times New Roman" w:eastAsia="Times New Roman" w:hAnsi="Times New Roman" w:cs="Times New Roman"/>
-                <w:color w:val="000000"/>
+          <w:hyperlink w:anchor="_Toc243404410" w:history="1">
+            <w:r>
+              <w:rPr>
+                <w:rStyle w:val="Hyperlink"/>
+                <w:noProof/>
               </w:rPr>
               <w:t>MỤC LỤC TÀI LIỆU</w:t>
             </w:r>
             <w:r>
               <w:rPr>
-                <w:rFonts w:ascii="Times New Roman" w:eastAsia="Times New Roman" w:hAnsi="Times New Roman" w:cs="Times New Roman"/>
-                <w:color w:val="000000"/>
+                <w:noProof/>
+                <w:webHidden/>
               </w:rPr>
               <w:tab/>
+            </w:r>
+            <w:r>
+              <w:rPr>
+                <w:noProof/>
+                <w:webHidden/>
+              </w:rPr>
+              <w:fldChar w:fldCharType="begin"/>
+            </w:r>
+            <w:r>
+              <w:rPr>
+                <w:noProof/>
+                <w:webHidden/>
+              </w:rPr>
+              <w:instrText xml:space="preserve"> PAGEREF _Toc243404410 \h </w:instrText>
+            </w:r>
+            <w:r>
+              <w:rPr>
+                <w:noProof/>
+                <w:webHidden/>
+              </w:rPr>
+            </w:r>
+            <w:r>
+              <w:rPr>
+                <w:noProof/>
+                <w:webHidden/>
+              </w:rPr>
+              <w:fldChar w:fldCharType="separate"/>
+            </w:r>
+            <w:r>
+              <w:rPr>
+                <w:noProof/>
+                <w:webHidden/>
+              </w:rPr>
               <w:t>1</w:t>
+            </w:r>
+            <w:r>
+              <w:rPr>
+                <w:noProof/>
+                <w:webHidden/>
+              </w:rPr>
+              <w:fldChar w:fldCharType="end"/>
             </w:r>
           </w:hyperlink>
         </w:p>
         <w:p>
           <w:pPr>
-            <w:widowControl w:val="0"/>
+            <w:pStyle w:val="TOC2"/>
             <w:tabs>
-              <w:tab w:val="right" w:pos="12000"/>
+              <w:tab w:val="left" w:pos="720"/>
+              <w:tab w:val="right" w:leader="dot" w:pos="9350"/>
             </w:tabs>
-            <w:spacing w:before="60" w:after="0" w:line="240" w:lineRule="auto"/>
-            <w:ind w:left="360"/>
             <w:rPr>
-              <w:rFonts w:ascii="Times New Roman" w:eastAsia="Times New Roman" w:hAnsi="Times New Roman" w:cs="Times New Roman"/>
-              <w:color w:val="000000"/>
+              <w:rFonts w:asciiTheme="minorHAnsi" w:eastAsiaTheme="minorEastAsia" w:hAnsiTheme="minorHAnsi" w:cstheme="minorBidi"/>
+              <w:noProof/>
+              <w:color w:val="auto"/>
+              <w:kern w:val="2"/>
+              <w:sz w:val="24"/>
+              <w:szCs w:val="24"/>
+              <w:lang w:val="en-US"/>
+              <w14:ligatures w14:val="standardContextual"/>
             </w:rPr>
           </w:pPr>
-          <w:hyperlink w:anchor="_heading=">
-            <w:r>
-              <w:rPr>
-                <w:rFonts w:ascii="Times New Roman" w:eastAsia="Times New Roman" w:hAnsi="Times New Roman" w:cs="Times New Roman"/>
-                <w:color w:val="000000"/>
-              </w:rPr>
-              <w:t>1. GIỚI THIỆU CHUNG</w:t>
-            </w:r>
-            <w:r>
-              <w:rPr>
-                <w:rFonts w:ascii="Times New Roman" w:eastAsia="Times New Roman" w:hAnsi="Times New Roman" w:cs="Times New Roman"/>
-                <w:color w:val="000000"/>
+          <w:hyperlink w:anchor="_Toc243404411" w:history="1">
+            <w:r>
+              <w:rPr>
+                <w:rStyle w:val="Hyperlink"/>
+                <w:noProof/>
+              </w:rPr>
+              <w:t>1.</w:t>
+            </w:r>
+            <w:r>
+              <w:rPr>
+                <w:rFonts w:asciiTheme="minorHAnsi" w:eastAsiaTheme="minorEastAsia" w:hAnsiTheme="minorHAnsi" w:cstheme="minorBidi"/>
+                <w:noProof/>
+                <w:color w:val="auto"/>
+                <w:kern w:val="2"/>
+                <w:sz w:val="24"/>
+                <w:szCs w:val="24"/>
+                <w:lang w:val="en-US"/>
+                <w14:ligatures w14:val="standardContextual"/>
               </w:rPr>
               <w:tab/>
+            </w:r>
+            <w:r>
+              <w:rPr>
+                <w:rStyle w:val="Hyperlink"/>
+                <w:noProof/>
+              </w:rPr>
+              <w:t>GIỚI THIỆU CHUNG</w:t>
+            </w:r>
+            <w:r>
+              <w:rPr>
+                <w:noProof/>
+                <w:webHidden/>
+              </w:rPr>
+              <w:tab/>
+            </w:r>
+            <w:r>
+              <w:rPr>
+                <w:noProof/>
+                <w:webHidden/>
+              </w:rPr>
+              <w:fldChar w:fldCharType="begin"/>
+            </w:r>
+            <w:r>
+              <w:rPr>
+                <w:noProof/>
+                <w:webHidden/>
+              </w:rPr>
+              <w:instrText xml:space="preserve"> PAGEREF _Toc243404411 \h </w:instrText>
+            </w:r>
+            <w:r>
+              <w:rPr>
+                <w:noProof/>
+                <w:webHidden/>
+              </w:rPr>
+            </w:r>
+            <w:r>
+              <w:rPr>
+                <w:noProof/>
+                <w:webHidden/>
+              </w:rPr>
+              <w:fldChar w:fldCharType="separate"/>
+            </w:r>
+            <w:r>
+              <w:rPr>
+                <w:noProof/>
+                <w:webHidden/>
+              </w:rPr>
               <w:t>2</w:t>
+            </w:r>
+            <w:r>
+              <w:rPr>
+                <w:noProof/>
+                <w:webHidden/>
+              </w:rPr>
+              <w:fldChar w:fldCharType="end"/>
             </w:r>
           </w:hyperlink>
         </w:p>
         <w:p>
           <w:pPr>
-            <w:widowControl w:val="0"/>
+            <w:pStyle w:val="TOC3"/>
             <w:tabs>
-              <w:tab w:val="right" w:pos="12000"/>
+              <w:tab w:val="left" w:pos="960"/>
+              <w:tab w:val="right" w:leader="dot" w:pos="9350"/>
             </w:tabs>
-            <w:spacing w:before="60" w:after="0" w:line="240" w:lineRule="auto"/>
-            <w:ind w:left="720"/>
             <w:rPr>
-              <w:rFonts w:ascii="Times New Roman" w:eastAsia="Times New Roman" w:hAnsi="Times New Roman" w:cs="Times New Roman"/>
-              <w:color w:val="000000"/>
+              <w:rFonts w:asciiTheme="minorHAnsi" w:eastAsiaTheme="minorEastAsia" w:hAnsiTheme="minorHAnsi" w:cstheme="minorBidi"/>
+              <w:noProof/>
+              <w:color w:val="auto"/>
+              <w:kern w:val="2"/>
+              <w:sz w:val="24"/>
+              <w:szCs w:val="24"/>
+              <w:lang w:val="en-US"/>
+              <w14:ligatures w14:val="standardContextual"/>
             </w:rPr>
           </w:pPr>
-          <w:hyperlink w:anchor="_heading=">
-            <w:r>
-              <w:rPr>
-                <w:rFonts w:ascii="Times New Roman" w:eastAsia="Times New Roman" w:hAnsi="Times New Roman" w:cs="Times New Roman"/>
-                <w:color w:val="000000"/>
-              </w:rPr>
-              <w:t>1.1 Mục đích tài liệu</w:t>
-            </w:r>
-            <w:r>
-              <w:rPr>
-                <w:rFonts w:ascii="Times New Roman" w:eastAsia="Times New Roman" w:hAnsi="Times New Roman" w:cs="Times New Roman"/>
-                <w:color w:val="000000"/>
+          <w:hyperlink w:anchor="_Toc243404412" w:history="1">
+            <w:r>
+              <w:rPr>
+                <w:rStyle w:val="Hyperlink"/>
+                <w:noProof/>
+              </w:rPr>
+              <w:t>1.1</w:t>
+            </w:r>
+            <w:r>
+              <w:rPr>
+                <w:rFonts w:asciiTheme="minorHAnsi" w:eastAsiaTheme="minorEastAsia" w:hAnsiTheme="minorHAnsi" w:cstheme="minorBidi"/>
+                <w:noProof/>
+                <w:color w:val="auto"/>
+                <w:kern w:val="2"/>
+                <w:sz w:val="24"/>
+                <w:szCs w:val="24"/>
+                <w:lang w:val="en-US"/>
+                <w14:ligatures w14:val="standardContextual"/>
               </w:rPr>
               <w:tab/>
+            </w:r>
+            <w:r>
+              <w:rPr>
+                <w:rStyle w:val="Hyperlink"/>
+                <w:noProof/>
+              </w:rPr>
+              <w:t>Mục đích tài liệu</w:t>
+            </w:r>
+            <w:r>
+              <w:rPr>
+                <w:noProof/>
+                <w:webHidden/>
+              </w:rPr>
+              <w:tab/>
+            </w:r>
+            <w:r>
+              <w:rPr>
+                <w:noProof/>
+                <w:webHidden/>
+              </w:rPr>
+              <w:fldChar w:fldCharType="begin"/>
+            </w:r>
+            <w:r>
+              <w:rPr>
+                <w:noProof/>
+                <w:webHidden/>
+              </w:rPr>
+              <w:instrText xml:space="preserve"> PAGEREF _Toc243404412 \h </w:instrText>
+            </w:r>
+            <w:r>
+              <w:rPr>
+                <w:noProof/>
+                <w:webHidden/>
+              </w:rPr>
+            </w:r>
+            <w:r>
+              <w:rPr>
+                <w:noProof/>
+                <w:webHidden/>
+              </w:rPr>
+              <w:fldChar w:fldCharType="separate"/>
+            </w:r>
+            <w:r>
+              <w:rPr>
+                <w:noProof/>
+                <w:webHidden/>
+              </w:rPr>
               <w:t>2</w:t>
+            </w:r>
+            <w:r>
+              <w:rPr>
+                <w:noProof/>
+                <w:webHidden/>
+              </w:rPr>
+              <w:fldChar w:fldCharType="end"/>
             </w:r>
           </w:hyperlink>
         </w:p>
         <w:p>
           <w:pPr>
-            <w:widowControl w:val="0"/>
+            <w:pStyle w:val="TOC3"/>
             <w:tabs>
-              <w:tab w:val="right" w:pos="12000"/>
+              <w:tab w:val="left" w:pos="960"/>
+              <w:tab w:val="right" w:leader="dot" w:pos="9350"/>
             </w:tabs>
-            <w:spacing w:before="60" w:after="0" w:line="240" w:lineRule="auto"/>
-            <w:ind w:left="720"/>
             <w:rPr>
-              <w:rFonts w:ascii="Times New Roman" w:eastAsia="Times New Roman" w:hAnsi="Times New Roman" w:cs="Times New Roman"/>
-              <w:color w:val="000000"/>
+              <w:rFonts w:asciiTheme="minorHAnsi" w:eastAsiaTheme="minorEastAsia" w:hAnsiTheme="minorHAnsi" w:cstheme="minorBidi"/>
+              <w:noProof/>
+              <w:color w:val="auto"/>
+              <w:kern w:val="2"/>
+              <w:sz w:val="24"/>
+              <w:szCs w:val="24"/>
+              <w:lang w:val="en-US"/>
+              <w14:ligatures w14:val="standardContextual"/>
             </w:rPr>
           </w:pPr>
-          <w:hyperlink w:anchor="_heading=">
-            <w:r>
-              <w:rPr>
-                <w:rFonts w:ascii="Times New Roman" w:eastAsia="Times New Roman" w:hAnsi="Times New Roman" w:cs="Times New Roman"/>
-                <w:color w:val="000000"/>
-              </w:rPr>
-              <w:t>1.2 Phạm vi sản phẩm phần mềm</w:t>
-            </w:r>
-            <w:r>
-              <w:rPr>
-                <w:rFonts w:ascii="Times New Roman" w:eastAsia="Times New Roman" w:hAnsi="Times New Roman" w:cs="Times New Roman"/>
-                <w:color w:val="000000"/>
+          <w:hyperlink w:anchor="_Toc243404413" w:history="1">
+            <w:r>
+              <w:rPr>
+                <w:rStyle w:val="Hyperlink"/>
+                <w:noProof/>
+              </w:rPr>
+              <w:t>1.2</w:t>
+            </w:r>
+            <w:r>
+              <w:rPr>
+                <w:rFonts w:asciiTheme="minorHAnsi" w:eastAsiaTheme="minorEastAsia" w:hAnsiTheme="minorHAnsi" w:cstheme="minorBidi"/>
+                <w:noProof/>
+                <w:color w:val="auto"/>
+                <w:kern w:val="2"/>
+                <w:sz w:val="24"/>
+                <w:szCs w:val="24"/>
+                <w:lang w:val="en-US"/>
+                <w14:ligatures w14:val="standardContextual"/>
               </w:rPr>
               <w:tab/>
-              <w:t>2</w:t>
+            </w:r>
+            <w:r>
+              <w:rPr>
+                <w:rStyle w:val="Hyperlink"/>
+                <w:noProof/>
+              </w:rPr>
+              <w:t>Phạm vi sản phẩm phần mềm</w:t>
+            </w:r>
+            <w:r>
+              <w:rPr>
+                <w:noProof/>
+                <w:webHidden/>
+              </w:rPr>
+              <w:tab/>
+            </w:r>
+            <w:r>
+              <w:rPr>
+                <w:noProof/>
+                <w:webHidden/>
+              </w:rPr>
+              <w:fldChar w:fldCharType="begin"/>
+            </w:r>
+            <w:r>
+              <w:rPr>
+                <w:noProof/>
+                <w:webHidden/>
+              </w:rPr>
+              <w:instrText xml:space="preserve"> PAGEREF _Toc243404413 \h </w:instrText>
+            </w:r>
+            <w:r>
+              <w:rPr>
+                <w:noProof/>
+                <w:webHidden/>
+              </w:rPr>
+            </w:r>
+            <w:r>
+              <w:rPr>
+                <w:noProof/>
+                <w:webHidden/>
+              </w:rPr>
+              <w:fldChar w:fldCharType="separate"/>
+            </w:r>
+            <w:r>
+              <w:rPr>
+                <w:noProof/>
+                <w:webHidden/>
+              </w:rPr>
+              <w:t>3</w:t>
+            </w:r>
+            <w:r>
+              <w:rPr>
+                <w:noProof/>
+                <w:webHidden/>
+              </w:rPr>
+              <w:fldChar w:fldCharType="end"/>
             </w:r>
           </w:hyperlink>
         </w:p>
         <w:p>
           <w:pPr>
-            <w:widowControl w:val="0"/>
+            <w:pStyle w:val="TOC3"/>
             <w:tabs>
-              <w:tab w:val="right" w:pos="12000"/>
+              <w:tab w:val="left" w:pos="960"/>
+              <w:tab w:val="right" w:leader="dot" w:pos="9350"/>
             </w:tabs>
-            <w:spacing w:before="60" w:after="0" w:line="240" w:lineRule="auto"/>
-            <w:ind w:left="720"/>
             <w:rPr>
-              <w:rFonts w:ascii="Times New Roman" w:eastAsia="Times New Roman" w:hAnsi="Times New Roman" w:cs="Times New Roman"/>
-              <w:color w:val="000000"/>
+              <w:rFonts w:asciiTheme="minorHAnsi" w:eastAsiaTheme="minorEastAsia" w:hAnsiTheme="minorHAnsi" w:cstheme="minorBidi"/>
+              <w:noProof/>
+              <w:color w:val="auto"/>
+              <w:kern w:val="2"/>
+              <w:sz w:val="24"/>
+              <w:szCs w:val="24"/>
+              <w:lang w:val="en-US"/>
+              <w14:ligatures w14:val="standardContextual"/>
             </w:rPr>
           </w:pPr>
-          <w:hyperlink w:anchor="_heading=">
-            <w:r>
-              <w:rPr>
-                <w:rFonts w:ascii="Times New Roman" w:eastAsia="Times New Roman" w:hAnsi="Times New Roman" w:cs="Times New Roman"/>
-                <w:color w:val="000000"/>
-              </w:rPr>
-              <w:t>1.3 Độc giả định hướng</w:t>
-            </w:r>
-            <w:r>
-              <w:rPr>
-                <w:rFonts w:ascii="Times New Roman" w:eastAsia="Times New Roman" w:hAnsi="Times New Roman" w:cs="Times New Roman"/>
-                <w:color w:val="000000"/>
+          <w:hyperlink w:anchor="_Toc243404414" w:history="1">
+            <w:r>
+              <w:rPr>
+                <w:rStyle w:val="Hyperlink"/>
+                <w:noProof/>
+              </w:rPr>
+              <w:t>1.3</w:t>
+            </w:r>
+            <w:r>
+              <w:rPr>
+                <w:rFonts w:asciiTheme="minorHAnsi" w:eastAsiaTheme="minorEastAsia" w:hAnsiTheme="minorHAnsi" w:cstheme="minorBidi"/>
+                <w:noProof/>
+                <w:color w:val="auto"/>
+                <w:kern w:val="2"/>
+                <w:sz w:val="24"/>
+                <w:szCs w:val="24"/>
+                <w:lang w:val="en-US"/>
+                <w14:ligatures w14:val="standardContextual"/>
               </w:rPr>
               <w:tab/>
+            </w:r>
+            <w:r>
+              <w:rPr>
+                <w:rStyle w:val="Hyperlink"/>
+                <w:noProof/>
+              </w:rPr>
+              <w:t>Độc giả định hướng</w:t>
+            </w:r>
+            <w:r>
+              <w:rPr>
+                <w:noProof/>
+                <w:webHidden/>
+              </w:rPr>
+              <w:tab/>
+            </w:r>
+            <w:r>
+              <w:rPr>
+                <w:noProof/>
+                <w:webHidden/>
+              </w:rPr>
+              <w:fldChar w:fldCharType="begin"/>
+            </w:r>
+            <w:r>
+              <w:rPr>
+                <w:noProof/>
+                <w:webHidden/>
+              </w:rPr>
+              <w:instrText xml:space="preserve"> PAGEREF _Toc243404414 \h </w:instrText>
+            </w:r>
+            <w:r>
+              <w:rPr>
+                <w:noProof/>
+                <w:webHidden/>
+              </w:rPr>
+            </w:r>
+            <w:r>
+              <w:rPr>
+                <w:noProof/>
+                <w:webHidden/>
+              </w:rPr>
+              <w:fldChar w:fldCharType="separate"/>
+            </w:r>
+            <w:r>
+              <w:rPr>
+                <w:noProof/>
+                <w:webHidden/>
+              </w:rPr>
               <w:t>3</w:t>
+            </w:r>
+            <w:r>
+              <w:rPr>
+                <w:noProof/>
+                <w:webHidden/>
+              </w:rPr>
+              <w:fldChar w:fldCharType="end"/>
             </w:r>
           </w:hyperlink>
         </w:p>
         <w:p>
           <w:pPr>
-            <w:widowControl w:val="0"/>
+            <w:pStyle w:val="TOC3"/>
             <w:tabs>
-              <w:tab w:val="right" w:pos="12000"/>
+              <w:tab w:val="left" w:pos="960"/>
+              <w:tab w:val="right" w:leader="dot" w:pos="9350"/>
             </w:tabs>
-            <w:spacing w:before="60" w:after="0" w:line="240" w:lineRule="auto"/>
-            <w:ind w:left="720"/>
             <w:rPr>
-              <w:rFonts w:ascii="Times New Roman" w:eastAsia="Times New Roman" w:hAnsi="Times New Roman" w:cs="Times New Roman"/>
-              <w:color w:val="000000"/>
+              <w:rFonts w:asciiTheme="minorHAnsi" w:eastAsiaTheme="minorEastAsia" w:hAnsiTheme="minorHAnsi" w:cstheme="minorBidi"/>
+              <w:noProof/>
+              <w:color w:val="auto"/>
+              <w:kern w:val="2"/>
+              <w:sz w:val="24"/>
+              <w:szCs w:val="24"/>
+              <w:lang w:val="en-US"/>
+              <w14:ligatures w14:val="standardContextual"/>
             </w:rPr>
           </w:pPr>
-          <w:hyperlink w:anchor="_heading=">
-            <w:r>
-              <w:rPr>
-                <w:rFonts w:ascii="Times New Roman" w:eastAsia="Times New Roman" w:hAnsi="Times New Roman" w:cs="Times New Roman"/>
-                <w:color w:val="000000"/>
-              </w:rPr>
-              <w:t>1.4 Tài liệu tham chiếu và tiêu chuẩn áp dụng</w:t>
-            </w:r>
-            <w:r>
-              <w:rPr>
-                <w:rFonts w:ascii="Times New Roman" w:eastAsia="Times New Roman" w:hAnsi="Times New Roman" w:cs="Times New Roman"/>
-                <w:color w:val="000000"/>
+          <w:hyperlink w:anchor="_Toc243404415" w:history="1">
+            <w:r>
+              <w:rPr>
+                <w:rStyle w:val="Hyperlink"/>
+                <w:noProof/>
+              </w:rPr>
+              <w:t>1.4</w:t>
+            </w:r>
+            <w:r>
+              <w:rPr>
+                <w:rFonts w:asciiTheme="minorHAnsi" w:eastAsiaTheme="minorEastAsia" w:hAnsiTheme="minorHAnsi" w:cstheme="minorBidi"/>
+                <w:noProof/>
+                <w:color w:val="auto"/>
+                <w:kern w:val="2"/>
+                <w:sz w:val="24"/>
+                <w:szCs w:val="24"/>
+                <w:lang w:val="en-US"/>
+                <w14:ligatures w14:val="standardContextual"/>
               </w:rPr>
               <w:tab/>
+            </w:r>
+            <w:r>
+              <w:rPr>
+                <w:rStyle w:val="Hyperlink"/>
+                <w:noProof/>
+              </w:rPr>
+              <w:t>Tài liệu tham chiếu và tiêu chuẩn áp dụng</w:t>
+            </w:r>
+            <w:r>
+              <w:rPr>
+                <w:noProof/>
+                <w:webHidden/>
+              </w:rPr>
+              <w:tab/>
+            </w:r>
+            <w:r>
+              <w:rPr>
+                <w:noProof/>
+                <w:webHidden/>
+              </w:rPr>
+              <w:fldChar w:fldCharType="begin"/>
+            </w:r>
+            <w:r>
+              <w:rPr>
+                <w:noProof/>
+                <w:webHidden/>
+              </w:rPr>
+              <w:instrText xml:space="preserve"> PAGEREF _Toc243404415 \h </w:instrText>
+            </w:r>
+            <w:r>
+              <w:rPr>
+                <w:noProof/>
+                <w:webHidden/>
+              </w:rPr>
+            </w:r>
+            <w:r>
+              <w:rPr>
+                <w:noProof/>
+                <w:webHidden/>
+              </w:rPr>
+              <w:fldChar w:fldCharType="separate"/>
+            </w:r>
+            <w:r>
+              <w:rPr>
+                <w:noProof/>
+                <w:webHidden/>
+              </w:rPr>
               <w:t>3</w:t>
+            </w:r>
+            <w:r>
+              <w:rPr>
+                <w:noProof/>
+                <w:webHidden/>
+              </w:rPr>
+              <w:fldChar w:fldCharType="end"/>
             </w:r>
           </w:hyperlink>
         </w:p>
         <w:p>
           <w:pPr>
-            <w:widowControl w:val="0"/>
+            <w:pStyle w:val="TOC3"/>
             <w:tabs>
-              <w:tab w:val="right" w:pos="12000"/>
+              <w:tab w:val="left" w:pos="960"/>
+              <w:tab w:val="right" w:leader="dot" w:pos="9350"/>
             </w:tabs>
-            <w:spacing w:before="60" w:after="0" w:line="240" w:lineRule="auto"/>
-            <w:ind w:left="720"/>
             <w:rPr>
-              <w:rFonts w:ascii="Times New Roman" w:eastAsia="Times New Roman" w:hAnsi="Times New Roman" w:cs="Times New Roman"/>
-              <w:color w:val="000000"/>
+              <w:rFonts w:asciiTheme="minorHAnsi" w:eastAsiaTheme="minorEastAsia" w:hAnsiTheme="minorHAnsi" w:cstheme="minorBidi"/>
+              <w:noProof/>
+              <w:color w:val="auto"/>
+              <w:kern w:val="2"/>
+              <w:sz w:val="24"/>
+              <w:szCs w:val="24"/>
+              <w:lang w:val="en-US"/>
+              <w14:ligatures w14:val="standardContextual"/>
             </w:rPr>
           </w:pPr>
-          <w:hyperlink w:anchor="_heading=">
-            <w:r>
-              <w:rPr>
-                <w:rFonts w:ascii="Times New Roman" w:eastAsia="Times New Roman" w:hAnsi="Times New Roman" w:cs="Times New Roman"/>
-                <w:color w:val="000000"/>
-              </w:rPr>
-              <w:t>1.5 Bảng định nghĩa thuật ngữ và viết tắt</w:t>
-            </w:r>
-            <w:r>
-              <w:rPr>
-                <w:rFonts w:ascii="Times New Roman" w:eastAsia="Times New Roman" w:hAnsi="Times New Roman" w:cs="Times New Roman"/>
-                <w:color w:val="000000"/>
+          <w:hyperlink w:anchor="_Toc243404416" w:history="1">
+            <w:r>
+              <w:rPr>
+                <w:rStyle w:val="Hyperlink"/>
+                <w:noProof/>
+              </w:rPr>
+              <w:t>1.5</w:t>
+            </w:r>
+            <w:r>
+              <w:rPr>
+                <w:rFonts w:asciiTheme="minorHAnsi" w:eastAsiaTheme="minorEastAsia" w:hAnsiTheme="minorHAnsi" w:cstheme="minorBidi"/>
+                <w:noProof/>
+                <w:color w:val="auto"/>
+                <w:kern w:val="2"/>
+                <w:sz w:val="24"/>
+                <w:szCs w:val="24"/>
+                <w:lang w:val="en-US"/>
+                <w14:ligatures w14:val="standardContextual"/>
               </w:rPr>
               <w:tab/>
-              <w:t>3</w:t>
+            </w:r>
+            <w:r>
+              <w:rPr>
+                <w:rStyle w:val="Hyperlink"/>
+                <w:noProof/>
+              </w:rPr>
+              <w:t>Bảng định nghĩa thuật ngữ và viết tắt</w:t>
+            </w:r>
+            <w:r>
+              <w:rPr>
+                <w:noProof/>
+                <w:webHidden/>
+              </w:rPr>
+              <w:tab/>
+            </w:r>
+            <w:r>
+              <w:rPr>
+                <w:noProof/>
+                <w:webHidden/>
+              </w:rPr>
+              <w:fldChar w:fldCharType="begin"/>
+            </w:r>
+            <w:r>
+              <w:rPr>
+                <w:noProof/>
+                <w:webHidden/>
+              </w:rPr>
+              <w:instrText xml:space="preserve"> PAGEREF _Toc243404416 \h </w:instrText>
+            </w:r>
+            <w:r>
+              <w:rPr>
+                <w:noProof/>
+                <w:webHidden/>
+              </w:rPr>
+            </w:r>
+            <w:r>
+              <w:rPr>
+                <w:noProof/>
+                <w:webHidden/>
+              </w:rPr>
+              <w:fldChar w:fldCharType="separate"/>
+            </w:r>
+            <w:r>
+              <w:rPr>
+                <w:noProof/>
+                <w:webHidden/>
+              </w:rPr>
+              <w:t>4</w:t>
+            </w:r>
+            <w:r>
+              <w:rPr>
+                <w:noProof/>
+                <w:webHidden/>
+              </w:rPr>
+              <w:fldChar w:fldCharType="end"/>
             </w:r>
           </w:hyperlink>
         </w:p>
         <w:p>
           <w:pPr>
-            <w:widowControl w:val="0"/>
+            <w:pStyle w:val="TOC3"/>
             <w:tabs>
-              <w:tab w:val="right" w:pos="12000"/>
+              <w:tab w:val="left" w:pos="960"/>
+              <w:tab w:val="right" w:leader="dot" w:pos="9350"/>
             </w:tabs>
-            <w:spacing w:before="60" w:after="0" w:line="240" w:lineRule="auto"/>
-            <w:ind w:left="720"/>
             <w:rPr>
-              <w:rFonts w:ascii="Times New Roman" w:eastAsia="Times New Roman" w:hAnsi="Times New Roman" w:cs="Times New Roman"/>
-              <w:color w:val="000000"/>
+              <w:rFonts w:asciiTheme="minorHAnsi" w:eastAsiaTheme="minorEastAsia" w:hAnsiTheme="minorHAnsi" w:cstheme="minorBidi"/>
+              <w:noProof/>
+              <w:color w:val="auto"/>
+              <w:kern w:val="2"/>
+              <w:sz w:val="24"/>
+              <w:szCs w:val="24"/>
+              <w:lang w:val="en-US"/>
+              <w14:ligatures w14:val="standardContextual"/>
             </w:rPr>
           </w:pPr>
-          <w:hyperlink w:anchor="_heading=">
-            <w:r>
-              <w:rPr>
-                <w:rFonts w:ascii="Times New Roman" w:eastAsia="Times New Roman" w:hAnsi="Times New Roman" w:cs="Times New Roman"/>
-                <w:color w:val="000000"/>
-              </w:rPr>
-              <w:t>1.6 Tổng quan cấu trúc tài liệu</w:t>
-            </w:r>
-            <w:r>
-              <w:rPr>
-                <w:rFonts w:ascii="Times New Roman" w:eastAsia="Times New Roman" w:hAnsi="Times New Roman" w:cs="Times New Roman"/>
-                <w:color w:val="000000"/>
+          <w:hyperlink w:anchor="_Toc243404417" w:history="1">
+            <w:r>
+              <w:rPr>
+                <w:rStyle w:val="Hyperlink"/>
+                <w:noProof/>
+              </w:rPr>
+              <w:t>1.6</w:t>
+            </w:r>
+            <w:r>
+              <w:rPr>
+                <w:rFonts w:asciiTheme="minorHAnsi" w:eastAsiaTheme="minorEastAsia" w:hAnsiTheme="minorHAnsi" w:cstheme="minorBidi"/>
+                <w:noProof/>
+                <w:color w:val="auto"/>
+                <w:kern w:val="2"/>
+                <w:sz w:val="24"/>
+                <w:szCs w:val="24"/>
+                <w:lang w:val="en-US"/>
+                <w14:ligatures w14:val="standardContextual"/>
               </w:rPr>
               <w:tab/>
+            </w:r>
+            <w:r>
+              <w:rPr>
+                <w:rStyle w:val="Hyperlink"/>
+                <w:noProof/>
+              </w:rPr>
+              <w:t>Tổng quan cấu trúc tài liệu</w:t>
+            </w:r>
+            <w:r>
+              <w:rPr>
+                <w:noProof/>
+                <w:webHidden/>
+              </w:rPr>
+              <w:tab/>
+            </w:r>
+            <w:r>
+              <w:rPr>
+                <w:noProof/>
+                <w:webHidden/>
+              </w:rPr>
+              <w:fldChar w:fldCharType="begin"/>
+            </w:r>
+            <w:r>
+              <w:rPr>
+                <w:noProof/>
+                <w:webHidden/>
+              </w:rPr>
+              <w:instrText xml:space="preserve"> PAGEREF _Toc243404417 \h </w:instrText>
+            </w:r>
+            <w:r>
+              <w:rPr>
+                <w:noProof/>
+                <w:webHidden/>
+              </w:rPr>
+            </w:r>
+            <w:r>
+              <w:rPr>
+                <w:noProof/>
+                <w:webHidden/>
+              </w:rPr>
+              <w:fldChar w:fldCharType="separate"/>
+            </w:r>
+            <w:r>
+              <w:rPr>
+                <w:noProof/>
+                <w:webHidden/>
+              </w:rPr>
               <w:t>4</w:t>
+            </w:r>
+            <w:r>
+              <w:rPr>
+                <w:noProof/>
+                <w:webHidden/>
+              </w:rPr>
+              <w:fldChar w:fldCharType="end"/>
             </w:r>
           </w:hyperlink>
         </w:p>
         <w:p>
           <w:pPr>
-            <w:widowControl w:val="0"/>
+            <w:pStyle w:val="TOC2"/>
             <w:tabs>
-              <w:tab w:val="right" w:pos="12000"/>
+              <w:tab w:val="left" w:pos="720"/>
+              <w:tab w:val="right" w:leader="dot" w:pos="9350"/>
             </w:tabs>
-            <w:spacing w:before="60" w:after="0" w:line="240" w:lineRule="auto"/>
-            <w:ind w:left="360"/>
             <w:rPr>
-              <w:rFonts w:ascii="Times New Roman" w:eastAsia="Times New Roman" w:hAnsi="Times New Roman" w:cs="Times New Roman"/>
-              <w:color w:val="000000"/>
+              <w:rFonts w:asciiTheme="minorHAnsi" w:eastAsiaTheme="minorEastAsia" w:hAnsiTheme="minorHAnsi" w:cstheme="minorBidi"/>
+              <w:noProof/>
+              <w:color w:val="auto"/>
+              <w:kern w:val="2"/>
+              <w:sz w:val="24"/>
+              <w:szCs w:val="24"/>
+              <w:lang w:val="en-US"/>
+              <w14:ligatures w14:val="standardContextual"/>
             </w:rPr>
           </w:pPr>
-          <w:hyperlink w:anchor="_heading=">
-            <w:r>
-              <w:rPr>
-                <w:rFonts w:ascii="Times New Roman" w:eastAsia="Times New Roman" w:hAnsi="Times New Roman" w:cs="Times New Roman"/>
-                <w:color w:val="000000"/>
-              </w:rPr>
-              <w:t>2. MÔ TẢ TỔNG QUAN SẢN PHẨM</w:t>
-            </w:r>
-            <w:r>
-              <w:rPr>
-                <w:rFonts w:ascii="Times New Roman" w:eastAsia="Times New Roman" w:hAnsi="Times New Roman" w:cs="Times New Roman"/>
-                <w:color w:val="000000"/>
+          <w:hyperlink w:anchor="_Toc243404418" w:history="1">
+            <w:r>
+              <w:rPr>
+                <w:rStyle w:val="Hyperlink"/>
+                <w:noProof/>
+              </w:rPr>
+              <w:t>2.</w:t>
+            </w:r>
+            <w:r>
+              <w:rPr>
+                <w:rFonts w:asciiTheme="minorHAnsi" w:eastAsiaTheme="minorEastAsia" w:hAnsiTheme="minorHAnsi" w:cstheme="minorBidi"/>
+                <w:noProof/>
+                <w:color w:val="auto"/>
+                <w:kern w:val="2"/>
+                <w:sz w:val="24"/>
+                <w:szCs w:val="24"/>
+                <w:lang w:val="en-US"/>
+                <w14:ligatures w14:val="standardContextual"/>
               </w:rPr>
               <w:tab/>
+            </w:r>
+            <w:r>
+              <w:rPr>
+                <w:rStyle w:val="Hyperlink"/>
+                <w:noProof/>
+              </w:rPr>
+              <w:t>MÔ TẢ TỔNG QUAN SẢN PHẨM</w:t>
+            </w:r>
+            <w:r>
+              <w:rPr>
+                <w:noProof/>
+                <w:webHidden/>
+              </w:rPr>
+              <w:tab/>
+            </w:r>
+            <w:r>
+              <w:rPr>
+                <w:noProof/>
+                <w:webHidden/>
+              </w:rPr>
+              <w:fldChar w:fldCharType="begin"/>
+            </w:r>
+            <w:r>
+              <w:rPr>
+                <w:noProof/>
+                <w:webHidden/>
+              </w:rPr>
+              <w:instrText xml:space="preserve"> PAGEREF _Toc243404418 \h </w:instrText>
+            </w:r>
+            <w:r>
+              <w:rPr>
+                <w:noProof/>
+                <w:webHidden/>
+              </w:rPr>
+            </w:r>
+            <w:r>
+              <w:rPr>
+                <w:noProof/>
+                <w:webHidden/>
+              </w:rPr>
+              <w:fldChar w:fldCharType="separate"/>
+            </w:r>
+            <w:r>
+              <w:rPr>
+                <w:noProof/>
+                <w:webHidden/>
+              </w:rPr>
               <w:t>4</w:t>
+            </w:r>
+            <w:r>
+              <w:rPr>
+                <w:noProof/>
+                <w:webHidden/>
+              </w:rPr>
+              <w:fldChar w:fldCharType="end"/>
             </w:r>
           </w:hyperlink>
         </w:p>
         <w:p>
           <w:pPr>
-            <w:widowControl w:val="0"/>
+            <w:pStyle w:val="TOC3"/>
             <w:tabs>
-              <w:tab w:val="right" w:pos="12000"/>
+              <w:tab w:val="left" w:pos="960"/>
+              <w:tab w:val="right" w:leader="dot" w:pos="9350"/>
             </w:tabs>
-            <w:spacing w:before="60" w:after="0" w:line="240" w:lineRule="auto"/>
-            <w:ind w:left="720"/>
             <w:rPr>
-              <w:rFonts w:ascii="Times New Roman" w:eastAsia="Times New Roman" w:hAnsi="Times New Roman" w:cs="Times New Roman"/>
-              <w:color w:val="000000"/>
+              <w:rFonts w:asciiTheme="minorHAnsi" w:eastAsiaTheme="minorEastAsia" w:hAnsiTheme="minorHAnsi" w:cstheme="minorBidi"/>
+              <w:noProof/>
+              <w:color w:val="auto"/>
+              <w:kern w:val="2"/>
+              <w:sz w:val="24"/>
+              <w:szCs w:val="24"/>
+              <w:lang w:val="en-US"/>
+              <w14:ligatures w14:val="standardContextual"/>
             </w:rPr>
           </w:pPr>
-          <w:hyperlink w:anchor="_heading=">
-            <w:r>
-              <w:rPr>
-                <w:rFonts w:ascii="Times New Roman" w:eastAsia="Times New Roman" w:hAnsi="Times New Roman" w:cs="Times New Roman"/>
-                <w:color w:val="000000"/>
-              </w:rPr>
-              <w:t>2.1 Bối cảnh sản phẩm phần mềm</w:t>
-            </w:r>
-            <w:r>
-              <w:rPr>
-                <w:rFonts w:ascii="Times New Roman" w:eastAsia="Times New Roman" w:hAnsi="Times New Roman" w:cs="Times New Roman"/>
-                <w:color w:val="000000"/>
+          <w:hyperlink w:anchor="_Toc243404419" w:history="1">
+            <w:r>
+              <w:rPr>
+                <w:rStyle w:val="Hyperlink"/>
+                <w:noProof/>
+              </w:rPr>
+              <w:t>2.1</w:t>
+            </w:r>
+            <w:r>
+              <w:rPr>
+                <w:rFonts w:asciiTheme="minorHAnsi" w:eastAsiaTheme="minorEastAsia" w:hAnsiTheme="minorHAnsi" w:cstheme="minorBidi"/>
+                <w:noProof/>
+                <w:color w:val="auto"/>
+                <w:kern w:val="2"/>
+                <w:sz w:val="24"/>
+                <w:szCs w:val="24"/>
+                <w:lang w:val="en-US"/>
+                <w14:ligatures w14:val="standardContextual"/>
               </w:rPr>
               <w:tab/>
+            </w:r>
+            <w:r>
+              <w:rPr>
+                <w:rStyle w:val="Hyperlink"/>
+                <w:noProof/>
+              </w:rPr>
+              <w:t>Bối cảnh sản phẩm phần mềm</w:t>
+            </w:r>
+            <w:r>
+              <w:rPr>
+                <w:noProof/>
+                <w:webHidden/>
+              </w:rPr>
+              <w:tab/>
+            </w:r>
+            <w:r>
+              <w:rPr>
+                <w:noProof/>
+                <w:webHidden/>
+              </w:rPr>
+              <w:fldChar w:fldCharType="begin"/>
+            </w:r>
+            <w:r>
+              <w:rPr>
+                <w:noProof/>
+                <w:webHidden/>
+              </w:rPr>
+              <w:instrText xml:space="preserve"> PAGEREF _Toc243404419 \h </w:instrText>
+            </w:r>
+            <w:r>
+              <w:rPr>
+                <w:noProof/>
+                <w:webHidden/>
+              </w:rPr>
+            </w:r>
+            <w:r>
+              <w:rPr>
+                <w:noProof/>
+                <w:webHidden/>
+              </w:rPr>
+              <w:fldChar w:fldCharType="separate"/>
+            </w:r>
+            <w:r>
+              <w:rPr>
+                <w:noProof/>
+                <w:webHidden/>
+              </w:rPr>
               <w:t>4</w:t>
+            </w:r>
+            <w:r>
+              <w:rPr>
+                <w:noProof/>
+                <w:webHidden/>
+              </w:rPr>
+              <w:fldChar w:fldCharType="end"/>
             </w:r>
           </w:hyperlink>
         </w:p>
         <w:p>
           <w:pPr>
-            <w:widowControl w:val="0"/>
+            <w:pStyle w:val="TOC3"/>
             <w:tabs>
-              <w:tab w:val="right" w:pos="12000"/>
+              <w:tab w:val="left" w:pos="960"/>
+              <w:tab w:val="right" w:leader="dot" w:pos="9350"/>
             </w:tabs>
-            <w:spacing w:before="60" w:after="0" w:line="240" w:lineRule="auto"/>
-            <w:ind w:left="720"/>
             <w:rPr>
-              <w:rFonts w:ascii="Times New Roman" w:eastAsia="Times New Roman" w:hAnsi="Times New Roman" w:cs="Times New Roman"/>
-              <w:color w:val="000000"/>
+              <w:rFonts w:asciiTheme="minorHAnsi" w:eastAsiaTheme="minorEastAsia" w:hAnsiTheme="minorHAnsi" w:cstheme="minorBidi"/>
+              <w:noProof/>
+              <w:color w:val="auto"/>
+              <w:kern w:val="2"/>
+              <w:sz w:val="24"/>
+              <w:szCs w:val="24"/>
+              <w:lang w:val="en-US"/>
+              <w14:ligatures w14:val="standardContextual"/>
             </w:rPr>
           </w:pPr>
-          <w:hyperlink w:anchor="_heading=h.uxuxuy6s1kxg">
-            <w:r>
-              <w:rPr>
-                <w:rFonts w:ascii="Times New Roman" w:eastAsia="Times New Roman" w:hAnsi="Times New Roman" w:cs="Times New Roman"/>
-                <w:color w:val="000000"/>
-              </w:rPr>
-              <w:t>2.2 Đặc điểm các lớp người dùng</w:t>
-            </w:r>
-            <w:r>
-              <w:rPr>
-                <w:rFonts w:ascii="Times New Roman" w:eastAsia="Times New Roman" w:hAnsi="Times New Roman" w:cs="Times New Roman"/>
-                <w:color w:val="000000"/>
+          <w:hyperlink w:anchor="_Toc243404420" w:history="1">
+            <w:r>
+              <w:rPr>
+                <w:rStyle w:val="Hyperlink"/>
+                <w:noProof/>
+              </w:rPr>
+              <w:t>2.2</w:t>
+            </w:r>
+            <w:r>
+              <w:rPr>
+                <w:rFonts w:asciiTheme="minorHAnsi" w:eastAsiaTheme="minorEastAsia" w:hAnsiTheme="minorHAnsi" w:cstheme="minorBidi"/>
+                <w:noProof/>
+                <w:color w:val="auto"/>
+                <w:kern w:val="2"/>
+                <w:sz w:val="24"/>
+                <w:szCs w:val="24"/>
+                <w:lang w:val="en-US"/>
+                <w14:ligatures w14:val="standardContextual"/>
               </w:rPr>
               <w:tab/>
+            </w:r>
+            <w:r>
+              <w:rPr>
+                <w:rStyle w:val="Hyperlink"/>
+                <w:noProof/>
+              </w:rPr>
+              <w:t>Đặc điểm các lớp người dùng</w:t>
+            </w:r>
+            <w:r>
+              <w:rPr>
+                <w:noProof/>
+                <w:webHidden/>
+              </w:rPr>
+              <w:tab/>
+            </w:r>
+            <w:r>
+              <w:rPr>
+                <w:noProof/>
+                <w:webHidden/>
+              </w:rPr>
+              <w:fldChar w:fldCharType="begin"/>
+            </w:r>
+            <w:r>
+              <w:rPr>
+                <w:noProof/>
+                <w:webHidden/>
+              </w:rPr>
+              <w:instrText xml:space="preserve"> PAGEREF _Toc243404420 \h </w:instrText>
+            </w:r>
+            <w:r>
+              <w:rPr>
+                <w:noProof/>
+                <w:webHidden/>
+              </w:rPr>
+            </w:r>
+            <w:r>
+              <w:rPr>
+                <w:noProof/>
+                <w:webHidden/>
+              </w:rPr>
+              <w:fldChar w:fldCharType="separate"/>
+            </w:r>
+            <w:r>
+              <w:rPr>
+                <w:noProof/>
+                <w:webHidden/>
+              </w:rPr>
               <w:t>5</w:t>
+            </w:r>
+            <w:r>
+              <w:rPr>
+                <w:noProof/>
+                <w:webHidden/>
+              </w:rPr>
+              <w:fldChar w:fldCharType="end"/>
             </w:r>
           </w:hyperlink>
         </w:p>
         <w:p>
           <w:pPr>
-            <w:widowControl w:val="0"/>
+            <w:pStyle w:val="TOC3"/>
             <w:tabs>
-              <w:tab w:val="right" w:pos="12000"/>
+              <w:tab w:val="left" w:pos="960"/>
+              <w:tab w:val="right" w:leader="dot" w:pos="9350"/>
             </w:tabs>
-            <w:spacing w:before="60" w:after="0" w:line="240" w:lineRule="auto"/>
-            <w:ind w:left="720"/>
             <w:rPr>
-              <w:rFonts w:ascii="Times New Roman" w:eastAsia="Times New Roman" w:hAnsi="Times New Roman" w:cs="Times New Roman"/>
-              <w:color w:val="000000"/>
+              <w:rFonts w:asciiTheme="minorHAnsi" w:eastAsiaTheme="minorEastAsia" w:hAnsiTheme="minorHAnsi" w:cstheme="minorBidi"/>
+              <w:noProof/>
+              <w:color w:val="auto"/>
+              <w:kern w:val="2"/>
+              <w:sz w:val="24"/>
+              <w:szCs w:val="24"/>
+              <w:lang w:val="en-US"/>
+              <w14:ligatures w14:val="standardContextual"/>
             </w:rPr>
           </w:pPr>
-          <w:hyperlink w:anchor="_heading=">
-            <w:r>
-              <w:rPr>
-                <w:rFonts w:ascii="Times New Roman" w:eastAsia="Times New Roman" w:hAnsi="Times New Roman" w:cs="Times New Roman"/>
-                <w:color w:val="000000"/>
-              </w:rPr>
-              <w:t>2.3 Tóm tắt chức năng vĩ mô</w:t>
-            </w:r>
-            <w:r>
-              <w:rPr>
-                <w:rFonts w:ascii="Times New Roman" w:eastAsia="Times New Roman" w:hAnsi="Times New Roman" w:cs="Times New Roman"/>
-                <w:color w:val="000000"/>
+          <w:hyperlink w:anchor="_Toc243404421" w:history="1">
+            <w:r>
+              <w:rPr>
+                <w:rStyle w:val="Hyperlink"/>
+                <w:noProof/>
+              </w:rPr>
+              <w:t>2.3</w:t>
+            </w:r>
+            <w:r>
+              <w:rPr>
+                <w:rFonts w:asciiTheme="minorHAnsi" w:eastAsiaTheme="minorEastAsia" w:hAnsiTheme="minorHAnsi" w:cstheme="minorBidi"/>
+                <w:noProof/>
+                <w:color w:val="auto"/>
+                <w:kern w:val="2"/>
+                <w:sz w:val="24"/>
+                <w:szCs w:val="24"/>
+                <w:lang w:val="en-US"/>
+                <w14:ligatures w14:val="standardContextual"/>
               </w:rPr>
               <w:tab/>
+            </w:r>
+            <w:r>
+              <w:rPr>
+                <w:rStyle w:val="Hyperlink"/>
+                <w:noProof/>
+              </w:rPr>
+              <w:t>Tóm tắt chức năng vĩ mô</w:t>
+            </w:r>
+            <w:r>
+              <w:rPr>
+                <w:noProof/>
+                <w:webHidden/>
+              </w:rPr>
+              <w:tab/>
+            </w:r>
+            <w:r>
+              <w:rPr>
+                <w:noProof/>
+                <w:webHidden/>
+              </w:rPr>
+              <w:fldChar w:fldCharType="begin"/>
+            </w:r>
+            <w:r>
+              <w:rPr>
+                <w:noProof/>
+                <w:webHidden/>
+              </w:rPr>
+              <w:instrText xml:space="preserve"> PAGEREF _Toc243404421 \h </w:instrText>
+            </w:r>
+            <w:r>
+              <w:rPr>
+                <w:noProof/>
+                <w:webHidden/>
+              </w:rPr>
+            </w:r>
+            <w:r>
+              <w:rPr>
+                <w:noProof/>
+                <w:webHidden/>
+              </w:rPr>
+              <w:fldChar w:fldCharType="separate"/>
+            </w:r>
+            <w:r>
+              <w:rPr>
+                <w:noProof/>
+                <w:webHidden/>
+              </w:rPr>
               <w:t>6</w:t>
+            </w:r>
+            <w:r>
+              <w:rPr>
+                <w:noProof/>
+                <w:webHidden/>
+              </w:rPr>
+              <w:fldChar w:fldCharType="end"/>
             </w:r>
           </w:hyperlink>
         </w:p>
         <w:p>
           <w:pPr>
-            <w:widowControl w:val="0"/>
+            <w:pStyle w:val="TOC3"/>
             <w:tabs>
-              <w:tab w:val="right" w:pos="12000"/>
+              <w:tab w:val="left" w:pos="960"/>
+              <w:tab w:val="right" w:leader="dot" w:pos="9350"/>
             </w:tabs>
-            <w:spacing w:before="60" w:after="0" w:line="240" w:lineRule="auto"/>
-            <w:ind w:left="720"/>
             <w:rPr>
-              <w:rFonts w:ascii="Times New Roman" w:eastAsia="Times New Roman" w:hAnsi="Times New Roman" w:cs="Times New Roman"/>
-              <w:color w:val="000000"/>
+              <w:rFonts w:asciiTheme="minorHAnsi" w:eastAsiaTheme="minorEastAsia" w:hAnsiTheme="minorHAnsi" w:cstheme="minorBidi"/>
+              <w:noProof/>
+              <w:color w:val="auto"/>
+              <w:kern w:val="2"/>
+              <w:sz w:val="24"/>
+              <w:szCs w:val="24"/>
+              <w:lang w:val="en-US"/>
+              <w14:ligatures w14:val="standardContextual"/>
             </w:rPr>
           </w:pPr>
-          <w:hyperlink w:anchor="_heading=">
-            <w:r>
-              <w:rPr>
-                <w:rFonts w:ascii="Times New Roman" w:eastAsia="Times New Roman" w:hAnsi="Times New Roman" w:cs="Times New Roman"/>
-                <w:color w:val="000000"/>
-              </w:rPr>
-              <w:t>2.4 Ràng buộc, giả định và phụ thuộc</w:t>
-            </w:r>
-            <w:r>
-              <w:rPr>
-                <w:rFonts w:ascii="Times New Roman" w:eastAsia="Times New Roman" w:hAnsi="Times New Roman" w:cs="Times New Roman"/>
-                <w:color w:val="000000"/>
+          <w:hyperlink w:anchor="_Toc243404422" w:history="1">
+            <w:r>
+              <w:rPr>
+                <w:rStyle w:val="Hyperlink"/>
+                <w:noProof/>
+              </w:rPr>
+              <w:t>2.4</w:t>
+            </w:r>
+            <w:r>
+              <w:rPr>
+                <w:rFonts w:asciiTheme="minorHAnsi" w:eastAsiaTheme="minorEastAsia" w:hAnsiTheme="minorHAnsi" w:cstheme="minorBidi"/>
+                <w:noProof/>
+                <w:color w:val="auto"/>
+                <w:kern w:val="2"/>
+                <w:sz w:val="24"/>
+                <w:szCs w:val="24"/>
+                <w:lang w:val="en-US"/>
+                <w14:ligatures w14:val="standardContextual"/>
               </w:rPr>
               <w:tab/>
-              <w:t>6</w:t>
+            </w:r>
+            <w:r>
+              <w:rPr>
+                <w:rStyle w:val="Hyperlink"/>
+                <w:noProof/>
+              </w:rPr>
+              <w:t>Ràng buộc, giả định và phụ thuộc</w:t>
+            </w:r>
+            <w:r>
+              <w:rPr>
+                <w:noProof/>
+                <w:webHidden/>
+              </w:rPr>
+              <w:tab/>
+            </w:r>
+            <w:r>
+              <w:rPr>
+                <w:noProof/>
+                <w:webHidden/>
+              </w:rPr>
+              <w:fldChar w:fldCharType="begin"/>
+            </w:r>
+            <w:r>
+              <w:rPr>
+                <w:noProof/>
+                <w:webHidden/>
+              </w:rPr>
+              <w:instrText xml:space="preserve"> PAGEREF _Toc243404422 \h </w:instrText>
+            </w:r>
+            <w:r>
+              <w:rPr>
+                <w:noProof/>
+                <w:webHidden/>
+              </w:rPr>
+            </w:r>
+            <w:r>
+              <w:rPr>
+                <w:noProof/>
+                <w:webHidden/>
+              </w:rPr>
+              <w:fldChar w:fldCharType="separate"/>
+            </w:r>
+            <w:r>
+              <w:rPr>
+                <w:noProof/>
+                <w:webHidden/>
+              </w:rPr>
+              <w:t>7</w:t>
+            </w:r>
+            <w:r>
+              <w:rPr>
+                <w:noProof/>
+                <w:webHidden/>
+              </w:rPr>
+              <w:fldChar w:fldCharType="end"/>
             </w:r>
           </w:hyperlink>
         </w:p>
         <w:p>
           <w:pPr>
-            <w:widowControl w:val="0"/>
+            <w:pStyle w:val="TOC3"/>
             <w:tabs>
-              <w:tab w:val="right" w:pos="12000"/>
+              <w:tab w:val="left" w:pos="960"/>
+              <w:tab w:val="right" w:leader="dot" w:pos="9350"/>
             </w:tabs>
-            <w:spacing w:before="60" w:after="0" w:line="240" w:lineRule="auto"/>
-            <w:ind w:left="720"/>
             <w:rPr>
-              <w:rFonts w:ascii="Times New Roman" w:eastAsia="Times New Roman" w:hAnsi="Times New Roman" w:cs="Times New Roman"/>
-              <w:color w:val="000000"/>
+              <w:rFonts w:asciiTheme="minorHAnsi" w:eastAsiaTheme="minorEastAsia" w:hAnsiTheme="minorHAnsi" w:cstheme="minorBidi"/>
+              <w:noProof/>
+              <w:color w:val="auto"/>
+              <w:kern w:val="2"/>
+              <w:sz w:val="24"/>
+              <w:szCs w:val="24"/>
+              <w:lang w:val="en-US"/>
+              <w14:ligatures w14:val="standardContextual"/>
             </w:rPr>
           </w:pPr>
-          <w:hyperlink w:anchor="_heading=">
-            <w:r>
-              <w:rPr>
-                <w:rFonts w:ascii="Times New Roman" w:eastAsia="Times New Roman" w:hAnsi="Times New Roman" w:cs="Times New Roman"/>
-                <w:color w:val="000000"/>
-              </w:rPr>
-              <w:t>2.5 Môi trường vận hành thực tế</w:t>
-            </w:r>
-            <w:r>
-              <w:rPr>
-                <w:rFonts w:ascii="Times New Roman" w:eastAsia="Times New Roman" w:hAnsi="Times New Roman" w:cs="Times New Roman"/>
-                <w:color w:val="000000"/>
+          <w:hyperlink w:anchor="_Toc243404423" w:history="1">
+            <w:r>
+              <w:rPr>
+                <w:rStyle w:val="Hyperlink"/>
+                <w:noProof/>
+              </w:rPr>
+              <w:t>2.5</w:t>
+            </w:r>
+            <w:r>
+              <w:rPr>
+                <w:rFonts w:asciiTheme="minorHAnsi" w:eastAsiaTheme="minorEastAsia" w:hAnsiTheme="minorHAnsi" w:cstheme="minorBidi"/>
+                <w:noProof/>
+                <w:color w:val="auto"/>
+                <w:kern w:val="2"/>
+                <w:sz w:val="24"/>
+                <w:szCs w:val="24"/>
+                <w:lang w:val="en-US"/>
+                <w14:ligatures w14:val="standardContextual"/>
               </w:rPr>
               <w:tab/>
+            </w:r>
+            <w:r>
+              <w:rPr>
+                <w:rStyle w:val="Hyperlink"/>
+                <w:noProof/>
+              </w:rPr>
+              <w:t>Môi trường vận hành thực tế</w:t>
+            </w:r>
+            <w:r>
+              <w:rPr>
+                <w:noProof/>
+                <w:webHidden/>
+              </w:rPr>
+              <w:tab/>
+            </w:r>
+            <w:r>
+              <w:rPr>
+                <w:noProof/>
+                <w:webHidden/>
+              </w:rPr>
+              <w:fldChar w:fldCharType="begin"/>
+            </w:r>
+            <w:r>
+              <w:rPr>
+                <w:noProof/>
+                <w:webHidden/>
+              </w:rPr>
+              <w:instrText xml:space="preserve"> PAGEREF _Toc243404423 \h </w:instrText>
+            </w:r>
+            <w:r>
+              <w:rPr>
+                <w:noProof/>
+                <w:webHidden/>
+              </w:rPr>
+            </w:r>
+            <w:r>
+              <w:rPr>
+                <w:noProof/>
+                <w:webHidden/>
+              </w:rPr>
+              <w:fldChar w:fldCharType="separate"/>
+            </w:r>
+            <w:r>
+              <w:rPr>
+                <w:noProof/>
+                <w:webHidden/>
+              </w:rPr>
               <w:t>7</w:t>
+            </w:r>
+            <w:r>
+              <w:rPr>
+                <w:noProof/>
+                <w:webHidden/>
+              </w:rPr>
+              <w:fldChar w:fldCharType="end"/>
             </w:r>
           </w:hyperlink>
         </w:p>
         <w:p>
           <w:pPr>
-            <w:widowControl w:val="0"/>
+            <w:pStyle w:val="TOC2"/>
             <w:tabs>
-              <w:tab w:val="right" w:pos="12000"/>
+              <w:tab w:val="left" w:pos="720"/>
+              <w:tab w:val="right" w:leader="dot" w:pos="9350"/>
             </w:tabs>
-            <w:spacing w:before="60" w:after="0" w:line="240" w:lineRule="auto"/>
-            <w:ind w:left="360"/>
             <w:rPr>
-              <w:rFonts w:ascii="Times New Roman" w:eastAsia="Times New Roman" w:hAnsi="Times New Roman" w:cs="Times New Roman"/>
-              <w:color w:val="000000"/>
+              <w:rFonts w:asciiTheme="minorHAnsi" w:eastAsiaTheme="minorEastAsia" w:hAnsiTheme="minorHAnsi" w:cstheme="minorBidi"/>
+              <w:noProof/>
+              <w:color w:val="auto"/>
+              <w:kern w:val="2"/>
+              <w:sz w:val="24"/>
+              <w:szCs w:val="24"/>
+              <w:lang w:val="en-US"/>
+              <w14:ligatures w14:val="standardContextual"/>
             </w:rPr>
           </w:pPr>
-          <w:hyperlink w:anchor="_heading=h.answumgpw1jq">
-            <w:r>
-              <w:rPr>
-                <w:rFonts w:ascii="Times New Roman" w:eastAsia="Times New Roman" w:hAnsi="Times New Roman" w:cs="Times New Roman"/>
-                <w:color w:val="000000"/>
-              </w:rPr>
-              <w:t>3. FUNCTIONAL REQUIREMENTS (CÁC YÊU CẦU CHỨC NĂNG)</w:t>
-            </w:r>
-            <w:r>
-              <w:rPr>
-                <w:rFonts w:ascii="Times New Roman" w:eastAsia="Times New Roman" w:hAnsi="Times New Roman" w:cs="Times New Roman"/>
-                <w:color w:val="000000"/>
+          <w:hyperlink w:anchor="_Toc243404424" w:history="1">
+            <w:r>
+              <w:rPr>
+                <w:rStyle w:val="Hyperlink"/>
+                <w:noProof/>
+              </w:rPr>
+              <w:t>3.</w:t>
+            </w:r>
+            <w:r>
+              <w:rPr>
+                <w:rFonts w:asciiTheme="minorHAnsi" w:eastAsiaTheme="minorEastAsia" w:hAnsiTheme="minorHAnsi" w:cstheme="minorBidi"/>
+                <w:noProof/>
+                <w:color w:val="auto"/>
+                <w:kern w:val="2"/>
+                <w:sz w:val="24"/>
+                <w:szCs w:val="24"/>
+                <w:lang w:val="en-US"/>
+                <w14:ligatures w14:val="standardContextual"/>
               </w:rPr>
               <w:tab/>
+            </w:r>
+            <w:r>
+              <w:rPr>
+                <w:rStyle w:val="Hyperlink"/>
+                <w:noProof/>
+              </w:rPr>
+              <w:t>FUNCTIONAL REQUIREMENTS (CÁC YÊU CẦU CHỨC NĂNG)</w:t>
+            </w:r>
+            <w:r>
+              <w:rPr>
+                <w:noProof/>
+                <w:webHidden/>
+              </w:rPr>
+              <w:tab/>
+            </w:r>
+            <w:r>
+              <w:rPr>
+                <w:noProof/>
+                <w:webHidden/>
+              </w:rPr>
+              <w:fldChar w:fldCharType="begin"/>
+            </w:r>
+            <w:r>
+              <w:rPr>
+                <w:noProof/>
+                <w:webHidden/>
+              </w:rPr>
+              <w:instrText xml:space="preserve"> PAGEREF _Toc243404424 \h </w:instrText>
+            </w:r>
+            <w:r>
+              <w:rPr>
+                <w:noProof/>
+                <w:webHidden/>
+              </w:rPr>
+            </w:r>
+            <w:r>
+              <w:rPr>
+                <w:noProof/>
+                <w:webHidden/>
+              </w:rPr>
+              <w:fldChar w:fldCharType="separate"/>
+            </w:r>
+            <w:r>
+              <w:rPr>
+                <w:noProof/>
+                <w:webHidden/>
+              </w:rPr>
               <w:t>7</w:t>
+            </w:r>
+            <w:r>
+              <w:rPr>
+                <w:noProof/>
+                <w:webHidden/>
+              </w:rPr>
+              <w:fldChar w:fldCharType="end"/>
             </w:r>
           </w:hyperlink>
         </w:p>
         <w:p>
           <w:pPr>
-            <w:widowControl w:val="0"/>
+            <w:pStyle w:val="TOC3"/>
             <w:tabs>
-              <w:tab w:val="right" w:pos="12000"/>
+              <w:tab w:val="left" w:pos="960"/>
+              <w:tab w:val="right" w:leader="dot" w:pos="9350"/>
             </w:tabs>
-            <w:spacing w:before="60" w:after="0" w:line="240" w:lineRule="auto"/>
-            <w:ind w:left="720"/>
             <w:rPr>
-              <w:rFonts w:ascii="Times New Roman" w:eastAsia="Times New Roman" w:hAnsi="Times New Roman" w:cs="Times New Roman"/>
-              <w:color w:val="000000"/>
+              <w:rFonts w:asciiTheme="minorHAnsi" w:eastAsiaTheme="minorEastAsia" w:hAnsiTheme="minorHAnsi" w:cstheme="minorBidi"/>
+              <w:noProof/>
+              <w:color w:val="auto"/>
+              <w:kern w:val="2"/>
+              <w:sz w:val="24"/>
+              <w:szCs w:val="24"/>
+              <w:lang w:val="en-US"/>
+              <w14:ligatures w14:val="standardContextual"/>
             </w:rPr>
           </w:pPr>
-          <w:hyperlink w:anchor="_heading=">
-            <w:r>
-              <w:rPr>
-                <w:rFonts w:ascii="Times New Roman" w:eastAsia="Times New Roman" w:hAnsi="Times New Roman" w:cs="Times New Roman"/>
-                <w:color w:val="000000"/>
-              </w:rPr>
-              <w:t>3.1 DỊCH VỤ XÁC THỰC &amp; NGƯỜI DÙNG</w:t>
-            </w:r>
-            <w:r>
-              <w:rPr>
-                <w:rFonts w:ascii="Times New Roman" w:eastAsia="Times New Roman" w:hAnsi="Times New Roman" w:cs="Times New Roman"/>
-                <w:color w:val="000000"/>
+          <w:hyperlink w:anchor="_Toc243404425" w:history="1">
+            <w:r>
+              <w:rPr>
+                <w:rStyle w:val="Hyperlink"/>
+                <w:noProof/>
+              </w:rPr>
+              <w:t>3.1</w:t>
+            </w:r>
+            <w:r>
+              <w:rPr>
+                <w:rFonts w:asciiTheme="minorHAnsi" w:eastAsiaTheme="minorEastAsia" w:hAnsiTheme="minorHAnsi" w:cstheme="minorBidi"/>
+                <w:noProof/>
+                <w:color w:val="auto"/>
+                <w:kern w:val="2"/>
+                <w:sz w:val="24"/>
+                <w:szCs w:val="24"/>
+                <w:lang w:val="en-US"/>
+                <w14:ligatures w14:val="standardContextual"/>
               </w:rPr>
               <w:tab/>
+            </w:r>
+            <w:r>
+              <w:rPr>
+                <w:rStyle w:val="Hyperlink"/>
+                <w:noProof/>
+              </w:rPr>
+              <w:t>DỊCH VỤ XÁC THỰC &amp; NGƯỜI DÙNG</w:t>
+            </w:r>
+            <w:r>
+              <w:rPr>
+                <w:noProof/>
+                <w:webHidden/>
+              </w:rPr>
+              <w:tab/>
+            </w:r>
+            <w:r>
+              <w:rPr>
+                <w:noProof/>
+                <w:webHidden/>
+              </w:rPr>
+              <w:fldChar w:fldCharType="begin"/>
+            </w:r>
+            <w:r>
+              <w:rPr>
+                <w:noProof/>
+                <w:webHidden/>
+              </w:rPr>
+              <w:instrText xml:space="preserve"> PAGEREF _Toc243404425 \h </w:instrText>
+            </w:r>
+            <w:r>
+              <w:rPr>
+                <w:noProof/>
+                <w:webHidden/>
+              </w:rPr>
+            </w:r>
+            <w:r>
+              <w:rPr>
+                <w:noProof/>
+                <w:webHidden/>
+              </w:rPr>
+              <w:fldChar w:fldCharType="separate"/>
+            </w:r>
+            <w:r>
+              <w:rPr>
+                <w:noProof/>
+                <w:webHidden/>
+              </w:rPr>
               <w:t>7</w:t>
+            </w:r>
+            <w:r>
+              <w:rPr>
+                <w:noProof/>
+                <w:webHidden/>
+              </w:rPr>
+              <w:fldChar w:fldCharType="end"/>
             </w:r>
           </w:hyperlink>
         </w:p>
         <w:p>
           <w:pPr>
-            <w:widowControl w:val="0"/>
+            <w:pStyle w:val="TOC3"/>
             <w:tabs>
-              <w:tab w:val="right" w:pos="12000"/>
+              <w:tab w:val="left" w:pos="960"/>
+              <w:tab w:val="right" w:leader="dot" w:pos="9350"/>
             </w:tabs>
-            <w:spacing w:before="60" w:after="0" w:line="240" w:lineRule="auto"/>
-            <w:ind w:left="720"/>
             <w:rPr>
-              <w:rFonts w:ascii="Times New Roman" w:eastAsia="Times New Roman" w:hAnsi="Times New Roman" w:cs="Times New Roman"/>
-              <w:color w:val="000000"/>
+              <w:rFonts w:asciiTheme="minorHAnsi" w:eastAsiaTheme="minorEastAsia" w:hAnsiTheme="minorHAnsi" w:cstheme="minorBidi"/>
+              <w:noProof/>
+              <w:color w:val="auto"/>
+              <w:kern w:val="2"/>
+              <w:sz w:val="24"/>
+              <w:szCs w:val="24"/>
+              <w:lang w:val="en-US"/>
+              <w14:ligatures w14:val="standardContextual"/>
             </w:rPr>
           </w:pPr>
-          <w:hyperlink w:anchor="_heading=">
-            <w:r>
-              <w:rPr>
-                <w:rFonts w:ascii="Times New Roman" w:eastAsia="Times New Roman" w:hAnsi="Times New Roman" w:cs="Times New Roman"/>
-                <w:color w:val="000000"/>
-              </w:rPr>
-              <w:t>3.2 DỊCH VỤ NGÂN HÀNG CÂU HỎI</w:t>
-            </w:r>
-            <w:r>
-              <w:rPr>
-                <w:rFonts w:ascii="Times New Roman" w:eastAsia="Times New Roman" w:hAnsi="Times New Roman" w:cs="Times New Roman"/>
-                <w:color w:val="000000"/>
+          <w:hyperlink w:anchor="_Toc243404426" w:history="1">
+            <w:r>
+              <w:rPr>
+                <w:rStyle w:val="Hyperlink"/>
+                <w:noProof/>
+              </w:rPr>
+              <w:t>3.2</w:t>
+            </w:r>
+            <w:r>
+              <w:rPr>
+                <w:rFonts w:asciiTheme="minorHAnsi" w:eastAsiaTheme="minorEastAsia" w:hAnsiTheme="minorHAnsi" w:cstheme="minorBidi"/>
+                <w:noProof/>
+                <w:color w:val="auto"/>
+                <w:kern w:val="2"/>
+                <w:sz w:val="24"/>
+                <w:szCs w:val="24"/>
+                <w:lang w:val="en-US"/>
+                <w14:ligatures w14:val="standardContextual"/>
               </w:rPr>
               <w:tab/>
-              <w:t>9</w:t>
+            </w:r>
+            <w:r>
+              <w:rPr>
+                <w:rStyle w:val="Hyperlink"/>
+                <w:noProof/>
+              </w:rPr>
+              <w:t>DỊCH VỤ NGÂN HÀNG CÂU HỎI</w:t>
+            </w:r>
+            <w:r>
+              <w:rPr>
+                <w:noProof/>
+                <w:webHidden/>
+              </w:rPr>
+              <w:tab/>
+            </w:r>
+            <w:r>
+              <w:rPr>
+                <w:noProof/>
+                <w:webHidden/>
+              </w:rPr>
+              <w:fldChar w:fldCharType="begin"/>
+            </w:r>
+            <w:r>
+              <w:rPr>
+                <w:noProof/>
+                <w:webHidden/>
+              </w:rPr>
+              <w:instrText xml:space="preserve"> PAGEREF _Toc243404426 \h </w:instrText>
+            </w:r>
+            <w:r>
+              <w:rPr>
+                <w:noProof/>
+                <w:webHidden/>
+              </w:rPr>
+            </w:r>
+            <w:r>
+              <w:rPr>
+                <w:noProof/>
+                <w:webHidden/>
+              </w:rPr>
+              <w:fldChar w:fldCharType="separate"/>
+            </w:r>
+            <w:r>
+              <w:rPr>
+                <w:noProof/>
+                <w:webHidden/>
+              </w:rPr>
+              <w:t>10</w:t>
+            </w:r>
+            <w:r>
+              <w:rPr>
+                <w:noProof/>
+                <w:webHidden/>
+              </w:rPr>
+              <w:fldChar w:fldCharType="end"/>
             </w:r>
           </w:hyperlink>
         </w:p>
         <w:p>
           <w:pPr>
-            <w:widowControl w:val="0"/>
+            <w:pStyle w:val="TOC3"/>
             <w:tabs>
-              <w:tab w:val="right" w:pos="12000"/>
+              <w:tab w:val="left" w:pos="960"/>
+              <w:tab w:val="right" w:leader="dot" w:pos="9350"/>
             </w:tabs>
-            <w:spacing w:before="60" w:after="0" w:line="240" w:lineRule="auto"/>
-            <w:ind w:left="720"/>
             <w:rPr>
-              <w:rFonts w:ascii="Times New Roman" w:eastAsia="Times New Roman" w:hAnsi="Times New Roman" w:cs="Times New Roman"/>
-              <w:color w:val="000000"/>
+              <w:rFonts w:asciiTheme="minorHAnsi" w:eastAsiaTheme="minorEastAsia" w:hAnsiTheme="minorHAnsi" w:cstheme="minorBidi"/>
+              <w:noProof/>
+              <w:color w:val="auto"/>
+              <w:kern w:val="2"/>
+              <w:sz w:val="24"/>
+              <w:szCs w:val="24"/>
+              <w:lang w:val="en-US"/>
+              <w14:ligatures w14:val="standardContextual"/>
             </w:rPr>
           </w:pPr>
-          <w:hyperlink w:anchor="_heading=">
-            <w:r>
-              <w:rPr>
-                <w:rFonts w:ascii="Times New Roman" w:eastAsia="Times New Roman" w:hAnsi="Times New Roman" w:cs="Times New Roman"/>
-                <w:color w:val="000000"/>
-              </w:rPr>
-              <w:t>3.3 DỊCH VỤ BÀI THI &amp; THI THỬ</w:t>
-            </w:r>
-            <w:r>
-              <w:rPr>
-                <w:rFonts w:ascii="Times New Roman" w:eastAsia="Times New Roman" w:hAnsi="Times New Roman" w:cs="Times New Roman"/>
-                <w:color w:val="000000"/>
+          <w:hyperlink w:anchor="_Toc243404427" w:history="1">
+            <w:r>
+              <w:rPr>
+                <w:rStyle w:val="Hyperlink"/>
+                <w:noProof/>
+              </w:rPr>
+              <w:t>3.3</w:t>
+            </w:r>
+            <w:r>
+              <w:rPr>
+                <w:rFonts w:asciiTheme="minorHAnsi" w:eastAsiaTheme="minorEastAsia" w:hAnsiTheme="minorHAnsi" w:cstheme="minorBidi"/>
+                <w:noProof/>
+                <w:color w:val="auto"/>
+                <w:kern w:val="2"/>
+                <w:sz w:val="24"/>
+                <w:szCs w:val="24"/>
+                <w:lang w:val="en-US"/>
+                <w14:ligatures w14:val="standardContextual"/>
               </w:rPr>
               <w:tab/>
-              <w:t>10</w:t>
+            </w:r>
+            <w:r>
+              <w:rPr>
+                <w:rStyle w:val="Hyperlink"/>
+                <w:noProof/>
+              </w:rPr>
+              <w:t>DỊCH VỤ BÀI THI &amp; THI THỬ</w:t>
+            </w:r>
+            <w:r>
+              <w:rPr>
+                <w:noProof/>
+                <w:webHidden/>
+              </w:rPr>
+              <w:tab/>
+            </w:r>
+            <w:r>
+              <w:rPr>
+                <w:noProof/>
+                <w:webHidden/>
+              </w:rPr>
+              <w:fldChar w:fldCharType="begin"/>
+            </w:r>
+            <w:r>
+              <w:rPr>
+                <w:noProof/>
+                <w:webHidden/>
+              </w:rPr>
+              <w:instrText xml:space="preserve"> PAGEREF _Toc243404427 \h </w:instrText>
+            </w:r>
+            <w:r>
+              <w:rPr>
+                <w:noProof/>
+                <w:webHidden/>
+              </w:rPr>
+            </w:r>
+            <w:r>
+              <w:rPr>
+                <w:noProof/>
+                <w:webHidden/>
+              </w:rPr>
+              <w:fldChar w:fldCharType="separate"/>
+            </w:r>
+            <w:r>
+              <w:rPr>
+                <w:noProof/>
+                <w:webHidden/>
+              </w:rPr>
+              <w:t>11</w:t>
+            </w:r>
+            <w:r>
+              <w:rPr>
+                <w:noProof/>
+                <w:webHidden/>
+              </w:rPr>
+              <w:fldChar w:fldCharType="end"/>
             </w:r>
           </w:hyperlink>
         </w:p>
         <w:p>
           <w:pPr>
-            <w:widowControl w:val="0"/>
+            <w:pStyle w:val="TOC3"/>
             <w:tabs>
-              <w:tab w:val="right" w:pos="12000"/>
+              <w:tab w:val="left" w:pos="960"/>
+              <w:tab w:val="right" w:leader="dot" w:pos="9350"/>
             </w:tabs>
-            <w:spacing w:before="60" w:after="0" w:line="240" w:lineRule="auto"/>
-            <w:ind w:left="720"/>
             <w:rPr>
-              <w:rFonts w:ascii="Times New Roman" w:eastAsia="Times New Roman" w:hAnsi="Times New Roman" w:cs="Times New Roman"/>
-              <w:color w:val="000000"/>
+              <w:rFonts w:asciiTheme="minorHAnsi" w:eastAsiaTheme="minorEastAsia" w:hAnsiTheme="minorHAnsi" w:cstheme="minorBidi"/>
+              <w:noProof/>
+              <w:color w:val="auto"/>
+              <w:kern w:val="2"/>
+              <w:sz w:val="24"/>
+              <w:szCs w:val="24"/>
+              <w:lang w:val="en-US"/>
+              <w14:ligatures w14:val="standardContextual"/>
             </w:rPr>
           </w:pPr>
-          <w:hyperlink w:anchor="_heading=">
-            <w:r>
-              <w:rPr>
-                <w:rFonts w:ascii="Times New Roman" w:eastAsia="Times New Roman" w:hAnsi="Times New Roman" w:cs="Times New Roman"/>
-                <w:color w:val="000000"/>
-              </w:rPr>
-              <w:t>3.4 DỊCH VỤ HỌC TẬP &amp; LÝ THUYẾT</w:t>
-            </w:r>
-            <w:r>
-              <w:rPr>
-                <w:rFonts w:ascii="Times New Roman" w:eastAsia="Times New Roman" w:hAnsi="Times New Roman" w:cs="Times New Roman"/>
-                <w:color w:val="000000"/>
+          <w:hyperlink w:anchor="_Toc243404428" w:history="1">
+            <w:r>
+              <w:rPr>
+                <w:rStyle w:val="Hyperlink"/>
+                <w:noProof/>
+              </w:rPr>
+              <w:t>3.4</w:t>
+            </w:r>
+            <w:r>
+              <w:rPr>
+                <w:rFonts w:asciiTheme="minorHAnsi" w:eastAsiaTheme="minorEastAsia" w:hAnsiTheme="minorHAnsi" w:cstheme="minorBidi"/>
+                <w:noProof/>
+                <w:color w:val="auto"/>
+                <w:kern w:val="2"/>
+                <w:sz w:val="24"/>
+                <w:szCs w:val="24"/>
+                <w:lang w:val="en-US"/>
+                <w14:ligatures w14:val="standardContextual"/>
               </w:rPr>
               <w:tab/>
-              <w:t>11</w:t>
+            </w:r>
+            <w:r>
+              <w:rPr>
+                <w:rStyle w:val="Hyperlink"/>
+                <w:noProof/>
+              </w:rPr>
+              <w:t>DỊCH VỤ HỌC TẬP &amp; LÝ THUYẾT</w:t>
+            </w:r>
+            <w:r>
+              <w:rPr>
+                <w:noProof/>
+                <w:webHidden/>
+              </w:rPr>
+              <w:tab/>
+            </w:r>
+            <w:r>
+              <w:rPr>
+                <w:noProof/>
+                <w:webHidden/>
+              </w:rPr>
+              <w:fldChar w:fldCharType="begin"/>
+            </w:r>
+            <w:r>
+              <w:rPr>
+                <w:noProof/>
+                <w:webHidden/>
+              </w:rPr>
+              <w:instrText xml:space="preserve"> PAGEREF _Toc243404428 \h </w:instrText>
+            </w:r>
+            <w:r>
+              <w:rPr>
+                <w:noProof/>
+                <w:webHidden/>
+              </w:rPr>
+            </w:r>
+            <w:r>
+              <w:rPr>
+                <w:noProof/>
+                <w:webHidden/>
+              </w:rPr>
+              <w:fldChar w:fldCharType="separate"/>
+            </w:r>
+            <w:r>
+              <w:rPr>
+                <w:noProof/>
+                <w:webHidden/>
+              </w:rPr>
+              <w:t>12</w:t>
+            </w:r>
+            <w:r>
+              <w:rPr>
+                <w:noProof/>
+                <w:webHidden/>
+              </w:rPr>
+              <w:fldChar w:fldCharType="end"/>
             </w:r>
           </w:hyperlink>
         </w:p>
         <w:p>
           <w:pPr>
-            <w:widowControl w:val="0"/>
+            <w:pStyle w:val="TOC3"/>
             <w:tabs>
-              <w:tab w:val="right" w:pos="12000"/>
+              <w:tab w:val="left" w:pos="960"/>
+              <w:tab w:val="right" w:leader="dot" w:pos="9350"/>
             </w:tabs>
-            <w:spacing w:before="60" w:after="0" w:line="240" w:lineRule="auto"/>
-            <w:ind w:left="720"/>
             <w:rPr>
-              <w:rFonts w:ascii="Times New Roman" w:eastAsia="Times New Roman" w:hAnsi="Times New Roman" w:cs="Times New Roman"/>
-              <w:color w:val="000000"/>
+              <w:rFonts w:asciiTheme="minorHAnsi" w:eastAsiaTheme="minorEastAsia" w:hAnsiTheme="minorHAnsi" w:cstheme="minorBidi"/>
+              <w:noProof/>
+              <w:color w:val="auto"/>
+              <w:kern w:val="2"/>
+              <w:sz w:val="24"/>
+              <w:szCs w:val="24"/>
+              <w:lang w:val="en-US"/>
+              <w14:ligatures w14:val="standardContextual"/>
             </w:rPr>
           </w:pPr>
-          <w:hyperlink w:anchor="_heading=">
-            <w:r>
-              <w:rPr>
-                <w:rFonts w:ascii="Times New Roman" w:eastAsia="Times New Roman" w:hAnsi="Times New Roman" w:cs="Times New Roman"/>
-                <w:color w:val="000000"/>
-              </w:rPr>
-              <w:t>3.5 DỊCH VỤ LỊCH SỬ &amp; THỐNG KÊ</w:t>
-            </w:r>
-            <w:r>
-              <w:rPr>
-                <w:rFonts w:ascii="Times New Roman" w:eastAsia="Times New Roman" w:hAnsi="Times New Roman" w:cs="Times New Roman"/>
-                <w:color w:val="000000"/>
+          <w:hyperlink w:anchor="_Toc243404429" w:history="1">
+            <w:r>
+              <w:rPr>
+                <w:rStyle w:val="Hyperlink"/>
+                <w:noProof/>
+              </w:rPr>
+              <w:t>3.5</w:t>
+            </w:r>
+            <w:r>
+              <w:rPr>
+                <w:rFonts w:asciiTheme="minorHAnsi" w:eastAsiaTheme="minorEastAsia" w:hAnsiTheme="minorHAnsi" w:cstheme="minorBidi"/>
+                <w:noProof/>
+                <w:color w:val="auto"/>
+                <w:kern w:val="2"/>
+                <w:sz w:val="24"/>
+                <w:szCs w:val="24"/>
+                <w:lang w:val="en-US"/>
+                <w14:ligatures w14:val="standardContextual"/>
               </w:rPr>
               <w:tab/>
-              <w:t>12</w:t>
+            </w:r>
+            <w:r>
+              <w:rPr>
+                <w:rStyle w:val="Hyperlink"/>
+                <w:noProof/>
+              </w:rPr>
+              <w:t>DỊCH VỤ LỊCH SỬ &amp; THỐNG KÊ</w:t>
+            </w:r>
+            <w:r>
+              <w:rPr>
+                <w:noProof/>
+                <w:webHidden/>
+              </w:rPr>
+              <w:tab/>
+            </w:r>
+            <w:r>
+              <w:rPr>
+                <w:noProof/>
+                <w:webHidden/>
+              </w:rPr>
+              <w:fldChar w:fldCharType="begin"/>
+            </w:r>
+            <w:r>
+              <w:rPr>
+                <w:noProof/>
+                <w:webHidden/>
+              </w:rPr>
+              <w:instrText xml:space="preserve"> PAGEREF _Toc243404429 \h </w:instrText>
+            </w:r>
+            <w:r>
+              <w:rPr>
+                <w:noProof/>
+                <w:webHidden/>
+              </w:rPr>
+            </w:r>
+            <w:r>
+              <w:rPr>
+                <w:noProof/>
+                <w:webHidden/>
+              </w:rPr>
+              <w:fldChar w:fldCharType="separate"/>
+            </w:r>
+            <w:r>
+              <w:rPr>
+                <w:noProof/>
+                <w:webHidden/>
+              </w:rPr>
+              <w:t>13</w:t>
+            </w:r>
+            <w:r>
+              <w:rPr>
+                <w:noProof/>
+                <w:webHidden/>
+              </w:rPr>
+              <w:fldChar w:fldCharType="end"/>
             </w:r>
           </w:hyperlink>
         </w:p>
         <w:p>
           <w:pPr>
-            <w:widowControl w:val="0"/>
+            <w:pStyle w:val="TOC3"/>
             <w:tabs>
-              <w:tab w:val="right" w:pos="12000"/>
+              <w:tab w:val="left" w:pos="960"/>
+              <w:tab w:val="right" w:leader="dot" w:pos="9350"/>
             </w:tabs>
-            <w:spacing w:before="60" w:after="0" w:line="240" w:lineRule="auto"/>
-            <w:ind w:left="720"/>
             <w:rPr>
-              <w:rFonts w:ascii="Times New Roman" w:eastAsia="Times New Roman" w:hAnsi="Times New Roman" w:cs="Times New Roman"/>
-              <w:color w:val="000000"/>
+              <w:rFonts w:asciiTheme="minorHAnsi" w:eastAsiaTheme="minorEastAsia" w:hAnsiTheme="minorHAnsi" w:cstheme="minorBidi"/>
+              <w:noProof/>
+              <w:color w:val="auto"/>
+              <w:kern w:val="2"/>
+              <w:sz w:val="24"/>
+              <w:szCs w:val="24"/>
+              <w:lang w:val="en-US"/>
+              <w14:ligatures w14:val="standardContextual"/>
             </w:rPr>
           </w:pPr>
-          <w:hyperlink w:anchor="_heading=">
-            <w:r>
-              <w:rPr>
-                <w:rFonts w:ascii="Times New Roman" w:eastAsia="Times New Roman" w:hAnsi="Times New Roman" w:cs="Times New Roman"/>
-                <w:color w:val="000000"/>
-              </w:rPr>
-              <w:t>3.6 DỊCH VỤ AI HỖ TRỢ</w:t>
-            </w:r>
-            <w:r>
-              <w:rPr>
-                <w:rFonts w:ascii="Times New Roman" w:eastAsia="Times New Roman" w:hAnsi="Times New Roman" w:cs="Times New Roman"/>
-                <w:color w:val="000000"/>
+          <w:hyperlink w:anchor="_Toc243404430" w:history="1">
+            <w:r>
+              <w:rPr>
+                <w:rStyle w:val="Hyperlink"/>
+                <w:noProof/>
+              </w:rPr>
+              <w:t>3.6</w:t>
+            </w:r>
+            <w:r>
+              <w:rPr>
+                <w:rFonts w:asciiTheme="minorHAnsi" w:eastAsiaTheme="minorEastAsia" w:hAnsiTheme="minorHAnsi" w:cstheme="minorBidi"/>
+                <w:noProof/>
+                <w:color w:val="auto"/>
+                <w:kern w:val="2"/>
+                <w:sz w:val="24"/>
+                <w:szCs w:val="24"/>
+                <w:lang w:val="en-US"/>
+                <w14:ligatures w14:val="standardContextual"/>
               </w:rPr>
               <w:tab/>
-              <w:t>12</w:t>
+            </w:r>
+            <w:r>
+              <w:rPr>
+                <w:rStyle w:val="Hyperlink"/>
+                <w:noProof/>
+              </w:rPr>
+              <w:t>DỊCH VỤ AI HỖ TRỢ</w:t>
+            </w:r>
+            <w:r>
+              <w:rPr>
+                <w:noProof/>
+                <w:webHidden/>
+              </w:rPr>
+              <w:tab/>
+            </w:r>
+            <w:r>
+              <w:rPr>
+                <w:noProof/>
+                <w:webHidden/>
+              </w:rPr>
+              <w:fldChar w:fldCharType="begin"/>
+            </w:r>
+            <w:r>
+              <w:rPr>
+                <w:noProof/>
+                <w:webHidden/>
+              </w:rPr>
+              <w:instrText xml:space="preserve"> PAGEREF _Toc243404430 \h </w:instrText>
+            </w:r>
+            <w:r>
+              <w:rPr>
+                <w:noProof/>
+                <w:webHidden/>
+              </w:rPr>
+            </w:r>
+            <w:r>
+              <w:rPr>
+                <w:noProof/>
+                <w:webHidden/>
+              </w:rPr>
+              <w:fldChar w:fldCharType="separate"/>
+            </w:r>
+            <w:r>
+              <w:rPr>
+                <w:noProof/>
+                <w:webHidden/>
+              </w:rPr>
+              <w:t>14</w:t>
+            </w:r>
+            <w:r>
+              <w:rPr>
+                <w:noProof/>
+                <w:webHidden/>
+              </w:rPr>
+              <w:fldChar w:fldCharType="end"/>
             </w:r>
           </w:hyperlink>
         </w:p>
         <w:p>
           <w:pPr>
-            <w:widowControl w:val="0"/>
+            <w:pStyle w:val="TOC3"/>
             <w:tabs>
-              <w:tab w:val="right" w:pos="12000"/>
+              <w:tab w:val="left" w:pos="960"/>
+              <w:tab w:val="right" w:leader="dot" w:pos="9350"/>
             </w:tabs>
-            <w:spacing w:before="60" w:after="0" w:line="240" w:lineRule="auto"/>
-            <w:ind w:left="720"/>
             <w:rPr>
-              <w:rFonts w:ascii="Times New Roman" w:eastAsia="Times New Roman" w:hAnsi="Times New Roman" w:cs="Times New Roman"/>
-              <w:color w:val="000000"/>
+              <w:rFonts w:asciiTheme="minorHAnsi" w:eastAsiaTheme="minorEastAsia" w:hAnsiTheme="minorHAnsi" w:cstheme="minorBidi"/>
+              <w:noProof/>
+              <w:color w:val="auto"/>
+              <w:kern w:val="2"/>
+              <w:sz w:val="24"/>
+              <w:szCs w:val="24"/>
+              <w:lang w:val="en-US"/>
+              <w14:ligatures w14:val="standardContextual"/>
             </w:rPr>
           </w:pPr>
-          <w:hyperlink w:anchor="_heading=">
-            <w:r>
-              <w:rPr>
-                <w:rFonts w:ascii="Times New Roman" w:eastAsia="Times New Roman" w:hAnsi="Times New Roman" w:cs="Times New Roman"/>
-                <w:color w:val="000000"/>
-              </w:rPr>
-              <w:t>3.7 SƠ ĐỒ USE CASE TỔNG QUÁT</w:t>
-            </w:r>
-            <w:r>
-              <w:rPr>
-                <w:rFonts w:ascii="Times New Roman" w:eastAsia="Times New Roman" w:hAnsi="Times New Roman" w:cs="Times New Roman"/>
-                <w:color w:val="000000"/>
+          <w:hyperlink w:anchor="_Toc243404431" w:history="1">
+            <w:r>
+              <w:rPr>
+                <w:rStyle w:val="Hyperlink"/>
+                <w:noProof/>
+              </w:rPr>
+              <w:t>3.7</w:t>
+            </w:r>
+            <w:r>
+              <w:rPr>
+                <w:rFonts w:asciiTheme="minorHAnsi" w:eastAsiaTheme="minorEastAsia" w:hAnsiTheme="minorHAnsi" w:cstheme="minorBidi"/>
+                <w:noProof/>
+                <w:color w:val="auto"/>
+                <w:kern w:val="2"/>
+                <w:sz w:val="24"/>
+                <w:szCs w:val="24"/>
+                <w:lang w:val="en-US"/>
+                <w14:ligatures w14:val="standardContextual"/>
               </w:rPr>
               <w:tab/>
-              <w:t>13</w:t>
+            </w:r>
+            <w:r>
+              <w:rPr>
+                <w:rStyle w:val="Hyperlink"/>
+                <w:noProof/>
+              </w:rPr>
+              <w:t>SƠ ĐỒ USE CASE TỔNG QUÁT</w:t>
+            </w:r>
+            <w:r>
+              <w:rPr>
+                <w:noProof/>
+                <w:webHidden/>
+              </w:rPr>
+              <w:tab/>
+            </w:r>
+            <w:r>
+              <w:rPr>
+                <w:noProof/>
+                <w:webHidden/>
+              </w:rPr>
+              <w:fldChar w:fldCharType="begin"/>
+            </w:r>
+            <w:r>
+              <w:rPr>
+                <w:noProof/>
+                <w:webHidden/>
+              </w:rPr>
+              <w:instrText xml:space="preserve"> PAGEREF _Toc243404431 \h </w:instrText>
+            </w:r>
+            <w:r>
+              <w:rPr>
+                <w:noProof/>
+                <w:webHidden/>
+              </w:rPr>
+            </w:r>
+            <w:r>
+              <w:rPr>
+                <w:noProof/>
+                <w:webHidden/>
+              </w:rPr>
+              <w:fldChar w:fldCharType="separate"/>
+            </w:r>
+            <w:r>
+              <w:rPr>
+                <w:noProof/>
+                <w:webHidden/>
+              </w:rPr>
+              <w:t>15</w:t>
+            </w:r>
+            <w:r>
+              <w:rPr>
+                <w:noProof/>
+                <w:webHidden/>
+              </w:rPr>
+              <w:fldChar w:fldCharType="end"/>
             </w:r>
           </w:hyperlink>
         </w:p>
         <w:p>
           <w:pPr>
-            <w:widowControl w:val="0"/>
+            <w:pStyle w:val="TOC3"/>
             <w:tabs>
-              <w:tab w:val="right" w:pos="12000"/>
+              <w:tab w:val="left" w:pos="960"/>
+              <w:tab w:val="right" w:leader="dot" w:pos="9350"/>
             </w:tabs>
-            <w:spacing w:before="60" w:after="0" w:line="240" w:lineRule="auto"/>
-            <w:ind w:left="720"/>
             <w:rPr>
-              <w:rFonts w:ascii="Times New Roman" w:eastAsia="Times New Roman" w:hAnsi="Times New Roman" w:cs="Times New Roman"/>
-              <w:color w:val="000000"/>
+              <w:rFonts w:asciiTheme="minorHAnsi" w:eastAsiaTheme="minorEastAsia" w:hAnsiTheme="minorHAnsi" w:cstheme="minorBidi"/>
+              <w:noProof/>
+              <w:color w:val="auto"/>
+              <w:kern w:val="2"/>
+              <w:sz w:val="24"/>
+              <w:szCs w:val="24"/>
+              <w:lang w:val="en-US"/>
+              <w14:ligatures w14:val="standardContextual"/>
             </w:rPr>
           </w:pPr>
-          <w:hyperlink w:anchor="_heading=">
-            <w:r>
-              <w:rPr>
-                <w:rFonts w:ascii="Times New Roman" w:eastAsia="Times New Roman" w:hAnsi="Times New Roman" w:cs="Times New Roman"/>
-                <w:color w:val="000000"/>
-              </w:rPr>
-              <w:t>3.8 ĐẶC TẢ USE CASE</w:t>
-            </w:r>
-            <w:r>
-              <w:rPr>
-                <w:rFonts w:ascii="Times New Roman" w:eastAsia="Times New Roman" w:hAnsi="Times New Roman" w:cs="Times New Roman"/>
-                <w:color w:val="000000"/>
+          <w:hyperlink w:anchor="_Toc243404432" w:history="1">
+            <w:r>
+              <w:rPr>
+                <w:rStyle w:val="Hyperlink"/>
+                <w:noProof/>
+              </w:rPr>
+              <w:t>3.8</w:t>
+            </w:r>
+            <w:r>
+              <w:rPr>
+                <w:rFonts w:asciiTheme="minorHAnsi" w:eastAsiaTheme="minorEastAsia" w:hAnsiTheme="minorHAnsi" w:cstheme="minorBidi"/>
+                <w:noProof/>
+                <w:color w:val="auto"/>
+                <w:kern w:val="2"/>
+                <w:sz w:val="24"/>
+                <w:szCs w:val="24"/>
+                <w:lang w:val="en-US"/>
+                <w14:ligatures w14:val="standardContextual"/>
               </w:rPr>
               <w:tab/>
-              <w:t>13</w:t>
+            </w:r>
+            <w:r>
+              <w:rPr>
+                <w:rStyle w:val="Hyperlink"/>
+                <w:noProof/>
+              </w:rPr>
+              <w:t>ĐẶC TẢ USE CASE</w:t>
+            </w:r>
+            <w:r>
+              <w:rPr>
+                <w:noProof/>
+                <w:webHidden/>
+              </w:rPr>
+              <w:tab/>
+            </w:r>
+            <w:r>
+              <w:rPr>
+                <w:noProof/>
+                <w:webHidden/>
+              </w:rPr>
+              <w:fldChar w:fldCharType="begin"/>
+            </w:r>
+            <w:r>
+              <w:rPr>
+                <w:noProof/>
+                <w:webHidden/>
+              </w:rPr>
+              <w:instrText xml:space="preserve"> PAGEREF _Toc243404432 \h </w:instrText>
+            </w:r>
+            <w:r>
+              <w:rPr>
+                <w:noProof/>
+                <w:webHidden/>
+              </w:rPr>
+            </w:r>
+            <w:r>
+              <w:rPr>
+                <w:noProof/>
+                <w:webHidden/>
+              </w:rPr>
+              <w:fldChar w:fldCharType="separate"/>
+            </w:r>
+            <w:r>
+              <w:rPr>
+                <w:noProof/>
+                <w:webHidden/>
+              </w:rPr>
+              <w:t>16</w:t>
+            </w:r>
+            <w:r>
+              <w:rPr>
+                <w:noProof/>
+                <w:webHidden/>
+              </w:rPr>
+              <w:fldChar w:fldCharType="end"/>
             </w:r>
           </w:hyperlink>
         </w:p>
         <w:p>
           <w:pPr>
-            <w:widowControl w:val="0"/>
+            <w:pStyle w:val="TOC2"/>
             <w:tabs>
-              <w:tab w:val="right" w:pos="12000"/>
+              <w:tab w:val="left" w:pos="720"/>
+              <w:tab w:val="right" w:leader="dot" w:pos="9350"/>
             </w:tabs>
-            <w:spacing w:before="60" w:after="0" w:line="240" w:lineRule="auto"/>
-            <w:ind w:left="360"/>
             <w:rPr>
-              <w:rFonts w:ascii="Times New Roman" w:eastAsia="Times New Roman" w:hAnsi="Times New Roman" w:cs="Times New Roman"/>
-              <w:color w:val="000000"/>
+              <w:rFonts w:asciiTheme="minorHAnsi" w:eastAsiaTheme="minorEastAsia" w:hAnsiTheme="minorHAnsi" w:cstheme="minorBidi"/>
+              <w:noProof/>
+              <w:color w:val="auto"/>
+              <w:kern w:val="2"/>
+              <w:sz w:val="24"/>
+              <w:szCs w:val="24"/>
+              <w:lang w:val="en-US"/>
+              <w14:ligatures w14:val="standardContextual"/>
             </w:rPr>
           </w:pPr>
-          <w:hyperlink w:anchor="_heading=">
-            <w:r>
-              <w:rPr>
-                <w:rFonts w:ascii="Times New Roman" w:eastAsia="Times New Roman" w:hAnsi="Times New Roman" w:cs="Times New Roman"/>
-                <w:color w:val="000000"/>
-              </w:rPr>
-              <w:t>4. YÊU CẦU PHI CHỨC NĂNG</w:t>
-            </w:r>
-            <w:r>
-              <w:rPr>
-                <w:rFonts w:ascii="Times New Roman" w:eastAsia="Times New Roman" w:hAnsi="Times New Roman" w:cs="Times New Roman"/>
-                <w:color w:val="000000"/>
+          <w:hyperlink w:anchor="_Toc243404433" w:history="1">
+            <w:r>
+              <w:rPr>
+                <w:rStyle w:val="Hyperlink"/>
+                <w:noProof/>
+              </w:rPr>
+              <w:t>4.</w:t>
+            </w:r>
+            <w:r>
+              <w:rPr>
+                <w:rFonts w:asciiTheme="minorHAnsi" w:eastAsiaTheme="minorEastAsia" w:hAnsiTheme="minorHAnsi" w:cstheme="minorBidi"/>
+                <w:noProof/>
+                <w:color w:val="auto"/>
+                <w:kern w:val="2"/>
+                <w:sz w:val="24"/>
+                <w:szCs w:val="24"/>
+                <w:lang w:val="en-US"/>
+                <w14:ligatures w14:val="standardContextual"/>
               </w:rPr>
               <w:tab/>
-              <w:t>24</w:t>
+            </w:r>
+            <w:r>
+              <w:rPr>
+                <w:rStyle w:val="Hyperlink"/>
+                <w:noProof/>
+              </w:rPr>
+              <w:t>YÊU CẦU PHI CHỨC NĂNG</w:t>
+            </w:r>
+            <w:r>
+              <w:rPr>
+                <w:noProof/>
+                <w:webHidden/>
+              </w:rPr>
+              <w:tab/>
+            </w:r>
+            <w:r>
+              <w:rPr>
+                <w:noProof/>
+                <w:webHidden/>
+              </w:rPr>
+              <w:fldChar w:fldCharType="begin"/>
+            </w:r>
+            <w:r>
+              <w:rPr>
+                <w:noProof/>
+                <w:webHidden/>
+              </w:rPr>
+              <w:instrText xml:space="preserve"> PAGEREF _Toc243404433 \h </w:instrText>
+            </w:r>
+            <w:r>
+              <w:rPr>
+                <w:noProof/>
+                <w:webHidden/>
+              </w:rPr>
+            </w:r>
+            <w:r>
+              <w:rPr>
+                <w:noProof/>
+                <w:webHidden/>
+              </w:rPr>
+              <w:fldChar w:fldCharType="separate"/>
+            </w:r>
+            <w:r>
+              <w:rPr>
+                <w:noProof/>
+                <w:webHidden/>
+              </w:rPr>
+              <w:t>28</w:t>
+            </w:r>
+            <w:r>
+              <w:rPr>
+                <w:noProof/>
+                <w:webHidden/>
+              </w:rPr>
+              <w:fldChar w:fldCharType="end"/>
             </w:r>
           </w:hyperlink>
         </w:p>
         <w:p>
           <w:pPr>
-            <w:widowControl w:val="0"/>
+            <w:pStyle w:val="TOC3"/>
             <w:tabs>
-              <w:tab w:val="right" w:pos="12000"/>
+              <w:tab w:val="left" w:pos="960"/>
+              <w:tab w:val="right" w:leader="dot" w:pos="9350"/>
             </w:tabs>
-            <w:spacing w:before="60" w:after="0" w:line="240" w:lineRule="auto"/>
-            <w:ind w:left="720"/>
             <w:rPr>
-              <w:rFonts w:ascii="Times New Roman" w:eastAsia="Times New Roman" w:hAnsi="Times New Roman" w:cs="Times New Roman"/>
-              <w:color w:val="000000"/>
+              <w:rFonts w:asciiTheme="minorHAnsi" w:eastAsiaTheme="minorEastAsia" w:hAnsiTheme="minorHAnsi" w:cstheme="minorBidi"/>
+              <w:noProof/>
+              <w:color w:val="auto"/>
+              <w:kern w:val="2"/>
+              <w:sz w:val="24"/>
+              <w:szCs w:val="24"/>
+              <w:lang w:val="en-US"/>
+              <w14:ligatures w14:val="standardContextual"/>
             </w:rPr>
           </w:pPr>
-          <w:hyperlink w:anchor="_heading=">
-            <w:r>
-              <w:rPr>
-                <w:rFonts w:ascii="Times New Roman" w:eastAsia="Times New Roman" w:hAnsi="Times New Roman" w:cs="Times New Roman"/>
-                <w:color w:val="000000"/>
-              </w:rPr>
-              <w:t>4.1 Yêu cầu hiệu năng</w:t>
-            </w:r>
-            <w:r>
-              <w:rPr>
-                <w:rFonts w:ascii="Times New Roman" w:eastAsia="Times New Roman" w:hAnsi="Times New Roman" w:cs="Times New Roman"/>
-                <w:color w:val="000000"/>
+          <w:hyperlink w:anchor="_Toc243404434" w:history="1">
+            <w:r>
+              <w:rPr>
+                <w:rStyle w:val="Hyperlink"/>
+                <w:noProof/>
+              </w:rPr>
+              <w:t>4.1</w:t>
+            </w:r>
+            <w:r>
+              <w:rPr>
+                <w:rFonts w:asciiTheme="minorHAnsi" w:eastAsiaTheme="minorEastAsia" w:hAnsiTheme="minorHAnsi" w:cstheme="minorBidi"/>
+                <w:noProof/>
+                <w:color w:val="auto"/>
+                <w:kern w:val="2"/>
+                <w:sz w:val="24"/>
+                <w:szCs w:val="24"/>
+                <w:lang w:val="en-US"/>
+                <w14:ligatures w14:val="standardContextual"/>
               </w:rPr>
               <w:tab/>
-              <w:t>24</w:t>
+            </w:r>
+            <w:r>
+              <w:rPr>
+                <w:rStyle w:val="Hyperlink"/>
+                <w:noProof/>
+              </w:rPr>
+              <w:t>Yêu cầu hiệu năng</w:t>
+            </w:r>
+            <w:r>
+              <w:rPr>
+                <w:noProof/>
+                <w:webHidden/>
+              </w:rPr>
+              <w:tab/>
+            </w:r>
+            <w:r>
+              <w:rPr>
+                <w:noProof/>
+                <w:webHidden/>
+              </w:rPr>
+              <w:fldChar w:fldCharType="begin"/>
+            </w:r>
+            <w:r>
+              <w:rPr>
+                <w:noProof/>
+                <w:webHidden/>
+              </w:rPr>
+              <w:instrText xml:space="preserve"> PAGEREF _Toc243404434 \h </w:instrText>
+            </w:r>
+            <w:r>
+              <w:rPr>
+                <w:noProof/>
+                <w:webHidden/>
+              </w:rPr>
+            </w:r>
+            <w:r>
+              <w:rPr>
+                <w:noProof/>
+                <w:webHidden/>
+              </w:rPr>
+              <w:fldChar w:fldCharType="separate"/>
+            </w:r>
+            <w:r>
+              <w:rPr>
+                <w:noProof/>
+                <w:webHidden/>
+              </w:rPr>
+              <w:t>28</w:t>
+            </w:r>
+            <w:r>
+              <w:rPr>
+                <w:noProof/>
+                <w:webHidden/>
+              </w:rPr>
+              <w:fldChar w:fldCharType="end"/>
             </w:r>
           </w:hyperlink>
         </w:p>
         <w:p>
           <w:pPr>
-            <w:widowControl w:val="0"/>
+            <w:pStyle w:val="TOC3"/>
             <w:tabs>
-              <w:tab w:val="right" w:pos="12000"/>
+              <w:tab w:val="left" w:pos="960"/>
+              <w:tab w:val="right" w:leader="dot" w:pos="9350"/>
             </w:tabs>
-            <w:spacing w:before="60" w:after="0" w:line="240" w:lineRule="auto"/>
-            <w:ind w:left="720"/>
             <w:rPr>
-              <w:rFonts w:ascii="Times New Roman" w:eastAsia="Times New Roman" w:hAnsi="Times New Roman" w:cs="Times New Roman"/>
-              <w:color w:val="000000"/>
+              <w:rFonts w:asciiTheme="minorHAnsi" w:eastAsiaTheme="minorEastAsia" w:hAnsiTheme="minorHAnsi" w:cstheme="minorBidi"/>
+              <w:noProof/>
+              <w:color w:val="auto"/>
+              <w:kern w:val="2"/>
+              <w:sz w:val="24"/>
+              <w:szCs w:val="24"/>
+              <w:lang w:val="en-US"/>
+              <w14:ligatures w14:val="standardContextual"/>
             </w:rPr>
           </w:pPr>
-          <w:hyperlink w:anchor="_heading=">
-            <w:r>
-              <w:rPr>
-                <w:rFonts w:ascii="Times New Roman" w:eastAsia="Times New Roman" w:hAnsi="Times New Roman" w:cs="Times New Roman"/>
-                <w:color w:val="000000"/>
-              </w:rPr>
-              <w:t>4.2 Yêu cầu an toàn &amp; bảo mật</w:t>
-            </w:r>
-            <w:r>
-              <w:rPr>
-                <w:rFonts w:ascii="Times New Roman" w:eastAsia="Times New Roman" w:hAnsi="Times New Roman" w:cs="Times New Roman"/>
-                <w:color w:val="000000"/>
+          <w:hyperlink w:anchor="_Toc243404435" w:history="1">
+            <w:r>
+              <w:rPr>
+                <w:rStyle w:val="Hyperlink"/>
+                <w:noProof/>
+              </w:rPr>
+              <w:t>4.2</w:t>
+            </w:r>
+            <w:r>
+              <w:rPr>
+                <w:rFonts w:asciiTheme="minorHAnsi" w:eastAsiaTheme="minorEastAsia" w:hAnsiTheme="minorHAnsi" w:cstheme="minorBidi"/>
+                <w:noProof/>
+                <w:color w:val="auto"/>
+                <w:kern w:val="2"/>
+                <w:sz w:val="24"/>
+                <w:szCs w:val="24"/>
+                <w:lang w:val="en-US"/>
+                <w14:ligatures w14:val="standardContextual"/>
               </w:rPr>
               <w:tab/>
-              <w:t>24</w:t>
+            </w:r>
+            <w:r>
+              <w:rPr>
+                <w:rStyle w:val="Hyperlink"/>
+                <w:noProof/>
+              </w:rPr>
+              <w:t>Yêu cầu an toàn &amp; bảo mật</w:t>
+            </w:r>
+            <w:r>
+              <w:rPr>
+                <w:noProof/>
+                <w:webHidden/>
+              </w:rPr>
+              <w:tab/>
+            </w:r>
+            <w:r>
+              <w:rPr>
+                <w:noProof/>
+                <w:webHidden/>
+              </w:rPr>
+              <w:fldChar w:fldCharType="begin"/>
+            </w:r>
+            <w:r>
+              <w:rPr>
+                <w:noProof/>
+                <w:webHidden/>
+              </w:rPr>
+              <w:instrText xml:space="preserve"> PAGEREF _Toc243404435 \h </w:instrText>
+            </w:r>
+            <w:r>
+              <w:rPr>
+                <w:noProof/>
+                <w:webHidden/>
+              </w:rPr>
+            </w:r>
+            <w:r>
+              <w:rPr>
+                <w:noProof/>
+                <w:webHidden/>
+              </w:rPr>
+              <w:fldChar w:fldCharType="separate"/>
+            </w:r>
+            <w:r>
+              <w:rPr>
+                <w:noProof/>
+                <w:webHidden/>
+              </w:rPr>
+              <w:t>28</w:t>
+            </w:r>
+            <w:r>
+              <w:rPr>
+                <w:noProof/>
+                <w:webHidden/>
+              </w:rPr>
+              <w:fldChar w:fldCharType="end"/>
+            </w:r>
+          </w:hyperlink>
+        </w:p>
+        <w:p>
+          <w:pPr>
+            <w:pStyle w:val="TOC3"/>
+            <w:tabs>
+              <w:tab w:val="left" w:pos="960"/>
+              <w:tab w:val="right" w:leader="dot" w:pos="9350"/>
+            </w:tabs>
+            <w:rPr>
+              <w:rFonts w:asciiTheme="minorHAnsi" w:eastAsiaTheme="minorEastAsia" w:hAnsiTheme="minorHAnsi" w:cstheme="minorBidi"/>
+              <w:noProof/>
+              <w:color w:val="auto"/>
+              <w:kern w:val="2"/>
+              <w:sz w:val="24"/>
+              <w:szCs w:val="24"/>
+              <w:lang w:val="en-US"/>
+              <w14:ligatures w14:val="standardContextual"/>
+            </w:rPr>
+          </w:pPr>
+          <w:hyperlink w:anchor="_Toc243404436" w:history="1">
+            <w:r>
+              <w:rPr>
+                <w:rStyle w:val="Hyperlink"/>
+                <w:noProof/>
+              </w:rPr>
+              <w:t>4.3</w:t>
+            </w:r>
+            <w:r>
+              <w:rPr>
+                <w:rFonts w:asciiTheme="minorHAnsi" w:eastAsiaTheme="minorEastAsia" w:hAnsiTheme="minorHAnsi" w:cstheme="minorBidi"/>
+                <w:noProof/>
+                <w:color w:val="auto"/>
+                <w:kern w:val="2"/>
+                <w:sz w:val="24"/>
+                <w:szCs w:val="24"/>
+                <w:lang w:val="en-US"/>
+                <w14:ligatures w14:val="standardContextual"/>
+              </w:rPr>
+              <w:tab/>
+            </w:r>
+            <w:r>
+              <w:rPr>
+                <w:rStyle w:val="Hyperlink"/>
+                <w:noProof/>
+              </w:rPr>
+              <w:t>Yêu cầu độ tin cậy &amp; sẵn sàng</w:t>
+            </w:r>
+            <w:r>
+              <w:rPr>
+                <w:noProof/>
+                <w:webHidden/>
+              </w:rPr>
+              <w:tab/>
+            </w:r>
+            <w:r>
+              <w:rPr>
+                <w:noProof/>
+                <w:webHidden/>
+              </w:rPr>
+              <w:fldChar w:fldCharType="begin"/>
+            </w:r>
+            <w:r>
+              <w:rPr>
+                <w:noProof/>
+                <w:webHidden/>
+              </w:rPr>
+              <w:instrText xml:space="preserve"> PAGEREF _Toc243404436 \h </w:instrText>
+            </w:r>
+            <w:r>
+              <w:rPr>
+                <w:noProof/>
+                <w:webHidden/>
+              </w:rPr>
+            </w:r>
+            <w:r>
+              <w:rPr>
+                <w:noProof/>
+                <w:webHidden/>
+              </w:rPr>
+              <w:fldChar w:fldCharType="separate"/>
+            </w:r>
+            <w:r>
+              <w:rPr>
+                <w:noProof/>
+                <w:webHidden/>
+              </w:rPr>
+              <w:t>28</w:t>
+            </w:r>
+            <w:r>
+              <w:rPr>
+                <w:noProof/>
+                <w:webHidden/>
+              </w:rPr>
+              <w:fldChar w:fldCharType="end"/>
+            </w:r>
+          </w:hyperlink>
+        </w:p>
+        <w:p>
+          <w:pPr>
+            <w:pStyle w:val="TOC3"/>
+            <w:tabs>
+              <w:tab w:val="left" w:pos="960"/>
+              <w:tab w:val="right" w:leader="dot" w:pos="9350"/>
+            </w:tabs>
+            <w:rPr>
+              <w:rFonts w:asciiTheme="minorHAnsi" w:eastAsiaTheme="minorEastAsia" w:hAnsiTheme="minorHAnsi" w:cstheme="minorBidi"/>
+              <w:noProof/>
+              <w:color w:val="auto"/>
+              <w:kern w:val="2"/>
+              <w:sz w:val="24"/>
+              <w:szCs w:val="24"/>
+              <w:lang w:val="en-US"/>
+              <w14:ligatures w14:val="standardContextual"/>
+            </w:rPr>
+          </w:pPr>
+          <w:hyperlink w:anchor="_Toc243404437" w:history="1">
+            <w:r>
+              <w:rPr>
+                <w:rStyle w:val="Hyperlink"/>
+                <w:noProof/>
+              </w:rPr>
+              <w:t>4.4</w:t>
+            </w:r>
+            <w:r>
+              <w:rPr>
+                <w:rFonts w:asciiTheme="minorHAnsi" w:eastAsiaTheme="minorEastAsia" w:hAnsiTheme="minorHAnsi" w:cstheme="minorBidi"/>
+                <w:noProof/>
+                <w:color w:val="auto"/>
+                <w:kern w:val="2"/>
+                <w:sz w:val="24"/>
+                <w:szCs w:val="24"/>
+                <w:lang w:val="en-US"/>
+                <w14:ligatures w14:val="standardContextual"/>
+              </w:rPr>
+              <w:tab/>
+            </w:r>
+            <w:r>
+              <w:rPr>
+                <w:rStyle w:val="Hyperlink"/>
+                <w:noProof/>
+              </w:rPr>
+              <w:t>Tính dễ sử dụng &amp; trải nghiệm</w:t>
+            </w:r>
+            <w:r>
+              <w:rPr>
+                <w:noProof/>
+                <w:webHidden/>
+              </w:rPr>
+              <w:tab/>
+            </w:r>
+            <w:r>
+              <w:rPr>
+                <w:noProof/>
+                <w:webHidden/>
+              </w:rPr>
+              <w:fldChar w:fldCharType="begin"/>
+            </w:r>
+            <w:r>
+              <w:rPr>
+                <w:noProof/>
+                <w:webHidden/>
+              </w:rPr>
+              <w:instrText xml:space="preserve"> PAGEREF _Toc243404437 \h </w:instrText>
+            </w:r>
+            <w:r>
+              <w:rPr>
+                <w:noProof/>
+                <w:webHidden/>
+              </w:rPr>
+            </w:r>
+            <w:r>
+              <w:rPr>
+                <w:noProof/>
+                <w:webHidden/>
+              </w:rPr>
+              <w:fldChar w:fldCharType="separate"/>
+            </w:r>
+            <w:r>
+              <w:rPr>
+                <w:noProof/>
+                <w:webHidden/>
+              </w:rPr>
+              <w:t>29</w:t>
+            </w:r>
+            <w:r>
+              <w:rPr>
+                <w:noProof/>
+                <w:webHidden/>
+              </w:rPr>
+              <w:fldChar w:fldCharType="end"/>
+            </w:r>
+          </w:hyperlink>
+        </w:p>
+        <w:p>
+          <w:pPr>
+            <w:pStyle w:val="TOC3"/>
+            <w:tabs>
+              <w:tab w:val="left" w:pos="960"/>
+              <w:tab w:val="right" w:leader="dot" w:pos="9350"/>
+            </w:tabs>
+            <w:rPr>
+              <w:rFonts w:asciiTheme="minorHAnsi" w:eastAsiaTheme="minorEastAsia" w:hAnsiTheme="minorHAnsi" w:cstheme="minorBidi"/>
+              <w:noProof/>
+              <w:color w:val="auto"/>
+              <w:kern w:val="2"/>
+              <w:sz w:val="24"/>
+              <w:szCs w:val="24"/>
+              <w:lang w:val="en-US"/>
+              <w14:ligatures w14:val="standardContextual"/>
+            </w:rPr>
+          </w:pPr>
+          <w:hyperlink w:anchor="_Toc243404438" w:history="1">
+            <w:r>
+              <w:rPr>
+                <w:rStyle w:val="Hyperlink"/>
+                <w:noProof/>
+              </w:rPr>
+              <w:t>4.5</w:t>
+            </w:r>
+            <w:r>
+              <w:rPr>
+                <w:rFonts w:asciiTheme="minorHAnsi" w:eastAsiaTheme="minorEastAsia" w:hAnsiTheme="minorHAnsi" w:cstheme="minorBidi"/>
+                <w:noProof/>
+                <w:color w:val="auto"/>
+                <w:kern w:val="2"/>
+                <w:sz w:val="24"/>
+                <w:szCs w:val="24"/>
+                <w:lang w:val="en-US"/>
+                <w14:ligatures w14:val="standardContextual"/>
+              </w:rPr>
+              <w:tab/>
+            </w:r>
+            <w:r>
+              <w:rPr>
+                <w:rStyle w:val="Hyperlink"/>
+                <w:noProof/>
+              </w:rPr>
+              <w:t>Khả năng bảo trì, hỗ trợ &amp; quan sát</w:t>
+            </w:r>
+            <w:r>
+              <w:rPr>
+                <w:noProof/>
+                <w:webHidden/>
+              </w:rPr>
+              <w:tab/>
+            </w:r>
+            <w:r>
+              <w:rPr>
+                <w:noProof/>
+                <w:webHidden/>
+              </w:rPr>
+              <w:fldChar w:fldCharType="begin"/>
+            </w:r>
+            <w:r>
+              <w:rPr>
+                <w:noProof/>
+                <w:webHidden/>
+              </w:rPr>
+              <w:instrText xml:space="preserve"> PAGEREF _Toc243404438 \h </w:instrText>
+            </w:r>
+            <w:r>
+              <w:rPr>
+                <w:noProof/>
+                <w:webHidden/>
+              </w:rPr>
+            </w:r>
+            <w:r>
+              <w:rPr>
+                <w:noProof/>
+                <w:webHidden/>
+              </w:rPr>
+              <w:fldChar w:fldCharType="separate"/>
+            </w:r>
+            <w:r>
+              <w:rPr>
+                <w:noProof/>
+                <w:webHidden/>
+              </w:rPr>
+              <w:t>29</w:t>
+            </w:r>
+            <w:r>
+              <w:rPr>
+                <w:noProof/>
+                <w:webHidden/>
+              </w:rPr>
+              <w:fldChar w:fldCharType="end"/>
+            </w:r>
+          </w:hyperlink>
+        </w:p>
+        <w:p>
+          <w:pPr>
+            <w:pStyle w:val="TOC3"/>
+            <w:tabs>
+              <w:tab w:val="left" w:pos="960"/>
+              <w:tab w:val="right" w:leader="dot" w:pos="9350"/>
+            </w:tabs>
+            <w:rPr>
+              <w:rFonts w:asciiTheme="minorHAnsi" w:eastAsiaTheme="minorEastAsia" w:hAnsiTheme="minorHAnsi" w:cstheme="minorBidi"/>
+              <w:noProof/>
+              <w:color w:val="auto"/>
+              <w:kern w:val="2"/>
+              <w:sz w:val="24"/>
+              <w:szCs w:val="24"/>
+              <w:lang w:val="en-US"/>
+              <w14:ligatures w14:val="standardContextual"/>
+            </w:rPr>
+          </w:pPr>
+          <w:hyperlink w:anchor="_Toc243404439" w:history="1">
+            <w:r>
+              <w:rPr>
+                <w:rStyle w:val="Hyperlink"/>
+                <w:noProof/>
+              </w:rPr>
+              <w:t>4.6</w:t>
+            </w:r>
+            <w:r>
+              <w:rPr>
+                <w:rFonts w:asciiTheme="minorHAnsi" w:eastAsiaTheme="minorEastAsia" w:hAnsiTheme="minorHAnsi" w:cstheme="minorBidi"/>
+                <w:noProof/>
+                <w:color w:val="auto"/>
+                <w:kern w:val="2"/>
+                <w:sz w:val="24"/>
+                <w:szCs w:val="24"/>
+                <w:lang w:val="en-US"/>
+                <w14:ligatures w14:val="standardContextual"/>
+              </w:rPr>
+              <w:tab/>
+            </w:r>
+            <w:r>
+              <w:rPr>
+                <w:rStyle w:val="Hyperlink"/>
+                <w:noProof/>
+              </w:rPr>
+              <w:t>Tính di động &amp; tương thích</w:t>
+            </w:r>
+            <w:r>
+              <w:rPr>
+                <w:noProof/>
+                <w:webHidden/>
+              </w:rPr>
+              <w:tab/>
+            </w:r>
+            <w:r>
+              <w:rPr>
+                <w:noProof/>
+                <w:webHidden/>
+              </w:rPr>
+              <w:fldChar w:fldCharType="begin"/>
+            </w:r>
+            <w:r>
+              <w:rPr>
+                <w:noProof/>
+                <w:webHidden/>
+              </w:rPr>
+              <w:instrText xml:space="preserve"> PAGEREF _Toc243404439 \h </w:instrText>
+            </w:r>
+            <w:r>
+              <w:rPr>
+                <w:noProof/>
+                <w:webHidden/>
+              </w:rPr>
+            </w:r>
+            <w:r>
+              <w:rPr>
+                <w:noProof/>
+                <w:webHidden/>
+              </w:rPr>
+              <w:fldChar w:fldCharType="separate"/>
+            </w:r>
+            <w:r>
+              <w:rPr>
+                <w:noProof/>
+                <w:webHidden/>
+              </w:rPr>
+              <w:t>29</w:t>
+            </w:r>
+            <w:r>
+              <w:rPr>
+                <w:noProof/>
+                <w:webHidden/>
+              </w:rPr>
+              <w:fldChar w:fldCharType="end"/>
+            </w:r>
+          </w:hyperlink>
+        </w:p>
+        <w:p>
+          <w:pPr>
+            <w:pStyle w:val="TOC2"/>
+            <w:tabs>
+              <w:tab w:val="left" w:pos="720"/>
+              <w:tab w:val="right" w:leader="dot" w:pos="9350"/>
+            </w:tabs>
+            <w:rPr>
+              <w:rFonts w:asciiTheme="minorHAnsi" w:eastAsiaTheme="minorEastAsia" w:hAnsiTheme="minorHAnsi" w:cstheme="minorBidi"/>
+              <w:noProof/>
+              <w:color w:val="auto"/>
+              <w:kern w:val="2"/>
+              <w:sz w:val="24"/>
+              <w:szCs w:val="24"/>
+              <w:lang w:val="en-US"/>
+              <w14:ligatures w14:val="standardContextual"/>
+            </w:rPr>
+          </w:pPr>
+          <w:hyperlink w:anchor="_Toc243404440" w:history="1">
+            <w:r>
+              <w:rPr>
+                <w:rStyle w:val="Hyperlink"/>
+                <w:noProof/>
+              </w:rPr>
+              <w:t>5.</w:t>
+            </w:r>
+            <w:r>
+              <w:rPr>
+                <w:rFonts w:asciiTheme="minorHAnsi" w:eastAsiaTheme="minorEastAsia" w:hAnsiTheme="minorHAnsi" w:cstheme="minorBidi"/>
+                <w:noProof/>
+                <w:color w:val="auto"/>
+                <w:kern w:val="2"/>
+                <w:sz w:val="24"/>
+                <w:szCs w:val="24"/>
+                <w:lang w:val="en-US"/>
+                <w14:ligatures w14:val="standardContextual"/>
+              </w:rPr>
+              <w:tab/>
+            </w:r>
+            <w:r>
+              <w:rPr>
+                <w:rStyle w:val="Hyperlink"/>
+                <w:noProof/>
+              </w:rPr>
+              <w:t>GIAO DIỆN ĐỐI NGOẠI</w:t>
+            </w:r>
+            <w:r>
+              <w:rPr>
+                <w:noProof/>
+                <w:webHidden/>
+              </w:rPr>
+              <w:tab/>
+            </w:r>
+            <w:r>
+              <w:rPr>
+                <w:noProof/>
+                <w:webHidden/>
+              </w:rPr>
+              <w:fldChar w:fldCharType="begin"/>
+            </w:r>
+            <w:r>
+              <w:rPr>
+                <w:noProof/>
+                <w:webHidden/>
+              </w:rPr>
+              <w:instrText xml:space="preserve"> PAGEREF _Toc243404440 \h </w:instrText>
+            </w:r>
+            <w:r>
+              <w:rPr>
+                <w:noProof/>
+                <w:webHidden/>
+              </w:rPr>
+            </w:r>
+            <w:r>
+              <w:rPr>
+                <w:noProof/>
+                <w:webHidden/>
+              </w:rPr>
+              <w:fldChar w:fldCharType="separate"/>
+            </w:r>
+            <w:r>
+              <w:rPr>
+                <w:noProof/>
+                <w:webHidden/>
+              </w:rPr>
+              <w:t>30</w:t>
+            </w:r>
+            <w:r>
+              <w:rPr>
+                <w:noProof/>
+                <w:webHidden/>
+              </w:rPr>
+              <w:fldChar w:fldCharType="end"/>
+            </w:r>
+          </w:hyperlink>
+        </w:p>
+        <w:p>
+          <w:pPr>
+            <w:pStyle w:val="TOC3"/>
+            <w:tabs>
+              <w:tab w:val="left" w:pos="960"/>
+              <w:tab w:val="right" w:leader="dot" w:pos="9350"/>
+            </w:tabs>
+            <w:rPr>
+              <w:rFonts w:asciiTheme="minorHAnsi" w:eastAsiaTheme="minorEastAsia" w:hAnsiTheme="minorHAnsi" w:cstheme="minorBidi"/>
+              <w:noProof/>
+              <w:color w:val="auto"/>
+              <w:kern w:val="2"/>
+              <w:sz w:val="24"/>
+              <w:szCs w:val="24"/>
+              <w:lang w:val="en-US"/>
+              <w14:ligatures w14:val="standardContextual"/>
+            </w:rPr>
+          </w:pPr>
+          <w:hyperlink w:anchor="_Toc243404441" w:history="1">
+            <w:r>
+              <w:rPr>
+                <w:rStyle w:val="Hyperlink"/>
+                <w:noProof/>
+              </w:rPr>
+              <w:t>5.1</w:t>
+            </w:r>
+            <w:r>
+              <w:rPr>
+                <w:rFonts w:asciiTheme="minorHAnsi" w:eastAsiaTheme="minorEastAsia" w:hAnsiTheme="minorHAnsi" w:cstheme="minorBidi"/>
+                <w:noProof/>
+                <w:color w:val="auto"/>
+                <w:kern w:val="2"/>
+                <w:sz w:val="24"/>
+                <w:szCs w:val="24"/>
+                <w:lang w:val="en-US"/>
+                <w14:ligatures w14:val="standardContextual"/>
+              </w:rPr>
+              <w:tab/>
+            </w:r>
+            <w:r>
+              <w:rPr>
+                <w:rStyle w:val="Hyperlink"/>
+                <w:noProof/>
+              </w:rPr>
+              <w:t>Tiêu chuẩn giao diện người dùng</w:t>
+            </w:r>
+            <w:r>
+              <w:rPr>
+                <w:noProof/>
+                <w:webHidden/>
+              </w:rPr>
+              <w:tab/>
+            </w:r>
+            <w:r>
+              <w:rPr>
+                <w:noProof/>
+                <w:webHidden/>
+              </w:rPr>
+              <w:fldChar w:fldCharType="begin"/>
+            </w:r>
+            <w:r>
+              <w:rPr>
+                <w:noProof/>
+                <w:webHidden/>
+              </w:rPr>
+              <w:instrText xml:space="preserve"> PAGEREF _Toc243404441 \h </w:instrText>
+            </w:r>
+            <w:r>
+              <w:rPr>
+                <w:noProof/>
+                <w:webHidden/>
+              </w:rPr>
+            </w:r>
+            <w:r>
+              <w:rPr>
+                <w:noProof/>
+                <w:webHidden/>
+              </w:rPr>
+              <w:fldChar w:fldCharType="separate"/>
+            </w:r>
+            <w:r>
+              <w:rPr>
+                <w:noProof/>
+                <w:webHidden/>
+              </w:rPr>
+              <w:t>30</w:t>
+            </w:r>
+            <w:r>
+              <w:rPr>
+                <w:noProof/>
+                <w:webHidden/>
+              </w:rPr>
+              <w:fldChar w:fldCharType="end"/>
+            </w:r>
+          </w:hyperlink>
+        </w:p>
+        <w:p>
+          <w:pPr>
+            <w:pStyle w:val="TOC3"/>
+            <w:tabs>
+              <w:tab w:val="left" w:pos="960"/>
+              <w:tab w:val="right" w:leader="dot" w:pos="9350"/>
+            </w:tabs>
+            <w:rPr>
+              <w:rFonts w:asciiTheme="minorHAnsi" w:eastAsiaTheme="minorEastAsia" w:hAnsiTheme="minorHAnsi" w:cstheme="minorBidi"/>
+              <w:noProof/>
+              <w:color w:val="auto"/>
+              <w:kern w:val="2"/>
+              <w:sz w:val="24"/>
+              <w:szCs w:val="24"/>
+              <w:lang w:val="en-US"/>
+              <w14:ligatures w14:val="standardContextual"/>
+            </w:rPr>
+          </w:pPr>
+          <w:hyperlink w:anchor="_Toc243404442" w:history="1">
+            <w:r>
+              <w:rPr>
+                <w:rStyle w:val="Hyperlink"/>
+                <w:noProof/>
+              </w:rPr>
+              <w:t>5.2</w:t>
+            </w:r>
+            <w:r>
+              <w:rPr>
+                <w:rFonts w:asciiTheme="minorHAnsi" w:eastAsiaTheme="minorEastAsia" w:hAnsiTheme="minorHAnsi" w:cstheme="minorBidi"/>
+                <w:noProof/>
+                <w:color w:val="auto"/>
+                <w:kern w:val="2"/>
+                <w:sz w:val="24"/>
+                <w:szCs w:val="24"/>
+                <w:lang w:val="en-US"/>
+                <w14:ligatures w14:val="standardContextual"/>
+              </w:rPr>
+              <w:tab/>
+            </w:r>
+            <w:r>
+              <w:rPr>
+                <w:rStyle w:val="Hyperlink"/>
+                <w:noProof/>
+              </w:rPr>
+              <w:t>Giao diện phần mềm</w:t>
+            </w:r>
+            <w:r>
+              <w:rPr>
+                <w:noProof/>
+                <w:webHidden/>
+              </w:rPr>
+              <w:tab/>
+            </w:r>
+            <w:r>
+              <w:rPr>
+                <w:noProof/>
+                <w:webHidden/>
+              </w:rPr>
+              <w:fldChar w:fldCharType="begin"/>
+            </w:r>
+            <w:r>
+              <w:rPr>
+                <w:noProof/>
+                <w:webHidden/>
+              </w:rPr>
+              <w:instrText xml:space="preserve"> PAGEREF _Toc243404442 \h </w:instrText>
+            </w:r>
+            <w:r>
+              <w:rPr>
+                <w:noProof/>
+                <w:webHidden/>
+              </w:rPr>
+            </w:r>
+            <w:r>
+              <w:rPr>
+                <w:noProof/>
+                <w:webHidden/>
+              </w:rPr>
+              <w:fldChar w:fldCharType="separate"/>
+            </w:r>
+            <w:r>
+              <w:rPr>
+                <w:noProof/>
+                <w:webHidden/>
+              </w:rPr>
+              <w:t>30</w:t>
+            </w:r>
+            <w:r>
+              <w:rPr>
+                <w:noProof/>
+                <w:webHidden/>
+              </w:rPr>
+              <w:fldChar w:fldCharType="end"/>
+            </w:r>
+          </w:hyperlink>
+        </w:p>
+        <w:p>
+          <w:pPr>
+            <w:pStyle w:val="TOC3"/>
+            <w:tabs>
+              <w:tab w:val="left" w:pos="960"/>
+              <w:tab w:val="right" w:leader="dot" w:pos="9350"/>
+            </w:tabs>
+            <w:rPr>
+              <w:rFonts w:asciiTheme="minorHAnsi" w:eastAsiaTheme="minorEastAsia" w:hAnsiTheme="minorHAnsi" w:cstheme="minorBidi"/>
+              <w:noProof/>
+              <w:color w:val="auto"/>
+              <w:kern w:val="2"/>
+              <w:sz w:val="24"/>
+              <w:szCs w:val="24"/>
+              <w:lang w:val="en-US"/>
+              <w14:ligatures w14:val="standardContextual"/>
+            </w:rPr>
+          </w:pPr>
+          <w:hyperlink w:anchor="_Toc243404443" w:history="1">
+            <w:r>
+              <w:rPr>
+                <w:rStyle w:val="Hyperlink"/>
+                <w:noProof/>
+              </w:rPr>
+              <w:t>5.3</w:t>
+            </w:r>
+            <w:r>
+              <w:rPr>
+                <w:rFonts w:asciiTheme="minorHAnsi" w:eastAsiaTheme="minorEastAsia" w:hAnsiTheme="minorHAnsi" w:cstheme="minorBidi"/>
+                <w:noProof/>
+                <w:color w:val="auto"/>
+                <w:kern w:val="2"/>
+                <w:sz w:val="24"/>
+                <w:szCs w:val="24"/>
+                <w:lang w:val="en-US"/>
+                <w14:ligatures w14:val="standardContextual"/>
+              </w:rPr>
+              <w:tab/>
+            </w:r>
+            <w:r>
+              <w:rPr>
+                <w:rStyle w:val="Hyperlink"/>
+                <w:noProof/>
+              </w:rPr>
+              <w:t>Giao thức truyền thông</w:t>
+            </w:r>
+            <w:r>
+              <w:rPr>
+                <w:noProof/>
+                <w:webHidden/>
+              </w:rPr>
+              <w:tab/>
+            </w:r>
+            <w:r>
+              <w:rPr>
+                <w:noProof/>
+                <w:webHidden/>
+              </w:rPr>
+              <w:fldChar w:fldCharType="begin"/>
+            </w:r>
+            <w:r>
+              <w:rPr>
+                <w:noProof/>
+                <w:webHidden/>
+              </w:rPr>
+              <w:instrText xml:space="preserve"> PAGEREF _Toc243404443 \h </w:instrText>
+            </w:r>
+            <w:r>
+              <w:rPr>
+                <w:noProof/>
+                <w:webHidden/>
+              </w:rPr>
+            </w:r>
+            <w:r>
+              <w:rPr>
+                <w:noProof/>
+                <w:webHidden/>
+              </w:rPr>
+              <w:fldChar w:fldCharType="separate"/>
+            </w:r>
+            <w:r>
+              <w:rPr>
+                <w:noProof/>
+                <w:webHidden/>
+              </w:rPr>
+              <w:t>30</w:t>
+            </w:r>
+            <w:r>
+              <w:rPr>
+                <w:noProof/>
+                <w:webHidden/>
+              </w:rPr>
+              <w:fldChar w:fldCharType="end"/>
+            </w:r>
+          </w:hyperlink>
+        </w:p>
+        <w:p>
+          <w:pPr>
+            <w:pStyle w:val="TOC2"/>
+            <w:tabs>
+              <w:tab w:val="left" w:pos="720"/>
+              <w:tab w:val="right" w:leader="dot" w:pos="9350"/>
+            </w:tabs>
+            <w:rPr>
+              <w:rFonts w:asciiTheme="minorHAnsi" w:eastAsiaTheme="minorEastAsia" w:hAnsiTheme="minorHAnsi" w:cstheme="minorBidi"/>
+              <w:noProof/>
+              <w:color w:val="auto"/>
+              <w:kern w:val="2"/>
+              <w:sz w:val="24"/>
+              <w:szCs w:val="24"/>
+              <w:lang w:val="en-US"/>
+              <w14:ligatures w14:val="standardContextual"/>
+            </w:rPr>
+          </w:pPr>
+          <w:hyperlink w:anchor="_Toc243404444" w:history="1">
+            <w:r>
+              <w:rPr>
+                <w:rStyle w:val="Hyperlink"/>
+                <w:noProof/>
+              </w:rPr>
+              <w:t>6.</w:t>
+            </w:r>
+            <w:r>
+              <w:rPr>
+                <w:rFonts w:asciiTheme="minorHAnsi" w:eastAsiaTheme="minorEastAsia" w:hAnsiTheme="minorHAnsi" w:cstheme="minorBidi"/>
+                <w:noProof/>
+                <w:color w:val="auto"/>
+                <w:kern w:val="2"/>
+                <w:sz w:val="24"/>
+                <w:szCs w:val="24"/>
+                <w:lang w:val="en-US"/>
+                <w14:ligatures w14:val="standardContextual"/>
+              </w:rPr>
+              <w:tab/>
+            </w:r>
+            <w:r>
+              <w:rPr>
+                <w:rStyle w:val="Hyperlink"/>
+                <w:noProof/>
+              </w:rPr>
+              <w:t>KIỂM CHỨNG VÀ XÁC THỰC</w:t>
+            </w:r>
+            <w:r>
+              <w:rPr>
+                <w:noProof/>
+                <w:webHidden/>
+              </w:rPr>
+              <w:tab/>
+            </w:r>
+            <w:r>
+              <w:rPr>
+                <w:noProof/>
+                <w:webHidden/>
+              </w:rPr>
+              <w:fldChar w:fldCharType="begin"/>
+            </w:r>
+            <w:r>
+              <w:rPr>
+                <w:noProof/>
+                <w:webHidden/>
+              </w:rPr>
+              <w:instrText xml:space="preserve"> PAGEREF _Toc243404444 \h </w:instrText>
+            </w:r>
+            <w:r>
+              <w:rPr>
+                <w:noProof/>
+                <w:webHidden/>
+              </w:rPr>
+            </w:r>
+            <w:r>
+              <w:rPr>
+                <w:noProof/>
+                <w:webHidden/>
+              </w:rPr>
+              <w:fldChar w:fldCharType="separate"/>
+            </w:r>
+            <w:r>
+              <w:rPr>
+                <w:noProof/>
+                <w:webHidden/>
+              </w:rPr>
+              <w:t>30</w:t>
+            </w:r>
+            <w:r>
+              <w:rPr>
+                <w:noProof/>
+                <w:webHidden/>
+              </w:rPr>
+              <w:fldChar w:fldCharType="end"/>
+            </w:r>
+          </w:hyperlink>
+        </w:p>
+        <w:p>
+          <w:pPr>
+            <w:pStyle w:val="TOC3"/>
+            <w:tabs>
+              <w:tab w:val="left" w:pos="960"/>
+              <w:tab w:val="right" w:leader="dot" w:pos="9350"/>
+            </w:tabs>
+            <w:rPr>
+              <w:rFonts w:asciiTheme="minorHAnsi" w:eastAsiaTheme="minorEastAsia" w:hAnsiTheme="minorHAnsi" w:cstheme="minorBidi"/>
+              <w:noProof/>
+              <w:color w:val="auto"/>
+              <w:kern w:val="2"/>
+              <w:sz w:val="24"/>
+              <w:szCs w:val="24"/>
+              <w:lang w:val="en-US"/>
+              <w14:ligatures w14:val="standardContextual"/>
+            </w:rPr>
+          </w:pPr>
+          <w:hyperlink w:anchor="_Toc243404445" w:history="1">
+            <w:r>
+              <w:rPr>
+                <w:rStyle w:val="Hyperlink"/>
+                <w:noProof/>
+              </w:rPr>
+              <w:t>6.1</w:t>
+            </w:r>
+            <w:r>
+              <w:rPr>
+                <w:rFonts w:asciiTheme="minorHAnsi" w:eastAsiaTheme="minorEastAsia" w:hAnsiTheme="minorHAnsi" w:cstheme="minorBidi"/>
+                <w:noProof/>
+                <w:color w:val="auto"/>
+                <w:kern w:val="2"/>
+                <w:sz w:val="24"/>
+                <w:szCs w:val="24"/>
+                <w:lang w:val="en-US"/>
+                <w14:ligatures w14:val="standardContextual"/>
+              </w:rPr>
+              <w:tab/>
+            </w:r>
+            <w:r>
+              <w:rPr>
+                <w:rStyle w:val="Hyperlink"/>
+                <w:noProof/>
+              </w:rPr>
+              <w:t>Phương pháp kiểm chứng</w:t>
+            </w:r>
+            <w:r>
+              <w:rPr>
+                <w:noProof/>
+                <w:webHidden/>
+              </w:rPr>
+              <w:tab/>
+            </w:r>
+            <w:r>
+              <w:rPr>
+                <w:noProof/>
+                <w:webHidden/>
+              </w:rPr>
+              <w:fldChar w:fldCharType="begin"/>
+            </w:r>
+            <w:r>
+              <w:rPr>
+                <w:noProof/>
+                <w:webHidden/>
+              </w:rPr>
+              <w:instrText xml:space="preserve"> PAGEREF _Toc243404445 \h </w:instrText>
+            </w:r>
+            <w:r>
+              <w:rPr>
+                <w:noProof/>
+                <w:webHidden/>
+              </w:rPr>
+            </w:r>
+            <w:r>
+              <w:rPr>
+                <w:noProof/>
+                <w:webHidden/>
+              </w:rPr>
+              <w:fldChar w:fldCharType="separate"/>
+            </w:r>
+            <w:r>
+              <w:rPr>
+                <w:noProof/>
+                <w:webHidden/>
+              </w:rPr>
+              <w:t>30</w:t>
+            </w:r>
+            <w:r>
+              <w:rPr>
+                <w:noProof/>
+                <w:webHidden/>
+              </w:rPr>
+              <w:fldChar w:fldCharType="end"/>
+            </w:r>
+          </w:hyperlink>
+        </w:p>
+        <w:p>
+          <w:pPr>
+            <w:pStyle w:val="TOC3"/>
+            <w:tabs>
+              <w:tab w:val="left" w:pos="960"/>
+              <w:tab w:val="right" w:leader="dot" w:pos="9350"/>
+            </w:tabs>
+            <w:rPr>
+              <w:rFonts w:asciiTheme="minorHAnsi" w:eastAsiaTheme="minorEastAsia" w:hAnsiTheme="minorHAnsi" w:cstheme="minorBidi"/>
+              <w:noProof/>
+              <w:color w:val="auto"/>
+              <w:kern w:val="2"/>
+              <w:sz w:val="24"/>
+              <w:szCs w:val="24"/>
+              <w:lang w:val="en-US"/>
+              <w14:ligatures w14:val="standardContextual"/>
+            </w:rPr>
+          </w:pPr>
+          <w:hyperlink w:anchor="_Toc243404446" w:history="1">
+            <w:r>
+              <w:rPr>
+                <w:rStyle w:val="Hyperlink"/>
+                <w:noProof/>
+              </w:rPr>
+              <w:t>6.2</w:t>
+            </w:r>
+            <w:r>
+              <w:rPr>
+                <w:rFonts w:asciiTheme="minorHAnsi" w:eastAsiaTheme="minorEastAsia" w:hAnsiTheme="minorHAnsi" w:cstheme="minorBidi"/>
+                <w:noProof/>
+                <w:color w:val="auto"/>
+                <w:kern w:val="2"/>
+                <w:sz w:val="24"/>
+                <w:szCs w:val="24"/>
+                <w:lang w:val="en-US"/>
+                <w14:ligatures w14:val="standardContextual"/>
+              </w:rPr>
+              <w:tab/>
+            </w:r>
+            <w:r>
+              <w:rPr>
+                <w:rStyle w:val="Hyperlink"/>
+                <w:noProof/>
+              </w:rPr>
+              <w:t>Tiêu chí chấp nhận bàn giao sản phẩm</w:t>
+            </w:r>
+            <w:r>
+              <w:rPr>
+                <w:noProof/>
+                <w:webHidden/>
+              </w:rPr>
+              <w:tab/>
+            </w:r>
+            <w:r>
+              <w:rPr>
+                <w:noProof/>
+                <w:webHidden/>
+              </w:rPr>
+              <w:fldChar w:fldCharType="begin"/>
+            </w:r>
+            <w:r>
+              <w:rPr>
+                <w:noProof/>
+                <w:webHidden/>
+              </w:rPr>
+              <w:instrText xml:space="preserve"> PAGEREF _Toc243404446 \h </w:instrText>
+            </w:r>
+            <w:r>
+              <w:rPr>
+                <w:noProof/>
+                <w:webHidden/>
+              </w:rPr>
+            </w:r>
+            <w:r>
+              <w:rPr>
+                <w:noProof/>
+                <w:webHidden/>
+              </w:rPr>
+              <w:fldChar w:fldCharType="separate"/>
+            </w:r>
+            <w:r>
+              <w:rPr>
+                <w:noProof/>
+                <w:webHidden/>
+              </w:rPr>
+              <w:t>31</w:t>
+            </w:r>
+            <w:r>
+              <w:rPr>
+                <w:noProof/>
+                <w:webHidden/>
+              </w:rPr>
+              <w:fldChar w:fldCharType="end"/>
             </w:r>
           </w:hyperlink>
         </w:p>
@@ -1235,331 +4100,6 @@
             </w:rPr>
           </w:pPr>
           <w:r>
-            <w:rPr>
-              <w:rFonts w:ascii="Times New Roman" w:eastAsia="Times New Roman" w:hAnsi="Times New Roman" w:cs="Times New Roman"/>
-              <w:color w:val="000000"/>
-            </w:rPr>
-            <w:t>4.3 Yêu cầu độ tin cậy &amp; sẵn sàng</w:t>
-          </w:r>
-          <w:r>
-            <w:rPr>
-              <w:rFonts w:ascii="Times New Roman" w:eastAsia="Times New Roman" w:hAnsi="Times New Roman" w:cs="Times New Roman"/>
-              <w:color w:val="000000"/>
-            </w:rPr>
-            <w:tab/>
-            <w:t>25</w:t>
-          </w:r>
-        </w:p>
-        <w:p>
-          <w:pPr>
-            <w:widowControl w:val="0"/>
-            <w:tabs>
-              <w:tab w:val="right" w:pos="12000"/>
-            </w:tabs>
-            <w:spacing w:before="60" w:after="0" w:line="240" w:lineRule="auto"/>
-            <w:ind w:left="720"/>
-            <w:rPr>
-              <w:rFonts w:ascii="Times New Roman" w:eastAsia="Times New Roman" w:hAnsi="Times New Roman" w:cs="Times New Roman"/>
-              <w:color w:val="000000"/>
-            </w:rPr>
-          </w:pPr>
-          <w:hyperlink w:anchor="_heading=">
-            <w:r>
-              <w:rPr>
-                <w:rFonts w:ascii="Times New Roman" w:eastAsia="Times New Roman" w:hAnsi="Times New Roman" w:cs="Times New Roman"/>
-                <w:color w:val="000000"/>
-              </w:rPr>
-              <w:t>4.4 Tính dễ sử dụng &amp; trải nghiệm</w:t>
-            </w:r>
-            <w:r>
-              <w:rPr>
-                <w:rFonts w:ascii="Times New Roman" w:eastAsia="Times New Roman" w:hAnsi="Times New Roman" w:cs="Times New Roman"/>
-                <w:color w:val="000000"/>
-              </w:rPr>
-              <w:tab/>
-              <w:t>25</w:t>
-            </w:r>
-          </w:hyperlink>
-        </w:p>
-        <w:p>
-          <w:pPr>
-            <w:widowControl w:val="0"/>
-            <w:tabs>
-              <w:tab w:val="right" w:pos="12000"/>
-            </w:tabs>
-            <w:spacing w:before="60" w:after="0" w:line="240" w:lineRule="auto"/>
-            <w:ind w:left="720"/>
-            <w:rPr>
-              <w:rFonts w:ascii="Times New Roman" w:eastAsia="Times New Roman" w:hAnsi="Times New Roman" w:cs="Times New Roman"/>
-              <w:color w:val="000000"/>
-            </w:rPr>
-          </w:pPr>
-          <w:hyperlink w:anchor="_heading=">
-            <w:r>
-              <w:rPr>
-                <w:rFonts w:ascii="Times New Roman" w:eastAsia="Times New Roman" w:hAnsi="Times New Roman" w:cs="Times New Roman"/>
-                <w:color w:val="000000"/>
-              </w:rPr>
-              <w:t>4.5 Khả năng bảo trì, hỗ trợ &amp; quan sát</w:t>
-            </w:r>
-            <w:r>
-              <w:rPr>
-                <w:rFonts w:ascii="Times New Roman" w:eastAsia="Times New Roman" w:hAnsi="Times New Roman" w:cs="Times New Roman"/>
-                <w:color w:val="000000"/>
-              </w:rPr>
-              <w:tab/>
-              <w:t>25</w:t>
-            </w:r>
-          </w:hyperlink>
-        </w:p>
-        <w:p>
-          <w:pPr>
-            <w:widowControl w:val="0"/>
-            <w:tabs>
-              <w:tab w:val="right" w:pos="12000"/>
-            </w:tabs>
-            <w:spacing w:before="60" w:after="0" w:line="240" w:lineRule="auto"/>
-            <w:ind w:left="720"/>
-            <w:rPr>
-              <w:rFonts w:ascii="Times New Roman" w:eastAsia="Times New Roman" w:hAnsi="Times New Roman" w:cs="Times New Roman"/>
-              <w:color w:val="000000"/>
-            </w:rPr>
-          </w:pPr>
-          <w:hyperlink w:anchor="_heading=">
-            <w:r>
-              <w:rPr>
-                <w:rFonts w:ascii="Times New Roman" w:eastAsia="Times New Roman" w:hAnsi="Times New Roman" w:cs="Times New Roman"/>
-                <w:color w:val="000000"/>
-              </w:rPr>
-              <w:t>4.6 Tính di động &amp; tương thích</w:t>
-            </w:r>
-            <w:r>
-              <w:rPr>
-                <w:rFonts w:ascii="Times New Roman" w:eastAsia="Times New Roman" w:hAnsi="Times New Roman" w:cs="Times New Roman"/>
-                <w:color w:val="000000"/>
-              </w:rPr>
-              <w:tab/>
-              <w:t>26</w:t>
-            </w:r>
-          </w:hyperlink>
-        </w:p>
-        <w:p>
-          <w:pPr>
-            <w:widowControl w:val="0"/>
-            <w:tabs>
-              <w:tab w:val="right" w:pos="12000"/>
-            </w:tabs>
-            <w:spacing w:before="60" w:after="0" w:line="240" w:lineRule="auto"/>
-            <w:ind w:left="360"/>
-            <w:rPr>
-              <w:rFonts w:ascii="Times New Roman" w:eastAsia="Times New Roman" w:hAnsi="Times New Roman" w:cs="Times New Roman"/>
-              <w:color w:val="000000"/>
-            </w:rPr>
-          </w:pPr>
-          <w:hyperlink w:anchor="_heading=">
-            <w:r>
-              <w:rPr>
-                <w:rFonts w:ascii="Times New Roman" w:eastAsia="Times New Roman" w:hAnsi="Times New Roman" w:cs="Times New Roman"/>
-                <w:color w:val="000000"/>
-              </w:rPr>
-              <w:t>5. GIAO DIỆN ĐỐI NGOẠI</w:t>
-            </w:r>
-            <w:r>
-              <w:rPr>
-                <w:rFonts w:ascii="Times New Roman" w:eastAsia="Times New Roman" w:hAnsi="Times New Roman" w:cs="Times New Roman"/>
-                <w:color w:val="000000"/>
-              </w:rPr>
-              <w:tab/>
-              <w:t>26</w:t>
-            </w:r>
-          </w:hyperlink>
-        </w:p>
-        <w:p>
-          <w:pPr>
-            <w:widowControl w:val="0"/>
-            <w:tabs>
-              <w:tab w:val="right" w:pos="12000"/>
-            </w:tabs>
-            <w:spacing w:before="60" w:after="0" w:line="240" w:lineRule="auto"/>
-            <w:ind w:left="720"/>
-            <w:rPr>
-              <w:rFonts w:ascii="Times New Roman" w:eastAsia="Times New Roman" w:hAnsi="Times New Roman" w:cs="Times New Roman"/>
-              <w:color w:val="000000"/>
-            </w:rPr>
-          </w:pPr>
-          <w:hyperlink w:anchor="_heading=">
-            <w:r>
-              <w:rPr>
-                <w:rFonts w:ascii="Times New Roman" w:eastAsia="Times New Roman" w:hAnsi="Times New Roman" w:cs="Times New Roman"/>
-                <w:color w:val="000000"/>
-              </w:rPr>
-              <w:t>5.1 Tiêu chuẩn giao diện người dùng</w:t>
-            </w:r>
-            <w:r>
-              <w:rPr>
-                <w:rFonts w:ascii="Times New Roman" w:eastAsia="Times New Roman" w:hAnsi="Times New Roman" w:cs="Times New Roman"/>
-                <w:color w:val="000000"/>
-              </w:rPr>
-              <w:tab/>
-              <w:t>26</w:t>
-            </w:r>
-          </w:hyperlink>
-        </w:p>
-        <w:p>
-          <w:pPr>
-            <w:widowControl w:val="0"/>
-            <w:tabs>
-              <w:tab w:val="right" w:pos="12000"/>
-            </w:tabs>
-            <w:spacing w:before="60" w:after="0" w:line="240" w:lineRule="auto"/>
-            <w:ind w:left="720"/>
-            <w:rPr>
-              <w:rFonts w:ascii="Times New Roman" w:eastAsia="Times New Roman" w:hAnsi="Times New Roman" w:cs="Times New Roman"/>
-              <w:color w:val="000000"/>
-            </w:rPr>
-          </w:pPr>
-          <w:hyperlink w:anchor="_heading=">
-            <w:r>
-              <w:rPr>
-                <w:rFonts w:ascii="Times New Roman" w:eastAsia="Times New Roman" w:hAnsi="Times New Roman" w:cs="Times New Roman"/>
-                <w:color w:val="000000"/>
-              </w:rPr>
-              <w:t>5.2 Giao diện phần mềm</w:t>
-            </w:r>
-            <w:r>
-              <w:rPr>
-                <w:rFonts w:ascii="Times New Roman" w:eastAsia="Times New Roman" w:hAnsi="Times New Roman" w:cs="Times New Roman"/>
-                <w:color w:val="000000"/>
-              </w:rPr>
-              <w:tab/>
-              <w:t>26</w:t>
-            </w:r>
-          </w:hyperlink>
-        </w:p>
-        <w:p>
-          <w:pPr>
-            <w:widowControl w:val="0"/>
-            <w:tabs>
-              <w:tab w:val="right" w:pos="12000"/>
-            </w:tabs>
-            <w:spacing w:before="60" w:after="0" w:line="240" w:lineRule="auto"/>
-            <w:ind w:left="720"/>
-            <w:rPr>
-              <w:rFonts w:ascii="Times New Roman" w:eastAsia="Times New Roman" w:hAnsi="Times New Roman" w:cs="Times New Roman"/>
-              <w:color w:val="000000"/>
-            </w:rPr>
-          </w:pPr>
-          <w:hyperlink w:anchor="_heading=">
-            <w:r>
-              <w:rPr>
-                <w:rFonts w:ascii="Times New Roman" w:eastAsia="Times New Roman" w:hAnsi="Times New Roman" w:cs="Times New Roman"/>
-                <w:color w:val="000000"/>
-              </w:rPr>
-              <w:t>5.3 Giao thức truyền thông</w:t>
-            </w:r>
-            <w:r>
-              <w:rPr>
-                <w:rFonts w:ascii="Times New Roman" w:eastAsia="Times New Roman" w:hAnsi="Times New Roman" w:cs="Times New Roman"/>
-                <w:color w:val="000000"/>
-              </w:rPr>
-              <w:tab/>
-              <w:t>26</w:t>
-            </w:r>
-          </w:hyperlink>
-        </w:p>
-        <w:p>
-          <w:pPr>
-            <w:widowControl w:val="0"/>
-            <w:tabs>
-              <w:tab w:val="right" w:pos="12000"/>
-            </w:tabs>
-            <w:spacing w:before="60" w:after="0" w:line="240" w:lineRule="auto"/>
-            <w:ind w:left="360"/>
-            <w:rPr>
-              <w:rFonts w:ascii="Times New Roman" w:eastAsia="Times New Roman" w:hAnsi="Times New Roman" w:cs="Times New Roman"/>
-              <w:color w:val="000000"/>
-            </w:rPr>
-          </w:pPr>
-          <w:hyperlink w:anchor="_heading=">
-            <w:r>
-              <w:rPr>
-                <w:rFonts w:ascii="Times New Roman" w:eastAsia="Times New Roman" w:hAnsi="Times New Roman" w:cs="Times New Roman"/>
-                <w:color w:val="000000"/>
-              </w:rPr>
-              <w:t>6. KIỂM CHỨNG VÀ XÁC THỰC</w:t>
-            </w:r>
-            <w:r>
-              <w:rPr>
-                <w:rFonts w:ascii="Times New Roman" w:eastAsia="Times New Roman" w:hAnsi="Times New Roman" w:cs="Times New Roman"/>
-                <w:color w:val="000000"/>
-              </w:rPr>
-              <w:tab/>
-              <w:t>27</w:t>
-            </w:r>
-          </w:hyperlink>
-        </w:p>
-        <w:p>
-          <w:pPr>
-            <w:widowControl w:val="0"/>
-            <w:tabs>
-              <w:tab w:val="right" w:pos="12000"/>
-            </w:tabs>
-            <w:spacing w:before="60" w:after="0" w:line="240" w:lineRule="auto"/>
-            <w:ind w:left="720"/>
-            <w:rPr>
-              <w:rFonts w:ascii="Times New Roman" w:eastAsia="Times New Roman" w:hAnsi="Times New Roman" w:cs="Times New Roman"/>
-              <w:color w:val="000000"/>
-            </w:rPr>
-          </w:pPr>
-          <w:hyperlink w:anchor="_heading=">
-            <w:r>
-              <w:rPr>
-                <w:rFonts w:ascii="Times New Roman" w:eastAsia="Times New Roman" w:hAnsi="Times New Roman" w:cs="Times New Roman"/>
-                <w:color w:val="000000"/>
-              </w:rPr>
-              <w:t>6.1 Phương pháp kiểm chứng</w:t>
-            </w:r>
-            <w:r>
-              <w:rPr>
-                <w:rFonts w:ascii="Times New Roman" w:eastAsia="Times New Roman" w:hAnsi="Times New Roman" w:cs="Times New Roman"/>
-                <w:color w:val="000000"/>
-              </w:rPr>
-              <w:tab/>
-              <w:t>27</w:t>
-            </w:r>
-          </w:hyperlink>
-        </w:p>
-        <w:p>
-          <w:pPr>
-            <w:widowControl w:val="0"/>
-            <w:tabs>
-              <w:tab w:val="right" w:pos="12000"/>
-            </w:tabs>
-            <w:spacing w:before="60" w:after="0" w:line="240" w:lineRule="auto"/>
-            <w:ind w:left="720"/>
-            <w:rPr>
-              <w:rFonts w:ascii="Times New Roman" w:eastAsia="Times New Roman" w:hAnsi="Times New Roman" w:cs="Times New Roman"/>
-              <w:color w:val="000000"/>
-            </w:rPr>
-          </w:pPr>
-          <w:hyperlink w:anchor="_heading=">
-            <w:r>
-              <w:rPr>
-                <w:rFonts w:ascii="Times New Roman" w:eastAsia="Times New Roman" w:hAnsi="Times New Roman" w:cs="Times New Roman"/>
-                <w:color w:val="000000"/>
-              </w:rPr>
-              <w:t>6.2 Tiêu chí chấp nhận bàn giao sản phẩm</w:t>
-            </w:r>
-            <w:r>
-              <w:rPr>
-                <w:rFonts w:ascii="Times New Roman" w:eastAsia="Times New Roman" w:hAnsi="Times New Roman" w:cs="Times New Roman"/>
-                <w:color w:val="000000"/>
-              </w:rPr>
-              <w:tab/>
-              <w:t>27</w:t>
-            </w:r>
-          </w:hyperlink>
-          <w:r>
             <w:fldChar w:fldCharType="end"/>
           </w:r>
         </w:p>
@@ -1589,9 +4129,11 @@
           <w:numId w:val="28"/>
         </w:numPr>
       </w:pPr>
+      <w:bookmarkStart w:id="4" w:name="_Toc243404411"/>
       <w:r>
         <w:t>GIỚI THIỆU CHUNG</w:t>
       </w:r>
+      <w:bookmarkEnd w:id="4"/>
     </w:p>
     <w:p>
       <w:pPr>
@@ -1601,9 +4143,11 @@
           <w:numId w:val="27"/>
         </w:numPr>
       </w:pPr>
+      <w:bookmarkStart w:id="5" w:name="_Toc243404412"/>
       <w:r>
         <w:t>Mục đích tài liệu</w:t>
       </w:r>
+      <w:bookmarkEnd w:id="5"/>
     </w:p>
     <w:p>
       <w:pPr>
@@ -1631,6 +4175,12 @@
           <w:rFonts w:ascii="Times New Roman" w:eastAsia="Times New Roman" w:hAnsi="Times New Roman" w:cs="Times New Roman"/>
         </w:rPr>
         <w:br/>
+      </w:r>
+      <w:r>
+        <w:rPr>
+          <w:rFonts w:ascii="Times New Roman" w:eastAsia="Times New Roman" w:hAnsi="Times New Roman" w:cs="Times New Roman"/>
+        </w:rPr>
+        <w:lastRenderedPageBreak/>
         <w:t xml:space="preserve">* </w:t>
       </w:r>
       <w:r>
@@ -1698,9 +4248,11 @@
           <w:numId w:val="27"/>
         </w:numPr>
       </w:pPr>
+      <w:bookmarkStart w:id="6" w:name="_Toc243404413"/>
       <w:r>
         <w:t>Phạm vi sản phẩm phần mềm</w:t>
       </w:r>
+      <w:bookmarkEnd w:id="6"/>
     </w:p>
     <w:p>
       <w:pPr>
@@ -1743,14 +4295,7 @@
         <w:rPr>
           <w:rFonts w:ascii="Times New Roman" w:eastAsia="Times New Roman" w:hAnsi="Times New Roman" w:cs="Times New Roman"/>
         </w:rPr>
-        <w:t xml:space="preserve"> Cho phép người dùng học từ vựng theo chủ đề, học lý thuyết ngữ pháp, tra cứu ngân hàng câu hỏi, thực hiện thi thử (Full Test/Mini Test), tự đánh giá năng lực, dự đoán điểm số thông qua lịch sử thi và học tập dưới sự hỗ trợ của AI </w:t>
-      </w:r>
-      <w:r>
-        <w:rPr>
-          <w:rFonts w:ascii="Times New Roman" w:eastAsia="Times New Roman" w:hAnsi="Times New Roman" w:cs="Times New Roman"/>
-        </w:rPr>
-        <w:lastRenderedPageBreak/>
-        <w:t>Chatbox.</w:t>
+        <w:t xml:space="preserve"> Cho phép người dùng học từ vựng theo chủ đề, học lý thuyết ngữ pháp, tra cứu ngân hàng câu hỏi, thực hiện thi thử (Full Test/Mini Test), tự đánh giá năng lực, dự đoán điểm số thông qua lịch sử thi và học tập dưới sự hỗ trợ của AI Chatbox.</w:t>
       </w:r>
       <w:r>
         <w:rPr>
@@ -1880,9 +4425,11 @@
           <w:numId w:val="27"/>
         </w:numPr>
       </w:pPr>
+      <w:bookmarkStart w:id="7" w:name="_Toc243404414"/>
       <w:r>
         <w:t>Độc giả định hướng</w:t>
       </w:r>
+      <w:bookmarkEnd w:id="7"/>
     </w:p>
     <w:p>
       <w:pPr>
@@ -2012,9 +4559,11 @@
           <w:numId w:val="27"/>
         </w:numPr>
       </w:pPr>
+      <w:bookmarkStart w:id="8" w:name="_Toc243404415"/>
       <w:r>
         <w:t>Tài liệu tham chiếu và tiêu chuẩn áp dụng</w:t>
       </w:r>
+      <w:bookmarkEnd w:id="8"/>
     </w:p>
     <w:p>
       <w:pPr>
@@ -2114,9 +4663,12 @@
           <w:numId w:val="27"/>
         </w:numPr>
       </w:pPr>
-      <w:r>
+      <w:bookmarkStart w:id="9" w:name="_Toc243404416"/>
+      <w:r>
+        <w:lastRenderedPageBreak/>
         <w:t>Bảng định nghĩa thuật ngữ và viết tắt</w:t>
       </w:r>
+      <w:bookmarkEnd w:id="9"/>
     </w:p>
     <w:tbl>
       <w:tblPr>
@@ -2797,9 +5349,11 @@
           <w:numId w:val="27"/>
         </w:numPr>
       </w:pPr>
+      <w:bookmarkStart w:id="10" w:name="_Toc243404417"/>
       <w:r>
         <w:t>Tổng quan cấu trúc tài liệu</w:t>
       </w:r>
+      <w:bookmarkEnd w:id="10"/>
     </w:p>
     <w:p>
       <w:pPr>
@@ -3031,9 +5585,11 @@
           <w:numId w:val="28"/>
         </w:numPr>
       </w:pPr>
+      <w:bookmarkStart w:id="11" w:name="_Toc243404418"/>
       <w:r>
         <w:t>MÔ TẢ TỔNG QUAN SẢN PHẨM</w:t>
       </w:r>
+      <w:bookmarkEnd w:id="11"/>
     </w:p>
     <w:p>
       <w:pPr>
@@ -3043,9 +5599,11 @@
           <w:numId w:val="28"/>
         </w:numPr>
       </w:pPr>
+      <w:bookmarkStart w:id="12" w:name="_Toc243404419"/>
       <w:r>
         <w:t>Bối cảnh sản phẩm phần mềm</w:t>
       </w:r>
+      <w:bookmarkEnd w:id="12"/>
     </w:p>
     <w:p>
       <w:pPr>
@@ -3143,6 +5701,7 @@
           <w:rFonts w:ascii="Times New Roman" w:eastAsia="Times New Roman" w:hAnsi="Times New Roman" w:cs="Times New Roman"/>
           <w:noProof/>
         </w:rPr>
+        <w:lastRenderedPageBreak/>
         <w:drawing>
           <wp:inline distT="114300" distB="114300" distL="114300" distR="114300" wp14:anchorId="0CC2A686" wp14:editId="227B0CB7">
             <wp:extent cx="5943600" cy="3911600"/>
@@ -3234,11 +5793,11 @@
           <w:numId w:val="28"/>
         </w:numPr>
       </w:pPr>
-      <w:bookmarkStart w:id="0" w:name="_heading=h.uxuxuy6s1kxg" w:colFirst="0" w:colLast="0"/>
-      <w:bookmarkEnd w:id="0"/>
+      <w:bookmarkStart w:id="13" w:name="_Toc243404420"/>
       <w:r>
         <w:t>Đặc điểm các lớp người dùng</w:t>
       </w:r>
+      <w:bookmarkEnd w:id="13"/>
     </w:p>
     <w:p>
       <w:pPr>
@@ -3569,9 +6128,12 @@
           <w:numId w:val="28"/>
         </w:numPr>
       </w:pPr>
-      <w:r>
+      <w:bookmarkStart w:id="14" w:name="_Toc243404421"/>
+      <w:r>
+        <w:lastRenderedPageBreak/>
         <w:t>Tóm tắt chức năng vĩ mô</w:t>
       </w:r>
+      <w:bookmarkEnd w:id="14"/>
     </w:p>
     <w:p>
       <w:pPr>
@@ -3592,31 +6154,7 @@
         <w:rPr>
           <w:rFonts w:ascii="Times New Roman" w:eastAsia="Times New Roman" w:hAnsi="Times New Roman" w:cs="Times New Roman"/>
         </w:rPr>
-        <w:t>Hệ thống đáp ứng 1</w:t>
-      </w:r>
-      <w:r>
-        <w:rPr>
-          <w:rFonts w:ascii="Times New Roman" w:eastAsia="Times New Roman" w:hAnsi="Times New Roman" w:cs="Times New Roman"/>
-        </w:rPr>
-        <w:t>4</w:t>
-      </w:r>
-      <w:r>
-        <w:rPr>
-          <w:rFonts w:ascii="Times New Roman" w:eastAsia="Times New Roman" w:hAnsi="Times New Roman" w:cs="Times New Roman"/>
-        </w:rPr>
-        <w:t xml:space="preserve"> chức năng nghiệp vụ cốt lõi thông qua </w:t>
-      </w:r>
-      <w:r>
-        <w:rPr>
-          <w:rFonts w:ascii="Times New Roman" w:eastAsia="Times New Roman" w:hAnsi="Times New Roman" w:cs="Times New Roman"/>
-        </w:rPr>
-        <w:t>sự phối hợp của 6 service nghiệp vụ</w:t>
-      </w:r>
-      <w:r>
-        <w:rPr>
-          <w:rFonts w:ascii="Times New Roman" w:eastAsia="Times New Roman" w:hAnsi="Times New Roman" w:cs="Times New Roman"/>
-        </w:rPr>
-        <w:t xml:space="preserve">: </w:t>
+        <w:t xml:space="preserve">Hệ thống đáp ứng 15 chức năng nghiệp vụ cốt lõi thông qua sự phối hợp của 6 service nghiệp vụ: </w:t>
       </w:r>
     </w:p>
     <w:p>
@@ -4091,15 +6629,33 @@
     </w:p>
     <w:p>
       <w:pPr>
+        <w:numPr>
+          <w:ilvl w:val="0"/>
+          <w:numId w:val="7"/>
+        </w:numPr>
+        <w:spacing w:before="180" w:after="180"/>
+        <w:rPr>
+          <w:rFonts w:ascii="Times New Roman" w:eastAsia="Times New Roman" w:hAnsi="Times New Roman" w:cs="Times New Roman"/>
+        </w:rPr>
+      </w:pPr>
+      <w:r>
+        <w:t>Quản lý cài đặt học tập cá nhân (Learning Settings): Học viên cấu hình số từ vựng học mỗi ngày, thời lượng học, mục tiêu điểm TOEIC, ngày thi dự kiến và lịch nhắc học; cấu hình được đồng bộ giữa Web và Mobile.</w:t>
+      </w:r>
+    </w:p>
+    <w:p>
+      <w:pPr>
         <w:pStyle w:val="Heading3"/>
         <w:numPr>
           <w:ilvl w:val="1"/>
           <w:numId w:val="28"/>
         </w:numPr>
       </w:pPr>
-      <w:r>
+      <w:bookmarkStart w:id="15" w:name="_Toc243404422"/>
+      <w:r>
+        <w:lastRenderedPageBreak/>
         <w:t>Ràng buộc, giả định và phụ thuộc</w:t>
       </w:r>
+      <w:bookmarkEnd w:id="15"/>
     </w:p>
     <w:p>
       <w:pPr>
@@ -4306,9 +6862,11 @@
           <w:numId w:val="28"/>
         </w:numPr>
       </w:pPr>
+      <w:bookmarkStart w:id="16" w:name="_Toc243404423"/>
       <w:r>
         <w:t>Môi trường vận hành thực tế</w:t>
       </w:r>
+      <w:bookmarkEnd w:id="16"/>
     </w:p>
     <w:p>
       <w:pPr>
@@ -4462,11 +7020,11 @@
         </w:numPr>
         <w:spacing w:before="40" w:after="40"/>
       </w:pPr>
-      <w:bookmarkStart w:id="1" w:name="_heading=h.answumgpw1jq" w:colFirst="0" w:colLast="0"/>
-      <w:bookmarkEnd w:id="1"/>
+      <w:bookmarkStart w:id="17" w:name="_Toc243404424"/>
       <w:r>
         <w:t>FUNCTIONAL REQUIREMENTS (CÁC YÊU CẦU CHỨC NĂNG)</w:t>
       </w:r>
+      <w:bookmarkEnd w:id="17"/>
     </w:p>
     <w:p>
       <w:pPr>
@@ -4476,9 +7034,11 @@
           <w:numId w:val="28"/>
         </w:numPr>
       </w:pPr>
+      <w:bookmarkStart w:id="18" w:name="_Toc243404425"/>
       <w:r>
         <w:t>DỊCH VỤ XÁC THỰC &amp; NGƯỜI DÙNG</w:t>
       </w:r>
+      <w:bookmarkEnd w:id="18"/>
     </w:p>
     <w:p>
       <w:pPr>
@@ -4602,6 +7162,7 @@
         <w:rPr>
           <w:rFonts w:ascii="Times New Roman" w:eastAsia="Times New Roman" w:hAnsi="Times New Roman" w:cs="Times New Roman"/>
         </w:rPr>
+        <w:lastRenderedPageBreak/>
         <w:t>password (Chuỗi, tối thiểu 8 ký tự, bao gồm chữ hoa, chữ thường, số, bắt buộc)</w:t>
       </w:r>
     </w:p>
@@ -5099,6 +7660,7 @@
         <w:rPr>
           <w:rFonts w:ascii="Times New Roman" w:eastAsia="Times New Roman" w:hAnsi="Times New Roman" w:cs="Times New Roman"/>
         </w:rPr>
+        <w:lastRenderedPageBreak/>
         <w:t xml:space="preserve">Đối với Học viên: full_name (Chuỗi), </w:t>
       </w:r>
       <w:r>
@@ -5294,7 +7856,7 @@
         <w:rPr>
           <w:rFonts w:ascii="Times New Roman" w:eastAsia="Times New Roman" w:hAnsi="Times New Roman" w:cs="Times New Roman"/>
         </w:rPr>
-        <w:t>Mô tả chức năng: Đồng bộ cấu hình, trạng thái phiên học và tiến độ làm bài giữa Web App và Mobile App.</w:t>
+        <w:t>Mô tả chức năng: Đồng bộ cấu hình học tập, mục tiêu cá nhân, trạng thái phiên học và tiến độ làm bài giữa Web App và Mobile App.</w:t>
       </w:r>
     </w:p>
     <w:p>
@@ -5416,6 +7978,42 @@
       </w:r>
     </w:p>
     <w:p>
+      <w:r>
+        <w:t>3.1.5 Quản lý cài đặt học tập cá nhân (FK-15-Quan-Ly-Cai-Dat-Hoc-Tap)</w:t>
+      </w:r>
+    </w:p>
+    <w:p>
+      <w:r>
+        <w:t>Tác nhân thực hiện: Học viên (USER).</w:t>
+      </w:r>
+    </w:p>
+    <w:p>
+      <w:r>
+        <w:t>Mô tả chức năng: Cho phép học viên xem và cập nhật mục tiêu học tập cá nhân được lưu bền vững trong auth_db.user_learning_settings và đồng bộ trên các thiết bị.</w:t>
+      </w:r>
+    </w:p>
+    <w:p>
+      <w:r>
+        <w:t>Dữ liệu đầu vào (Inputs): daily_vocabulary_goal (1-200), daily_study_minutes (5-600), target_toeic_score (tùy chọn, 10-990, bội số của 5), planned_exam_date (Ngày, tùy chọn), reminder_enabled (Boolean), reminder_time (Time, tùy chọn), timezone (IANA timezone).</w:t>
+      </w:r>
+    </w:p>
+    <w:p>
+      <w:r>
+        <w:t>Dữ liệu đầu ra (Outputs): HTTP 200 (OK) trả về learning settings hiện hành, version và updated_at.</w:t>
+      </w:r>
+    </w:p>
+    <w:p>
+      <w:r>
+        <w:t>Ràng buộc nghiệp vụ: Mỗi User có đúng một bản ghi setting; bản ghi mặc định được tạo cùng transaction đăng ký hoặc backfill khi migration. PATCH sử dụng version để chống ghi đè cấu hình mới hơn. Khi cập nhật thành công, Auth Service ghi UserLearningSettingsUpdatedEvent vào Outbox trong cùng transaction.</w:t>
+      </w:r>
+    </w:p>
+    <w:p>
+      <w:r>
+        <w:lastRenderedPageBreak/>
+        <w:t>Người dùng chỉ GET/PATCH setting của chính mình theo user_id từ JWT. PATCH chấp nhận đúng các trường được mô tả, cập nhật với điều kiện version khớp và tăng version trong database; sai version trả HTTP 409. Giá trị mặc định: 10 từ/ngày, 30 phút/ngày, điểm/ngày thi mục tiêu NULL, nhắc học TRUE lúc 20:00 theo Asia/Ho_Chi_Minh. Khi bật nhắc học phải có reminder_time và timezone hợp lệ.</w:t>
+      </w:r>
+    </w:p>
+    <w:p>
       <w:pPr>
         <w:pStyle w:val="Heading3"/>
         <w:numPr>
@@ -5423,9 +8021,11 @@
           <w:numId w:val="28"/>
         </w:numPr>
       </w:pPr>
+      <w:bookmarkStart w:id="19" w:name="_Toc243404426"/>
       <w:r>
         <w:t>DỊCH VỤ NGÂN HÀNG CÂU HỎI</w:t>
       </w:r>
+      <w:bookmarkEnd w:id="19"/>
     </w:p>
     <w:p>
       <w:pPr>
@@ -5513,37 +8113,7 @@
         <w:rPr>
           <w:rFonts w:ascii="Times New Roman" w:eastAsia="Times New Roman" w:hAnsi="Times New Roman" w:cs="Times New Roman"/>
         </w:rPr>
-        <w:t xml:space="preserve">Dữ liệu đầu vào (Inputs): question_text (Chuỗi), </w:t>
-      </w:r>
-      <w:r>
-        <w:rPr>
-          <w:rFonts w:ascii="Times New Roman" w:eastAsia="Times New Roman" w:hAnsi="Times New Roman" w:cs="Times New Roman"/>
-        </w:rPr>
-        <w:t>audio_key (Bắt buộc cho Part 1-4)</w:t>
-      </w:r>
-      <w:r>
-        <w:rPr>
-          <w:rFonts w:ascii="Times New Roman" w:eastAsia="Times New Roman" w:hAnsi="Times New Roman" w:cs="Times New Roman"/>
-        </w:rPr>
-        <w:t xml:space="preserve">, </w:t>
-      </w:r>
-      <w:r>
-        <w:rPr>
-          <w:rFonts w:ascii="Times New Roman" w:eastAsia="Times New Roman" w:hAnsi="Times New Roman" w:cs="Times New Roman"/>
-        </w:rPr>
-        <w:t>image_key (Part 1 và câu hỏi có hình)</w:t>
-      </w:r>
-      <w:r>
-        <w:rPr>
-          <w:rFonts w:ascii="Times New Roman" w:eastAsia="Times New Roman" w:hAnsi="Times New Roman" w:cs="Times New Roman"/>
-        </w:rPr>
-        <w:t xml:space="preserve">, options (Mảng 4 phương án A, B, C, D), correct_option (Enum: 'A', 'B', 'C', 'D'), part (1-7), difficulty (Enum: EASY, MEDIUM, HARD), tags (Mảng chuỗi), </w:t>
-      </w:r>
-      <w:r>
-        <w:rPr>
-          <w:rFonts w:ascii="Times New Roman" w:eastAsia="Times New Roman" w:hAnsi="Times New Roman" w:cs="Times New Roman"/>
-        </w:rPr>
-        <w:t>explanation (Chuỗi giải thích), transcript (Chuỗi băng ghi âm, bắt buộc cho Part 1-4)</w:t>
+        <w:t>Dữ liệu đầu vào (Inputs): question_text (Chuỗi), audio_key (Bắt buộc cho Part 1-4), image_key (Part 1 và câu hỏi có hình), options (Mảng 4 phương án A, B, C, D), correct_option (Enum: 'A', 'B', 'C', 'D'), part_id (Số nguyên 1-7, logical reference tới exam_db.parts), difficulty (Enum: EASY, MEDIUM, HARD), tags (Mảng chuỗi), explanation (Chuỗi giải thích), transcript (Chuỗi băng ghi âm, bắt buộc cho Part 1-4)</w:t>
       </w:r>
     </w:p>
     <w:p>
@@ -5703,7 +8273,7 @@
         <w:rPr>
           <w:rFonts w:ascii="Times New Roman" w:eastAsia="Times New Roman" w:hAnsi="Times New Roman" w:cs="Times New Roman"/>
         </w:rPr>
-        <w:t>Dữ liệu đầu vào (Inputs): keyword (Chuỗi), part (1-7), difficulty (Enum), tag (Chuỗi), page (Mặc định 1), size (Giới hạn từ 1 đến 50).</w:t>
+        <w:t>Dữ liệu đầu vào (Inputs): keyword (Chuỗi), part_id (Số nguyên 1-7, logical reference tới exam_db.parts), difficulty (Enum), tag (Chuỗi), page (Mặc định 1), size (Giới hạn từ 1 đến 50).</w:t>
       </w:r>
     </w:p>
     <w:p>
@@ -5789,9 +8359,12 @@
           <w:numId w:val="28"/>
         </w:numPr>
       </w:pPr>
-      <w:r>
+      <w:bookmarkStart w:id="20" w:name="_Toc243404427"/>
+      <w:r>
+        <w:lastRenderedPageBreak/>
         <w:t>DỊCH VỤ BÀI THI &amp; THI THỬ</w:t>
       </w:r>
+      <w:bookmarkEnd w:id="20"/>
     </w:p>
     <w:p>
       <w:pPr>
@@ -5858,7 +8431,7 @@
         <w:rPr>
           <w:rFonts w:ascii="Times New Roman" w:eastAsia="Times New Roman" w:hAnsi="Times New Roman" w:cs="Times New Roman"/>
         </w:rPr>
-        <w:t>Mô tả chức năng: Cho phép Content Admin đóng gói đề thi thử TOEIC (Full Test 200 câu hoặc Mini Test) từ kho câu hỏi.</w:t>
+        <w:t>Mô tả chức năng: Cho phép Content Admin đóng gói đề thi thử TOEIC theo cấu trúc Test → Part → Question (Full Test 200 câu hoặc Mini Test) từ kho câu hỏi.</w:t>
       </w:r>
     </w:p>
     <w:p>
@@ -5876,19 +8449,7 @@
         <w:rPr>
           <w:rFonts w:ascii="Times New Roman" w:eastAsia="Times New Roman" w:hAnsi="Times New Roman" w:cs="Times New Roman"/>
         </w:rPr>
-        <w:t xml:space="preserve">Dữ liệu đầu vào (Inputs): test_title (Chuỗi), test_type (Enum: FULL_TEST, MINI_TEST), </w:t>
-      </w:r>
-      <w:r>
-        <w:rPr>
-          <w:rFonts w:ascii="Times New Roman" w:eastAsia="Times New Roman" w:hAnsi="Times New Roman" w:cs="Times New Roman"/>
-        </w:rPr>
-        <w:t>duration_seconds (Số nguyên: 7200 giây cho Full Test 120 phút; 1800 giây cho Mini Test 30 phút)</w:t>
-      </w:r>
-      <w:r>
-        <w:rPr>
-          <w:rFonts w:ascii="Times New Roman" w:eastAsia="Times New Roman" w:hAnsi="Times New Roman" w:cs="Times New Roman"/>
-        </w:rPr>
-        <w:t>, question_ids (Mảng UUID câu hỏi).</w:t>
+        <w:t>Dữ liệu đầu vào (Inputs): test_title (Chuỗi), test_type (Enum: FULL_TEST, MINI_TEST), duration_seconds (Số nguyên: 7200 giây cho Full Test 120 phút; 1800 giây cho Mini Test 30 phút), parts (Mảng cấu hình Part), question_ids (Mảng UUID câu hỏi được nhóm theo part_id).</w:t>
       </w:r>
     </w:p>
     <w:p>
@@ -5941,7 +8502,12 @@
         <w:rPr>
           <w:rFonts w:ascii="Times New Roman" w:eastAsia="Times New Roman" w:hAnsi="Times New Roman" w:cs="Times New Roman"/>
         </w:rPr>
-        <w:t>Xác thực tính tồn tại của danh sách question_ids bằng cuộc gọi gRPC nội bộ sang Question Bank Service trước khi đóng gói đề thi.</w:t>
+        <w:t>Xác thực danh sách question_ids bằng gRPC sang Question Bank Service; mỗi câu hỏi phải tồn tại và có part_id trùng với TestPart tương ứng. Full Test bắt buộc có đủ Part 1 đến Part 7.</w:t>
+      </w:r>
+    </w:p>
+    <w:p>
+      <w:r>
+        <w:t>Content Admin xem danh mục và cập nhật metadata Part qua Exam Service; part_id và part_code bất biến. Cấu trúc TestPart/TestQuestion được lưu cùng transaction. Chỉ sửa cấu trúc đề khi chưa có Attempt; sau lần làm bài đầu tiên phải tạo Test mới. Không đổi part_id của Question đã tạo; muốn phân loại lại thì tạo Question mới để giữ tham chiếu và media key ổn định.</w:t>
       </w:r>
     </w:p>
     <w:p>
@@ -6180,6 +8746,7 @@
         <w:rPr>
           <w:rFonts w:ascii="Times New Roman" w:eastAsia="Times New Roman" w:hAnsi="Times New Roman" w:cs="Times New Roman"/>
         </w:rPr>
+        <w:lastRenderedPageBreak/>
         <w:t>Dữ liệu đầu ra (Outputs): HTTP 200 (OK) kèm cấu trúc bài làm đầy đủ.</w:t>
       </w:r>
     </w:p>
@@ -6219,6 +8786,46 @@
       </w:r>
     </w:p>
     <w:p>
+      <w:r>
+        <w:t>3.3.4 Chọn Part khi ôn thi và thi thử (mở rộng FK-08-lam-bai-thi-thu)</w:t>
+      </w:r>
+    </w:p>
+    <w:p>
+      <w:r>
+        <w:t>Phạm vi từng phiên được lưu tại exam_db.attempts.selected_part_ids (SMALLINT[]), kèm mode và duration_seconds chốt tại thời điểm bắt đầu. Đây là dữ liệu của lần làm bài; auth_db.user_learning_settings lưu mục tiêu học tập lâu dài.</w:t>
+      </w:r>
+    </w:p>
+    <w:p>
+      <w:r>
+        <w:t>Tác nhân thực hiện: Học viên (USER).</w:t>
+      </w:r>
+    </w:p>
+    <w:p>
+      <w:r>
+        <w:t>Mô tả chức năng: Trước khi bắt đầu phiên ôn thi hoặc thi thử tùy chọn, học viên chọn một hay nhiều Part trong danh mục Part 1 đến Part 7. Hệ thống tạo phiên làm bài chỉ từ các TestPart đã chọn; Full Test chuẩn vẫn dùng đủ 7 Part.</w:t>
+      </w:r>
+    </w:p>
+    <w:p>
+      <w:r>
+        <w:t>Dữ liệu đầu vào (Inputs): test_id (UUIDv4), selected_part_ids (Mảng số nguyên khác rỗng, không trùng lặp, mỗi giá trị từ 1 đến 7), mode (Enum: PRACTICE, MOCK_TEST).</w:t>
+      </w:r>
+    </w:p>
+    <w:p>
+      <w:r>
+        <w:t>Dữ liệu đầu ra (Outputs): HTTP 201 (Created) kèm attempt_id, danh sách part_id đã chọn, tổng số câu và thời lượng áp dụng.</w:t>
+      </w:r>
+    </w:p>
+    <w:p>
+      <w:r>
+        <w:t>Ràng buộc nghiệp vụ (Business Constraints):</w:t>
+      </w:r>
+    </w:p>
+    <w:p>
+      <w:r>
+        <w:t>Mỗi part_id phải tồn tại trong exam_db.parts, đang hoạt động và thuộc exam_db.test_parts của đề. exam_db.test_questions được truy vấn theo khóa (test_id, part_id); không lưu lựa chọn tạm thời của người học vào bảng danh mục Part.</w:t>
+      </w:r>
+    </w:p>
+    <w:p>
       <w:pPr>
         <w:ind w:left="1170"/>
         <w:rPr>
@@ -6246,9 +8853,11 @@
           <w:numId w:val="28"/>
         </w:numPr>
       </w:pPr>
+      <w:bookmarkStart w:id="21" w:name="_Toc243404428"/>
       <w:r>
         <w:t>DỊCH VỤ HỌC TẬP &amp; LÝ THUYẾT</w:t>
       </w:r>
+      <w:bookmarkEnd w:id="21"/>
     </w:p>
     <w:p>
       <w:pPr>
@@ -6440,6 +9049,7 @@
         <w:rPr>
           <w:rFonts w:ascii="Times New Roman" w:eastAsia="Times New Roman" w:hAnsi="Times New Roman" w:cs="Times New Roman"/>
         </w:rPr>
+        <w:lastRenderedPageBreak/>
         <w:t>Tác nhân thực hiện: Quản trị viên nội dung (CONTENT_ADMIN).</w:t>
       </w:r>
     </w:p>
@@ -6745,9 +9355,11 @@
           <w:numId w:val="28"/>
         </w:numPr>
       </w:pPr>
+      <w:bookmarkStart w:id="22" w:name="_Toc243404429"/>
       <w:r>
         <w:t>DỊCH VỤ LỊCH SỬ &amp; THỐNG KÊ</w:t>
       </w:r>
+      <w:bookmarkEnd w:id="22"/>
     </w:p>
     <w:p>
       <w:pPr>
@@ -6896,6 +9508,7 @@
         <w:rPr>
           <w:rFonts w:ascii="Times New Roman" w:eastAsia="Times New Roman" w:hAnsi="Times New Roman" w:cs="Times New Roman"/>
         </w:rPr>
+        <w:lastRenderedPageBreak/>
         <w:t xml:space="preserve">Lắng nghe các sự kiện TestSubmittedEvent, VocabularyLearnedEvent, LessonCompletedEvent </w:t>
       </w:r>
       <w:r>
@@ -7051,6 +9664,11 @@
           <w:lang w:val="vi-VN"/>
         </w:rPr>
         <w:t>với round5(x) = làm tròn tới bội số gần nhất của 5.</w:t>
+      </w:r>
+    </w:p>
+    <w:p>
+      <w:r>
+        <w:t>Các công thức điểm TOEIC chỉ áp dụng cho MOCK_TEST làm toàn bộ các Part của đề và có câu hỏi ở cả Listening lẫn Reading. Với PRACTICE hoặc phiên chọn một phần đề, trả số câu đúng/tổng câu và tỷ lệ đúng theo Part; score_listening, score_reading và total_score là NULL. Không chia cho tổng số câu bằng 0, không đưa các phiên này vào score trend hoặc dự đoán điểm TOEIC.</w:t>
       </w:r>
     </w:p>
     <w:p>
@@ -7284,9 +9902,11 @@
           <w:numId w:val="28"/>
         </w:numPr>
       </w:pPr>
+      <w:bookmarkStart w:id="23" w:name="_Toc243404430"/>
       <w:r>
         <w:t>DỊCH VỤ AI HỖ TRỢ</w:t>
       </w:r>
+      <w:bookmarkEnd w:id="23"/>
     </w:p>
     <w:p>
       <w:pPr>
@@ -7353,6 +9973,7 @@
         <w:rPr>
           <w:rFonts w:ascii="Times New Roman" w:eastAsia="Times New Roman" w:hAnsi="Times New Roman" w:cs="Times New Roman"/>
         </w:rPr>
+        <w:lastRenderedPageBreak/>
         <w:t>Mô tả chức năng: Hộp thoại chat hỏi đáp trực tiếp với AI giải thích thắc mắc về câu hỏi, từ vựng hoặc bài ngữ pháp đang xem.</w:t>
       </w:r>
     </w:p>
@@ -7485,9 +10106,11 @@
           <w:numId w:val="28"/>
         </w:numPr>
       </w:pPr>
+      <w:bookmarkStart w:id="24" w:name="_Toc243404431"/>
       <w:r>
         <w:t>SƠ ĐỒ USE CASE TỔNG QUÁT</w:t>
       </w:r>
+      <w:bookmarkEnd w:id="24"/>
     </w:p>
     <w:p>
       <w:pPr>
@@ -7545,8 +10168,14 @@
           <w:numId w:val="28"/>
         </w:numPr>
       </w:pPr>
-      <w:r>
-        <w:t xml:space="preserve">ĐẶC TẢ USE CASE </w:t>
+      <w:bookmarkStart w:id="25" w:name="_Toc243404432"/>
+      <w:r>
+        <w:lastRenderedPageBreak/>
+        <w:t>ĐẶC TẢ USE CASE</w:t>
+      </w:r>
+      <w:bookmarkEnd w:id="25"/>
+      <w:r>
+        <w:t xml:space="preserve"> </w:t>
       </w:r>
     </w:p>
     <w:p>
@@ -8721,6 +11350,7 @@
                 <w:sz w:val="19"/>
                 <w:szCs w:val="19"/>
               </w:rPr>
+              <w:lastRenderedPageBreak/>
               <w:t>4</w:t>
             </w:r>
           </w:p>
@@ -9456,6 +12086,7 @@
         <w:pStyle w:val="Heading4"/>
       </w:pPr>
       <w:r>
+        <w:lastRenderedPageBreak/>
         <w:t>2. Use Case: Tra cứu học tập với trợ lý AI (UC-02-Tra-Cuu-Hoc-Tap-AI)</w:t>
       </w:r>
     </w:p>
@@ -10698,6 +13329,7 @@
         <w:pStyle w:val="Heading5"/>
       </w:pPr>
       <w:r>
+        <w:lastRenderedPageBreak/>
         <w:t>BẢNG LUỒNG MỞ RỘNG &amp; NGOẠI LỆ (EXTENSIONS)</w:t>
       </w:r>
     </w:p>
@@ -11811,6 +14443,7 @@
                 <w:sz w:val="19"/>
                 <w:szCs w:val="19"/>
               </w:rPr>
+              <w:lastRenderedPageBreak/>
               <w:t>Điều kiện sau</w:t>
             </w:r>
           </w:p>
@@ -12574,6 +15207,7 @@
         <w:pStyle w:val="Heading5"/>
       </w:pPr>
       <w:r>
+        <w:lastRenderedPageBreak/>
         <w:t>BẢNG LUỒNG MỞ RỘNG &amp; NGOẠI LỆ (EXTENSIONS)</w:t>
       </w:r>
     </w:p>
@@ -13602,6 +16236,7 @@
                 <w:sz w:val="19"/>
                 <w:szCs w:val="19"/>
               </w:rPr>
+              <w:lastRenderedPageBreak/>
               <w:t>Điều kiện tiên quyết</w:t>
             </w:r>
           </w:p>
@@ -14530,6 +17165,7 @@
                 <w:sz w:val="19"/>
                 <w:szCs w:val="19"/>
               </w:rPr>
+              <w:lastRenderedPageBreak/>
               <w:t>6</w:t>
             </w:r>
           </w:p>
@@ -15485,6 +18121,7 @@
                 <w:sz w:val="19"/>
                 <w:szCs w:val="19"/>
               </w:rPr>
+              <w:lastRenderedPageBreak/>
               <w:t>Tác nhân</w:t>
             </w:r>
           </w:p>
@@ -16384,6 +19021,7 @@
                 <w:sz w:val="19"/>
                 <w:szCs w:val="19"/>
               </w:rPr>
+              <w:lastRenderedPageBreak/>
               <w:t>4</w:t>
             </w:r>
           </w:p>
@@ -17066,6 +19704,7 @@
                 <w:sz w:val="19"/>
                 <w:szCs w:val="19"/>
               </w:rPr>
+              <w:lastRenderedPageBreak/>
               <w:t>6a</w:t>
             </w:r>
           </w:p>
@@ -17185,15 +19824,2360 @@
     </w:p>
     <w:p>
       <w:pPr>
+        <w:pStyle w:val="Heading4"/>
+      </w:pPr>
+      <w:r>
+        <w:t>6. Use Case: Quản lý cài đặt học tập cá nhân (UC-06-Quan-Ly-Cai-Dat-Hoc-Tap)</w:t>
+      </w:r>
+    </w:p>
+    <w:tbl>
+      <w:tblPr>
+        <w:tblW w:w="8856" w:type="dxa"/>
+        <w:tblBorders>
+          <w:top w:val="single" w:sz="4" w:space="0" w:color="D9D9D9"/>
+          <w:left w:val="single" w:sz="4" w:space="0" w:color="D9D9D9"/>
+          <w:bottom w:val="single" w:sz="4" w:space="0" w:color="D9D9D9"/>
+          <w:right w:val="single" w:sz="4" w:space="0" w:color="D9D9D9"/>
+          <w:insideH w:val="single" w:sz="4" w:space="0" w:color="D9D9D9"/>
+          <w:insideV w:val="single" w:sz="4" w:space="0" w:color="D9D9D9"/>
+        </w:tblBorders>
+        <w:tblLayout w:type="fixed"/>
+        <w:tblLook w:val="04A0" w:firstRow="1" w:lastRow="0" w:firstColumn="1" w:lastColumn="0" w:noHBand="0" w:noVBand="1"/>
+      </w:tblPr>
+      <w:tblGrid>
+        <w:gridCol w:w="2304"/>
+        <w:gridCol w:w="6552"/>
+      </w:tblGrid>
+      <w:tr>
+        <w:trPr>
+          <w:tblHeader/>
+        </w:trPr>
+        <w:tc>
+          <w:tcPr>
+            <w:tcW w:w="2304" w:type="dxa"/>
+            <w:shd w:val="clear" w:color="auto" w:fill="1F4E78"/>
+            <w:tcMar>
+              <w:top w:w="90" w:type="dxa"/>
+              <w:left w:w="100" w:type="dxa"/>
+              <w:bottom w:w="90" w:type="dxa"/>
+              <w:right w:w="100" w:type="dxa"/>
+            </w:tcMar>
+            <w:vAlign w:val="center"/>
+          </w:tcPr>
+          <w:p>
+            <w:pPr>
+              <w:spacing w:before="40" w:after="40" w:line="252" w:lineRule="auto"/>
+            </w:pPr>
+            <w:r>
+              <w:rPr>
+                <w:b/>
+                <w:color w:val="FFFFFF"/>
+                <w:sz w:val="18"/>
+              </w:rPr>
+              <w:t>Trường thông tin</w:t>
+            </w:r>
+          </w:p>
+        </w:tc>
+        <w:tc>
+          <w:tcPr>
+            <w:tcW w:w="6552" w:type="dxa"/>
+            <w:shd w:val="clear" w:color="auto" w:fill="1F4E78"/>
+            <w:tcMar>
+              <w:top w:w="90" w:type="dxa"/>
+              <w:left w:w="100" w:type="dxa"/>
+              <w:bottom w:w="90" w:type="dxa"/>
+              <w:right w:w="100" w:type="dxa"/>
+            </w:tcMar>
+            <w:vAlign w:val="center"/>
+          </w:tcPr>
+          <w:p>
+            <w:pPr>
+              <w:spacing w:before="40" w:after="40" w:line="252" w:lineRule="auto"/>
+            </w:pPr>
+            <w:r>
+              <w:rPr>
+                <w:b/>
+                <w:color w:val="FFFFFF"/>
+                <w:sz w:val="18"/>
+              </w:rPr>
+              <w:t>Nội dung chi tiết</w:t>
+            </w:r>
+          </w:p>
+        </w:tc>
+      </w:tr>
+      <w:tr>
+        <w:tc>
+          <w:tcPr>
+            <w:tcW w:w="2304" w:type="dxa"/>
+            <w:shd w:val="clear" w:color="auto" w:fill="FFFFFF"/>
+            <w:tcMar>
+              <w:top w:w="90" w:type="dxa"/>
+              <w:left w:w="100" w:type="dxa"/>
+              <w:bottom w:w="90" w:type="dxa"/>
+              <w:right w:w="100" w:type="dxa"/>
+            </w:tcMar>
+            <w:vAlign w:val="center"/>
+          </w:tcPr>
+          <w:p>
+            <w:pPr>
+              <w:spacing w:before="40" w:after="40" w:line="252" w:lineRule="auto"/>
+            </w:pPr>
+            <w:r>
+              <w:rPr>
+                <w:color w:val="000000"/>
+                <w:sz w:val="18"/>
+              </w:rPr>
+              <w:t>Mã Use Case</w:t>
+            </w:r>
+          </w:p>
+        </w:tc>
+        <w:tc>
+          <w:tcPr>
+            <w:tcW w:w="6552" w:type="dxa"/>
+            <w:shd w:val="clear" w:color="auto" w:fill="FFFFFF"/>
+            <w:tcMar>
+              <w:top w:w="90" w:type="dxa"/>
+              <w:left w:w="100" w:type="dxa"/>
+              <w:bottom w:w="90" w:type="dxa"/>
+              <w:right w:w="100" w:type="dxa"/>
+            </w:tcMar>
+            <w:vAlign w:val="center"/>
+          </w:tcPr>
+          <w:p>
+            <w:pPr>
+              <w:spacing w:before="40" w:after="40" w:line="252" w:lineRule="auto"/>
+            </w:pPr>
+            <w:r>
+              <w:rPr>
+                <w:color w:val="000000"/>
+                <w:sz w:val="18"/>
+              </w:rPr>
+              <w:t>UC-06-Quan-Ly-Cai-Dat-Hoc-Tap</w:t>
+            </w:r>
+          </w:p>
+        </w:tc>
+      </w:tr>
+      <w:tr>
+        <w:tc>
+          <w:tcPr>
+            <w:tcW w:w="2304" w:type="dxa"/>
+            <w:shd w:val="clear" w:color="auto" w:fill="F0F5FA"/>
+            <w:tcMar>
+              <w:top w:w="90" w:type="dxa"/>
+              <w:left w:w="100" w:type="dxa"/>
+              <w:bottom w:w="90" w:type="dxa"/>
+              <w:right w:w="100" w:type="dxa"/>
+            </w:tcMar>
+            <w:vAlign w:val="center"/>
+          </w:tcPr>
+          <w:p>
+            <w:pPr>
+              <w:spacing w:before="40" w:after="40" w:line="252" w:lineRule="auto"/>
+            </w:pPr>
+            <w:r>
+              <w:rPr>
+                <w:color w:val="000000"/>
+                <w:sz w:val="18"/>
+              </w:rPr>
+              <w:t>Tên Use Case</w:t>
+            </w:r>
+          </w:p>
+        </w:tc>
+        <w:tc>
+          <w:tcPr>
+            <w:tcW w:w="6552" w:type="dxa"/>
+            <w:shd w:val="clear" w:color="auto" w:fill="F0F5FA"/>
+            <w:tcMar>
+              <w:top w:w="90" w:type="dxa"/>
+              <w:left w:w="100" w:type="dxa"/>
+              <w:bottom w:w="90" w:type="dxa"/>
+              <w:right w:w="100" w:type="dxa"/>
+            </w:tcMar>
+            <w:vAlign w:val="center"/>
+          </w:tcPr>
+          <w:p>
+            <w:pPr>
+              <w:spacing w:before="40" w:after="40" w:line="252" w:lineRule="auto"/>
+            </w:pPr>
+            <w:r>
+              <w:rPr>
+                <w:color w:val="000000"/>
+                <w:sz w:val="18"/>
+              </w:rPr>
+              <w:t>Xem và cập nhật cài đặt học tập cá nhân</w:t>
+            </w:r>
+          </w:p>
+        </w:tc>
+      </w:tr>
+      <w:tr>
+        <w:tc>
+          <w:tcPr>
+            <w:tcW w:w="2304" w:type="dxa"/>
+            <w:shd w:val="clear" w:color="auto" w:fill="FFFFFF"/>
+            <w:tcMar>
+              <w:top w:w="90" w:type="dxa"/>
+              <w:left w:w="100" w:type="dxa"/>
+              <w:bottom w:w="90" w:type="dxa"/>
+              <w:right w:w="100" w:type="dxa"/>
+            </w:tcMar>
+            <w:vAlign w:val="center"/>
+          </w:tcPr>
+          <w:p>
+            <w:pPr>
+              <w:spacing w:before="40" w:after="40" w:line="252" w:lineRule="auto"/>
+            </w:pPr>
+            <w:r>
+              <w:rPr>
+                <w:color w:val="000000"/>
+                <w:sz w:val="18"/>
+              </w:rPr>
+              <w:t>Phạm vi</w:t>
+            </w:r>
+          </w:p>
+        </w:tc>
+        <w:tc>
+          <w:tcPr>
+            <w:tcW w:w="6552" w:type="dxa"/>
+            <w:shd w:val="clear" w:color="auto" w:fill="FFFFFF"/>
+            <w:tcMar>
+              <w:top w:w="90" w:type="dxa"/>
+              <w:left w:w="100" w:type="dxa"/>
+              <w:bottom w:w="90" w:type="dxa"/>
+              <w:right w:w="100" w:type="dxa"/>
+            </w:tcMar>
+            <w:vAlign w:val="center"/>
+          </w:tcPr>
+          <w:p>
+            <w:pPr>
+              <w:spacing w:before="40" w:after="40" w:line="252" w:lineRule="auto"/>
+            </w:pPr>
+            <w:r>
+              <w:rPr>
+                <w:color w:val="000000"/>
+                <w:sz w:val="18"/>
+              </w:rPr>
+              <w:t>Auth &amp; User Service</w:t>
+            </w:r>
+          </w:p>
+        </w:tc>
+      </w:tr>
+      <w:tr>
+        <w:tc>
+          <w:tcPr>
+            <w:tcW w:w="2304" w:type="dxa"/>
+            <w:shd w:val="clear" w:color="auto" w:fill="F0F5FA"/>
+            <w:tcMar>
+              <w:top w:w="90" w:type="dxa"/>
+              <w:left w:w="100" w:type="dxa"/>
+              <w:bottom w:w="90" w:type="dxa"/>
+              <w:right w:w="100" w:type="dxa"/>
+            </w:tcMar>
+            <w:vAlign w:val="center"/>
+          </w:tcPr>
+          <w:p>
+            <w:pPr>
+              <w:spacing w:before="40" w:after="40" w:line="252" w:lineRule="auto"/>
+            </w:pPr>
+            <w:r>
+              <w:rPr>
+                <w:color w:val="000000"/>
+                <w:sz w:val="18"/>
+              </w:rPr>
+              <w:t>Tác nhân</w:t>
+            </w:r>
+          </w:p>
+        </w:tc>
+        <w:tc>
+          <w:tcPr>
+            <w:tcW w:w="6552" w:type="dxa"/>
+            <w:shd w:val="clear" w:color="auto" w:fill="F0F5FA"/>
+            <w:tcMar>
+              <w:top w:w="90" w:type="dxa"/>
+              <w:left w:w="100" w:type="dxa"/>
+              <w:bottom w:w="90" w:type="dxa"/>
+              <w:right w:w="100" w:type="dxa"/>
+            </w:tcMar>
+            <w:vAlign w:val="center"/>
+          </w:tcPr>
+          <w:p>
+            <w:pPr>
+              <w:spacing w:before="40" w:after="40" w:line="252" w:lineRule="auto"/>
+            </w:pPr>
+            <w:r>
+              <w:rPr>
+                <w:color w:val="000000"/>
+                <w:sz w:val="18"/>
+              </w:rPr>
+              <w:t>Học viên (USER)</w:t>
+            </w:r>
+          </w:p>
+        </w:tc>
+      </w:tr>
+      <w:tr>
+        <w:tc>
+          <w:tcPr>
+            <w:tcW w:w="2304" w:type="dxa"/>
+            <w:shd w:val="clear" w:color="auto" w:fill="FFFFFF"/>
+            <w:tcMar>
+              <w:top w:w="90" w:type="dxa"/>
+              <w:left w:w="100" w:type="dxa"/>
+              <w:bottom w:w="90" w:type="dxa"/>
+              <w:right w:w="100" w:type="dxa"/>
+            </w:tcMar>
+            <w:vAlign w:val="center"/>
+          </w:tcPr>
+          <w:p>
+            <w:pPr>
+              <w:spacing w:before="40" w:after="40" w:line="252" w:lineRule="auto"/>
+            </w:pPr>
+            <w:r>
+              <w:rPr>
+                <w:color w:val="000000"/>
+                <w:sz w:val="18"/>
+              </w:rPr>
+              <w:t>Điều kiện tiên quyết</w:t>
+            </w:r>
+          </w:p>
+        </w:tc>
+        <w:tc>
+          <w:tcPr>
+            <w:tcW w:w="6552" w:type="dxa"/>
+            <w:shd w:val="clear" w:color="auto" w:fill="FFFFFF"/>
+            <w:tcMar>
+              <w:top w:w="90" w:type="dxa"/>
+              <w:left w:w="100" w:type="dxa"/>
+              <w:bottom w:w="90" w:type="dxa"/>
+              <w:right w:w="100" w:type="dxa"/>
+            </w:tcMar>
+            <w:vAlign w:val="center"/>
+          </w:tcPr>
+          <w:p>
+            <w:pPr>
+              <w:spacing w:before="40" w:after="40" w:line="252" w:lineRule="auto"/>
+            </w:pPr>
+            <w:r>
+              <w:rPr>
+                <w:color w:val="000000"/>
+                <w:sz w:val="18"/>
+              </w:rPr>
+              <w:t>Học viên đã đăng nhập bằng JWT hợp lệ.</w:t>
+            </w:r>
+          </w:p>
+        </w:tc>
+      </w:tr>
+      <w:tr>
+        <w:tc>
+          <w:tcPr>
+            <w:tcW w:w="2304" w:type="dxa"/>
+            <w:shd w:val="clear" w:color="auto" w:fill="F0F5FA"/>
+            <w:tcMar>
+              <w:top w:w="90" w:type="dxa"/>
+              <w:left w:w="100" w:type="dxa"/>
+              <w:bottom w:w="90" w:type="dxa"/>
+              <w:right w:w="100" w:type="dxa"/>
+            </w:tcMar>
+            <w:vAlign w:val="center"/>
+          </w:tcPr>
+          <w:p>
+            <w:pPr>
+              <w:spacing w:before="40" w:after="40" w:line="252" w:lineRule="auto"/>
+            </w:pPr>
+            <w:r>
+              <w:rPr>
+                <w:color w:val="000000"/>
+                <w:sz w:val="18"/>
+              </w:rPr>
+              <w:t>Kích hoạt</w:t>
+            </w:r>
+          </w:p>
+        </w:tc>
+        <w:tc>
+          <w:tcPr>
+            <w:tcW w:w="6552" w:type="dxa"/>
+            <w:shd w:val="clear" w:color="auto" w:fill="F0F5FA"/>
+            <w:tcMar>
+              <w:top w:w="90" w:type="dxa"/>
+              <w:left w:w="100" w:type="dxa"/>
+              <w:bottom w:w="90" w:type="dxa"/>
+              <w:right w:w="100" w:type="dxa"/>
+            </w:tcMar>
+            <w:vAlign w:val="center"/>
+          </w:tcPr>
+          <w:p>
+            <w:pPr>
+              <w:spacing w:before="40" w:after="40" w:line="252" w:lineRule="auto"/>
+            </w:pPr>
+            <w:r>
+              <w:rPr>
+                <w:color w:val="000000"/>
+                <w:sz w:val="18"/>
+              </w:rPr>
+              <w:t>Học viên mở màn hình Cài đặt học tập hoặc lưu mục tiêu mới.</w:t>
+            </w:r>
+          </w:p>
+        </w:tc>
+      </w:tr>
+      <w:tr>
+        <w:tc>
+          <w:tcPr>
+            <w:tcW w:w="2304" w:type="dxa"/>
+            <w:shd w:val="clear" w:color="auto" w:fill="FFFFFF"/>
+            <w:tcMar>
+              <w:top w:w="90" w:type="dxa"/>
+              <w:left w:w="100" w:type="dxa"/>
+              <w:bottom w:w="90" w:type="dxa"/>
+              <w:right w:w="100" w:type="dxa"/>
+            </w:tcMar>
+            <w:vAlign w:val="center"/>
+          </w:tcPr>
+          <w:p>
+            <w:pPr>
+              <w:spacing w:before="40" w:after="40" w:line="252" w:lineRule="auto"/>
+            </w:pPr>
+            <w:r>
+              <w:rPr>
+                <w:color w:val="000000"/>
+                <w:sz w:val="18"/>
+              </w:rPr>
+              <w:t>Điều kiện sau</w:t>
+            </w:r>
+          </w:p>
+        </w:tc>
+        <w:tc>
+          <w:tcPr>
+            <w:tcW w:w="6552" w:type="dxa"/>
+            <w:shd w:val="clear" w:color="auto" w:fill="FFFFFF"/>
+            <w:tcMar>
+              <w:top w:w="90" w:type="dxa"/>
+              <w:left w:w="100" w:type="dxa"/>
+              <w:bottom w:w="90" w:type="dxa"/>
+              <w:right w:w="100" w:type="dxa"/>
+            </w:tcMar>
+            <w:vAlign w:val="center"/>
+          </w:tcPr>
+          <w:p>
+            <w:pPr>
+              <w:spacing w:before="40" w:after="40" w:line="252" w:lineRule="auto"/>
+            </w:pPr>
+            <w:r>
+              <w:rPr>
+                <w:color w:val="000000"/>
+                <w:sz w:val="18"/>
+              </w:rPr>
+              <w:t>Setting được lưu trong auth_db.user_learning_settings, version tăng và sự kiện cập nhật được ghi vào Outbox.</w:t>
+            </w:r>
+          </w:p>
+        </w:tc>
+      </w:tr>
+    </w:tbl>
+    <w:p>
+      <w:pPr>
+        <w:pStyle w:val="Heading5"/>
+      </w:pPr>
+      <w:r>
+        <w:t>BẢNG LUỒNG SỰ KIỆN CHÍNH (MAIN SUCCESS SCENARIO)</w:t>
+      </w:r>
+    </w:p>
+    <w:tbl>
+      <w:tblPr>
+        <w:tblW w:w="8856" w:type="dxa"/>
+        <w:tblBorders>
+          <w:top w:val="single" w:sz="4" w:space="0" w:color="D9D9D9"/>
+          <w:left w:val="single" w:sz="4" w:space="0" w:color="D9D9D9"/>
+          <w:bottom w:val="single" w:sz="4" w:space="0" w:color="D9D9D9"/>
+          <w:right w:val="single" w:sz="4" w:space="0" w:color="D9D9D9"/>
+          <w:insideH w:val="single" w:sz="4" w:space="0" w:color="D9D9D9"/>
+          <w:insideV w:val="single" w:sz="4" w:space="0" w:color="D9D9D9"/>
+        </w:tblBorders>
+        <w:tblLayout w:type="fixed"/>
+        <w:tblLook w:val="04A0" w:firstRow="1" w:lastRow="0" w:firstColumn="1" w:lastColumn="0" w:noHBand="0" w:noVBand="1"/>
+      </w:tblPr>
+      <w:tblGrid>
+        <w:gridCol w:w="936"/>
+        <w:gridCol w:w="3096"/>
+        <w:gridCol w:w="4824"/>
+      </w:tblGrid>
+      <w:tr>
+        <w:trPr>
+          <w:tblHeader/>
+        </w:trPr>
+        <w:tc>
+          <w:tcPr>
+            <w:tcW w:w="936" w:type="dxa"/>
+            <w:shd w:val="clear" w:color="auto" w:fill="1F4E78"/>
+            <w:tcMar>
+              <w:top w:w="90" w:type="dxa"/>
+              <w:left w:w="100" w:type="dxa"/>
+              <w:bottom w:w="90" w:type="dxa"/>
+              <w:right w:w="100" w:type="dxa"/>
+            </w:tcMar>
+            <w:vAlign w:val="center"/>
+          </w:tcPr>
+          <w:p>
+            <w:pPr>
+              <w:spacing w:before="40" w:after="40" w:line="252" w:lineRule="auto"/>
+            </w:pPr>
+            <w:r>
+              <w:rPr>
+                <w:b/>
+                <w:color w:val="FFFFFF"/>
+                <w:sz w:val="18"/>
+              </w:rPr>
+              <w:t>Bước</w:t>
+            </w:r>
+          </w:p>
+        </w:tc>
+        <w:tc>
+          <w:tcPr>
+            <w:tcW w:w="3096" w:type="dxa"/>
+            <w:shd w:val="clear" w:color="auto" w:fill="1F4E78"/>
+            <w:tcMar>
+              <w:top w:w="90" w:type="dxa"/>
+              <w:left w:w="100" w:type="dxa"/>
+              <w:bottom w:w="90" w:type="dxa"/>
+              <w:right w:w="100" w:type="dxa"/>
+            </w:tcMar>
+            <w:vAlign w:val="center"/>
+          </w:tcPr>
+          <w:p>
+            <w:pPr>
+              <w:spacing w:before="40" w:after="40" w:line="252" w:lineRule="auto"/>
+            </w:pPr>
+            <w:r>
+              <w:rPr>
+                <w:b/>
+                <w:color w:val="FFFFFF"/>
+                <w:sz w:val="18"/>
+              </w:rPr>
+              <w:t>Hành động của tác nhân</w:t>
+            </w:r>
+          </w:p>
+        </w:tc>
+        <w:tc>
+          <w:tcPr>
+            <w:tcW w:w="4824" w:type="dxa"/>
+            <w:shd w:val="clear" w:color="auto" w:fill="1F4E78"/>
+            <w:tcMar>
+              <w:top w:w="90" w:type="dxa"/>
+              <w:left w:w="100" w:type="dxa"/>
+              <w:bottom w:w="90" w:type="dxa"/>
+              <w:right w:w="100" w:type="dxa"/>
+            </w:tcMar>
+            <w:vAlign w:val="center"/>
+          </w:tcPr>
+          <w:p>
+            <w:pPr>
+              <w:spacing w:before="40" w:after="40" w:line="252" w:lineRule="auto"/>
+            </w:pPr>
+            <w:r>
+              <w:rPr>
+                <w:b/>
+                <w:color w:val="FFFFFF"/>
+                <w:sz w:val="18"/>
+              </w:rPr>
+              <w:t>Phản hồi của hệ thống</w:t>
+            </w:r>
+          </w:p>
+        </w:tc>
+      </w:tr>
+      <w:tr>
+        <w:tc>
+          <w:tcPr>
+            <w:tcW w:w="936" w:type="dxa"/>
+            <w:shd w:val="clear" w:color="auto" w:fill="FFFFFF"/>
+            <w:tcMar>
+              <w:top w:w="90" w:type="dxa"/>
+              <w:left w:w="100" w:type="dxa"/>
+              <w:bottom w:w="90" w:type="dxa"/>
+              <w:right w:w="100" w:type="dxa"/>
+            </w:tcMar>
+            <w:vAlign w:val="center"/>
+          </w:tcPr>
+          <w:p>
+            <w:pPr>
+              <w:spacing w:before="40" w:after="40" w:line="252" w:lineRule="auto"/>
+            </w:pPr>
+            <w:r>
+              <w:rPr>
+                <w:color w:val="000000"/>
+                <w:sz w:val="18"/>
+              </w:rPr>
+              <w:t>1</w:t>
+            </w:r>
+          </w:p>
+        </w:tc>
+        <w:tc>
+          <w:tcPr>
+            <w:tcW w:w="3096" w:type="dxa"/>
+            <w:shd w:val="clear" w:color="auto" w:fill="FFFFFF"/>
+            <w:tcMar>
+              <w:top w:w="90" w:type="dxa"/>
+              <w:left w:w="100" w:type="dxa"/>
+              <w:bottom w:w="90" w:type="dxa"/>
+              <w:right w:w="100" w:type="dxa"/>
+            </w:tcMar>
+            <w:vAlign w:val="center"/>
+          </w:tcPr>
+          <w:p>
+            <w:pPr>
+              <w:spacing w:before="40" w:after="40" w:line="252" w:lineRule="auto"/>
+            </w:pPr>
+            <w:r>
+              <w:rPr>
+                <w:color w:val="000000"/>
+                <w:sz w:val="18"/>
+              </w:rPr>
+              <w:t>Học viên mở màn hình Setting.</w:t>
+            </w:r>
+          </w:p>
+        </w:tc>
+        <w:tc>
+          <w:tcPr>
+            <w:tcW w:w="4824" w:type="dxa"/>
+            <w:shd w:val="clear" w:color="auto" w:fill="FFFFFF"/>
+            <w:tcMar>
+              <w:top w:w="90" w:type="dxa"/>
+              <w:left w:w="100" w:type="dxa"/>
+              <w:bottom w:w="90" w:type="dxa"/>
+              <w:right w:w="100" w:type="dxa"/>
+            </w:tcMar>
+            <w:vAlign w:val="center"/>
+          </w:tcPr>
+          <w:p>
+            <w:pPr>
+              <w:spacing w:before="40" w:after="40" w:line="252" w:lineRule="auto"/>
+            </w:pPr>
+            <w:r>
+              <w:rPr>
+                <w:color w:val="000000"/>
+                <w:sz w:val="18"/>
+              </w:rPr>
+              <w:t>Auth Service trả cấu hình hiện hành hoặc cấu hình mặc định.</w:t>
+            </w:r>
+          </w:p>
+        </w:tc>
+      </w:tr>
+      <w:tr>
+        <w:tc>
+          <w:tcPr>
+            <w:tcW w:w="936" w:type="dxa"/>
+            <w:shd w:val="clear" w:color="auto" w:fill="F0F5FA"/>
+            <w:tcMar>
+              <w:top w:w="90" w:type="dxa"/>
+              <w:left w:w="100" w:type="dxa"/>
+              <w:bottom w:w="90" w:type="dxa"/>
+              <w:right w:w="100" w:type="dxa"/>
+            </w:tcMar>
+            <w:vAlign w:val="center"/>
+          </w:tcPr>
+          <w:p>
+            <w:pPr>
+              <w:spacing w:before="40" w:after="40" w:line="252" w:lineRule="auto"/>
+            </w:pPr>
+            <w:r>
+              <w:rPr>
+                <w:color w:val="000000"/>
+                <w:sz w:val="18"/>
+              </w:rPr>
+              <w:t>2</w:t>
+            </w:r>
+          </w:p>
+        </w:tc>
+        <w:tc>
+          <w:tcPr>
+            <w:tcW w:w="3096" w:type="dxa"/>
+            <w:shd w:val="clear" w:color="auto" w:fill="F0F5FA"/>
+            <w:tcMar>
+              <w:top w:w="90" w:type="dxa"/>
+              <w:left w:w="100" w:type="dxa"/>
+              <w:bottom w:w="90" w:type="dxa"/>
+              <w:right w:w="100" w:type="dxa"/>
+            </w:tcMar>
+            <w:vAlign w:val="center"/>
+          </w:tcPr>
+          <w:p>
+            <w:pPr>
+              <w:spacing w:before="40" w:after="40" w:line="252" w:lineRule="auto"/>
+            </w:pPr>
+            <w:r>
+              <w:rPr>
+                <w:color w:val="000000"/>
+                <w:sz w:val="18"/>
+              </w:rPr>
+              <w:t>Học viên cập nhật mục tiêu và lịch học.</w:t>
+            </w:r>
+          </w:p>
+        </w:tc>
+        <w:tc>
+          <w:tcPr>
+            <w:tcW w:w="4824" w:type="dxa"/>
+            <w:shd w:val="clear" w:color="auto" w:fill="F0F5FA"/>
+            <w:tcMar>
+              <w:top w:w="90" w:type="dxa"/>
+              <w:left w:w="100" w:type="dxa"/>
+              <w:bottom w:w="90" w:type="dxa"/>
+              <w:right w:w="100" w:type="dxa"/>
+            </w:tcMar>
+            <w:vAlign w:val="center"/>
+          </w:tcPr>
+          <w:p>
+            <w:pPr>
+              <w:spacing w:before="40" w:after="40" w:line="252" w:lineRule="auto"/>
+            </w:pPr>
+            <w:r>
+              <w:rPr>
+                <w:color w:val="000000"/>
+                <w:sz w:val="18"/>
+              </w:rPr>
+              <w:t>Client kiểm tra định dạng và gửi PATCH kèm version hiện tại.</w:t>
+            </w:r>
+          </w:p>
+        </w:tc>
+      </w:tr>
+      <w:tr>
+        <w:tc>
+          <w:tcPr>
+            <w:tcW w:w="936" w:type="dxa"/>
+            <w:shd w:val="clear" w:color="auto" w:fill="FFFFFF"/>
+            <w:tcMar>
+              <w:top w:w="90" w:type="dxa"/>
+              <w:left w:w="100" w:type="dxa"/>
+              <w:bottom w:w="90" w:type="dxa"/>
+              <w:right w:w="100" w:type="dxa"/>
+            </w:tcMar>
+            <w:vAlign w:val="center"/>
+          </w:tcPr>
+          <w:p>
+            <w:pPr>
+              <w:spacing w:before="40" w:after="40" w:line="252" w:lineRule="auto"/>
+            </w:pPr>
+            <w:r>
+              <w:rPr>
+                <w:color w:val="000000"/>
+                <w:sz w:val="18"/>
+              </w:rPr>
+              <w:t>3</w:t>
+            </w:r>
+          </w:p>
+        </w:tc>
+        <w:tc>
+          <w:tcPr>
+            <w:tcW w:w="3096" w:type="dxa"/>
+            <w:shd w:val="clear" w:color="auto" w:fill="FFFFFF"/>
+            <w:tcMar>
+              <w:top w:w="90" w:type="dxa"/>
+              <w:left w:w="100" w:type="dxa"/>
+              <w:bottom w:w="90" w:type="dxa"/>
+              <w:right w:w="100" w:type="dxa"/>
+            </w:tcMar>
+            <w:vAlign w:val="center"/>
+          </w:tcPr>
+          <w:p>
+            <w:pPr>
+              <w:spacing w:before="40" w:after="40" w:line="252" w:lineRule="auto"/>
+            </w:pPr>
+            <w:r>
+              <w:rPr>
+                <w:color w:val="000000"/>
+                <w:sz w:val="18"/>
+              </w:rPr>
+              <w:t>Học viên nhấn Lưu.</w:t>
+            </w:r>
+          </w:p>
+        </w:tc>
+        <w:tc>
+          <w:tcPr>
+            <w:tcW w:w="4824" w:type="dxa"/>
+            <w:shd w:val="clear" w:color="auto" w:fill="FFFFFF"/>
+            <w:tcMar>
+              <w:top w:w="90" w:type="dxa"/>
+              <w:left w:w="100" w:type="dxa"/>
+              <w:bottom w:w="90" w:type="dxa"/>
+              <w:right w:w="100" w:type="dxa"/>
+            </w:tcMar>
+            <w:vAlign w:val="center"/>
+          </w:tcPr>
+          <w:p>
+            <w:pPr>
+              <w:spacing w:before="40" w:after="40" w:line="252" w:lineRule="auto"/>
+            </w:pPr>
+            <w:r>
+              <w:rPr>
+                <w:color w:val="000000"/>
+                <w:sz w:val="18"/>
+              </w:rPr>
+              <w:t>Backend kiểm tra miền giá trị, cập nhật setting, tăng version và ghi Outbox trong một transaction.</w:t>
+            </w:r>
+          </w:p>
+        </w:tc>
+      </w:tr>
+      <w:tr>
+        <w:tc>
+          <w:tcPr>
+            <w:tcW w:w="936" w:type="dxa"/>
+            <w:shd w:val="clear" w:color="auto" w:fill="F0F5FA"/>
+            <w:tcMar>
+              <w:top w:w="90" w:type="dxa"/>
+              <w:left w:w="100" w:type="dxa"/>
+              <w:bottom w:w="90" w:type="dxa"/>
+              <w:right w:w="100" w:type="dxa"/>
+            </w:tcMar>
+            <w:vAlign w:val="center"/>
+          </w:tcPr>
+          <w:p>
+            <w:pPr>
+              <w:spacing w:before="40" w:after="40" w:line="252" w:lineRule="auto"/>
+            </w:pPr>
+            <w:r>
+              <w:rPr>
+                <w:color w:val="000000"/>
+                <w:sz w:val="18"/>
+              </w:rPr>
+              <w:t>4</w:t>
+            </w:r>
+          </w:p>
+        </w:tc>
+        <w:tc>
+          <w:tcPr>
+            <w:tcW w:w="3096" w:type="dxa"/>
+            <w:shd w:val="clear" w:color="auto" w:fill="F0F5FA"/>
+            <w:tcMar>
+              <w:top w:w="90" w:type="dxa"/>
+              <w:left w:w="100" w:type="dxa"/>
+              <w:bottom w:w="90" w:type="dxa"/>
+              <w:right w:w="100" w:type="dxa"/>
+            </w:tcMar>
+            <w:vAlign w:val="center"/>
+          </w:tcPr>
+          <w:p>
+            <w:pPr>
+              <w:spacing w:before="40" w:after="40" w:line="252" w:lineRule="auto"/>
+            </w:pPr>
+            <w:r>
+              <w:rPr>
+                <w:color w:val="000000"/>
+                <w:sz w:val="18"/>
+              </w:rPr>
+              <w:t>Hệ thống hoàn tất.</w:t>
+            </w:r>
+          </w:p>
+        </w:tc>
+        <w:tc>
+          <w:tcPr>
+            <w:tcW w:w="4824" w:type="dxa"/>
+            <w:shd w:val="clear" w:color="auto" w:fill="F0F5FA"/>
+            <w:tcMar>
+              <w:top w:w="90" w:type="dxa"/>
+              <w:left w:w="100" w:type="dxa"/>
+              <w:bottom w:w="90" w:type="dxa"/>
+              <w:right w:w="100" w:type="dxa"/>
+            </w:tcMar>
+            <w:vAlign w:val="center"/>
+          </w:tcPr>
+          <w:p>
+            <w:pPr>
+              <w:spacing w:before="40" w:after="40" w:line="252" w:lineRule="auto"/>
+            </w:pPr>
+            <w:r>
+              <w:rPr>
+                <w:color w:val="000000"/>
+                <w:sz w:val="18"/>
+              </w:rPr>
+              <w:t>Trả HTTP 200 và đồng bộ cấu hình mới trên các thiết bị.</w:t>
+            </w:r>
+          </w:p>
+        </w:tc>
+      </w:tr>
+    </w:tbl>
+    <w:p>
+      <w:pPr>
+        <w:pStyle w:val="Heading5"/>
+      </w:pPr>
+      <w:r>
+        <w:lastRenderedPageBreak/>
+        <w:t>BẢNG LUỒNG MỞ RỘNG &amp; NGOẠI LỆ (EXTENSIONS)</w:t>
+      </w:r>
+    </w:p>
+    <w:tbl>
+      <w:tblPr>
+        <w:tblW w:w="8856" w:type="dxa"/>
+        <w:tblBorders>
+          <w:top w:val="single" w:sz="4" w:space="0" w:color="D9D9D9"/>
+          <w:left w:val="single" w:sz="4" w:space="0" w:color="D9D9D9"/>
+          <w:bottom w:val="single" w:sz="4" w:space="0" w:color="D9D9D9"/>
+          <w:right w:val="single" w:sz="4" w:space="0" w:color="D9D9D9"/>
+          <w:insideH w:val="single" w:sz="4" w:space="0" w:color="D9D9D9"/>
+          <w:insideV w:val="single" w:sz="4" w:space="0" w:color="D9D9D9"/>
+        </w:tblBorders>
+        <w:tblLayout w:type="fixed"/>
+        <w:tblLook w:val="04A0" w:firstRow="1" w:lastRow="0" w:firstColumn="1" w:lastColumn="0" w:noHBand="0" w:noVBand="1"/>
+      </w:tblPr>
+      <w:tblGrid>
+        <w:gridCol w:w="936"/>
+        <w:gridCol w:w="3096"/>
+        <w:gridCol w:w="4824"/>
+      </w:tblGrid>
+      <w:tr>
+        <w:trPr>
+          <w:tblHeader/>
+        </w:trPr>
+        <w:tc>
+          <w:tcPr>
+            <w:tcW w:w="936" w:type="dxa"/>
+            <w:shd w:val="clear" w:color="auto" w:fill="1F4E78"/>
+            <w:tcMar>
+              <w:top w:w="90" w:type="dxa"/>
+              <w:left w:w="100" w:type="dxa"/>
+              <w:bottom w:w="90" w:type="dxa"/>
+              <w:right w:w="100" w:type="dxa"/>
+            </w:tcMar>
+            <w:vAlign w:val="center"/>
+          </w:tcPr>
+          <w:p>
+            <w:pPr>
+              <w:spacing w:before="40" w:after="40" w:line="252" w:lineRule="auto"/>
+            </w:pPr>
+            <w:r>
+              <w:rPr>
+                <w:b/>
+                <w:color w:val="FFFFFF"/>
+                <w:sz w:val="18"/>
+              </w:rPr>
+              <w:t>Bước rẽ nhánh</w:t>
+            </w:r>
+          </w:p>
+        </w:tc>
+        <w:tc>
+          <w:tcPr>
+            <w:tcW w:w="3096" w:type="dxa"/>
+            <w:shd w:val="clear" w:color="auto" w:fill="1F4E78"/>
+            <w:tcMar>
+              <w:top w:w="90" w:type="dxa"/>
+              <w:left w:w="100" w:type="dxa"/>
+              <w:bottom w:w="90" w:type="dxa"/>
+              <w:right w:w="100" w:type="dxa"/>
+            </w:tcMar>
+            <w:vAlign w:val="center"/>
+          </w:tcPr>
+          <w:p>
+            <w:pPr>
+              <w:spacing w:before="40" w:after="40" w:line="252" w:lineRule="auto"/>
+            </w:pPr>
+            <w:r>
+              <w:rPr>
+                <w:b/>
+                <w:color w:val="FFFFFF"/>
+                <w:sz w:val="18"/>
+              </w:rPr>
+              <w:t>Điều kiện</w:t>
+            </w:r>
+          </w:p>
+        </w:tc>
+        <w:tc>
+          <w:tcPr>
+            <w:tcW w:w="4824" w:type="dxa"/>
+            <w:shd w:val="clear" w:color="auto" w:fill="1F4E78"/>
+            <w:tcMar>
+              <w:top w:w="90" w:type="dxa"/>
+              <w:left w:w="100" w:type="dxa"/>
+              <w:bottom w:w="90" w:type="dxa"/>
+              <w:right w:w="100" w:type="dxa"/>
+            </w:tcMar>
+            <w:vAlign w:val="center"/>
+          </w:tcPr>
+          <w:p>
+            <w:pPr>
+              <w:spacing w:before="40" w:after="40" w:line="252" w:lineRule="auto"/>
+            </w:pPr>
+            <w:r>
+              <w:rPr>
+                <w:b/>
+                <w:color w:val="FFFFFF"/>
+                <w:sz w:val="18"/>
+              </w:rPr>
+              <w:t>Hành động xử lý</w:t>
+            </w:r>
+          </w:p>
+        </w:tc>
+      </w:tr>
+      <w:tr>
+        <w:tc>
+          <w:tcPr>
+            <w:tcW w:w="936" w:type="dxa"/>
+            <w:shd w:val="clear" w:color="auto" w:fill="FFFFFF"/>
+            <w:tcMar>
+              <w:top w:w="90" w:type="dxa"/>
+              <w:left w:w="100" w:type="dxa"/>
+              <w:bottom w:w="90" w:type="dxa"/>
+              <w:right w:w="100" w:type="dxa"/>
+            </w:tcMar>
+            <w:vAlign w:val="center"/>
+          </w:tcPr>
+          <w:p>
+            <w:pPr>
+              <w:spacing w:before="40" w:after="40" w:line="252" w:lineRule="auto"/>
+            </w:pPr>
+            <w:r>
+              <w:rPr>
+                <w:color w:val="000000"/>
+                <w:sz w:val="18"/>
+              </w:rPr>
+              <w:t>2a</w:t>
+            </w:r>
+          </w:p>
+        </w:tc>
+        <w:tc>
+          <w:tcPr>
+            <w:tcW w:w="3096" w:type="dxa"/>
+            <w:shd w:val="clear" w:color="auto" w:fill="FFFFFF"/>
+            <w:tcMar>
+              <w:top w:w="90" w:type="dxa"/>
+              <w:left w:w="100" w:type="dxa"/>
+              <w:bottom w:w="90" w:type="dxa"/>
+              <w:right w:w="100" w:type="dxa"/>
+            </w:tcMar>
+            <w:vAlign w:val="center"/>
+          </w:tcPr>
+          <w:p>
+            <w:pPr>
+              <w:spacing w:before="40" w:after="40" w:line="252" w:lineRule="auto"/>
+            </w:pPr>
+            <w:r>
+              <w:rPr>
+                <w:color w:val="000000"/>
+                <w:sz w:val="18"/>
+              </w:rPr>
+              <w:t>Giá trị mục tiêu ngoài miền cho phép.</w:t>
+            </w:r>
+          </w:p>
+        </w:tc>
+        <w:tc>
+          <w:tcPr>
+            <w:tcW w:w="4824" w:type="dxa"/>
+            <w:shd w:val="clear" w:color="auto" w:fill="FFFFFF"/>
+            <w:tcMar>
+              <w:top w:w="90" w:type="dxa"/>
+              <w:left w:w="100" w:type="dxa"/>
+              <w:bottom w:w="90" w:type="dxa"/>
+              <w:right w:w="100" w:type="dxa"/>
+            </w:tcMar>
+            <w:vAlign w:val="center"/>
+          </w:tcPr>
+          <w:p>
+            <w:pPr>
+              <w:spacing w:before="40" w:after="40" w:line="252" w:lineRule="auto"/>
+            </w:pPr>
+            <w:r>
+              <w:rPr>
+                <w:color w:val="000000"/>
+                <w:sz w:val="18"/>
+              </w:rPr>
+              <w:t>Trả HTTP 400 kèm lỗi theo từng trường; không thay đổi dữ liệu.</w:t>
+            </w:r>
+          </w:p>
+        </w:tc>
+      </w:tr>
+      <w:tr>
+        <w:tc>
+          <w:tcPr>
+            <w:tcW w:w="936" w:type="dxa"/>
+            <w:shd w:val="clear" w:color="auto" w:fill="F0F5FA"/>
+            <w:tcMar>
+              <w:top w:w="90" w:type="dxa"/>
+              <w:left w:w="100" w:type="dxa"/>
+              <w:bottom w:w="90" w:type="dxa"/>
+              <w:right w:w="100" w:type="dxa"/>
+            </w:tcMar>
+            <w:vAlign w:val="center"/>
+          </w:tcPr>
+          <w:p>
+            <w:pPr>
+              <w:spacing w:before="40" w:after="40" w:line="252" w:lineRule="auto"/>
+            </w:pPr>
+            <w:r>
+              <w:rPr>
+                <w:color w:val="000000"/>
+                <w:sz w:val="18"/>
+              </w:rPr>
+              <w:t>3a</w:t>
+            </w:r>
+          </w:p>
+        </w:tc>
+        <w:tc>
+          <w:tcPr>
+            <w:tcW w:w="3096" w:type="dxa"/>
+            <w:shd w:val="clear" w:color="auto" w:fill="F0F5FA"/>
+            <w:tcMar>
+              <w:top w:w="90" w:type="dxa"/>
+              <w:left w:w="100" w:type="dxa"/>
+              <w:bottom w:w="90" w:type="dxa"/>
+              <w:right w:w="100" w:type="dxa"/>
+            </w:tcMar>
+            <w:vAlign w:val="center"/>
+          </w:tcPr>
+          <w:p>
+            <w:pPr>
+              <w:spacing w:before="40" w:after="40" w:line="252" w:lineRule="auto"/>
+            </w:pPr>
+            <w:r>
+              <w:rPr>
+                <w:color w:val="000000"/>
+                <w:sz w:val="18"/>
+              </w:rPr>
+              <w:t>Version gửi lên cũ hơn version trên Server.</w:t>
+            </w:r>
+          </w:p>
+        </w:tc>
+        <w:tc>
+          <w:tcPr>
+            <w:tcW w:w="4824" w:type="dxa"/>
+            <w:shd w:val="clear" w:color="auto" w:fill="F0F5FA"/>
+            <w:tcMar>
+              <w:top w:w="90" w:type="dxa"/>
+              <w:left w:w="100" w:type="dxa"/>
+              <w:bottom w:w="90" w:type="dxa"/>
+              <w:right w:w="100" w:type="dxa"/>
+            </w:tcMar>
+            <w:vAlign w:val="center"/>
+          </w:tcPr>
+          <w:p>
+            <w:pPr>
+              <w:spacing w:before="40" w:after="40" w:line="252" w:lineRule="auto"/>
+            </w:pPr>
+            <w:r>
+              <w:rPr>
+                <w:color w:val="000000"/>
+                <w:sz w:val="18"/>
+              </w:rPr>
+              <w:t>Trả HTTP 409 và cấu hình mới nhất để Client hợp nhất rồi thử lại.</w:t>
+            </w:r>
+          </w:p>
+        </w:tc>
+      </w:tr>
+    </w:tbl>
+    <w:p>
+      <w:pPr>
+        <w:pStyle w:val="Heading4"/>
+      </w:pPr>
+      <w:r>
+        <w:t>7. Use Case: Chọn Part khi ôn thi và thi thử (UC-07-Chon-Part)</w:t>
+      </w:r>
+    </w:p>
+    <w:tbl>
+      <w:tblPr>
+        <w:tblW w:w="8856" w:type="dxa"/>
+        <w:tblBorders>
+          <w:top w:val="single" w:sz="4" w:space="0" w:color="D9D9D9"/>
+          <w:left w:val="single" w:sz="4" w:space="0" w:color="D9D9D9"/>
+          <w:bottom w:val="single" w:sz="4" w:space="0" w:color="D9D9D9"/>
+          <w:right w:val="single" w:sz="4" w:space="0" w:color="D9D9D9"/>
+          <w:insideH w:val="single" w:sz="4" w:space="0" w:color="D9D9D9"/>
+          <w:insideV w:val="single" w:sz="4" w:space="0" w:color="D9D9D9"/>
+        </w:tblBorders>
+        <w:tblLayout w:type="fixed"/>
+        <w:tblLook w:val="04A0" w:firstRow="1" w:lastRow="0" w:firstColumn="1" w:lastColumn="0" w:noHBand="0" w:noVBand="1"/>
+      </w:tblPr>
+      <w:tblGrid>
+        <w:gridCol w:w="2304"/>
+        <w:gridCol w:w="6552"/>
+      </w:tblGrid>
+      <w:tr>
+        <w:trPr>
+          <w:tblHeader/>
+        </w:trPr>
+        <w:tc>
+          <w:tcPr>
+            <w:tcW w:w="2304" w:type="dxa"/>
+            <w:shd w:val="clear" w:color="auto" w:fill="1F4E78"/>
+            <w:tcMar>
+              <w:top w:w="90" w:type="dxa"/>
+              <w:left w:w="100" w:type="dxa"/>
+              <w:bottom w:w="90" w:type="dxa"/>
+              <w:right w:w="100" w:type="dxa"/>
+            </w:tcMar>
+            <w:vAlign w:val="center"/>
+          </w:tcPr>
+          <w:p>
+            <w:pPr>
+              <w:spacing w:before="40" w:after="40" w:line="252" w:lineRule="auto"/>
+            </w:pPr>
+            <w:r>
+              <w:rPr>
+                <w:b/>
+                <w:color w:val="FFFFFF"/>
+                <w:sz w:val="18"/>
+              </w:rPr>
+              <w:t>Trường thông tin</w:t>
+            </w:r>
+          </w:p>
+        </w:tc>
+        <w:tc>
+          <w:tcPr>
+            <w:tcW w:w="6552" w:type="dxa"/>
+            <w:shd w:val="clear" w:color="auto" w:fill="1F4E78"/>
+            <w:tcMar>
+              <w:top w:w="90" w:type="dxa"/>
+              <w:left w:w="100" w:type="dxa"/>
+              <w:bottom w:w="90" w:type="dxa"/>
+              <w:right w:w="100" w:type="dxa"/>
+            </w:tcMar>
+            <w:vAlign w:val="center"/>
+          </w:tcPr>
+          <w:p>
+            <w:pPr>
+              <w:spacing w:before="40" w:after="40" w:line="252" w:lineRule="auto"/>
+            </w:pPr>
+            <w:r>
+              <w:rPr>
+                <w:b/>
+                <w:color w:val="FFFFFF"/>
+                <w:sz w:val="18"/>
+              </w:rPr>
+              <w:t>Nội dung chi tiết</w:t>
+            </w:r>
+          </w:p>
+        </w:tc>
+      </w:tr>
+      <w:tr>
+        <w:tc>
+          <w:tcPr>
+            <w:tcW w:w="2304" w:type="dxa"/>
+            <w:shd w:val="clear" w:color="auto" w:fill="FFFFFF"/>
+            <w:tcMar>
+              <w:top w:w="90" w:type="dxa"/>
+              <w:left w:w="100" w:type="dxa"/>
+              <w:bottom w:w="90" w:type="dxa"/>
+              <w:right w:w="100" w:type="dxa"/>
+            </w:tcMar>
+            <w:vAlign w:val="center"/>
+          </w:tcPr>
+          <w:p>
+            <w:pPr>
+              <w:spacing w:before="40" w:after="40" w:line="252" w:lineRule="auto"/>
+            </w:pPr>
+            <w:r>
+              <w:rPr>
+                <w:color w:val="000000"/>
+                <w:sz w:val="18"/>
+              </w:rPr>
+              <w:t>Mã Use Case</w:t>
+            </w:r>
+          </w:p>
+        </w:tc>
+        <w:tc>
+          <w:tcPr>
+            <w:tcW w:w="6552" w:type="dxa"/>
+            <w:shd w:val="clear" w:color="auto" w:fill="FFFFFF"/>
+            <w:tcMar>
+              <w:top w:w="90" w:type="dxa"/>
+              <w:left w:w="100" w:type="dxa"/>
+              <w:bottom w:w="90" w:type="dxa"/>
+              <w:right w:w="100" w:type="dxa"/>
+            </w:tcMar>
+            <w:vAlign w:val="center"/>
+          </w:tcPr>
+          <w:p>
+            <w:pPr>
+              <w:spacing w:before="40" w:after="40" w:line="252" w:lineRule="auto"/>
+            </w:pPr>
+            <w:r>
+              <w:rPr>
+                <w:color w:val="000000"/>
+                <w:sz w:val="18"/>
+              </w:rPr>
+              <w:t>UC-07-Chon-Part</w:t>
+            </w:r>
+          </w:p>
+        </w:tc>
+      </w:tr>
+      <w:tr>
+        <w:tc>
+          <w:tcPr>
+            <w:tcW w:w="2304" w:type="dxa"/>
+            <w:shd w:val="clear" w:color="auto" w:fill="F0F5FA"/>
+            <w:tcMar>
+              <w:top w:w="90" w:type="dxa"/>
+              <w:left w:w="100" w:type="dxa"/>
+              <w:bottom w:w="90" w:type="dxa"/>
+              <w:right w:w="100" w:type="dxa"/>
+            </w:tcMar>
+            <w:vAlign w:val="center"/>
+          </w:tcPr>
+          <w:p>
+            <w:pPr>
+              <w:spacing w:before="40" w:after="40" w:line="252" w:lineRule="auto"/>
+            </w:pPr>
+            <w:r>
+              <w:rPr>
+                <w:color w:val="000000"/>
+                <w:sz w:val="18"/>
+              </w:rPr>
+              <w:t>Tên Use Case</w:t>
+            </w:r>
+          </w:p>
+        </w:tc>
+        <w:tc>
+          <w:tcPr>
+            <w:tcW w:w="6552" w:type="dxa"/>
+            <w:shd w:val="clear" w:color="auto" w:fill="F0F5FA"/>
+            <w:tcMar>
+              <w:top w:w="90" w:type="dxa"/>
+              <w:left w:w="100" w:type="dxa"/>
+              <w:bottom w:w="90" w:type="dxa"/>
+              <w:right w:w="100" w:type="dxa"/>
+            </w:tcMar>
+            <w:vAlign w:val="center"/>
+          </w:tcPr>
+          <w:p>
+            <w:pPr>
+              <w:spacing w:before="40" w:after="40" w:line="252" w:lineRule="auto"/>
+            </w:pPr>
+            <w:r>
+              <w:rPr>
+                <w:color w:val="000000"/>
+                <w:sz w:val="18"/>
+              </w:rPr>
+              <w:t>Chọn một hoặc nhiều Part để ôn thi/thi thử</w:t>
+            </w:r>
+          </w:p>
+        </w:tc>
+      </w:tr>
+      <w:tr>
+        <w:tc>
+          <w:tcPr>
+            <w:tcW w:w="2304" w:type="dxa"/>
+            <w:shd w:val="clear" w:color="auto" w:fill="FFFFFF"/>
+            <w:tcMar>
+              <w:top w:w="90" w:type="dxa"/>
+              <w:left w:w="100" w:type="dxa"/>
+              <w:bottom w:w="90" w:type="dxa"/>
+              <w:right w:w="100" w:type="dxa"/>
+            </w:tcMar>
+            <w:vAlign w:val="center"/>
+          </w:tcPr>
+          <w:p>
+            <w:pPr>
+              <w:spacing w:before="40" w:after="40" w:line="252" w:lineRule="auto"/>
+            </w:pPr>
+            <w:r>
+              <w:rPr>
+                <w:color w:val="000000"/>
+                <w:sz w:val="18"/>
+              </w:rPr>
+              <w:t>Phạm vi</w:t>
+            </w:r>
+          </w:p>
+        </w:tc>
+        <w:tc>
+          <w:tcPr>
+            <w:tcW w:w="6552" w:type="dxa"/>
+            <w:shd w:val="clear" w:color="auto" w:fill="FFFFFF"/>
+            <w:tcMar>
+              <w:top w:w="90" w:type="dxa"/>
+              <w:left w:w="100" w:type="dxa"/>
+              <w:bottom w:w="90" w:type="dxa"/>
+              <w:right w:w="100" w:type="dxa"/>
+            </w:tcMar>
+            <w:vAlign w:val="center"/>
+          </w:tcPr>
+          <w:p>
+            <w:pPr>
+              <w:spacing w:before="40" w:after="40" w:line="252" w:lineRule="auto"/>
+            </w:pPr>
+            <w:r>
+              <w:rPr>
+                <w:color w:val="000000"/>
+                <w:sz w:val="18"/>
+              </w:rPr>
+              <w:t>Exam &amp; Test Service</w:t>
+            </w:r>
+          </w:p>
+        </w:tc>
+      </w:tr>
+      <w:tr>
+        <w:tc>
+          <w:tcPr>
+            <w:tcW w:w="2304" w:type="dxa"/>
+            <w:shd w:val="clear" w:color="auto" w:fill="F0F5FA"/>
+            <w:tcMar>
+              <w:top w:w="90" w:type="dxa"/>
+              <w:left w:w="100" w:type="dxa"/>
+              <w:bottom w:w="90" w:type="dxa"/>
+              <w:right w:w="100" w:type="dxa"/>
+            </w:tcMar>
+            <w:vAlign w:val="center"/>
+          </w:tcPr>
+          <w:p>
+            <w:pPr>
+              <w:spacing w:before="40" w:after="40" w:line="252" w:lineRule="auto"/>
+            </w:pPr>
+            <w:r>
+              <w:rPr>
+                <w:color w:val="000000"/>
+                <w:sz w:val="18"/>
+              </w:rPr>
+              <w:t>Tác nhân</w:t>
+            </w:r>
+          </w:p>
+        </w:tc>
+        <w:tc>
+          <w:tcPr>
+            <w:tcW w:w="6552" w:type="dxa"/>
+            <w:shd w:val="clear" w:color="auto" w:fill="F0F5FA"/>
+            <w:tcMar>
+              <w:top w:w="90" w:type="dxa"/>
+              <w:left w:w="100" w:type="dxa"/>
+              <w:bottom w:w="90" w:type="dxa"/>
+              <w:right w:w="100" w:type="dxa"/>
+            </w:tcMar>
+            <w:vAlign w:val="center"/>
+          </w:tcPr>
+          <w:p>
+            <w:pPr>
+              <w:spacing w:before="40" w:after="40" w:line="252" w:lineRule="auto"/>
+            </w:pPr>
+            <w:r>
+              <w:rPr>
+                <w:color w:val="000000"/>
+                <w:sz w:val="18"/>
+              </w:rPr>
+              <w:t>Học viên (USER)</w:t>
+            </w:r>
+          </w:p>
+        </w:tc>
+      </w:tr>
+      <w:tr>
+        <w:tc>
+          <w:tcPr>
+            <w:tcW w:w="2304" w:type="dxa"/>
+            <w:shd w:val="clear" w:color="auto" w:fill="FFFFFF"/>
+            <w:tcMar>
+              <w:top w:w="90" w:type="dxa"/>
+              <w:left w:w="100" w:type="dxa"/>
+              <w:bottom w:w="90" w:type="dxa"/>
+              <w:right w:w="100" w:type="dxa"/>
+            </w:tcMar>
+            <w:vAlign w:val="center"/>
+          </w:tcPr>
+          <w:p>
+            <w:pPr>
+              <w:spacing w:before="40" w:after="40" w:line="252" w:lineRule="auto"/>
+            </w:pPr>
+            <w:r>
+              <w:rPr>
+                <w:color w:val="000000"/>
+                <w:sz w:val="18"/>
+              </w:rPr>
+              <w:t>Điều kiện tiên quyết</w:t>
+            </w:r>
+          </w:p>
+        </w:tc>
+        <w:tc>
+          <w:tcPr>
+            <w:tcW w:w="6552" w:type="dxa"/>
+            <w:shd w:val="clear" w:color="auto" w:fill="FFFFFF"/>
+            <w:tcMar>
+              <w:top w:w="90" w:type="dxa"/>
+              <w:left w:w="100" w:type="dxa"/>
+              <w:bottom w:w="90" w:type="dxa"/>
+              <w:right w:w="100" w:type="dxa"/>
+            </w:tcMar>
+            <w:vAlign w:val="center"/>
+          </w:tcPr>
+          <w:p>
+            <w:pPr>
+              <w:spacing w:before="40" w:after="40" w:line="252" w:lineRule="auto"/>
+            </w:pPr>
+            <w:r>
+              <w:rPr>
+                <w:color w:val="000000"/>
+                <w:sz w:val="18"/>
+              </w:rPr>
+              <w:t>Học viên đã đăng nhập; Test chưa bị xóa logic và có TestPart hợp lệ.</w:t>
+            </w:r>
+          </w:p>
+        </w:tc>
+      </w:tr>
+      <w:tr>
+        <w:tc>
+          <w:tcPr>
+            <w:tcW w:w="2304" w:type="dxa"/>
+            <w:shd w:val="clear" w:color="auto" w:fill="F0F5FA"/>
+            <w:tcMar>
+              <w:top w:w="90" w:type="dxa"/>
+              <w:left w:w="100" w:type="dxa"/>
+              <w:bottom w:w="90" w:type="dxa"/>
+              <w:right w:w="100" w:type="dxa"/>
+            </w:tcMar>
+            <w:vAlign w:val="center"/>
+          </w:tcPr>
+          <w:p>
+            <w:pPr>
+              <w:spacing w:before="40" w:after="40" w:line="252" w:lineRule="auto"/>
+            </w:pPr>
+            <w:r>
+              <w:rPr>
+                <w:color w:val="000000"/>
+                <w:sz w:val="18"/>
+              </w:rPr>
+              <w:t>Kích hoạt</w:t>
+            </w:r>
+          </w:p>
+        </w:tc>
+        <w:tc>
+          <w:tcPr>
+            <w:tcW w:w="6552" w:type="dxa"/>
+            <w:shd w:val="clear" w:color="auto" w:fill="F0F5FA"/>
+            <w:tcMar>
+              <w:top w:w="90" w:type="dxa"/>
+              <w:left w:w="100" w:type="dxa"/>
+              <w:bottom w:w="90" w:type="dxa"/>
+              <w:right w:w="100" w:type="dxa"/>
+            </w:tcMar>
+            <w:vAlign w:val="center"/>
+          </w:tcPr>
+          <w:p>
+            <w:pPr>
+              <w:spacing w:before="40" w:after="40" w:line="252" w:lineRule="auto"/>
+            </w:pPr>
+            <w:r>
+              <w:rPr>
+                <w:color w:val="000000"/>
+                <w:sz w:val="18"/>
+              </w:rPr>
+              <w:t>Học viên mở màn hình bắt đầu ôn thi/thi thử và chọn Part.</w:t>
+            </w:r>
+          </w:p>
+        </w:tc>
+      </w:tr>
+      <w:tr>
+        <w:tc>
+          <w:tcPr>
+            <w:tcW w:w="2304" w:type="dxa"/>
+            <w:shd w:val="clear" w:color="auto" w:fill="FFFFFF"/>
+            <w:tcMar>
+              <w:top w:w="90" w:type="dxa"/>
+              <w:left w:w="100" w:type="dxa"/>
+              <w:bottom w:w="90" w:type="dxa"/>
+              <w:right w:w="100" w:type="dxa"/>
+            </w:tcMar>
+            <w:vAlign w:val="center"/>
+          </w:tcPr>
+          <w:p>
+            <w:pPr>
+              <w:spacing w:before="40" w:after="40" w:line="252" w:lineRule="auto"/>
+            </w:pPr>
+            <w:r>
+              <w:rPr>
+                <w:color w:val="000000"/>
+                <w:sz w:val="18"/>
+              </w:rPr>
+              <w:t>Điều kiện sau</w:t>
+            </w:r>
+          </w:p>
+        </w:tc>
+        <w:tc>
+          <w:tcPr>
+            <w:tcW w:w="6552" w:type="dxa"/>
+            <w:shd w:val="clear" w:color="auto" w:fill="FFFFFF"/>
+            <w:tcMar>
+              <w:top w:w="90" w:type="dxa"/>
+              <w:left w:w="100" w:type="dxa"/>
+              <w:bottom w:w="90" w:type="dxa"/>
+              <w:right w:w="100" w:type="dxa"/>
+            </w:tcMar>
+            <w:vAlign w:val="center"/>
+          </w:tcPr>
+          <w:p>
+            <w:pPr>
+              <w:spacing w:before="40" w:after="40" w:line="252" w:lineRule="auto"/>
+            </w:pPr>
+            <w:r>
+              <w:rPr>
+                <w:color w:val="000000"/>
+                <w:sz w:val="18"/>
+              </w:rPr>
+              <w:t>Attempt lưu phạm vi Part đã chọn; danh sách câu hỏi chỉ lấy từ TestPart tương ứng.</w:t>
+            </w:r>
+          </w:p>
+        </w:tc>
+      </w:tr>
+    </w:tbl>
+    <w:p>
+      <w:pPr>
+        <w:pStyle w:val="Heading5"/>
+      </w:pPr>
+      <w:r>
+        <w:t>BẢNG LUỒNG SỰ KIỆN CHÍNH (MAIN SUCCESS SCENARIO)</w:t>
+      </w:r>
+    </w:p>
+    <w:tbl>
+      <w:tblPr>
+        <w:tblW w:w="8856" w:type="dxa"/>
+        <w:tblBorders>
+          <w:top w:val="single" w:sz="4" w:space="0" w:color="D9D9D9"/>
+          <w:left w:val="single" w:sz="4" w:space="0" w:color="D9D9D9"/>
+          <w:bottom w:val="single" w:sz="4" w:space="0" w:color="D9D9D9"/>
+          <w:right w:val="single" w:sz="4" w:space="0" w:color="D9D9D9"/>
+          <w:insideH w:val="single" w:sz="4" w:space="0" w:color="D9D9D9"/>
+          <w:insideV w:val="single" w:sz="4" w:space="0" w:color="D9D9D9"/>
+        </w:tblBorders>
+        <w:tblLayout w:type="fixed"/>
+        <w:tblLook w:val="04A0" w:firstRow="1" w:lastRow="0" w:firstColumn="1" w:lastColumn="0" w:noHBand="0" w:noVBand="1"/>
+      </w:tblPr>
+      <w:tblGrid>
+        <w:gridCol w:w="936"/>
+        <w:gridCol w:w="3096"/>
+        <w:gridCol w:w="4824"/>
+      </w:tblGrid>
+      <w:tr>
+        <w:trPr>
+          <w:tblHeader/>
+        </w:trPr>
+        <w:tc>
+          <w:tcPr>
+            <w:tcW w:w="936" w:type="dxa"/>
+            <w:shd w:val="clear" w:color="auto" w:fill="1F4E78"/>
+            <w:tcMar>
+              <w:top w:w="90" w:type="dxa"/>
+              <w:left w:w="100" w:type="dxa"/>
+              <w:bottom w:w="90" w:type="dxa"/>
+              <w:right w:w="100" w:type="dxa"/>
+            </w:tcMar>
+            <w:vAlign w:val="center"/>
+          </w:tcPr>
+          <w:p>
+            <w:pPr>
+              <w:spacing w:before="40" w:after="40" w:line="252" w:lineRule="auto"/>
+            </w:pPr>
+            <w:r>
+              <w:rPr>
+                <w:b/>
+                <w:color w:val="FFFFFF"/>
+                <w:sz w:val="18"/>
+              </w:rPr>
+              <w:t>Bước</w:t>
+            </w:r>
+          </w:p>
+        </w:tc>
+        <w:tc>
+          <w:tcPr>
+            <w:tcW w:w="3096" w:type="dxa"/>
+            <w:shd w:val="clear" w:color="auto" w:fill="1F4E78"/>
+            <w:tcMar>
+              <w:top w:w="90" w:type="dxa"/>
+              <w:left w:w="100" w:type="dxa"/>
+              <w:bottom w:w="90" w:type="dxa"/>
+              <w:right w:w="100" w:type="dxa"/>
+            </w:tcMar>
+            <w:vAlign w:val="center"/>
+          </w:tcPr>
+          <w:p>
+            <w:pPr>
+              <w:spacing w:before="40" w:after="40" w:line="252" w:lineRule="auto"/>
+            </w:pPr>
+            <w:r>
+              <w:rPr>
+                <w:b/>
+                <w:color w:val="FFFFFF"/>
+                <w:sz w:val="18"/>
+              </w:rPr>
+              <w:t>Hành động của tác nhân</w:t>
+            </w:r>
+          </w:p>
+        </w:tc>
+        <w:tc>
+          <w:tcPr>
+            <w:tcW w:w="4824" w:type="dxa"/>
+            <w:shd w:val="clear" w:color="auto" w:fill="1F4E78"/>
+            <w:tcMar>
+              <w:top w:w="90" w:type="dxa"/>
+              <w:left w:w="100" w:type="dxa"/>
+              <w:bottom w:w="90" w:type="dxa"/>
+              <w:right w:w="100" w:type="dxa"/>
+            </w:tcMar>
+            <w:vAlign w:val="center"/>
+          </w:tcPr>
+          <w:p>
+            <w:pPr>
+              <w:spacing w:before="40" w:after="40" w:line="252" w:lineRule="auto"/>
+            </w:pPr>
+            <w:r>
+              <w:rPr>
+                <w:b/>
+                <w:color w:val="FFFFFF"/>
+                <w:sz w:val="18"/>
+              </w:rPr>
+              <w:t>Phản hồi của hệ thống</w:t>
+            </w:r>
+          </w:p>
+        </w:tc>
+      </w:tr>
+      <w:tr>
+        <w:tc>
+          <w:tcPr>
+            <w:tcW w:w="936" w:type="dxa"/>
+            <w:shd w:val="clear" w:color="auto" w:fill="FFFFFF"/>
+            <w:tcMar>
+              <w:top w:w="90" w:type="dxa"/>
+              <w:left w:w="100" w:type="dxa"/>
+              <w:bottom w:w="90" w:type="dxa"/>
+              <w:right w:w="100" w:type="dxa"/>
+            </w:tcMar>
+            <w:vAlign w:val="center"/>
+          </w:tcPr>
+          <w:p>
+            <w:pPr>
+              <w:spacing w:before="40" w:after="40" w:line="252" w:lineRule="auto"/>
+            </w:pPr>
+            <w:r>
+              <w:rPr>
+                <w:color w:val="000000"/>
+                <w:sz w:val="18"/>
+              </w:rPr>
+              <w:t>1</w:t>
+            </w:r>
+          </w:p>
+        </w:tc>
+        <w:tc>
+          <w:tcPr>
+            <w:tcW w:w="3096" w:type="dxa"/>
+            <w:shd w:val="clear" w:color="auto" w:fill="FFFFFF"/>
+            <w:tcMar>
+              <w:top w:w="90" w:type="dxa"/>
+              <w:left w:w="100" w:type="dxa"/>
+              <w:bottom w:w="90" w:type="dxa"/>
+              <w:right w:w="100" w:type="dxa"/>
+            </w:tcMar>
+            <w:vAlign w:val="center"/>
+          </w:tcPr>
+          <w:p>
+            <w:pPr>
+              <w:spacing w:before="40" w:after="40" w:line="252" w:lineRule="auto"/>
+            </w:pPr>
+            <w:r>
+              <w:rPr>
+                <w:color w:val="000000"/>
+                <w:sz w:val="18"/>
+              </w:rPr>
+              <w:t>Học viên chọn chế độ ôn thi hoặc thi thử.</w:t>
+            </w:r>
+          </w:p>
+        </w:tc>
+        <w:tc>
+          <w:tcPr>
+            <w:tcW w:w="4824" w:type="dxa"/>
+            <w:shd w:val="clear" w:color="auto" w:fill="FFFFFF"/>
+            <w:tcMar>
+              <w:top w:w="90" w:type="dxa"/>
+              <w:left w:w="100" w:type="dxa"/>
+              <w:bottom w:w="90" w:type="dxa"/>
+              <w:right w:w="100" w:type="dxa"/>
+            </w:tcMar>
+            <w:vAlign w:val="center"/>
+          </w:tcPr>
+          <w:p>
+            <w:pPr>
+              <w:spacing w:before="40" w:after="40" w:line="252" w:lineRule="auto"/>
+            </w:pPr>
+            <w:r>
+              <w:rPr>
+                <w:color w:val="000000"/>
+                <w:sz w:val="18"/>
+              </w:rPr>
+              <w:t>Hệ thống tải các Part đang hoạt động thuộc Test.</w:t>
+            </w:r>
+          </w:p>
+        </w:tc>
+      </w:tr>
+      <w:tr>
+        <w:tc>
+          <w:tcPr>
+            <w:tcW w:w="936" w:type="dxa"/>
+            <w:shd w:val="clear" w:color="auto" w:fill="F0F5FA"/>
+            <w:tcMar>
+              <w:top w:w="90" w:type="dxa"/>
+              <w:left w:w="100" w:type="dxa"/>
+              <w:bottom w:w="90" w:type="dxa"/>
+              <w:right w:w="100" w:type="dxa"/>
+            </w:tcMar>
+            <w:vAlign w:val="center"/>
+          </w:tcPr>
+          <w:p>
+            <w:pPr>
+              <w:spacing w:before="40" w:after="40" w:line="252" w:lineRule="auto"/>
+            </w:pPr>
+            <w:r>
+              <w:rPr>
+                <w:color w:val="000000"/>
+                <w:sz w:val="18"/>
+              </w:rPr>
+              <w:t>2</w:t>
+            </w:r>
+          </w:p>
+        </w:tc>
+        <w:tc>
+          <w:tcPr>
+            <w:tcW w:w="3096" w:type="dxa"/>
+            <w:shd w:val="clear" w:color="auto" w:fill="F0F5FA"/>
+            <w:tcMar>
+              <w:top w:w="90" w:type="dxa"/>
+              <w:left w:w="100" w:type="dxa"/>
+              <w:bottom w:w="90" w:type="dxa"/>
+              <w:right w:w="100" w:type="dxa"/>
+            </w:tcMar>
+            <w:vAlign w:val="center"/>
+          </w:tcPr>
+          <w:p>
+            <w:pPr>
+              <w:spacing w:before="40" w:after="40" w:line="252" w:lineRule="auto"/>
+            </w:pPr>
+            <w:r>
+              <w:rPr>
+                <w:color w:val="000000"/>
+                <w:sz w:val="18"/>
+              </w:rPr>
+              <w:t>Học viên chọn một hoặc nhiều Part.</w:t>
+            </w:r>
+          </w:p>
+        </w:tc>
+        <w:tc>
+          <w:tcPr>
+            <w:tcW w:w="4824" w:type="dxa"/>
+            <w:shd w:val="clear" w:color="auto" w:fill="F0F5FA"/>
+            <w:tcMar>
+              <w:top w:w="90" w:type="dxa"/>
+              <w:left w:w="100" w:type="dxa"/>
+              <w:bottom w:w="90" w:type="dxa"/>
+              <w:right w:w="100" w:type="dxa"/>
+            </w:tcMar>
+            <w:vAlign w:val="center"/>
+          </w:tcPr>
+          <w:p>
+            <w:pPr>
+              <w:spacing w:before="40" w:after="40" w:line="252" w:lineRule="auto"/>
+            </w:pPr>
+            <w:r>
+              <w:rPr>
+                <w:color w:val="000000"/>
+                <w:sz w:val="18"/>
+              </w:rPr>
+              <w:t>Client gửi selected_part_ids cùng test_id và mode.</w:t>
+            </w:r>
+          </w:p>
+        </w:tc>
+      </w:tr>
+      <w:tr>
+        <w:tc>
+          <w:tcPr>
+            <w:tcW w:w="936" w:type="dxa"/>
+            <w:shd w:val="clear" w:color="auto" w:fill="FFFFFF"/>
+            <w:tcMar>
+              <w:top w:w="90" w:type="dxa"/>
+              <w:left w:w="100" w:type="dxa"/>
+              <w:bottom w:w="90" w:type="dxa"/>
+              <w:right w:w="100" w:type="dxa"/>
+            </w:tcMar>
+            <w:vAlign w:val="center"/>
+          </w:tcPr>
+          <w:p>
+            <w:pPr>
+              <w:spacing w:before="40" w:after="40" w:line="252" w:lineRule="auto"/>
+            </w:pPr>
+            <w:r>
+              <w:rPr>
+                <w:color w:val="000000"/>
+                <w:sz w:val="18"/>
+              </w:rPr>
+              <w:t>3</w:t>
+            </w:r>
+          </w:p>
+        </w:tc>
+        <w:tc>
+          <w:tcPr>
+            <w:tcW w:w="3096" w:type="dxa"/>
+            <w:shd w:val="clear" w:color="auto" w:fill="FFFFFF"/>
+            <w:tcMar>
+              <w:top w:w="90" w:type="dxa"/>
+              <w:left w:w="100" w:type="dxa"/>
+              <w:bottom w:w="90" w:type="dxa"/>
+              <w:right w:w="100" w:type="dxa"/>
+            </w:tcMar>
+            <w:vAlign w:val="center"/>
+          </w:tcPr>
+          <w:p>
+            <w:pPr>
+              <w:spacing w:before="40" w:after="40" w:line="252" w:lineRule="auto"/>
+            </w:pPr>
+            <w:r>
+              <w:rPr>
+                <w:color w:val="000000"/>
+                <w:sz w:val="18"/>
+              </w:rPr>
+              <w:t>Học viên bắt đầu làm bài.</w:t>
+            </w:r>
+          </w:p>
+        </w:tc>
+        <w:tc>
+          <w:tcPr>
+            <w:tcW w:w="4824" w:type="dxa"/>
+            <w:shd w:val="clear" w:color="auto" w:fill="FFFFFF"/>
+            <w:tcMar>
+              <w:top w:w="90" w:type="dxa"/>
+              <w:left w:w="100" w:type="dxa"/>
+              <w:bottom w:w="90" w:type="dxa"/>
+              <w:right w:w="100" w:type="dxa"/>
+            </w:tcMar>
+            <w:vAlign w:val="center"/>
+          </w:tcPr>
+          <w:p>
+            <w:pPr>
+              <w:spacing w:before="40" w:after="40" w:line="252" w:lineRule="auto"/>
+            </w:pPr>
+            <w:r>
+              <w:rPr>
+                <w:color w:val="000000"/>
+                <w:sz w:val="18"/>
+              </w:rPr>
+              <w:t>Exam Service xác thực Part, tạo Attempt và lấy TestQuestion theo (test_id, part_id).</w:t>
+            </w:r>
+          </w:p>
+        </w:tc>
+      </w:tr>
+      <w:tr>
+        <w:tc>
+          <w:tcPr>
+            <w:tcW w:w="936" w:type="dxa"/>
+            <w:shd w:val="clear" w:color="auto" w:fill="F0F5FA"/>
+            <w:tcMar>
+              <w:top w:w="90" w:type="dxa"/>
+              <w:left w:w="100" w:type="dxa"/>
+              <w:bottom w:w="90" w:type="dxa"/>
+              <w:right w:w="100" w:type="dxa"/>
+            </w:tcMar>
+            <w:vAlign w:val="center"/>
+          </w:tcPr>
+          <w:p>
+            <w:pPr>
+              <w:spacing w:before="40" w:after="40" w:line="252" w:lineRule="auto"/>
+            </w:pPr>
+            <w:r>
+              <w:rPr>
+                <w:color w:val="000000"/>
+                <w:sz w:val="18"/>
+              </w:rPr>
+              <w:t>4</w:t>
+            </w:r>
+          </w:p>
+        </w:tc>
+        <w:tc>
+          <w:tcPr>
+            <w:tcW w:w="3096" w:type="dxa"/>
+            <w:shd w:val="clear" w:color="auto" w:fill="F0F5FA"/>
+            <w:tcMar>
+              <w:top w:w="90" w:type="dxa"/>
+              <w:left w:w="100" w:type="dxa"/>
+              <w:bottom w:w="90" w:type="dxa"/>
+              <w:right w:w="100" w:type="dxa"/>
+            </w:tcMar>
+            <w:vAlign w:val="center"/>
+          </w:tcPr>
+          <w:p>
+            <w:pPr>
+              <w:spacing w:before="40" w:after="40" w:line="252" w:lineRule="auto"/>
+            </w:pPr>
+            <w:r>
+              <w:rPr>
+                <w:color w:val="000000"/>
+                <w:sz w:val="18"/>
+              </w:rPr>
+              <w:t>Hệ thống hoàn tất khởi tạo.</w:t>
+            </w:r>
+          </w:p>
+        </w:tc>
+        <w:tc>
+          <w:tcPr>
+            <w:tcW w:w="4824" w:type="dxa"/>
+            <w:shd w:val="clear" w:color="auto" w:fill="F0F5FA"/>
+            <w:tcMar>
+              <w:top w:w="90" w:type="dxa"/>
+              <w:left w:w="100" w:type="dxa"/>
+              <w:bottom w:w="90" w:type="dxa"/>
+              <w:right w:w="100" w:type="dxa"/>
+            </w:tcMar>
+            <w:vAlign w:val="center"/>
+          </w:tcPr>
+          <w:p>
+            <w:pPr>
+              <w:spacing w:before="40" w:after="40" w:line="252" w:lineRule="auto"/>
+            </w:pPr>
+            <w:r>
+              <w:rPr>
+                <w:color w:val="000000"/>
+                <w:sz w:val="18"/>
+              </w:rPr>
+              <w:t>Trả câu hỏi theo đúng Part, tổng số câu và thời lượng tương ứng.</w:t>
+            </w:r>
+          </w:p>
+        </w:tc>
+      </w:tr>
+    </w:tbl>
+    <w:p>
+      <w:pPr>
+        <w:pStyle w:val="Heading5"/>
+      </w:pPr>
+      <w:r>
+        <w:t>BẢNG LUỒNG MỞ RỘNG &amp; NGOẠI LỆ (EXTENSIONS)</w:t>
+      </w:r>
+    </w:p>
+    <w:tbl>
+      <w:tblPr>
+        <w:tblW w:w="8856" w:type="dxa"/>
+        <w:tblBorders>
+          <w:top w:val="single" w:sz="4" w:space="0" w:color="D9D9D9"/>
+          <w:left w:val="single" w:sz="4" w:space="0" w:color="D9D9D9"/>
+          <w:bottom w:val="single" w:sz="4" w:space="0" w:color="D9D9D9"/>
+          <w:right w:val="single" w:sz="4" w:space="0" w:color="D9D9D9"/>
+          <w:insideH w:val="single" w:sz="4" w:space="0" w:color="D9D9D9"/>
+          <w:insideV w:val="single" w:sz="4" w:space="0" w:color="D9D9D9"/>
+        </w:tblBorders>
+        <w:tblLayout w:type="fixed"/>
+        <w:tblLook w:val="04A0" w:firstRow="1" w:lastRow="0" w:firstColumn="1" w:lastColumn="0" w:noHBand="0" w:noVBand="1"/>
+      </w:tblPr>
+      <w:tblGrid>
+        <w:gridCol w:w="936"/>
+        <w:gridCol w:w="3096"/>
+        <w:gridCol w:w="4824"/>
+      </w:tblGrid>
+      <w:tr>
+        <w:trPr>
+          <w:tblHeader/>
+        </w:trPr>
+        <w:tc>
+          <w:tcPr>
+            <w:tcW w:w="936" w:type="dxa"/>
+            <w:shd w:val="clear" w:color="auto" w:fill="1F4E78"/>
+            <w:tcMar>
+              <w:top w:w="90" w:type="dxa"/>
+              <w:left w:w="100" w:type="dxa"/>
+              <w:bottom w:w="90" w:type="dxa"/>
+              <w:right w:w="100" w:type="dxa"/>
+            </w:tcMar>
+            <w:vAlign w:val="center"/>
+          </w:tcPr>
+          <w:p>
+            <w:pPr>
+              <w:spacing w:before="40" w:after="40" w:line="252" w:lineRule="auto"/>
+            </w:pPr>
+            <w:r>
+              <w:rPr>
+                <w:b/>
+                <w:color w:val="FFFFFF"/>
+                <w:sz w:val="18"/>
+              </w:rPr>
+              <w:t>Bước rẽ nhánh</w:t>
+            </w:r>
+          </w:p>
+        </w:tc>
+        <w:tc>
+          <w:tcPr>
+            <w:tcW w:w="3096" w:type="dxa"/>
+            <w:shd w:val="clear" w:color="auto" w:fill="1F4E78"/>
+            <w:tcMar>
+              <w:top w:w="90" w:type="dxa"/>
+              <w:left w:w="100" w:type="dxa"/>
+              <w:bottom w:w="90" w:type="dxa"/>
+              <w:right w:w="100" w:type="dxa"/>
+            </w:tcMar>
+            <w:vAlign w:val="center"/>
+          </w:tcPr>
+          <w:p>
+            <w:pPr>
+              <w:spacing w:before="40" w:after="40" w:line="252" w:lineRule="auto"/>
+            </w:pPr>
+            <w:r>
+              <w:rPr>
+                <w:b/>
+                <w:color w:val="FFFFFF"/>
+                <w:sz w:val="18"/>
+              </w:rPr>
+              <w:t>Điều kiện</w:t>
+            </w:r>
+          </w:p>
+        </w:tc>
+        <w:tc>
+          <w:tcPr>
+            <w:tcW w:w="4824" w:type="dxa"/>
+            <w:shd w:val="clear" w:color="auto" w:fill="1F4E78"/>
+            <w:tcMar>
+              <w:top w:w="90" w:type="dxa"/>
+              <w:left w:w="100" w:type="dxa"/>
+              <w:bottom w:w="90" w:type="dxa"/>
+              <w:right w:w="100" w:type="dxa"/>
+            </w:tcMar>
+            <w:vAlign w:val="center"/>
+          </w:tcPr>
+          <w:p>
+            <w:pPr>
+              <w:spacing w:before="40" w:after="40" w:line="252" w:lineRule="auto"/>
+            </w:pPr>
+            <w:r>
+              <w:rPr>
+                <w:b/>
+                <w:color w:val="FFFFFF"/>
+                <w:sz w:val="18"/>
+              </w:rPr>
+              <w:t>Hành động xử lý</w:t>
+            </w:r>
+          </w:p>
+        </w:tc>
+      </w:tr>
+      <w:tr>
+        <w:tc>
+          <w:tcPr>
+            <w:tcW w:w="936" w:type="dxa"/>
+            <w:shd w:val="clear" w:color="auto" w:fill="FFFFFF"/>
+            <w:tcMar>
+              <w:top w:w="90" w:type="dxa"/>
+              <w:left w:w="100" w:type="dxa"/>
+              <w:bottom w:w="90" w:type="dxa"/>
+              <w:right w:w="100" w:type="dxa"/>
+            </w:tcMar>
+            <w:vAlign w:val="center"/>
+          </w:tcPr>
+          <w:p>
+            <w:pPr>
+              <w:spacing w:before="40" w:after="40" w:line="252" w:lineRule="auto"/>
+            </w:pPr>
+            <w:r>
+              <w:rPr>
+                <w:color w:val="000000"/>
+                <w:sz w:val="18"/>
+              </w:rPr>
+              <w:t>2a</w:t>
+            </w:r>
+          </w:p>
+        </w:tc>
+        <w:tc>
+          <w:tcPr>
+            <w:tcW w:w="3096" w:type="dxa"/>
+            <w:shd w:val="clear" w:color="auto" w:fill="FFFFFF"/>
+            <w:tcMar>
+              <w:top w:w="90" w:type="dxa"/>
+              <w:left w:w="100" w:type="dxa"/>
+              <w:bottom w:w="90" w:type="dxa"/>
+              <w:right w:w="100" w:type="dxa"/>
+            </w:tcMar>
+            <w:vAlign w:val="center"/>
+          </w:tcPr>
+          <w:p>
+            <w:pPr>
+              <w:spacing w:before="40" w:after="40" w:line="252" w:lineRule="auto"/>
+            </w:pPr>
+            <w:r>
+              <w:rPr>
+                <w:color w:val="000000"/>
+                <w:sz w:val="18"/>
+              </w:rPr>
+              <w:t>selected_part_ids rỗng, trùng lặp hoặc ngoài miền 1-7.</w:t>
+            </w:r>
+          </w:p>
+        </w:tc>
+        <w:tc>
+          <w:tcPr>
+            <w:tcW w:w="4824" w:type="dxa"/>
+            <w:shd w:val="clear" w:color="auto" w:fill="FFFFFF"/>
+            <w:tcMar>
+              <w:top w:w="90" w:type="dxa"/>
+              <w:left w:w="100" w:type="dxa"/>
+              <w:bottom w:w="90" w:type="dxa"/>
+              <w:right w:w="100" w:type="dxa"/>
+            </w:tcMar>
+            <w:vAlign w:val="center"/>
+          </w:tcPr>
+          <w:p>
+            <w:pPr>
+              <w:spacing w:before="40" w:after="40" w:line="252" w:lineRule="auto"/>
+            </w:pPr>
+            <w:r>
+              <w:rPr>
+                <w:color w:val="000000"/>
+                <w:sz w:val="18"/>
+              </w:rPr>
+              <w:t>Trả HTTP 400; không tạo Attempt.</w:t>
+            </w:r>
+          </w:p>
+        </w:tc>
+      </w:tr>
+      <w:tr>
+        <w:tc>
+          <w:tcPr>
+            <w:tcW w:w="936" w:type="dxa"/>
+            <w:shd w:val="clear" w:color="auto" w:fill="F0F5FA"/>
+            <w:tcMar>
+              <w:top w:w="90" w:type="dxa"/>
+              <w:left w:w="100" w:type="dxa"/>
+              <w:bottom w:w="90" w:type="dxa"/>
+              <w:right w:w="100" w:type="dxa"/>
+            </w:tcMar>
+            <w:vAlign w:val="center"/>
+          </w:tcPr>
+          <w:p>
+            <w:pPr>
+              <w:spacing w:before="40" w:after="40" w:line="252" w:lineRule="auto"/>
+            </w:pPr>
+            <w:r>
+              <w:rPr>
+                <w:color w:val="000000"/>
+                <w:sz w:val="18"/>
+              </w:rPr>
+              <w:lastRenderedPageBreak/>
+              <w:t>3a</w:t>
+            </w:r>
+          </w:p>
+        </w:tc>
+        <w:tc>
+          <w:tcPr>
+            <w:tcW w:w="3096" w:type="dxa"/>
+            <w:shd w:val="clear" w:color="auto" w:fill="F0F5FA"/>
+            <w:tcMar>
+              <w:top w:w="90" w:type="dxa"/>
+              <w:left w:w="100" w:type="dxa"/>
+              <w:bottom w:w="90" w:type="dxa"/>
+              <w:right w:w="100" w:type="dxa"/>
+            </w:tcMar>
+            <w:vAlign w:val="center"/>
+          </w:tcPr>
+          <w:p>
+            <w:pPr>
+              <w:spacing w:before="40" w:after="40" w:line="252" w:lineRule="auto"/>
+            </w:pPr>
+            <w:r>
+              <w:rPr>
+                <w:color w:val="000000"/>
+                <w:sz w:val="18"/>
+              </w:rPr>
+              <w:t>Part không thuộc Test, đã ngừng hoạt động hoặc Test đã bị xóa logic.</w:t>
+            </w:r>
+          </w:p>
+        </w:tc>
+        <w:tc>
+          <w:tcPr>
+            <w:tcW w:w="4824" w:type="dxa"/>
+            <w:shd w:val="clear" w:color="auto" w:fill="F0F5FA"/>
+            <w:tcMar>
+              <w:top w:w="90" w:type="dxa"/>
+              <w:left w:w="100" w:type="dxa"/>
+              <w:bottom w:w="90" w:type="dxa"/>
+              <w:right w:w="100" w:type="dxa"/>
+            </w:tcMar>
+            <w:vAlign w:val="center"/>
+          </w:tcPr>
+          <w:p>
+            <w:pPr>
+              <w:spacing w:before="40" w:after="40" w:line="252" w:lineRule="auto"/>
+            </w:pPr>
+            <w:r>
+              <w:rPr>
+                <w:color w:val="000000"/>
+                <w:sz w:val="18"/>
+              </w:rPr>
+              <w:t>Trả HTTP 409 và danh sách Part hợp lệ mới nhất.</w:t>
+            </w:r>
+          </w:p>
+        </w:tc>
+      </w:tr>
+      <w:tr>
+        <w:tc>
+          <w:tcPr>
+            <w:tcW w:w="936" w:type="dxa"/>
+            <w:shd w:val="clear" w:color="auto" w:fill="FFFFFF"/>
+            <w:tcMar>
+              <w:top w:w="90" w:type="dxa"/>
+              <w:left w:w="100" w:type="dxa"/>
+              <w:bottom w:w="90" w:type="dxa"/>
+              <w:right w:w="100" w:type="dxa"/>
+            </w:tcMar>
+            <w:vAlign w:val="center"/>
+          </w:tcPr>
+          <w:p>
+            <w:pPr>
+              <w:spacing w:before="40" w:after="40" w:line="252" w:lineRule="auto"/>
+            </w:pPr>
+            <w:r>
+              <w:rPr>
+                <w:color w:val="000000"/>
+                <w:sz w:val="18"/>
+              </w:rPr>
+              <w:t>3b</w:t>
+            </w:r>
+          </w:p>
+        </w:tc>
+        <w:tc>
+          <w:tcPr>
+            <w:tcW w:w="3096" w:type="dxa"/>
+            <w:shd w:val="clear" w:color="auto" w:fill="FFFFFF"/>
+            <w:tcMar>
+              <w:top w:w="90" w:type="dxa"/>
+              <w:left w:w="100" w:type="dxa"/>
+              <w:bottom w:w="90" w:type="dxa"/>
+              <w:right w:w="100" w:type="dxa"/>
+            </w:tcMar>
+            <w:vAlign w:val="center"/>
+          </w:tcPr>
+          <w:p>
+            <w:pPr>
+              <w:spacing w:before="40" w:after="40" w:line="252" w:lineRule="auto"/>
+            </w:pPr>
+            <w:r>
+              <w:rPr>
+                <w:color w:val="000000"/>
+                <w:sz w:val="18"/>
+              </w:rPr>
+              <w:t>Chế độ thi toàn bộ đề không nhận selected_part_ids rút gọn.</w:t>
+            </w:r>
+          </w:p>
+        </w:tc>
+        <w:tc>
+          <w:tcPr>
+            <w:tcW w:w="4824" w:type="dxa"/>
+            <w:shd w:val="clear" w:color="auto" w:fill="FFFFFF"/>
+            <w:tcMar>
+              <w:top w:w="90" w:type="dxa"/>
+              <w:left w:w="100" w:type="dxa"/>
+              <w:bottom w:w="90" w:type="dxa"/>
+              <w:right w:w="100" w:type="dxa"/>
+            </w:tcMar>
+            <w:vAlign w:val="center"/>
+          </w:tcPr>
+          <w:p>
+            <w:pPr>
+              <w:spacing w:before="40" w:after="40" w:line="252" w:lineRule="auto"/>
+            </w:pPr>
+            <w:r>
+              <w:rPr>
+                <w:color w:val="000000"/>
+                <w:sz w:val="18"/>
+              </w:rPr>
+              <w:t>Trả HTTP 400; yêu cầu chọn chế độ theo Part hoặc chọn toàn bộ đề. Hệ thống không tự thay lựa chọn của học viên.</w:t>
+            </w:r>
+          </w:p>
+        </w:tc>
+      </w:tr>
+    </w:tbl>
+    <w:p>
+      <w:pPr>
         <w:pStyle w:val="Heading2"/>
         <w:numPr>
           <w:ilvl w:val="0"/>
           <w:numId w:val="28"/>
         </w:numPr>
       </w:pPr>
+      <w:bookmarkStart w:id="26" w:name="_Toc243404433"/>
       <w:r>
         <w:t>YÊU CẦU PHI CHỨC NĂNG</w:t>
       </w:r>
+      <w:bookmarkEnd w:id="26"/>
     </w:p>
     <w:p>
       <w:pPr>
@@ -17225,9 +22209,11 @@
           <w:numId w:val="28"/>
         </w:numPr>
       </w:pPr>
+      <w:bookmarkStart w:id="27" w:name="_Toc243404434"/>
       <w:r>
         <w:t>Yêu cầu hiệu năng</w:t>
       </w:r>
+      <w:bookmarkEnd w:id="27"/>
     </w:p>
     <w:p>
       <w:pPr>
@@ -17327,9 +22313,11 @@
           <w:numId w:val="28"/>
         </w:numPr>
       </w:pPr>
+      <w:bookmarkStart w:id="28" w:name="_Toc243404435"/>
       <w:r>
         <w:t>Yêu cầu an toàn &amp; bảo mật</w:t>
       </w:r>
+      <w:bookmarkEnd w:id="28"/>
     </w:p>
     <w:p>
       <w:pPr>
@@ -17429,9 +22417,11 @@
           <w:numId w:val="28"/>
         </w:numPr>
       </w:pPr>
+      <w:bookmarkStart w:id="29" w:name="_Toc243404436"/>
       <w:r>
         <w:t>Yêu cầu độ tin cậy &amp; sẵn sàng</w:t>
       </w:r>
+      <w:bookmarkEnd w:id="29"/>
     </w:p>
     <w:p>
       <w:pPr>
@@ -17529,6 +22519,7 @@
         <w:rPr>
           <w:rFonts w:ascii="Times New Roman" w:eastAsia="Times New Roman" w:hAnsi="Times New Roman" w:cs="Times New Roman"/>
         </w:rPr>
+        <w:lastRenderedPageBreak/>
         <w:t>timeout (mỗi request tối đa 10 giây) từ 5 lần trở lên trong 30 giây</w:t>
       </w:r>
       <w:r>
@@ -17606,9 +22597,11 @@
           <w:numId w:val="28"/>
         </w:numPr>
       </w:pPr>
+      <w:bookmarkStart w:id="30" w:name="_Toc243404437"/>
       <w:r>
         <w:t>Tính dễ sử dụng &amp; trải nghiệm</w:t>
       </w:r>
+      <w:bookmarkEnd w:id="30"/>
     </w:p>
     <w:p>
       <w:pPr>
@@ -17720,9 +22713,11 @@
           <w:numId w:val="28"/>
         </w:numPr>
       </w:pPr>
+      <w:bookmarkStart w:id="31" w:name="_Toc243404438"/>
       <w:r>
         <w:t>Khả năng bảo trì, hỗ trợ &amp; quan sát</w:t>
       </w:r>
+      <w:bookmarkEnd w:id="31"/>
     </w:p>
     <w:p>
       <w:pPr>
@@ -17892,9 +22887,11 @@
           <w:numId w:val="28"/>
         </w:numPr>
       </w:pPr>
+      <w:bookmarkStart w:id="32" w:name="_Toc243404439"/>
       <w:r>
         <w:t>Tính di động &amp; tương thích</w:t>
       </w:r>
+      <w:bookmarkEnd w:id="32"/>
     </w:p>
     <w:p>
       <w:pPr>
@@ -17947,6 +22944,7 @@
           <w:b/>
           <w:bCs/>
         </w:rPr>
+        <w:lastRenderedPageBreak/>
         <w:t>Tương thích ngược (Backward Compatibility):</w:t>
       </w:r>
       <w:r>
@@ -18000,9 +22998,11 @@
           <w:numId w:val="28"/>
         </w:numPr>
       </w:pPr>
+      <w:bookmarkStart w:id="33" w:name="_Toc243404440"/>
       <w:r>
         <w:t>GIAO DIỆN ĐỐI NGOẠI</w:t>
       </w:r>
+      <w:bookmarkEnd w:id="33"/>
     </w:p>
     <w:p>
       <w:pPr>
@@ -18012,9 +23012,11 @@
           <w:numId w:val="28"/>
         </w:numPr>
       </w:pPr>
+      <w:bookmarkStart w:id="34" w:name="_Toc243404441"/>
       <w:r>
         <w:t>Tiêu chuẩn giao diện người dùng</w:t>
       </w:r>
+      <w:bookmarkEnd w:id="34"/>
     </w:p>
     <w:p>
       <w:pPr>
@@ -18084,9 +23086,11 @@
           <w:numId w:val="28"/>
         </w:numPr>
       </w:pPr>
+      <w:bookmarkStart w:id="35" w:name="_Toc243404442"/>
       <w:r>
         <w:t>Giao diện phần mềm</w:t>
       </w:r>
+      <w:bookmarkEnd w:id="35"/>
     </w:p>
     <w:p>
       <w:pPr>
@@ -18213,9 +23217,11 @@
           <w:numId w:val="28"/>
         </w:numPr>
       </w:pPr>
+      <w:bookmarkStart w:id="36" w:name="_Toc243404443"/>
       <w:r>
         <w:t>Giao thức truyền thông</w:t>
       </w:r>
+      <w:bookmarkEnd w:id="36"/>
     </w:p>
     <w:p>
       <w:pPr>
@@ -18297,9 +23303,11 @@
           <w:numId w:val="28"/>
         </w:numPr>
       </w:pPr>
+      <w:bookmarkStart w:id="37" w:name="_Toc243404444"/>
       <w:r>
         <w:t>KIỂM CHỨNG VÀ XÁC THỰC</w:t>
       </w:r>
+      <w:bookmarkEnd w:id="37"/>
     </w:p>
     <w:p>
       <w:pPr>
@@ -18309,9 +23317,11 @@
           <w:numId w:val="28"/>
         </w:numPr>
       </w:pPr>
+      <w:bookmarkStart w:id="38" w:name="_Toc243404445"/>
       <w:r>
         <w:t>Phương pháp kiểm chứng</w:t>
       </w:r>
+      <w:bookmarkEnd w:id="38"/>
     </w:p>
     <w:p>
       <w:pPr>
@@ -18368,7 +23378,16 @@
           <w:b/>
           <w:bCs/>
         </w:rPr>
-        <w:t>Contract Testing (Kiểm thử hợp đồng):</w:t>
+        <w:t xml:space="preserve">Contract </w:t>
+      </w:r>
+      <w:r>
+        <w:rPr>
+          <w:rFonts w:ascii="Times New Roman" w:eastAsia="Times New Roman" w:hAnsi="Times New Roman" w:cs="Times New Roman"/>
+          <w:b/>
+          <w:bCs/>
+        </w:rPr>
+        <w:lastRenderedPageBreak/>
+        <w:t>Testing (Kiểm thử hợp đồng):</w:t>
       </w:r>
       <w:r>
         <w:rPr>
@@ -18399,9 +23418,11 @@
           <w:numId w:val="28"/>
         </w:numPr>
       </w:pPr>
+      <w:bookmarkStart w:id="39" w:name="_Toc243404446"/>
       <w:r>
         <w:t>Tiêu chí chấp nhận bàn giao sản phẩm</w:t>
       </w:r>
+      <w:bookmarkEnd w:id="39"/>
     </w:p>
     <w:tbl>
       <w:tblPr>
@@ -19236,6 +24257,7 @@
                 <w:sz w:val="19"/>
                 <w:szCs w:val="19"/>
               </w:rPr>
+              <w:lastRenderedPageBreak/>
               <w:t>UC-01-Thi-Thu-TOEIC</w:t>
             </w:r>
           </w:p>
@@ -19910,6 +24932,7 @@
                 <w:sz w:val="19"/>
                 <w:szCs w:val="19"/>
               </w:rPr>
+              <w:lastRenderedPageBreak/>
               <w:t>UC-03-Dong-Bo-Tien-Do-Hoc-Tap-Da-Nen-Tang</w:t>
             </w:r>
           </w:p>
@@ -20573,6 +25596,7 @@
                 <w:sz w:val="19"/>
                 <w:szCs w:val="19"/>
               </w:rPr>
+              <w:lastRenderedPageBreak/>
               <w:t>Hiệu năng hệ thống</w:t>
             </w:r>
           </w:p>
@@ -20751,6 +25775,312 @@
                 <w:szCs w:val="19"/>
               </w:rPr>
               <w:t>2. Sử dụng Grafana Dashboard để giám sát và xuất báo cáo hiệu năng: đảm bảo tỷ lệ lỗi (Error Rate) &lt; 1% và thời gian phản hồi p95 tại API Gateway luôn nằm dưới mức 500ms.</w:t>
+            </w:r>
+          </w:p>
+        </w:tc>
+      </w:tr>
+      <w:tr>
+        <w:tc>
+          <w:tcPr>
+            <w:tcW w:w="1287" w:type="dxa"/>
+            <w:tcMar>
+              <w:top w:w="90" w:type="dxa"/>
+              <w:left w:w="100" w:type="dxa"/>
+              <w:bottom w:w="90" w:type="dxa"/>
+              <w:right w:w="100" w:type="dxa"/>
+            </w:tcMar>
+            <w:vAlign w:val="center"/>
+          </w:tcPr>
+          <w:p>
+            <w:r>
+              <w:rPr>
+                <w:sz w:val="18"/>
+              </w:rPr>
+              <w:t>FK-15-Quan-Ly-Cai-Dat-Hoc-Tap</w:t>
+            </w:r>
+          </w:p>
+        </w:tc>
+        <w:tc>
+          <w:tcPr>
+            <w:tcW w:w="1161" w:type="dxa"/>
+            <w:tcMar>
+              <w:top w:w="90" w:type="dxa"/>
+              <w:left w:w="100" w:type="dxa"/>
+              <w:bottom w:w="90" w:type="dxa"/>
+              <w:right w:w="100" w:type="dxa"/>
+            </w:tcMar>
+            <w:vAlign w:val="center"/>
+          </w:tcPr>
+          <w:p>
+            <w:r>
+              <w:rPr>
+                <w:sz w:val="18"/>
+              </w:rPr>
+              <w:t>Quản lý cài đặt học tập</w:t>
+            </w:r>
+          </w:p>
+        </w:tc>
+        <w:tc>
+          <w:tcPr>
+            <w:tcW w:w="2790" w:type="dxa"/>
+            <w:tcMar>
+              <w:top w:w="90" w:type="dxa"/>
+              <w:left w:w="100" w:type="dxa"/>
+              <w:bottom w:w="90" w:type="dxa"/>
+              <w:right w:w="100" w:type="dxa"/>
+            </w:tcMar>
+            <w:vAlign w:val="center"/>
+          </w:tcPr>
+          <w:p>
+            <w:r>
+              <w:rPr>
+                <w:sz w:val="18"/>
+              </w:rPr>
+              <w:t>1. Mỗi user có đúng một bản ghi setting. 2. Daily vocabulary goal và target score được kiểm tra đúng miền. 3. Cấu hình đồng bộ đa thiết bị và không bị ghi đè bởi version cũ.</w:t>
+            </w:r>
+          </w:p>
+        </w:tc>
+        <w:tc>
+          <w:tcPr>
+            <w:tcW w:w="1543" w:type="dxa"/>
+            <w:tcMar>
+              <w:top w:w="90" w:type="dxa"/>
+              <w:left w:w="100" w:type="dxa"/>
+              <w:bottom w:w="90" w:type="dxa"/>
+              <w:right w:w="100" w:type="dxa"/>
+            </w:tcMar>
+            <w:vAlign w:val="center"/>
+          </w:tcPr>
+          <w:p>
+            <w:r>
+              <w:rPr>
+                <w:sz w:val="18"/>
+              </w:rPr>
+              <w:t>Testing (T) Analysis (A)</w:t>
+            </w:r>
+          </w:p>
+        </w:tc>
+        <w:tc>
+          <w:tcPr>
+            <w:tcW w:w="2795" w:type="dxa"/>
+            <w:tcMar>
+              <w:top w:w="90" w:type="dxa"/>
+              <w:left w:w="100" w:type="dxa"/>
+              <w:bottom w:w="90" w:type="dxa"/>
+              <w:right w:w="100" w:type="dxa"/>
+            </w:tcMar>
+            <w:vAlign w:val="center"/>
+          </w:tcPr>
+          <w:p>
+            <w:r>
+              <w:rPr>
+                <w:sz w:val="18"/>
+              </w:rPr>
+              <w:t>Kiểm thử GET/PATCH settings, migration backfill và xung đột optimistic locking; xác nhận Outbox được ghi cùng transaction.</w:t>
+            </w:r>
+          </w:p>
+        </w:tc>
+      </w:tr>
+      <w:tr>
+        <w:tc>
+          <w:tcPr>
+            <w:tcW w:w="1287" w:type="dxa"/>
+            <w:tcMar>
+              <w:top w:w="90" w:type="dxa"/>
+              <w:left w:w="100" w:type="dxa"/>
+              <w:bottom w:w="90" w:type="dxa"/>
+              <w:right w:w="100" w:type="dxa"/>
+            </w:tcMar>
+            <w:vAlign w:val="center"/>
+          </w:tcPr>
+          <w:p>
+            <w:r>
+              <w:rPr>
+                <w:sz w:val="18"/>
+              </w:rPr>
+              <w:t>FK-07-Quan-Ly-De-Thi</w:t>
+            </w:r>
+          </w:p>
+        </w:tc>
+        <w:tc>
+          <w:tcPr>
+            <w:tcW w:w="1161" w:type="dxa"/>
+            <w:tcMar>
+              <w:top w:w="90" w:type="dxa"/>
+              <w:left w:w="100" w:type="dxa"/>
+              <w:bottom w:w="90" w:type="dxa"/>
+              <w:right w:w="100" w:type="dxa"/>
+            </w:tcMar>
+            <w:vAlign w:val="center"/>
+          </w:tcPr>
+          <w:p>
+            <w:r>
+              <w:rPr>
+                <w:sz w:val="18"/>
+              </w:rPr>
+              <w:t>Quản lý cấu trúc Part của đề thi</w:t>
+            </w:r>
+          </w:p>
+        </w:tc>
+        <w:tc>
+          <w:tcPr>
+            <w:tcW w:w="2790" w:type="dxa"/>
+            <w:tcMar>
+              <w:top w:w="90" w:type="dxa"/>
+              <w:left w:w="100" w:type="dxa"/>
+              <w:bottom w:w="90" w:type="dxa"/>
+              <w:right w:w="100" w:type="dxa"/>
+            </w:tcMar>
+            <w:vAlign w:val="center"/>
+          </w:tcPr>
+          <w:p>
+            <w:r>
+              <w:rPr>
+                <w:sz w:val="18"/>
+              </w:rPr>
+              <w:t>1. Full Test có đủ Part 1-7. 2. Mỗi question có part_id trùng TestPart. 3. Không thể thêm/xóa Part ngoài danh mục chuẩn.</w:t>
+            </w:r>
+          </w:p>
+        </w:tc>
+        <w:tc>
+          <w:tcPr>
+            <w:tcW w:w="1543" w:type="dxa"/>
+            <w:tcMar>
+              <w:top w:w="90" w:type="dxa"/>
+              <w:left w:w="100" w:type="dxa"/>
+              <w:bottom w:w="90" w:type="dxa"/>
+              <w:right w:w="100" w:type="dxa"/>
+            </w:tcMar>
+            <w:vAlign w:val="center"/>
+          </w:tcPr>
+          <w:p>
+            <w:r>
+              <w:rPr>
+                <w:sz w:val="18"/>
+              </w:rPr>
+              <w:t>Testing (T) Inspection (I)</w:t>
+            </w:r>
+          </w:p>
+        </w:tc>
+        <w:tc>
+          <w:tcPr>
+            <w:tcW w:w="2795" w:type="dxa"/>
+            <w:tcMar>
+              <w:top w:w="90" w:type="dxa"/>
+              <w:left w:w="100" w:type="dxa"/>
+              <w:bottom w:w="90" w:type="dxa"/>
+              <w:right w:w="100" w:type="dxa"/>
+            </w:tcMar>
+            <w:vAlign w:val="center"/>
+          </w:tcPr>
+          <w:p>
+            <w:r>
+              <w:rPr>
+                <w:sz w:val="18"/>
+              </w:rPr>
+              <w:t>Kiểm thử constraint, gRPC validation và cấu trúc tests/test_parts/test_questions.</w:t>
+            </w:r>
+          </w:p>
+        </w:tc>
+      </w:tr>
+      <w:tr>
+        <w:tc>
+          <w:tcPr>
+            <w:tcW w:w="1287" w:type="dxa"/>
+            <w:tcMar>
+              <w:top w:w="90" w:type="dxa"/>
+              <w:left w:w="100" w:type="dxa"/>
+              <w:bottom w:w="90" w:type="dxa"/>
+              <w:right w:w="100" w:type="dxa"/>
+            </w:tcMar>
+            <w:vAlign w:val="center"/>
+          </w:tcPr>
+          <w:p>
+            <w:r>
+              <w:rPr>
+                <w:sz w:val="18"/>
+              </w:rPr>
+              <w:t>FK-08-lam-bai-thi-thu</w:t>
+            </w:r>
+          </w:p>
+        </w:tc>
+        <w:tc>
+          <w:tcPr>
+            <w:tcW w:w="1161" w:type="dxa"/>
+            <w:tcMar>
+              <w:top w:w="90" w:type="dxa"/>
+              <w:left w:w="100" w:type="dxa"/>
+              <w:bottom w:w="90" w:type="dxa"/>
+              <w:right w:w="100" w:type="dxa"/>
+            </w:tcMar>
+            <w:vAlign w:val="center"/>
+          </w:tcPr>
+          <w:p>
+            <w:r>
+              <w:rPr>
+                <w:sz w:val="18"/>
+              </w:rPr>
+              <w:t>Chọn Part và lưu phạm vi Attempt</w:t>
+            </w:r>
+          </w:p>
+        </w:tc>
+        <w:tc>
+          <w:tcPr>
+            <w:tcW w:w="2790" w:type="dxa"/>
+            <w:tcMar>
+              <w:top w:w="90" w:type="dxa"/>
+              <w:left w:w="100" w:type="dxa"/>
+              <w:bottom w:w="90" w:type="dxa"/>
+              <w:right w:w="100" w:type="dxa"/>
+            </w:tcMar>
+            <w:vAlign w:val="center"/>
+          </w:tcPr>
+          <w:p>
+            <w:r>
+              <w:rPr>
+                <w:sz w:val="18"/>
+              </w:rPr>
+              <w:t>Phạm vi selected_part_ids khác rỗng, không trùng, thuộc Test; lưu bất biến cùng mode và thời lượng. Phiên theo Part không tạo điểm TOEIC từ dữ liệu thiếu kỹ năng.</w:t>
+            </w:r>
+          </w:p>
+        </w:tc>
+        <w:tc>
+          <w:tcPr>
+            <w:tcW w:w="1543" w:type="dxa"/>
+            <w:tcMar>
+              <w:top w:w="90" w:type="dxa"/>
+              <w:left w:w="100" w:type="dxa"/>
+              <w:bottom w:w="90" w:type="dxa"/>
+              <w:right w:w="100" w:type="dxa"/>
+            </w:tcMar>
+            <w:vAlign w:val="center"/>
+          </w:tcPr>
+          <w:p>
+            <w:r>
+              <w:rPr>
+                <w:sz w:val="18"/>
+              </w:rPr>
+              <w:t>Testing (T)</w:t>
+            </w:r>
+          </w:p>
+        </w:tc>
+        <w:tc>
+          <w:tcPr>
+            <w:tcW w:w="2795" w:type="dxa"/>
+            <w:tcMar>
+              <w:top w:w="90" w:type="dxa"/>
+              <w:left w:w="100" w:type="dxa"/>
+              <w:bottom w:w="90" w:type="dxa"/>
+              <w:right w:w="100" w:type="dxa"/>
+            </w:tcMar>
+            <w:vAlign w:val="center"/>
+          </w:tcPr>
+          <w:p>
+            <w:r>
+              <w:rPr>
+                <w:sz w:val="18"/>
+              </w:rPr>
+              <w:t>Kiểm tra chọn một/nhiều Part, khôi phục phiên, trả lời ngoài phạm vi, hết giờ và loại phiên không đủ điều kiện khỏi dự đoán điểm.</w:t>
             </w:r>
           </w:p>
         </w:tc>
@@ -25376,6 +30706,7 @@
   <w:style w:type="character" w:styleId="Hyperlink">
     <w:name w:val="Hyperlink"/>
     <w:basedOn w:val="CaptionChar"/>
+    <w:uiPriority w:val="99"/>
     <w:rPr>
       <w:color w:val="4F81BD" w:themeColor="accent1"/>
     </w:rPr>
@@ -25988,6 +31319,44 @@
       </w:tcPr>
     </w:tblStylePr>
   </w:style>
+  <w:style w:type="paragraph" w:styleId="TOC1">
+    <w:name w:val="toc 1"/>
+    <w:basedOn w:val="Normal"/>
+    <w:next w:val="Normal"/>
+    <w:autoRedefine/>
+    <w:uiPriority w:val="39"/>
+    <w:unhideWhenUsed/>
+    <w:rsid w:val="0010579B"/>
+    <w:pPr>
+      <w:spacing w:after="100"/>
+    </w:pPr>
+  </w:style>
+  <w:style w:type="paragraph" w:styleId="TOC2">
+    <w:name w:val="toc 2"/>
+    <w:basedOn w:val="Normal"/>
+    <w:next w:val="Normal"/>
+    <w:autoRedefine/>
+    <w:uiPriority w:val="39"/>
+    <w:unhideWhenUsed/>
+    <w:rsid w:val="0010579B"/>
+    <w:pPr>
+      <w:spacing w:after="100"/>
+      <w:ind w:left="220"/>
+    </w:pPr>
+  </w:style>
+  <w:style w:type="paragraph" w:styleId="TOC3">
+    <w:name w:val="toc 3"/>
+    <w:basedOn w:val="Normal"/>
+    <w:next w:val="Normal"/>
+    <w:autoRedefine/>
+    <w:uiPriority w:val="39"/>
+    <w:unhideWhenUsed/>
+    <w:rsid w:val="0010579B"/>
+    <w:pPr>
+      <w:spacing w:after="100"/>
+      <w:ind w:left="440"/>
+    </w:pPr>
+  </w:style>
 </w:styles>
 </file>
 

--- a/docs/SRS.docx
+++ b/docs/SRS.docx
@@ -318,7 +318,6 @@
           <w:docPartUnique/>
         </w:docPartObj>
       </w:sdtPr>
-      <w:sdtEndPr/>
       <w:sdtContent>
         <w:p>
           <w:pPr>
@@ -7978,37 +7977,134 @@
       </w:r>
     </w:p>
     <w:p>
-      <w:r>
+      <w:pPr>
+        <w:ind w:left="1080"/>
+        <w:rPr>
+          <w:rFonts w:ascii="Times New Roman" w:eastAsia="Times New Roman" w:hAnsi="Times New Roman" w:cs="Times New Roman"/>
+          <w:b/>
+          <w:bCs/>
+        </w:rPr>
+      </w:pPr>
+      <w:r>
+        <w:rPr>
+          <w:rFonts w:ascii="Times New Roman" w:eastAsia="Times New Roman" w:hAnsi="Times New Roman" w:cs="Times New Roman"/>
+          <w:b/>
+          <w:bCs/>
+        </w:rPr>
         <w:t>3.1.5 Quản lý cài đặt học tập cá nhân (FK-15-Quan-Ly-Cai-Dat-Hoc-Tap)</w:t>
       </w:r>
     </w:p>
     <w:p>
-      <w:r>
+      <w:pPr>
+        <w:numPr>
+          <w:ilvl w:val="0"/>
+          <w:numId w:val="3"/>
+        </w:numPr>
+        <w:spacing w:after="0"/>
+        <w:ind w:hanging="360"/>
+        <w:rPr>
+          <w:rFonts w:ascii="Times New Roman" w:eastAsia="Times New Roman" w:hAnsi="Times New Roman" w:cs="Times New Roman"/>
+        </w:rPr>
+      </w:pPr>
+      <w:r>
+        <w:rPr>
+          <w:rFonts w:ascii="Times New Roman" w:eastAsia="Times New Roman" w:hAnsi="Times New Roman" w:cs="Times New Roman"/>
+        </w:rPr>
         <w:t>Tác nhân thực hiện: Học viên (USER).</w:t>
       </w:r>
     </w:p>
     <w:p>
-      <w:r>
+      <w:pPr>
+        <w:numPr>
+          <w:ilvl w:val="0"/>
+          <w:numId w:val="3"/>
+        </w:numPr>
+        <w:spacing w:after="0"/>
+        <w:ind w:hanging="360"/>
+        <w:rPr>
+          <w:rFonts w:ascii="Times New Roman" w:eastAsia="Times New Roman" w:hAnsi="Times New Roman" w:cs="Times New Roman"/>
+        </w:rPr>
+      </w:pPr>
+      <w:r>
+        <w:rPr>
+          <w:rFonts w:ascii="Times New Roman" w:eastAsia="Times New Roman" w:hAnsi="Times New Roman" w:cs="Times New Roman"/>
+        </w:rPr>
         <w:t>Mô tả chức năng: Cho phép học viên xem và cập nhật mục tiêu học tập cá nhân được lưu bền vững trong auth_db.user_learning_settings và đồng bộ trên các thiết bị.</w:t>
       </w:r>
     </w:p>
     <w:p>
-      <w:r>
+      <w:pPr>
+        <w:numPr>
+          <w:ilvl w:val="0"/>
+          <w:numId w:val="3"/>
+        </w:numPr>
+        <w:spacing w:after="0"/>
+        <w:ind w:hanging="360"/>
+        <w:rPr>
+          <w:rFonts w:ascii="Times New Roman" w:eastAsia="Times New Roman" w:hAnsi="Times New Roman" w:cs="Times New Roman"/>
+        </w:rPr>
+      </w:pPr>
+      <w:r>
+        <w:rPr>
+          <w:rFonts w:ascii="Times New Roman" w:eastAsia="Times New Roman" w:hAnsi="Times New Roman" w:cs="Times New Roman"/>
+        </w:rPr>
         <w:t>Dữ liệu đầu vào (Inputs): daily_vocabulary_goal (1-200), daily_study_minutes (5-600), target_toeic_score (tùy chọn, 10-990, bội số của 5), planned_exam_date (Ngày, tùy chọn), reminder_enabled (Boolean), reminder_time (Time, tùy chọn), timezone (IANA timezone).</w:t>
       </w:r>
     </w:p>
     <w:p>
-      <w:r>
+      <w:pPr>
+        <w:numPr>
+          <w:ilvl w:val="0"/>
+          <w:numId w:val="3"/>
+        </w:numPr>
+        <w:spacing w:after="0"/>
+        <w:ind w:hanging="360"/>
+        <w:rPr>
+          <w:rFonts w:ascii="Times New Roman" w:eastAsia="Times New Roman" w:hAnsi="Times New Roman" w:cs="Times New Roman"/>
+        </w:rPr>
+      </w:pPr>
+      <w:r>
+        <w:rPr>
+          <w:rFonts w:ascii="Times New Roman" w:eastAsia="Times New Roman" w:hAnsi="Times New Roman" w:cs="Times New Roman"/>
+        </w:rPr>
         <w:t>Dữ liệu đầu ra (Outputs): HTTP 200 (OK) trả về learning settings hiện hành, version và updated_at.</w:t>
       </w:r>
     </w:p>
     <w:p>
-      <w:r>
+      <w:pPr>
+        <w:numPr>
+          <w:ilvl w:val="0"/>
+          <w:numId w:val="3"/>
+        </w:numPr>
+        <w:spacing w:after="0"/>
+        <w:ind w:hanging="360"/>
+        <w:rPr>
+          <w:rFonts w:ascii="Times New Roman" w:eastAsia="Times New Roman" w:hAnsi="Times New Roman" w:cs="Times New Roman"/>
+        </w:rPr>
+      </w:pPr>
+      <w:r>
+        <w:rPr>
+          <w:rFonts w:ascii="Times New Roman" w:eastAsia="Times New Roman" w:hAnsi="Times New Roman" w:cs="Times New Roman"/>
+        </w:rPr>
         <w:t>Ràng buộc nghiệp vụ: Mỗi User có đúng một bản ghi setting; bản ghi mặc định được tạo cùng transaction đăng ký hoặc backfill khi migration. PATCH sử dụng version để chống ghi đè cấu hình mới hơn. Khi cập nhật thành công, Auth Service ghi UserLearningSettingsUpdatedEvent vào Outbox trong cùng transaction.</w:t>
       </w:r>
     </w:p>
     <w:p>
-      <w:r>
+      <w:pPr>
+        <w:numPr>
+          <w:ilvl w:val="0"/>
+          <w:numId w:val="3"/>
+        </w:numPr>
+        <w:spacing w:after="0"/>
+        <w:ind w:hanging="360"/>
+        <w:rPr>
+          <w:rFonts w:ascii="Times New Roman" w:eastAsia="Times New Roman" w:hAnsi="Times New Roman" w:cs="Times New Roman"/>
+        </w:rPr>
+      </w:pPr>
+      <w:r>
+        <w:rPr>
+          <w:rFonts w:ascii="Times New Roman" w:eastAsia="Times New Roman" w:hAnsi="Times New Roman" w:cs="Times New Roman"/>
+        </w:rPr>
         <w:lastRenderedPageBreak/>
         <w:t>Người dùng chỉ GET/PATCH setting của chính mình theo user_id từ JWT. PATCH chấp nhận đúng các trường được mô tả, cập nhật với điều kiện version khớp và tăng version trong database; sai version trả HTTP 409. Giá trị mặc định: 10 từ/ngày, 30 phút/ngày, điểm/ngày thi mục tiêu NULL, nhắc học TRUE lúc 20:00 theo Asia/Ho_Chi_Minh. Khi bật nhắc học phải có reminder_time và timezone hợp lệ.</w:t>
       </w:r>
@@ -8346,6 +8442,7 @@
         </w:rPr>
       </w:pPr>
       <w:r>
+        <w:lastRenderedPageBreak/>
         <w:pict w14:anchorId="2F4C70D6">
           <v:rect id="_x0000_i1031" style="width:0;height:1.5pt" o:hralign="center" o:hrstd="t" o:hr="t" fillcolor="#a0a0a0" stroked="f"/>
         </w:pict>
@@ -8361,7 +8458,6 @@
       </w:pPr>
       <w:bookmarkStart w:id="20" w:name="_Toc243404427"/>
       <w:r>
-        <w:lastRenderedPageBreak/>
         <w:t>DỊCH VỤ BÀI THI &amp; THI THỬ</w:t>
       </w:r>
       <w:bookmarkEnd w:id="20"/>
@@ -8710,6 +8806,7 @@
         <w:rPr>
           <w:rFonts w:ascii="Times New Roman" w:eastAsia="Times New Roman" w:hAnsi="Times New Roman" w:cs="Times New Roman"/>
         </w:rPr>
+        <w:lastRenderedPageBreak/>
         <w:t>Mô tả chức năng: Cho phép học viên xem lại chi tiết bài thi đã làm, đáp án đúng/sai, audio, transcript bài nghe và lời giải thích ngữ pháp bài đọc.</w:t>
       </w:r>
     </w:p>
@@ -8746,7 +8843,6 @@
         <w:rPr>
           <w:rFonts w:ascii="Times New Roman" w:eastAsia="Times New Roman" w:hAnsi="Times New Roman" w:cs="Times New Roman"/>
         </w:rPr>
-        <w:lastRenderedPageBreak/>
         <w:t>Dữ liệu đầu ra (Outputs): HTTP 200 (OK) kèm cấu trúc bài làm đầy đủ.</w:t>
       </w:r>
     </w:p>
@@ -8786,42 +8882,153 @@
       </w:r>
     </w:p>
     <w:p>
-      <w:r>
+      <w:pPr>
+        <w:ind w:left="1170"/>
+        <w:rPr>
+          <w:rFonts w:ascii="Times New Roman" w:eastAsia="Times New Roman" w:hAnsi="Times New Roman" w:cs="Times New Roman"/>
+          <w:b/>
+          <w:bCs/>
+        </w:rPr>
+      </w:pPr>
+      <w:r>
+        <w:rPr>
+          <w:rFonts w:ascii="Times New Roman" w:eastAsia="Times New Roman" w:hAnsi="Times New Roman" w:cs="Times New Roman"/>
+          <w:b/>
+          <w:bCs/>
+        </w:rPr>
         <w:t>3.3.4 Chọn Part khi ôn thi và thi thử (mở rộng FK-08-lam-bai-thi-thu)</w:t>
       </w:r>
     </w:p>
     <w:p>
-      <w:r>
+      <w:pPr>
+        <w:numPr>
+          <w:ilvl w:val="0"/>
+          <w:numId w:val="3"/>
+        </w:numPr>
+        <w:spacing w:after="0"/>
+        <w:ind w:hanging="360"/>
+        <w:rPr>
+          <w:rFonts w:ascii="Times New Roman" w:eastAsia="Times New Roman" w:hAnsi="Times New Roman" w:cs="Times New Roman"/>
+        </w:rPr>
+      </w:pPr>
+      <w:r>
+        <w:rPr>
+          <w:rFonts w:ascii="Times New Roman" w:eastAsia="Times New Roman" w:hAnsi="Times New Roman" w:cs="Times New Roman"/>
+        </w:rPr>
         <w:t>Phạm vi từng phiên được lưu tại exam_db.attempts.selected_part_ids (SMALLINT[]), kèm mode và duration_seconds chốt tại thời điểm bắt đầu. Đây là dữ liệu của lần làm bài; auth_db.user_learning_settings lưu mục tiêu học tập lâu dài.</w:t>
       </w:r>
     </w:p>
     <w:p>
-      <w:r>
+      <w:pPr>
+        <w:numPr>
+          <w:ilvl w:val="0"/>
+          <w:numId w:val="3"/>
+        </w:numPr>
+        <w:spacing w:after="0"/>
+        <w:ind w:hanging="360"/>
+        <w:rPr>
+          <w:rFonts w:ascii="Times New Roman" w:eastAsia="Times New Roman" w:hAnsi="Times New Roman" w:cs="Times New Roman"/>
+        </w:rPr>
+      </w:pPr>
+      <w:r>
+        <w:rPr>
+          <w:rFonts w:ascii="Times New Roman" w:eastAsia="Times New Roman" w:hAnsi="Times New Roman" w:cs="Times New Roman"/>
+        </w:rPr>
         <w:t>Tác nhân thực hiện: Học viên (USER).</w:t>
       </w:r>
     </w:p>
     <w:p>
-      <w:r>
+      <w:pPr>
+        <w:numPr>
+          <w:ilvl w:val="0"/>
+          <w:numId w:val="3"/>
+        </w:numPr>
+        <w:spacing w:after="0"/>
+        <w:ind w:hanging="360"/>
+        <w:rPr>
+          <w:rFonts w:ascii="Times New Roman" w:eastAsia="Times New Roman" w:hAnsi="Times New Roman" w:cs="Times New Roman"/>
+        </w:rPr>
+      </w:pPr>
+      <w:r>
+        <w:rPr>
+          <w:rFonts w:ascii="Times New Roman" w:eastAsia="Times New Roman" w:hAnsi="Times New Roman" w:cs="Times New Roman"/>
+        </w:rPr>
         <w:t>Mô tả chức năng: Trước khi bắt đầu phiên ôn thi hoặc thi thử tùy chọn, học viên chọn một hay nhiều Part trong danh mục Part 1 đến Part 7. Hệ thống tạo phiên làm bài chỉ từ các TestPart đã chọn; Full Test chuẩn vẫn dùng đủ 7 Part.</w:t>
       </w:r>
     </w:p>
     <w:p>
-      <w:r>
+      <w:pPr>
+        <w:numPr>
+          <w:ilvl w:val="0"/>
+          <w:numId w:val="3"/>
+        </w:numPr>
+        <w:spacing w:after="0"/>
+        <w:ind w:hanging="360"/>
+        <w:rPr>
+          <w:rFonts w:ascii="Times New Roman" w:eastAsia="Times New Roman" w:hAnsi="Times New Roman" w:cs="Times New Roman"/>
+        </w:rPr>
+      </w:pPr>
+      <w:r>
+        <w:rPr>
+          <w:rFonts w:ascii="Times New Roman" w:eastAsia="Times New Roman" w:hAnsi="Times New Roman" w:cs="Times New Roman"/>
+        </w:rPr>
         <w:t>Dữ liệu đầu vào (Inputs): test_id (UUIDv4), selected_part_ids (Mảng số nguyên khác rỗng, không trùng lặp, mỗi giá trị từ 1 đến 7), mode (Enum: PRACTICE, MOCK_TEST).</w:t>
       </w:r>
     </w:p>
     <w:p>
-      <w:r>
+      <w:pPr>
+        <w:numPr>
+          <w:ilvl w:val="0"/>
+          <w:numId w:val="3"/>
+        </w:numPr>
+        <w:spacing w:after="0"/>
+        <w:ind w:hanging="360"/>
+        <w:rPr>
+          <w:rFonts w:ascii="Times New Roman" w:eastAsia="Times New Roman" w:hAnsi="Times New Roman" w:cs="Times New Roman"/>
+        </w:rPr>
+      </w:pPr>
+      <w:r>
+        <w:rPr>
+          <w:rFonts w:ascii="Times New Roman" w:eastAsia="Times New Roman" w:hAnsi="Times New Roman" w:cs="Times New Roman"/>
+        </w:rPr>
         <w:t>Dữ liệu đầu ra (Outputs): HTTP 201 (Created) kèm attempt_id, danh sách part_id đã chọn, tổng số câu và thời lượng áp dụng.</w:t>
       </w:r>
     </w:p>
     <w:p>
-      <w:r>
+      <w:pPr>
+        <w:numPr>
+          <w:ilvl w:val="0"/>
+          <w:numId w:val="3"/>
+        </w:numPr>
+        <w:spacing w:after="0"/>
+        <w:ind w:hanging="360"/>
+        <w:rPr>
+          <w:rFonts w:ascii="Times New Roman" w:eastAsia="Times New Roman" w:hAnsi="Times New Roman" w:cs="Times New Roman"/>
+        </w:rPr>
+      </w:pPr>
+      <w:r>
+        <w:rPr>
+          <w:rFonts w:ascii="Times New Roman" w:eastAsia="Times New Roman" w:hAnsi="Times New Roman" w:cs="Times New Roman"/>
+        </w:rPr>
         <w:t>Ràng buộc nghiệp vụ (Business Constraints):</w:t>
       </w:r>
     </w:p>
     <w:p>
-      <w:r>
+      <w:pPr>
+        <w:numPr>
+          <w:ilvl w:val="0"/>
+          <w:numId w:val="3"/>
+        </w:numPr>
+        <w:spacing w:after="0"/>
+        <w:ind w:hanging="360"/>
+        <w:rPr>
+          <w:rFonts w:ascii="Times New Roman" w:eastAsia="Times New Roman" w:hAnsi="Times New Roman" w:cs="Times New Roman"/>
+        </w:rPr>
+      </w:pPr>
+      <w:r>
+        <w:rPr>
+          <w:rFonts w:ascii="Times New Roman" w:eastAsia="Times New Roman" w:hAnsi="Times New Roman" w:cs="Times New Roman"/>
+        </w:rPr>
         <w:t>Mỗi part_id phải tồn tại trong exam_db.parts, đang hoạt động và thuộc exam_db.test_parts của đề. exam_db.test_questions được truy vấn theo khóa (test_id, part_id); không lưu lựa chọn tạm thời của người học vào bảng danh mục Part.</w:t>
       </w:r>
     </w:p>
@@ -9007,6 +9214,7 @@
         <w:rPr>
           <w:rFonts w:ascii="Times New Roman" w:eastAsia="Times New Roman" w:hAnsi="Times New Roman" w:cs="Times New Roman"/>
         </w:rPr>
+        <w:lastRenderedPageBreak/>
         <w:t xml:space="preserve">File phát âm (.mp3, tối đa 5MB) được lưu trữ trên Object Storage và phát lại qua CDN public; </w:t>
       </w:r>
       <w:r>
@@ -9049,7 +9257,6 @@
         <w:rPr>
           <w:rFonts w:ascii="Times New Roman" w:eastAsia="Times New Roman" w:hAnsi="Times New Roman" w:cs="Times New Roman"/>
         </w:rPr>
-        <w:lastRenderedPageBreak/>
         <w:t>Tác nhân thực hiện: Quản trị viên nội dung (CONTENT_ADMIN).</w:t>
       </w:r>
     </w:p>
@@ -9460,6 +9667,7 @@
         <w:rPr>
           <w:rFonts w:ascii="Times New Roman" w:eastAsia="Times New Roman" w:hAnsi="Times New Roman" w:cs="Times New Roman"/>
         </w:rPr>
+        <w:lastRenderedPageBreak/>
         <w:t xml:space="preserve">Dữ liệu đầu ra (Outputs): HTTP 200 (OK) kèm payload: learning_streak_days, vocabularies_learned, grammar_lessons_completed, mock_test_count, score_trend (Mảng tọa độ), predicted_toeic_score (10 - 990), </w:t>
       </w:r>
       <w:r>
@@ -9508,7 +9716,6 @@
         <w:rPr>
           <w:rFonts w:ascii="Times New Roman" w:eastAsia="Times New Roman" w:hAnsi="Times New Roman" w:cs="Times New Roman"/>
         </w:rPr>
-        <w:lastRenderedPageBreak/>
         <w:t xml:space="preserve">Lắng nghe các sự kiện TestSubmittedEvent, VocabularyLearnedEvent, LessonCompletedEvent </w:t>
       </w:r>
       <w:r>
@@ -9667,6 +9874,9 @@
       </w:r>
     </w:p>
     <w:p>
+      <w:pPr>
+        <w:ind w:left="3600"/>
+      </w:pPr>
       <w:r>
         <w:t>Các công thức điểm TOEIC chỉ áp dụng cho MOCK_TEST làm toàn bộ các Part của đề và có câu hỏi ở cả Listening lẫn Reading. Với PRACTICE hoặc phiên chọn một phần đề, trả số câu đúng/tổng câu và tỷ lệ đúng theo Part; score_listening, score_reading và total_score là NULL. Không chia cho tổng số câu bằng 0, không đưa các phiên này vào score trend hoặc dự đoán điểm TOEIC.</w:t>
       </w:r>
@@ -9904,6 +10114,7 @@
       </w:pPr>
       <w:bookmarkStart w:id="23" w:name="_Toc243404430"/>
       <w:r>
+        <w:lastRenderedPageBreak/>
         <w:t>DỊCH VỤ AI HỖ TRỢ</w:t>
       </w:r>
       <w:bookmarkEnd w:id="23"/>
@@ -9973,7 +10184,6 @@
         <w:rPr>
           <w:rFonts w:ascii="Times New Roman" w:eastAsia="Times New Roman" w:hAnsi="Times New Roman" w:cs="Times New Roman"/>
         </w:rPr>
-        <w:lastRenderedPageBreak/>
         <w:t>Mô tả chức năng: Hộp thoại chat hỏi đáp trực tiếp với AI giải thích thắc mắc về câu hỏi, từ vựng hoặc bài ngữ pháp đang xem.</w:t>
       </w:r>
     </w:p>
@@ -10108,6 +10318,7 @@
       </w:pPr>
       <w:bookmarkStart w:id="24" w:name="_Toc243404431"/>
       <w:r>
+        <w:lastRenderedPageBreak/>
         <w:t>SƠ ĐỒ USE CASE TỔNG QUÁT</w:t>
       </w:r>
       <w:bookmarkEnd w:id="24"/>
@@ -10170,7 +10381,6 @@
       </w:pPr>
       <w:bookmarkStart w:id="25" w:name="_Toc243404432"/>
       <w:r>
-        <w:lastRenderedPageBreak/>
         <w:t>ĐẶC TẢ USE CASE</w:t>
       </w:r>
       <w:bookmarkEnd w:id="25"/>
@@ -10805,6 +11015,7 @@
                 <w:sz w:val="19"/>
                 <w:szCs w:val="19"/>
               </w:rPr>
+              <w:lastRenderedPageBreak/>
               <w:t>Điều kiện sau</w:t>
             </w:r>
           </w:p>
@@ -11350,7 +11561,6 @@
                 <w:sz w:val="19"/>
                 <w:szCs w:val="19"/>
               </w:rPr>
-              <w:lastRenderedPageBreak/>
               <w:t>4</w:t>
             </w:r>
           </w:p>
@@ -11717,6 +11927,7 @@
                 <w:sz w:val="19"/>
                 <w:szCs w:val="19"/>
               </w:rPr>
+              <w:lastRenderedPageBreak/>
               <w:t>3a</w:t>
             </w:r>
           </w:p>
@@ -12086,7 +12297,6 @@
         <w:pStyle w:val="Heading4"/>
       </w:pPr>
       <w:r>
-        <w:lastRenderedPageBreak/>
         <w:t>2. Use Case: Tra cứu học tập với trợ lý AI (UC-02-Tra-Cuu-Hoc-Tap-AI)</w:t>
       </w:r>
     </w:p>
@@ -12724,6 +12934,7 @@
                 <w:sz w:val="19"/>
                 <w:szCs w:val="19"/>
               </w:rPr>
+              <w:lastRenderedPageBreak/>
               <w:t>Điều kiện sau</w:t>
             </w:r>
           </w:p>
@@ -13329,7 +13540,6 @@
         <w:pStyle w:val="Heading5"/>
       </w:pPr>
       <w:r>
-        <w:lastRenderedPageBreak/>
         <w:t>BẢNG LUỒNG MỞ RỘNG &amp; NGOẠI LỆ (EXTENSIONS)</w:t>
       </w:r>
     </w:p>
@@ -13768,6 +13978,7 @@
         </w:rPr>
       </w:pPr>
       <w:r>
+        <w:lastRenderedPageBreak/>
         <w:pict w14:anchorId="23EB2BE5">
           <v:rect id="_x0000_i1038" style="width:0;height:1.5pt" o:hralign="center" o:hrstd="t" o:hr="t" fillcolor="#a0a0a0" stroked="f"/>
         </w:pict>
@@ -14443,7 +14654,6 @@
                 <w:sz w:val="19"/>
                 <w:szCs w:val="19"/>
               </w:rPr>
-              <w:lastRenderedPageBreak/>
               <w:t>Điều kiện sau</w:t>
             </w:r>
           </w:p>
@@ -14910,6 +15120,7 @@
                 <w:sz w:val="19"/>
                 <w:szCs w:val="19"/>
               </w:rPr>
+              <w:lastRenderedPageBreak/>
               <w:t>3</w:t>
             </w:r>
           </w:p>
@@ -15207,7 +15418,6 @@
         <w:pStyle w:val="Heading5"/>
       </w:pPr>
       <w:r>
-        <w:lastRenderedPageBreak/>
         <w:t>BẢNG LUỒNG MỞ RỘNG &amp; NGOẠI LỆ (EXTENSIONS)</w:t>
       </w:r>
     </w:p>
@@ -15505,6 +15715,7 @@
                 <w:sz w:val="19"/>
                 <w:szCs w:val="19"/>
               </w:rPr>
+              <w:lastRenderedPageBreak/>
               <w:t>3a</w:t>
             </w:r>
           </w:p>
@@ -16236,7 +16447,6 @@
                 <w:sz w:val="19"/>
                 <w:szCs w:val="19"/>
               </w:rPr>
-              <w:lastRenderedPageBreak/>
               <w:t>Điều kiện tiên quyết</w:t>
             </w:r>
           </w:p>
@@ -16375,6 +16585,7 @@
                 <w:sz w:val="19"/>
                 <w:szCs w:val="19"/>
               </w:rPr>
+              <w:lastRenderedPageBreak/>
               <w:t>Điều kiện sau</w:t>
             </w:r>
           </w:p>
@@ -19832,47 +20043,50 @@
     </w:p>
     <w:tbl>
       <w:tblPr>
-        <w:tblW w:w="8856" w:type="dxa"/>
-        <w:tblBorders>
-          <w:top w:val="single" w:sz="4" w:space="0" w:color="D9D9D9"/>
-          <w:left w:val="single" w:sz="4" w:space="0" w:color="D9D9D9"/>
-          <w:bottom w:val="single" w:sz="4" w:space="0" w:color="D9D9D9"/>
-          <w:right w:val="single" w:sz="4" w:space="0" w:color="D9D9D9"/>
-          <w:insideH w:val="single" w:sz="4" w:space="0" w:color="D9D9D9"/>
-          <w:insideV w:val="single" w:sz="4" w:space="0" w:color="D9D9D9"/>
-        </w:tblBorders>
+        <w:tblStyle w:val="ac"/>
+        <w:tblW w:w="9576" w:type="dxa"/>
+        <w:tblInd w:w="-108" w:type="dxa"/>
         <w:tblLayout w:type="fixed"/>
-        <w:tblLook w:val="04A0" w:firstRow="1" w:lastRow="0" w:firstColumn="1" w:lastColumn="0" w:noHBand="0" w:noVBand="1"/>
+        <w:tblLook w:val="0020" w:firstRow="1" w:lastRow="0" w:firstColumn="0" w:lastColumn="0" w:noHBand="0" w:noVBand="0"/>
       </w:tblPr>
       <w:tblGrid>
-        <w:gridCol w:w="2304"/>
-        <w:gridCol w:w="6552"/>
+        <w:gridCol w:w="2652"/>
+        <w:gridCol w:w="6924"/>
       </w:tblGrid>
       <w:tr>
         <w:trPr>
+          <w:cnfStyle w:val="100000000000" w:firstRow="1" w:lastRow="0" w:firstColumn="0" w:lastColumn="0" w:oddVBand="0" w:evenVBand="0" w:oddHBand="0" w:evenHBand="0" w:firstRowFirstColumn="0" w:firstRowLastColumn="0" w:lastRowFirstColumn="0" w:lastRowLastColumn="0"/>
+          <w:cantSplit/>
           <w:tblHeader/>
         </w:trPr>
         <w:tc>
           <w:tcPr>
-            <w:tcW w:w="2304" w:type="dxa"/>
-            <w:shd w:val="clear" w:color="auto" w:fill="1F4E78"/>
-            <w:tcMar>
-              <w:top w:w="90" w:type="dxa"/>
-              <w:left w:w="100" w:type="dxa"/>
-              <w:bottom w:w="90" w:type="dxa"/>
-              <w:right w:w="100" w:type="dxa"/>
-            </w:tcMar>
-            <w:vAlign w:val="center"/>
-          </w:tcPr>
-          <w:p>
-            <w:pPr>
-              <w:spacing w:before="40" w:after="40" w:line="252" w:lineRule="auto"/>
-            </w:pPr>
-            <w:r>
-              <w:rPr>
+            <w:tcW w:w="2652" w:type="dxa"/>
+            <w:shd w:val="clear" w:color="auto" w:fill="1F4E79"/>
+          </w:tcPr>
+          <w:p>
+            <w:pPr>
+              <w:pBdr>
+                <w:top w:val="nil"/>
+                <w:left w:val="nil"/>
+                <w:bottom w:val="nil"/>
+                <w:right w:val="nil"/>
+                <w:between w:val="nil"/>
+              </w:pBdr>
+              <w:spacing w:before="80" w:after="80"/>
+              <w:jc w:val="center"/>
+              <w:rPr>
+                <w:rFonts w:ascii="Times New Roman" w:eastAsia="Times New Roman" w:hAnsi="Times New Roman" w:cs="Times New Roman"/>
+              </w:rPr>
+            </w:pPr>
+            <w:r>
+              <w:rPr>
+                <w:rFonts w:ascii="Times New Roman" w:eastAsia="Times New Roman" w:hAnsi="Times New Roman" w:cs="Times New Roman"/>
                 <w:b/>
+                <w:bCs/>
                 <w:color w:val="FFFFFF"/>
-                <w:sz w:val="18"/>
+                <w:sz w:val="20"/>
+                <w:szCs w:val="20"/>
               </w:rPr>
               <w:t>Trường thông tin</w:t>
             </w:r>
@@ -19880,25 +20094,32 @@
         </w:tc>
         <w:tc>
           <w:tcPr>
-            <w:tcW w:w="6552" w:type="dxa"/>
-            <w:shd w:val="clear" w:color="auto" w:fill="1F4E78"/>
-            <w:tcMar>
-              <w:top w:w="90" w:type="dxa"/>
-              <w:left w:w="100" w:type="dxa"/>
-              <w:bottom w:w="90" w:type="dxa"/>
-              <w:right w:w="100" w:type="dxa"/>
-            </w:tcMar>
-            <w:vAlign w:val="center"/>
-          </w:tcPr>
-          <w:p>
-            <w:pPr>
-              <w:spacing w:before="40" w:after="40" w:line="252" w:lineRule="auto"/>
-            </w:pPr>
-            <w:r>
-              <w:rPr>
+            <w:tcW w:w="6924" w:type="dxa"/>
+            <w:shd w:val="clear" w:color="auto" w:fill="1F4E79"/>
+          </w:tcPr>
+          <w:p>
+            <w:pPr>
+              <w:pBdr>
+                <w:top w:val="nil"/>
+                <w:left w:val="nil"/>
+                <w:bottom w:val="nil"/>
+                <w:right w:val="nil"/>
+                <w:between w:val="nil"/>
+              </w:pBdr>
+              <w:spacing w:before="80" w:after="80"/>
+              <w:jc w:val="center"/>
+              <w:rPr>
+                <w:rFonts w:ascii="Times New Roman" w:eastAsia="Times New Roman" w:hAnsi="Times New Roman" w:cs="Times New Roman"/>
+              </w:rPr>
+            </w:pPr>
+            <w:r>
+              <w:rPr>
+                <w:rFonts w:ascii="Times New Roman" w:eastAsia="Times New Roman" w:hAnsi="Times New Roman" w:cs="Times New Roman"/>
                 <w:b/>
+                <w:bCs/>
                 <w:color w:val="FFFFFF"/>
-                <w:sz w:val="18"/>
+                <w:sz w:val="20"/>
+                <w:szCs w:val="20"/>
               </w:rPr>
               <w:t>Nội dung chi tiết</w:t>
             </w:r>
@@ -19906,26 +20127,35 @@
         </w:tc>
       </w:tr>
       <w:tr>
-        <w:tc>
-          <w:tcPr>
-            <w:tcW w:w="2304" w:type="dxa"/>
+        <w:trPr>
+          <w:cantSplit/>
+        </w:trPr>
+        <w:tc>
+          <w:tcPr>
+            <w:tcW w:w="2652" w:type="dxa"/>
             <w:shd w:val="clear" w:color="auto" w:fill="FFFFFF"/>
-            <w:tcMar>
-              <w:top w:w="90" w:type="dxa"/>
-              <w:left w:w="100" w:type="dxa"/>
-              <w:bottom w:w="90" w:type="dxa"/>
-              <w:right w:w="100" w:type="dxa"/>
-            </w:tcMar>
-            <w:vAlign w:val="center"/>
-          </w:tcPr>
-          <w:p>
-            <w:pPr>
-              <w:spacing w:before="40" w:after="40" w:line="252" w:lineRule="auto"/>
-            </w:pPr>
-            <w:r>
-              <w:rPr>
-                <w:color w:val="000000"/>
-                <w:sz w:val="18"/>
+          </w:tcPr>
+          <w:p>
+            <w:pPr>
+              <w:pBdr>
+                <w:top w:val="nil"/>
+                <w:left w:val="nil"/>
+                <w:bottom w:val="nil"/>
+                <w:right w:val="nil"/>
+                <w:between w:val="nil"/>
+              </w:pBdr>
+              <w:spacing w:before="60" w:after="60"/>
+              <w:rPr>
+                <w:rFonts w:ascii="Times New Roman" w:eastAsia="Times New Roman" w:hAnsi="Times New Roman" w:cs="Times New Roman"/>
+              </w:rPr>
+            </w:pPr>
+            <w:r>
+              <w:rPr>
+                <w:rFonts w:ascii="Times New Roman" w:eastAsia="Times New Roman" w:hAnsi="Times New Roman" w:cs="Times New Roman"/>
+                <w:b/>
+                <w:bCs/>
+                <w:sz w:val="19"/>
+                <w:szCs w:val="19"/>
               </w:rPr>
               <w:t>Mã Use Case</w:t>
             </w:r>
@@ -19933,24 +20163,30 @@
         </w:tc>
         <w:tc>
           <w:tcPr>
-            <w:tcW w:w="6552" w:type="dxa"/>
+            <w:tcW w:w="6924" w:type="dxa"/>
             <w:shd w:val="clear" w:color="auto" w:fill="FFFFFF"/>
-            <w:tcMar>
-              <w:top w:w="90" w:type="dxa"/>
-              <w:left w:w="100" w:type="dxa"/>
-              <w:bottom w:w="90" w:type="dxa"/>
-              <w:right w:w="100" w:type="dxa"/>
-            </w:tcMar>
-            <w:vAlign w:val="center"/>
-          </w:tcPr>
-          <w:p>
-            <w:pPr>
-              <w:spacing w:before="40" w:after="40" w:line="252" w:lineRule="auto"/>
-            </w:pPr>
-            <w:r>
-              <w:rPr>
-                <w:color w:val="000000"/>
-                <w:sz w:val="18"/>
+          </w:tcPr>
+          <w:p>
+            <w:pPr>
+              <w:pBdr>
+                <w:top w:val="nil"/>
+                <w:left w:val="nil"/>
+                <w:bottom w:val="nil"/>
+                <w:right w:val="nil"/>
+                <w:between w:val="nil"/>
+              </w:pBdr>
+              <w:spacing w:before="60" w:after="60"/>
+              <w:rPr>
+                <w:rFonts w:ascii="Times New Roman" w:eastAsia="Times New Roman" w:hAnsi="Times New Roman" w:cs="Times New Roman"/>
+              </w:rPr>
+            </w:pPr>
+            <w:r>
+              <w:rPr>
+                <w:rFonts w:ascii="Times New Roman" w:eastAsia="Times New Roman" w:hAnsi="Times New Roman" w:cs="Times New Roman"/>
+                <w:b/>
+                <w:bCs/>
+                <w:sz w:val="19"/>
+                <w:szCs w:val="19"/>
               </w:rPr>
               <w:t>UC-06-Quan-Ly-Cai-Dat-Hoc-Tap</w:t>
             </w:r>
@@ -19958,26 +20194,35 @@
         </w:tc>
       </w:tr>
       <w:tr>
-        <w:tc>
-          <w:tcPr>
-            <w:tcW w:w="2304" w:type="dxa"/>
+        <w:trPr>
+          <w:cantSplit/>
+        </w:trPr>
+        <w:tc>
+          <w:tcPr>
+            <w:tcW w:w="2652" w:type="dxa"/>
             <w:shd w:val="clear" w:color="auto" w:fill="F0F5FA"/>
-            <w:tcMar>
-              <w:top w:w="90" w:type="dxa"/>
-              <w:left w:w="100" w:type="dxa"/>
-              <w:bottom w:w="90" w:type="dxa"/>
-              <w:right w:w="100" w:type="dxa"/>
-            </w:tcMar>
-            <w:vAlign w:val="center"/>
-          </w:tcPr>
-          <w:p>
-            <w:pPr>
-              <w:spacing w:before="40" w:after="40" w:line="252" w:lineRule="auto"/>
-            </w:pPr>
-            <w:r>
-              <w:rPr>
-                <w:color w:val="000000"/>
-                <w:sz w:val="18"/>
+          </w:tcPr>
+          <w:p>
+            <w:pPr>
+              <w:pBdr>
+                <w:top w:val="nil"/>
+                <w:left w:val="nil"/>
+                <w:bottom w:val="nil"/>
+                <w:right w:val="nil"/>
+                <w:between w:val="nil"/>
+              </w:pBdr>
+              <w:spacing w:before="60" w:after="60"/>
+              <w:rPr>
+                <w:rFonts w:ascii="Times New Roman" w:eastAsia="Times New Roman" w:hAnsi="Times New Roman" w:cs="Times New Roman"/>
+              </w:rPr>
+            </w:pPr>
+            <w:r>
+              <w:rPr>
+                <w:rFonts w:ascii="Times New Roman" w:eastAsia="Times New Roman" w:hAnsi="Times New Roman" w:cs="Times New Roman"/>
+                <w:b/>
+                <w:bCs/>
+                <w:sz w:val="19"/>
+                <w:szCs w:val="19"/>
               </w:rPr>
               <w:t>Tên Use Case</w:t>
             </w:r>
@@ -19985,24 +20230,28 @@
         </w:tc>
         <w:tc>
           <w:tcPr>
-            <w:tcW w:w="6552" w:type="dxa"/>
+            <w:tcW w:w="6924" w:type="dxa"/>
             <w:shd w:val="clear" w:color="auto" w:fill="F0F5FA"/>
-            <w:tcMar>
-              <w:top w:w="90" w:type="dxa"/>
-              <w:left w:w="100" w:type="dxa"/>
-              <w:bottom w:w="90" w:type="dxa"/>
-              <w:right w:w="100" w:type="dxa"/>
-            </w:tcMar>
-            <w:vAlign w:val="center"/>
-          </w:tcPr>
-          <w:p>
-            <w:pPr>
-              <w:spacing w:before="40" w:after="40" w:line="252" w:lineRule="auto"/>
-            </w:pPr>
-            <w:r>
-              <w:rPr>
-                <w:color w:val="000000"/>
-                <w:sz w:val="18"/>
+          </w:tcPr>
+          <w:p>
+            <w:pPr>
+              <w:pBdr>
+                <w:top w:val="nil"/>
+                <w:left w:val="nil"/>
+                <w:bottom w:val="nil"/>
+                <w:right w:val="nil"/>
+                <w:between w:val="nil"/>
+              </w:pBdr>
+              <w:spacing w:before="60" w:after="60"/>
+              <w:rPr>
+                <w:rFonts w:ascii="Times New Roman" w:eastAsia="Times New Roman" w:hAnsi="Times New Roman" w:cs="Times New Roman"/>
+              </w:rPr>
+            </w:pPr>
+            <w:r>
+              <w:rPr>
+                <w:rFonts w:ascii="Times New Roman" w:eastAsia="Times New Roman" w:hAnsi="Times New Roman" w:cs="Times New Roman"/>
+                <w:sz w:val="19"/>
+                <w:szCs w:val="19"/>
               </w:rPr>
               <w:t>Xem và cập nhật cài đặt học tập cá nhân</w:t>
             </w:r>
@@ -20010,26 +20259,35 @@
         </w:tc>
       </w:tr>
       <w:tr>
-        <w:tc>
-          <w:tcPr>
-            <w:tcW w:w="2304" w:type="dxa"/>
+        <w:trPr>
+          <w:cantSplit/>
+        </w:trPr>
+        <w:tc>
+          <w:tcPr>
+            <w:tcW w:w="2652" w:type="dxa"/>
             <w:shd w:val="clear" w:color="auto" w:fill="FFFFFF"/>
-            <w:tcMar>
-              <w:top w:w="90" w:type="dxa"/>
-              <w:left w:w="100" w:type="dxa"/>
-              <w:bottom w:w="90" w:type="dxa"/>
-              <w:right w:w="100" w:type="dxa"/>
-            </w:tcMar>
-            <w:vAlign w:val="center"/>
-          </w:tcPr>
-          <w:p>
-            <w:pPr>
-              <w:spacing w:before="40" w:after="40" w:line="252" w:lineRule="auto"/>
-            </w:pPr>
-            <w:r>
-              <w:rPr>
-                <w:color w:val="000000"/>
-                <w:sz w:val="18"/>
+          </w:tcPr>
+          <w:p>
+            <w:pPr>
+              <w:pBdr>
+                <w:top w:val="nil"/>
+                <w:left w:val="nil"/>
+                <w:bottom w:val="nil"/>
+                <w:right w:val="nil"/>
+                <w:between w:val="nil"/>
+              </w:pBdr>
+              <w:spacing w:before="60" w:after="60"/>
+              <w:rPr>
+                <w:rFonts w:ascii="Times New Roman" w:eastAsia="Times New Roman" w:hAnsi="Times New Roman" w:cs="Times New Roman"/>
+              </w:rPr>
+            </w:pPr>
+            <w:r>
+              <w:rPr>
+                <w:rFonts w:ascii="Times New Roman" w:eastAsia="Times New Roman" w:hAnsi="Times New Roman" w:cs="Times New Roman"/>
+                <w:b/>
+                <w:bCs/>
+                <w:sz w:val="19"/>
+                <w:szCs w:val="19"/>
               </w:rPr>
               <w:t>Phạm vi</w:t>
             </w:r>
@@ -20037,24 +20295,28 @@
         </w:tc>
         <w:tc>
           <w:tcPr>
-            <w:tcW w:w="6552" w:type="dxa"/>
+            <w:tcW w:w="6924" w:type="dxa"/>
             <w:shd w:val="clear" w:color="auto" w:fill="FFFFFF"/>
-            <w:tcMar>
-              <w:top w:w="90" w:type="dxa"/>
-              <w:left w:w="100" w:type="dxa"/>
-              <w:bottom w:w="90" w:type="dxa"/>
-              <w:right w:w="100" w:type="dxa"/>
-            </w:tcMar>
-            <w:vAlign w:val="center"/>
-          </w:tcPr>
-          <w:p>
-            <w:pPr>
-              <w:spacing w:before="40" w:after="40" w:line="252" w:lineRule="auto"/>
-            </w:pPr>
-            <w:r>
-              <w:rPr>
-                <w:color w:val="000000"/>
-                <w:sz w:val="18"/>
+          </w:tcPr>
+          <w:p>
+            <w:pPr>
+              <w:pBdr>
+                <w:top w:val="nil"/>
+                <w:left w:val="nil"/>
+                <w:bottom w:val="nil"/>
+                <w:right w:val="nil"/>
+                <w:between w:val="nil"/>
+              </w:pBdr>
+              <w:spacing w:before="60" w:after="60"/>
+              <w:rPr>
+                <w:rFonts w:ascii="Times New Roman" w:eastAsia="Times New Roman" w:hAnsi="Times New Roman" w:cs="Times New Roman"/>
+              </w:rPr>
+            </w:pPr>
+            <w:r>
+              <w:rPr>
+                <w:rFonts w:ascii="Times New Roman" w:eastAsia="Times New Roman" w:hAnsi="Times New Roman" w:cs="Times New Roman"/>
+                <w:sz w:val="19"/>
+                <w:szCs w:val="19"/>
               </w:rPr>
               <w:t>Auth &amp; User Service</w:t>
             </w:r>
@@ -20062,26 +20324,35 @@
         </w:tc>
       </w:tr>
       <w:tr>
-        <w:tc>
-          <w:tcPr>
-            <w:tcW w:w="2304" w:type="dxa"/>
+        <w:trPr>
+          <w:cantSplit/>
+        </w:trPr>
+        <w:tc>
+          <w:tcPr>
+            <w:tcW w:w="2652" w:type="dxa"/>
             <w:shd w:val="clear" w:color="auto" w:fill="F0F5FA"/>
-            <w:tcMar>
-              <w:top w:w="90" w:type="dxa"/>
-              <w:left w:w="100" w:type="dxa"/>
-              <w:bottom w:w="90" w:type="dxa"/>
-              <w:right w:w="100" w:type="dxa"/>
-            </w:tcMar>
-            <w:vAlign w:val="center"/>
-          </w:tcPr>
-          <w:p>
-            <w:pPr>
-              <w:spacing w:before="40" w:after="40" w:line="252" w:lineRule="auto"/>
-            </w:pPr>
-            <w:r>
-              <w:rPr>
-                <w:color w:val="000000"/>
-                <w:sz w:val="18"/>
+          </w:tcPr>
+          <w:p>
+            <w:pPr>
+              <w:pBdr>
+                <w:top w:val="nil"/>
+                <w:left w:val="nil"/>
+                <w:bottom w:val="nil"/>
+                <w:right w:val="nil"/>
+                <w:between w:val="nil"/>
+              </w:pBdr>
+              <w:spacing w:before="60" w:after="60"/>
+              <w:rPr>
+                <w:rFonts w:ascii="Times New Roman" w:eastAsia="Times New Roman" w:hAnsi="Times New Roman" w:cs="Times New Roman"/>
+              </w:rPr>
+            </w:pPr>
+            <w:r>
+              <w:rPr>
+                <w:rFonts w:ascii="Times New Roman" w:eastAsia="Times New Roman" w:hAnsi="Times New Roman" w:cs="Times New Roman"/>
+                <w:b/>
+                <w:bCs/>
+                <w:sz w:val="19"/>
+                <w:szCs w:val="19"/>
               </w:rPr>
               <w:t>Tác nhân</w:t>
             </w:r>
@@ -20089,24 +20360,30 @@
         </w:tc>
         <w:tc>
           <w:tcPr>
-            <w:tcW w:w="6552" w:type="dxa"/>
+            <w:tcW w:w="6924" w:type="dxa"/>
             <w:shd w:val="clear" w:color="auto" w:fill="F0F5FA"/>
-            <w:tcMar>
-              <w:top w:w="90" w:type="dxa"/>
-              <w:left w:w="100" w:type="dxa"/>
-              <w:bottom w:w="90" w:type="dxa"/>
-              <w:right w:w="100" w:type="dxa"/>
-            </w:tcMar>
-            <w:vAlign w:val="center"/>
-          </w:tcPr>
-          <w:p>
-            <w:pPr>
-              <w:spacing w:before="40" w:after="40" w:line="252" w:lineRule="auto"/>
-            </w:pPr>
-            <w:r>
-              <w:rPr>
-                <w:color w:val="000000"/>
-                <w:sz w:val="18"/>
+          </w:tcPr>
+          <w:p>
+            <w:pPr>
+              <w:pBdr>
+                <w:top w:val="nil"/>
+                <w:left w:val="nil"/>
+                <w:bottom w:val="nil"/>
+                <w:right w:val="nil"/>
+                <w:between w:val="nil"/>
+              </w:pBdr>
+              <w:spacing w:before="60" w:after="60"/>
+              <w:rPr>
+                <w:rFonts w:ascii="Times New Roman" w:eastAsia="Times New Roman" w:hAnsi="Times New Roman" w:cs="Times New Roman"/>
+                <w:sz w:val="19"/>
+                <w:szCs w:val="19"/>
+              </w:rPr>
+            </w:pPr>
+            <w:r>
+              <w:rPr>
+                <w:rFonts w:ascii="Times New Roman" w:eastAsia="Times New Roman" w:hAnsi="Times New Roman" w:cs="Times New Roman"/>
+                <w:sz w:val="19"/>
+                <w:szCs w:val="19"/>
               </w:rPr>
               <w:t>Học viên (USER)</w:t>
             </w:r>
@@ -20114,26 +20391,35 @@
         </w:tc>
       </w:tr>
       <w:tr>
-        <w:tc>
-          <w:tcPr>
-            <w:tcW w:w="2304" w:type="dxa"/>
+        <w:trPr>
+          <w:cantSplit/>
+        </w:trPr>
+        <w:tc>
+          <w:tcPr>
+            <w:tcW w:w="2652" w:type="dxa"/>
             <w:shd w:val="clear" w:color="auto" w:fill="FFFFFF"/>
-            <w:tcMar>
-              <w:top w:w="90" w:type="dxa"/>
-              <w:left w:w="100" w:type="dxa"/>
-              <w:bottom w:w="90" w:type="dxa"/>
-              <w:right w:w="100" w:type="dxa"/>
-            </w:tcMar>
-            <w:vAlign w:val="center"/>
-          </w:tcPr>
-          <w:p>
-            <w:pPr>
-              <w:spacing w:before="40" w:after="40" w:line="252" w:lineRule="auto"/>
-            </w:pPr>
-            <w:r>
-              <w:rPr>
-                <w:color w:val="000000"/>
-                <w:sz w:val="18"/>
+          </w:tcPr>
+          <w:p>
+            <w:pPr>
+              <w:pBdr>
+                <w:top w:val="nil"/>
+                <w:left w:val="nil"/>
+                <w:bottom w:val="nil"/>
+                <w:right w:val="nil"/>
+                <w:between w:val="nil"/>
+              </w:pBdr>
+              <w:spacing w:before="60" w:after="60"/>
+              <w:rPr>
+                <w:rFonts w:ascii="Times New Roman" w:eastAsia="Times New Roman" w:hAnsi="Times New Roman" w:cs="Times New Roman"/>
+              </w:rPr>
+            </w:pPr>
+            <w:r>
+              <w:rPr>
+                <w:rFonts w:ascii="Times New Roman" w:eastAsia="Times New Roman" w:hAnsi="Times New Roman" w:cs="Times New Roman"/>
+                <w:b/>
+                <w:bCs/>
+                <w:sz w:val="19"/>
+                <w:szCs w:val="19"/>
               </w:rPr>
               <w:t>Điều kiện tiên quyết</w:t>
             </w:r>
@@ -20141,24 +20427,28 @@
         </w:tc>
         <w:tc>
           <w:tcPr>
-            <w:tcW w:w="6552" w:type="dxa"/>
+            <w:tcW w:w="6924" w:type="dxa"/>
             <w:shd w:val="clear" w:color="auto" w:fill="FFFFFF"/>
-            <w:tcMar>
-              <w:top w:w="90" w:type="dxa"/>
-              <w:left w:w="100" w:type="dxa"/>
-              <w:bottom w:w="90" w:type="dxa"/>
-              <w:right w:w="100" w:type="dxa"/>
-            </w:tcMar>
-            <w:vAlign w:val="center"/>
-          </w:tcPr>
-          <w:p>
-            <w:pPr>
-              <w:spacing w:before="40" w:after="40" w:line="252" w:lineRule="auto"/>
-            </w:pPr>
-            <w:r>
-              <w:rPr>
-                <w:color w:val="000000"/>
-                <w:sz w:val="18"/>
+          </w:tcPr>
+          <w:p>
+            <w:pPr>
+              <w:pBdr>
+                <w:top w:val="nil"/>
+                <w:left w:val="nil"/>
+                <w:bottom w:val="nil"/>
+                <w:right w:val="nil"/>
+                <w:between w:val="nil"/>
+              </w:pBdr>
+              <w:spacing w:before="60" w:after="60"/>
+              <w:rPr>
+                <w:rFonts w:ascii="Times New Roman" w:eastAsia="Times New Roman" w:hAnsi="Times New Roman" w:cs="Times New Roman"/>
+              </w:rPr>
+            </w:pPr>
+            <w:r>
+              <w:rPr>
+                <w:rFonts w:ascii="Times New Roman" w:eastAsia="Times New Roman" w:hAnsi="Times New Roman" w:cs="Times New Roman"/>
+                <w:sz w:val="19"/>
+                <w:szCs w:val="19"/>
               </w:rPr>
               <w:t>Học viên đã đăng nhập bằng JWT hợp lệ.</w:t>
             </w:r>
@@ -20166,26 +20456,35 @@
         </w:tc>
       </w:tr>
       <w:tr>
-        <w:tc>
-          <w:tcPr>
-            <w:tcW w:w="2304" w:type="dxa"/>
+        <w:trPr>
+          <w:cantSplit/>
+        </w:trPr>
+        <w:tc>
+          <w:tcPr>
+            <w:tcW w:w="2652" w:type="dxa"/>
             <w:shd w:val="clear" w:color="auto" w:fill="F0F5FA"/>
-            <w:tcMar>
-              <w:top w:w="90" w:type="dxa"/>
-              <w:left w:w="100" w:type="dxa"/>
-              <w:bottom w:w="90" w:type="dxa"/>
-              <w:right w:w="100" w:type="dxa"/>
-            </w:tcMar>
-            <w:vAlign w:val="center"/>
-          </w:tcPr>
-          <w:p>
-            <w:pPr>
-              <w:spacing w:before="40" w:after="40" w:line="252" w:lineRule="auto"/>
-            </w:pPr>
-            <w:r>
-              <w:rPr>
-                <w:color w:val="000000"/>
-                <w:sz w:val="18"/>
+          </w:tcPr>
+          <w:p>
+            <w:pPr>
+              <w:pBdr>
+                <w:top w:val="nil"/>
+                <w:left w:val="nil"/>
+                <w:bottom w:val="nil"/>
+                <w:right w:val="nil"/>
+                <w:between w:val="nil"/>
+              </w:pBdr>
+              <w:spacing w:before="60" w:after="60"/>
+              <w:rPr>
+                <w:rFonts w:ascii="Times New Roman" w:eastAsia="Times New Roman" w:hAnsi="Times New Roman" w:cs="Times New Roman"/>
+              </w:rPr>
+            </w:pPr>
+            <w:r>
+              <w:rPr>
+                <w:rFonts w:ascii="Times New Roman" w:eastAsia="Times New Roman" w:hAnsi="Times New Roman" w:cs="Times New Roman"/>
+                <w:b/>
+                <w:bCs/>
+                <w:sz w:val="19"/>
+                <w:szCs w:val="19"/>
               </w:rPr>
               <w:t>Kích hoạt</w:t>
             </w:r>
@@ -20193,24 +20492,28 @@
         </w:tc>
         <w:tc>
           <w:tcPr>
-            <w:tcW w:w="6552" w:type="dxa"/>
+            <w:tcW w:w="6924" w:type="dxa"/>
             <w:shd w:val="clear" w:color="auto" w:fill="F0F5FA"/>
-            <w:tcMar>
-              <w:top w:w="90" w:type="dxa"/>
-              <w:left w:w="100" w:type="dxa"/>
-              <w:bottom w:w="90" w:type="dxa"/>
-              <w:right w:w="100" w:type="dxa"/>
-            </w:tcMar>
-            <w:vAlign w:val="center"/>
-          </w:tcPr>
-          <w:p>
-            <w:pPr>
-              <w:spacing w:before="40" w:after="40" w:line="252" w:lineRule="auto"/>
-            </w:pPr>
-            <w:r>
-              <w:rPr>
-                <w:color w:val="000000"/>
-                <w:sz w:val="18"/>
+          </w:tcPr>
+          <w:p>
+            <w:pPr>
+              <w:pBdr>
+                <w:top w:val="nil"/>
+                <w:left w:val="nil"/>
+                <w:bottom w:val="nil"/>
+                <w:right w:val="nil"/>
+                <w:between w:val="nil"/>
+              </w:pBdr>
+              <w:spacing w:before="60" w:after="60"/>
+              <w:rPr>
+                <w:rFonts w:ascii="Times New Roman" w:eastAsia="Times New Roman" w:hAnsi="Times New Roman" w:cs="Times New Roman"/>
+              </w:rPr>
+            </w:pPr>
+            <w:r>
+              <w:rPr>
+                <w:rFonts w:ascii="Times New Roman" w:eastAsia="Times New Roman" w:hAnsi="Times New Roman" w:cs="Times New Roman"/>
+                <w:sz w:val="19"/>
+                <w:szCs w:val="19"/>
               </w:rPr>
               <w:t>Học viên mở màn hình Cài đặt học tập hoặc lưu mục tiêu mới.</w:t>
             </w:r>
@@ -20218,26 +20521,35 @@
         </w:tc>
       </w:tr>
       <w:tr>
-        <w:tc>
-          <w:tcPr>
-            <w:tcW w:w="2304" w:type="dxa"/>
+        <w:trPr>
+          <w:cantSplit/>
+        </w:trPr>
+        <w:tc>
+          <w:tcPr>
+            <w:tcW w:w="2652" w:type="dxa"/>
             <w:shd w:val="clear" w:color="auto" w:fill="FFFFFF"/>
-            <w:tcMar>
-              <w:top w:w="90" w:type="dxa"/>
-              <w:left w:w="100" w:type="dxa"/>
-              <w:bottom w:w="90" w:type="dxa"/>
-              <w:right w:w="100" w:type="dxa"/>
-            </w:tcMar>
-            <w:vAlign w:val="center"/>
-          </w:tcPr>
-          <w:p>
-            <w:pPr>
-              <w:spacing w:before="40" w:after="40" w:line="252" w:lineRule="auto"/>
-            </w:pPr>
-            <w:r>
-              <w:rPr>
-                <w:color w:val="000000"/>
-                <w:sz w:val="18"/>
+          </w:tcPr>
+          <w:p>
+            <w:pPr>
+              <w:pBdr>
+                <w:top w:val="nil"/>
+                <w:left w:val="nil"/>
+                <w:bottom w:val="nil"/>
+                <w:right w:val="nil"/>
+                <w:between w:val="nil"/>
+              </w:pBdr>
+              <w:spacing w:before="60" w:after="60"/>
+              <w:rPr>
+                <w:rFonts w:ascii="Times New Roman" w:eastAsia="Times New Roman" w:hAnsi="Times New Roman" w:cs="Times New Roman"/>
+              </w:rPr>
+            </w:pPr>
+            <w:r>
+              <w:rPr>
+                <w:rFonts w:ascii="Times New Roman" w:eastAsia="Times New Roman" w:hAnsi="Times New Roman" w:cs="Times New Roman"/>
+                <w:b/>
+                <w:bCs/>
+                <w:sz w:val="19"/>
+                <w:szCs w:val="19"/>
               </w:rPr>
               <w:t>Điều kiện sau</w:t>
             </w:r>
@@ -20245,24 +20557,28 @@
         </w:tc>
         <w:tc>
           <w:tcPr>
-            <w:tcW w:w="6552" w:type="dxa"/>
+            <w:tcW w:w="6924" w:type="dxa"/>
             <w:shd w:val="clear" w:color="auto" w:fill="FFFFFF"/>
-            <w:tcMar>
-              <w:top w:w="90" w:type="dxa"/>
-              <w:left w:w="100" w:type="dxa"/>
-              <w:bottom w:w="90" w:type="dxa"/>
-              <w:right w:w="100" w:type="dxa"/>
-            </w:tcMar>
-            <w:vAlign w:val="center"/>
-          </w:tcPr>
-          <w:p>
-            <w:pPr>
-              <w:spacing w:before="40" w:after="40" w:line="252" w:lineRule="auto"/>
-            </w:pPr>
-            <w:r>
-              <w:rPr>
-                <w:color w:val="000000"/>
-                <w:sz w:val="18"/>
+          </w:tcPr>
+          <w:p>
+            <w:pPr>
+              <w:pBdr>
+                <w:top w:val="nil"/>
+                <w:left w:val="nil"/>
+                <w:bottom w:val="nil"/>
+                <w:right w:val="nil"/>
+                <w:between w:val="nil"/>
+              </w:pBdr>
+              <w:spacing w:before="60" w:after="60"/>
+              <w:rPr>
+                <w:rFonts w:ascii="Times New Roman" w:eastAsia="Times New Roman" w:hAnsi="Times New Roman" w:cs="Times New Roman"/>
+              </w:rPr>
+            </w:pPr>
+            <w:r>
+              <w:rPr>
+                <w:rFonts w:ascii="Times New Roman" w:eastAsia="Times New Roman" w:hAnsi="Times New Roman" w:cs="Times New Roman"/>
+                <w:sz w:val="19"/>
+                <w:szCs w:val="19"/>
               </w:rPr>
               <w:t>Setting được lưu trong auth_db.user_learning_settings, version tăng và sự kiện cập nhật được ghi vào Outbox.</w:t>
             </w:r>
@@ -20280,48 +20596,51 @@
     </w:p>
     <w:tbl>
       <w:tblPr>
-        <w:tblW w:w="8856" w:type="dxa"/>
-        <w:tblBorders>
-          <w:top w:val="single" w:sz="4" w:space="0" w:color="D9D9D9"/>
-          <w:left w:val="single" w:sz="4" w:space="0" w:color="D9D9D9"/>
-          <w:bottom w:val="single" w:sz="4" w:space="0" w:color="D9D9D9"/>
-          <w:right w:val="single" w:sz="4" w:space="0" w:color="D9D9D9"/>
-          <w:insideH w:val="single" w:sz="4" w:space="0" w:color="D9D9D9"/>
-          <w:insideV w:val="single" w:sz="4" w:space="0" w:color="D9D9D9"/>
-        </w:tblBorders>
+        <w:tblStyle w:val="ad"/>
+        <w:tblW w:w="9576" w:type="dxa"/>
+        <w:tblInd w:w="-108" w:type="dxa"/>
         <w:tblLayout w:type="fixed"/>
-        <w:tblLook w:val="04A0" w:firstRow="1" w:lastRow="0" w:firstColumn="1" w:lastColumn="0" w:noHBand="0" w:noVBand="1"/>
+        <w:tblLook w:val="0020" w:firstRow="1" w:lastRow="0" w:firstColumn="0" w:lastColumn="0" w:noHBand="0" w:noVBand="0"/>
       </w:tblPr>
       <w:tblGrid>
-        <w:gridCol w:w="936"/>
-        <w:gridCol w:w="3096"/>
-        <w:gridCol w:w="4824"/>
+        <w:gridCol w:w="3192"/>
+        <w:gridCol w:w="3192"/>
+        <w:gridCol w:w="3192"/>
       </w:tblGrid>
       <w:tr>
         <w:trPr>
+          <w:cnfStyle w:val="100000000000" w:firstRow="1" w:lastRow="0" w:firstColumn="0" w:lastColumn="0" w:oddVBand="0" w:evenVBand="0" w:oddHBand="0" w:evenHBand="0" w:firstRowFirstColumn="0" w:firstRowLastColumn="0" w:lastRowFirstColumn="0" w:lastRowLastColumn="0"/>
+          <w:cantSplit/>
           <w:tblHeader/>
         </w:trPr>
         <w:tc>
           <w:tcPr>
-            <w:tcW w:w="936" w:type="dxa"/>
-            <w:shd w:val="clear" w:color="auto" w:fill="1F4E78"/>
-            <w:tcMar>
-              <w:top w:w="90" w:type="dxa"/>
-              <w:left w:w="100" w:type="dxa"/>
-              <w:bottom w:w="90" w:type="dxa"/>
-              <w:right w:w="100" w:type="dxa"/>
-            </w:tcMar>
-            <w:vAlign w:val="center"/>
-          </w:tcPr>
-          <w:p>
-            <w:pPr>
-              <w:spacing w:before="40" w:after="40" w:line="252" w:lineRule="auto"/>
-            </w:pPr>
-            <w:r>
-              <w:rPr>
+            <w:tcW w:w="3192" w:type="dxa"/>
+            <w:shd w:val="clear" w:color="auto" w:fill="1F4E79"/>
+          </w:tcPr>
+          <w:p>
+            <w:pPr>
+              <w:pBdr>
+                <w:top w:val="nil"/>
+                <w:left w:val="nil"/>
+                <w:bottom w:val="nil"/>
+                <w:right w:val="nil"/>
+                <w:between w:val="nil"/>
+              </w:pBdr>
+              <w:spacing w:before="80" w:after="80"/>
+              <w:jc w:val="center"/>
+              <w:rPr>
+                <w:rFonts w:ascii="Times New Roman" w:eastAsia="Times New Roman" w:hAnsi="Times New Roman" w:cs="Times New Roman"/>
+              </w:rPr>
+            </w:pPr>
+            <w:r>
+              <w:rPr>
+                <w:rFonts w:ascii="Times New Roman" w:eastAsia="Times New Roman" w:hAnsi="Times New Roman" w:cs="Times New Roman"/>
                 <w:b/>
+                <w:bCs/>
                 <w:color w:val="FFFFFF"/>
-                <w:sz w:val="18"/>
+                <w:sz w:val="20"/>
+                <w:szCs w:val="20"/>
               </w:rPr>
               <w:t>Bước</w:t>
             </w:r>
@@ -20329,25 +20648,32 @@
         </w:tc>
         <w:tc>
           <w:tcPr>
-            <w:tcW w:w="3096" w:type="dxa"/>
-            <w:shd w:val="clear" w:color="auto" w:fill="1F4E78"/>
-            <w:tcMar>
-              <w:top w:w="90" w:type="dxa"/>
-              <w:left w:w="100" w:type="dxa"/>
-              <w:bottom w:w="90" w:type="dxa"/>
-              <w:right w:w="100" w:type="dxa"/>
-            </w:tcMar>
-            <w:vAlign w:val="center"/>
-          </w:tcPr>
-          <w:p>
-            <w:pPr>
-              <w:spacing w:before="40" w:after="40" w:line="252" w:lineRule="auto"/>
-            </w:pPr>
-            <w:r>
-              <w:rPr>
+            <w:tcW w:w="3192" w:type="dxa"/>
+            <w:shd w:val="clear" w:color="auto" w:fill="1F4E79"/>
+          </w:tcPr>
+          <w:p>
+            <w:pPr>
+              <w:pBdr>
+                <w:top w:val="nil"/>
+                <w:left w:val="nil"/>
+                <w:bottom w:val="nil"/>
+                <w:right w:val="nil"/>
+                <w:between w:val="nil"/>
+              </w:pBdr>
+              <w:spacing w:before="80" w:after="80"/>
+              <w:jc w:val="center"/>
+              <w:rPr>
+                <w:rFonts w:ascii="Times New Roman" w:eastAsia="Times New Roman" w:hAnsi="Times New Roman" w:cs="Times New Roman"/>
+              </w:rPr>
+            </w:pPr>
+            <w:r>
+              <w:rPr>
+                <w:rFonts w:ascii="Times New Roman" w:eastAsia="Times New Roman" w:hAnsi="Times New Roman" w:cs="Times New Roman"/>
                 <w:b/>
+                <w:bCs/>
                 <w:color w:val="FFFFFF"/>
-                <w:sz w:val="18"/>
+                <w:sz w:val="20"/>
+                <w:szCs w:val="20"/>
               </w:rPr>
               <w:t>Hành động của tác nhân</w:t>
             </w:r>
@@ -20355,25 +20681,32 @@
         </w:tc>
         <w:tc>
           <w:tcPr>
-            <w:tcW w:w="4824" w:type="dxa"/>
-            <w:shd w:val="clear" w:color="auto" w:fill="1F4E78"/>
-            <w:tcMar>
-              <w:top w:w="90" w:type="dxa"/>
-              <w:left w:w="100" w:type="dxa"/>
-              <w:bottom w:w="90" w:type="dxa"/>
-              <w:right w:w="100" w:type="dxa"/>
-            </w:tcMar>
-            <w:vAlign w:val="center"/>
-          </w:tcPr>
-          <w:p>
-            <w:pPr>
-              <w:spacing w:before="40" w:after="40" w:line="252" w:lineRule="auto"/>
-            </w:pPr>
-            <w:r>
-              <w:rPr>
+            <w:tcW w:w="3192" w:type="dxa"/>
+            <w:shd w:val="clear" w:color="auto" w:fill="1F4E79"/>
+          </w:tcPr>
+          <w:p>
+            <w:pPr>
+              <w:pBdr>
+                <w:top w:val="nil"/>
+                <w:left w:val="nil"/>
+                <w:bottom w:val="nil"/>
+                <w:right w:val="nil"/>
+                <w:between w:val="nil"/>
+              </w:pBdr>
+              <w:spacing w:before="80" w:after="80"/>
+              <w:jc w:val="center"/>
+              <w:rPr>
+                <w:rFonts w:ascii="Times New Roman" w:eastAsia="Times New Roman" w:hAnsi="Times New Roman" w:cs="Times New Roman"/>
+              </w:rPr>
+            </w:pPr>
+            <w:r>
+              <w:rPr>
+                <w:rFonts w:ascii="Times New Roman" w:eastAsia="Times New Roman" w:hAnsi="Times New Roman" w:cs="Times New Roman"/>
                 <w:b/>
+                <w:bCs/>
                 <w:color w:val="FFFFFF"/>
-                <w:sz w:val="18"/>
+                <w:sz w:val="20"/>
+                <w:szCs w:val="20"/>
               </w:rPr>
               <w:t>Phản hồi của hệ thống</w:t>
             </w:r>
@@ -20381,26 +20714,35 @@
         </w:tc>
       </w:tr>
       <w:tr>
-        <w:tc>
-          <w:tcPr>
-            <w:tcW w:w="936" w:type="dxa"/>
+        <w:trPr>
+          <w:cantSplit/>
+        </w:trPr>
+        <w:tc>
+          <w:tcPr>
+            <w:tcW w:w="3192" w:type="dxa"/>
             <w:shd w:val="clear" w:color="auto" w:fill="FFFFFF"/>
-            <w:tcMar>
-              <w:top w:w="90" w:type="dxa"/>
-              <w:left w:w="100" w:type="dxa"/>
-              <w:bottom w:w="90" w:type="dxa"/>
-              <w:right w:w="100" w:type="dxa"/>
-            </w:tcMar>
-            <w:vAlign w:val="center"/>
-          </w:tcPr>
-          <w:p>
-            <w:pPr>
-              <w:spacing w:before="40" w:after="40" w:line="252" w:lineRule="auto"/>
-            </w:pPr>
-            <w:r>
-              <w:rPr>
-                <w:color w:val="000000"/>
-                <w:sz w:val="18"/>
+          </w:tcPr>
+          <w:p>
+            <w:pPr>
+              <w:pBdr>
+                <w:top w:val="nil"/>
+                <w:left w:val="nil"/>
+                <w:bottom w:val="nil"/>
+                <w:right w:val="nil"/>
+                <w:between w:val="nil"/>
+              </w:pBdr>
+              <w:spacing w:before="60" w:after="60"/>
+              <w:rPr>
+                <w:rFonts w:ascii="Times New Roman" w:eastAsia="Times New Roman" w:hAnsi="Times New Roman" w:cs="Times New Roman"/>
+              </w:rPr>
+            </w:pPr>
+            <w:r>
+              <w:rPr>
+                <w:rFonts w:ascii="Times New Roman" w:eastAsia="Times New Roman" w:hAnsi="Times New Roman" w:cs="Times New Roman"/>
+                <w:b/>
+                <w:bCs/>
+                <w:sz w:val="19"/>
+                <w:szCs w:val="19"/>
               </w:rPr>
               <w:t>1</w:t>
             </w:r>
@@ -20408,24 +20750,28 @@
         </w:tc>
         <w:tc>
           <w:tcPr>
-            <w:tcW w:w="3096" w:type="dxa"/>
+            <w:tcW w:w="3192" w:type="dxa"/>
             <w:shd w:val="clear" w:color="auto" w:fill="FFFFFF"/>
-            <w:tcMar>
-              <w:top w:w="90" w:type="dxa"/>
-              <w:left w:w="100" w:type="dxa"/>
-              <w:bottom w:w="90" w:type="dxa"/>
-              <w:right w:w="100" w:type="dxa"/>
-            </w:tcMar>
-            <w:vAlign w:val="center"/>
-          </w:tcPr>
-          <w:p>
-            <w:pPr>
-              <w:spacing w:before="40" w:after="40" w:line="252" w:lineRule="auto"/>
-            </w:pPr>
-            <w:r>
-              <w:rPr>
-                <w:color w:val="000000"/>
-                <w:sz w:val="18"/>
+          </w:tcPr>
+          <w:p>
+            <w:pPr>
+              <w:pBdr>
+                <w:top w:val="nil"/>
+                <w:left w:val="nil"/>
+                <w:bottom w:val="nil"/>
+                <w:right w:val="nil"/>
+                <w:between w:val="nil"/>
+              </w:pBdr>
+              <w:spacing w:before="60" w:after="60"/>
+              <w:rPr>
+                <w:rFonts w:ascii="Times New Roman" w:eastAsia="Times New Roman" w:hAnsi="Times New Roman" w:cs="Times New Roman"/>
+              </w:rPr>
+            </w:pPr>
+            <w:r>
+              <w:rPr>
+                <w:rFonts w:ascii="Times New Roman" w:eastAsia="Times New Roman" w:hAnsi="Times New Roman" w:cs="Times New Roman"/>
+                <w:sz w:val="19"/>
+                <w:szCs w:val="19"/>
               </w:rPr>
               <w:t>Học viên mở màn hình Setting.</w:t>
             </w:r>
@@ -20433,24 +20779,28 @@
         </w:tc>
         <w:tc>
           <w:tcPr>
-            <w:tcW w:w="4824" w:type="dxa"/>
+            <w:tcW w:w="3192" w:type="dxa"/>
             <w:shd w:val="clear" w:color="auto" w:fill="FFFFFF"/>
-            <w:tcMar>
-              <w:top w:w="90" w:type="dxa"/>
-              <w:left w:w="100" w:type="dxa"/>
-              <w:bottom w:w="90" w:type="dxa"/>
-              <w:right w:w="100" w:type="dxa"/>
-            </w:tcMar>
-            <w:vAlign w:val="center"/>
-          </w:tcPr>
-          <w:p>
-            <w:pPr>
-              <w:spacing w:before="40" w:after="40" w:line="252" w:lineRule="auto"/>
-            </w:pPr>
-            <w:r>
-              <w:rPr>
-                <w:color w:val="000000"/>
-                <w:sz w:val="18"/>
+          </w:tcPr>
+          <w:p>
+            <w:pPr>
+              <w:pBdr>
+                <w:top w:val="nil"/>
+                <w:left w:val="nil"/>
+                <w:bottom w:val="nil"/>
+                <w:right w:val="nil"/>
+                <w:between w:val="nil"/>
+              </w:pBdr>
+              <w:spacing w:before="60" w:after="60"/>
+              <w:rPr>
+                <w:rFonts w:ascii="Times New Roman" w:eastAsia="Times New Roman" w:hAnsi="Times New Roman" w:cs="Times New Roman"/>
+              </w:rPr>
+            </w:pPr>
+            <w:r>
+              <w:rPr>
+                <w:rFonts w:ascii="Times New Roman" w:eastAsia="Times New Roman" w:hAnsi="Times New Roman" w:cs="Times New Roman"/>
+                <w:sz w:val="19"/>
+                <w:szCs w:val="19"/>
               </w:rPr>
               <w:t>Auth Service trả cấu hình hiện hành hoặc cấu hình mặc định.</w:t>
             </w:r>
@@ -20458,26 +20808,35 @@
         </w:tc>
       </w:tr>
       <w:tr>
-        <w:tc>
-          <w:tcPr>
-            <w:tcW w:w="936" w:type="dxa"/>
+        <w:trPr>
+          <w:cantSplit/>
+        </w:trPr>
+        <w:tc>
+          <w:tcPr>
+            <w:tcW w:w="3192" w:type="dxa"/>
             <w:shd w:val="clear" w:color="auto" w:fill="F0F5FA"/>
-            <w:tcMar>
-              <w:top w:w="90" w:type="dxa"/>
-              <w:left w:w="100" w:type="dxa"/>
-              <w:bottom w:w="90" w:type="dxa"/>
-              <w:right w:w="100" w:type="dxa"/>
-            </w:tcMar>
-            <w:vAlign w:val="center"/>
-          </w:tcPr>
-          <w:p>
-            <w:pPr>
-              <w:spacing w:before="40" w:after="40" w:line="252" w:lineRule="auto"/>
-            </w:pPr>
-            <w:r>
-              <w:rPr>
-                <w:color w:val="000000"/>
-                <w:sz w:val="18"/>
+          </w:tcPr>
+          <w:p>
+            <w:pPr>
+              <w:pBdr>
+                <w:top w:val="nil"/>
+                <w:left w:val="nil"/>
+                <w:bottom w:val="nil"/>
+                <w:right w:val="nil"/>
+                <w:between w:val="nil"/>
+              </w:pBdr>
+              <w:spacing w:before="60" w:after="60"/>
+              <w:rPr>
+                <w:rFonts w:ascii="Times New Roman" w:eastAsia="Times New Roman" w:hAnsi="Times New Roman" w:cs="Times New Roman"/>
+              </w:rPr>
+            </w:pPr>
+            <w:r>
+              <w:rPr>
+                <w:rFonts w:ascii="Times New Roman" w:eastAsia="Times New Roman" w:hAnsi="Times New Roman" w:cs="Times New Roman"/>
+                <w:b/>
+                <w:bCs/>
+                <w:sz w:val="19"/>
+                <w:szCs w:val="19"/>
               </w:rPr>
               <w:t>2</w:t>
             </w:r>
@@ -20485,24 +20844,28 @@
         </w:tc>
         <w:tc>
           <w:tcPr>
-            <w:tcW w:w="3096" w:type="dxa"/>
+            <w:tcW w:w="3192" w:type="dxa"/>
             <w:shd w:val="clear" w:color="auto" w:fill="F0F5FA"/>
-            <w:tcMar>
-              <w:top w:w="90" w:type="dxa"/>
-              <w:left w:w="100" w:type="dxa"/>
-              <w:bottom w:w="90" w:type="dxa"/>
-              <w:right w:w="100" w:type="dxa"/>
-            </w:tcMar>
-            <w:vAlign w:val="center"/>
-          </w:tcPr>
-          <w:p>
-            <w:pPr>
-              <w:spacing w:before="40" w:after="40" w:line="252" w:lineRule="auto"/>
-            </w:pPr>
-            <w:r>
-              <w:rPr>
-                <w:color w:val="000000"/>
-                <w:sz w:val="18"/>
+          </w:tcPr>
+          <w:p>
+            <w:pPr>
+              <w:pBdr>
+                <w:top w:val="nil"/>
+                <w:left w:val="nil"/>
+                <w:bottom w:val="nil"/>
+                <w:right w:val="nil"/>
+                <w:between w:val="nil"/>
+              </w:pBdr>
+              <w:spacing w:before="60" w:after="60"/>
+              <w:rPr>
+                <w:rFonts w:ascii="Times New Roman" w:eastAsia="Times New Roman" w:hAnsi="Times New Roman" w:cs="Times New Roman"/>
+              </w:rPr>
+            </w:pPr>
+            <w:r>
+              <w:rPr>
+                <w:rFonts w:ascii="Times New Roman" w:eastAsia="Times New Roman" w:hAnsi="Times New Roman" w:cs="Times New Roman"/>
+                <w:sz w:val="19"/>
+                <w:szCs w:val="19"/>
               </w:rPr>
               <w:t>Học viên cập nhật mục tiêu và lịch học.</w:t>
             </w:r>
@@ -20510,24 +20873,28 @@
         </w:tc>
         <w:tc>
           <w:tcPr>
-            <w:tcW w:w="4824" w:type="dxa"/>
+            <w:tcW w:w="3192" w:type="dxa"/>
             <w:shd w:val="clear" w:color="auto" w:fill="F0F5FA"/>
-            <w:tcMar>
-              <w:top w:w="90" w:type="dxa"/>
-              <w:left w:w="100" w:type="dxa"/>
-              <w:bottom w:w="90" w:type="dxa"/>
-              <w:right w:w="100" w:type="dxa"/>
-            </w:tcMar>
-            <w:vAlign w:val="center"/>
-          </w:tcPr>
-          <w:p>
-            <w:pPr>
-              <w:spacing w:before="40" w:after="40" w:line="252" w:lineRule="auto"/>
-            </w:pPr>
-            <w:r>
-              <w:rPr>
-                <w:color w:val="000000"/>
-                <w:sz w:val="18"/>
+          </w:tcPr>
+          <w:p>
+            <w:pPr>
+              <w:pBdr>
+                <w:top w:val="nil"/>
+                <w:left w:val="nil"/>
+                <w:bottom w:val="nil"/>
+                <w:right w:val="nil"/>
+                <w:between w:val="nil"/>
+              </w:pBdr>
+              <w:spacing w:before="60" w:after="60"/>
+              <w:rPr>
+                <w:rFonts w:ascii="Times New Roman" w:eastAsia="Times New Roman" w:hAnsi="Times New Roman" w:cs="Times New Roman"/>
+              </w:rPr>
+            </w:pPr>
+            <w:r>
+              <w:rPr>
+                <w:rFonts w:ascii="Times New Roman" w:eastAsia="Times New Roman" w:hAnsi="Times New Roman" w:cs="Times New Roman"/>
+                <w:sz w:val="19"/>
+                <w:szCs w:val="19"/>
               </w:rPr>
               <w:t>Client kiểm tra định dạng và gửi PATCH kèm version hiện tại.</w:t>
             </w:r>
@@ -20535,26 +20902,35 @@
         </w:tc>
       </w:tr>
       <w:tr>
-        <w:tc>
-          <w:tcPr>
-            <w:tcW w:w="936" w:type="dxa"/>
+        <w:trPr>
+          <w:cantSplit/>
+        </w:trPr>
+        <w:tc>
+          <w:tcPr>
+            <w:tcW w:w="3192" w:type="dxa"/>
             <w:shd w:val="clear" w:color="auto" w:fill="FFFFFF"/>
-            <w:tcMar>
-              <w:top w:w="90" w:type="dxa"/>
-              <w:left w:w="100" w:type="dxa"/>
-              <w:bottom w:w="90" w:type="dxa"/>
-              <w:right w:w="100" w:type="dxa"/>
-            </w:tcMar>
-            <w:vAlign w:val="center"/>
-          </w:tcPr>
-          <w:p>
-            <w:pPr>
-              <w:spacing w:before="40" w:after="40" w:line="252" w:lineRule="auto"/>
-            </w:pPr>
-            <w:r>
-              <w:rPr>
-                <w:color w:val="000000"/>
-                <w:sz w:val="18"/>
+          </w:tcPr>
+          <w:p>
+            <w:pPr>
+              <w:pBdr>
+                <w:top w:val="nil"/>
+                <w:left w:val="nil"/>
+                <w:bottom w:val="nil"/>
+                <w:right w:val="nil"/>
+                <w:between w:val="nil"/>
+              </w:pBdr>
+              <w:spacing w:before="60" w:after="60"/>
+              <w:rPr>
+                <w:rFonts w:ascii="Times New Roman" w:eastAsia="Times New Roman" w:hAnsi="Times New Roman" w:cs="Times New Roman"/>
+              </w:rPr>
+            </w:pPr>
+            <w:r>
+              <w:rPr>
+                <w:rFonts w:ascii="Times New Roman" w:eastAsia="Times New Roman" w:hAnsi="Times New Roman" w:cs="Times New Roman"/>
+                <w:b/>
+                <w:bCs/>
+                <w:sz w:val="19"/>
+                <w:szCs w:val="19"/>
               </w:rPr>
               <w:t>3</w:t>
             </w:r>
@@ -20562,24 +20938,28 @@
         </w:tc>
         <w:tc>
           <w:tcPr>
-            <w:tcW w:w="3096" w:type="dxa"/>
+            <w:tcW w:w="3192" w:type="dxa"/>
             <w:shd w:val="clear" w:color="auto" w:fill="FFFFFF"/>
-            <w:tcMar>
-              <w:top w:w="90" w:type="dxa"/>
-              <w:left w:w="100" w:type="dxa"/>
-              <w:bottom w:w="90" w:type="dxa"/>
-              <w:right w:w="100" w:type="dxa"/>
-            </w:tcMar>
-            <w:vAlign w:val="center"/>
-          </w:tcPr>
-          <w:p>
-            <w:pPr>
-              <w:spacing w:before="40" w:after="40" w:line="252" w:lineRule="auto"/>
-            </w:pPr>
-            <w:r>
-              <w:rPr>
-                <w:color w:val="000000"/>
-                <w:sz w:val="18"/>
+          </w:tcPr>
+          <w:p>
+            <w:pPr>
+              <w:pBdr>
+                <w:top w:val="nil"/>
+                <w:left w:val="nil"/>
+                <w:bottom w:val="nil"/>
+                <w:right w:val="nil"/>
+                <w:between w:val="nil"/>
+              </w:pBdr>
+              <w:spacing w:before="60" w:after="60"/>
+              <w:rPr>
+                <w:rFonts w:ascii="Times New Roman" w:eastAsia="Times New Roman" w:hAnsi="Times New Roman" w:cs="Times New Roman"/>
+              </w:rPr>
+            </w:pPr>
+            <w:r>
+              <w:rPr>
+                <w:rFonts w:ascii="Times New Roman" w:eastAsia="Times New Roman" w:hAnsi="Times New Roman" w:cs="Times New Roman"/>
+                <w:sz w:val="19"/>
+                <w:szCs w:val="19"/>
               </w:rPr>
               <w:t>Học viên nhấn Lưu.</w:t>
             </w:r>
@@ -20587,24 +20967,28 @@
         </w:tc>
         <w:tc>
           <w:tcPr>
-            <w:tcW w:w="4824" w:type="dxa"/>
+            <w:tcW w:w="3192" w:type="dxa"/>
             <w:shd w:val="clear" w:color="auto" w:fill="FFFFFF"/>
-            <w:tcMar>
-              <w:top w:w="90" w:type="dxa"/>
-              <w:left w:w="100" w:type="dxa"/>
-              <w:bottom w:w="90" w:type="dxa"/>
-              <w:right w:w="100" w:type="dxa"/>
-            </w:tcMar>
-            <w:vAlign w:val="center"/>
-          </w:tcPr>
-          <w:p>
-            <w:pPr>
-              <w:spacing w:before="40" w:after="40" w:line="252" w:lineRule="auto"/>
-            </w:pPr>
-            <w:r>
-              <w:rPr>
-                <w:color w:val="000000"/>
-                <w:sz w:val="18"/>
+          </w:tcPr>
+          <w:p>
+            <w:pPr>
+              <w:pBdr>
+                <w:top w:val="nil"/>
+                <w:left w:val="nil"/>
+                <w:bottom w:val="nil"/>
+                <w:right w:val="nil"/>
+                <w:between w:val="nil"/>
+              </w:pBdr>
+              <w:spacing w:before="60" w:after="60"/>
+              <w:rPr>
+                <w:rFonts w:ascii="Times New Roman" w:eastAsia="Times New Roman" w:hAnsi="Times New Roman" w:cs="Times New Roman"/>
+              </w:rPr>
+            </w:pPr>
+            <w:r>
+              <w:rPr>
+                <w:rFonts w:ascii="Times New Roman" w:eastAsia="Times New Roman" w:hAnsi="Times New Roman" w:cs="Times New Roman"/>
+                <w:sz w:val="19"/>
+                <w:szCs w:val="19"/>
               </w:rPr>
               <w:t>Backend kiểm tra miền giá trị, cập nhật setting, tăng version và ghi Outbox trong một transaction.</w:t>
             </w:r>
@@ -20612,26 +20996,35 @@
         </w:tc>
       </w:tr>
       <w:tr>
-        <w:tc>
-          <w:tcPr>
-            <w:tcW w:w="936" w:type="dxa"/>
+        <w:trPr>
+          <w:cantSplit/>
+        </w:trPr>
+        <w:tc>
+          <w:tcPr>
+            <w:tcW w:w="3192" w:type="dxa"/>
             <w:shd w:val="clear" w:color="auto" w:fill="F0F5FA"/>
-            <w:tcMar>
-              <w:top w:w="90" w:type="dxa"/>
-              <w:left w:w="100" w:type="dxa"/>
-              <w:bottom w:w="90" w:type="dxa"/>
-              <w:right w:w="100" w:type="dxa"/>
-            </w:tcMar>
-            <w:vAlign w:val="center"/>
-          </w:tcPr>
-          <w:p>
-            <w:pPr>
-              <w:spacing w:before="40" w:after="40" w:line="252" w:lineRule="auto"/>
-            </w:pPr>
-            <w:r>
-              <w:rPr>
-                <w:color w:val="000000"/>
-                <w:sz w:val="18"/>
+          </w:tcPr>
+          <w:p>
+            <w:pPr>
+              <w:pBdr>
+                <w:top w:val="nil"/>
+                <w:left w:val="nil"/>
+                <w:bottom w:val="nil"/>
+                <w:right w:val="nil"/>
+                <w:between w:val="nil"/>
+              </w:pBdr>
+              <w:spacing w:before="60" w:after="60"/>
+              <w:rPr>
+                <w:rFonts w:ascii="Times New Roman" w:eastAsia="Times New Roman" w:hAnsi="Times New Roman" w:cs="Times New Roman"/>
+              </w:rPr>
+            </w:pPr>
+            <w:r>
+              <w:rPr>
+                <w:rFonts w:ascii="Times New Roman" w:eastAsia="Times New Roman" w:hAnsi="Times New Roman" w:cs="Times New Roman"/>
+                <w:b/>
+                <w:bCs/>
+                <w:sz w:val="19"/>
+                <w:szCs w:val="19"/>
               </w:rPr>
               <w:t>4</w:t>
             </w:r>
@@ -20639,24 +21032,28 @@
         </w:tc>
         <w:tc>
           <w:tcPr>
-            <w:tcW w:w="3096" w:type="dxa"/>
+            <w:tcW w:w="3192" w:type="dxa"/>
             <w:shd w:val="clear" w:color="auto" w:fill="F0F5FA"/>
-            <w:tcMar>
-              <w:top w:w="90" w:type="dxa"/>
-              <w:left w:w="100" w:type="dxa"/>
-              <w:bottom w:w="90" w:type="dxa"/>
-              <w:right w:w="100" w:type="dxa"/>
-            </w:tcMar>
-            <w:vAlign w:val="center"/>
-          </w:tcPr>
-          <w:p>
-            <w:pPr>
-              <w:spacing w:before="40" w:after="40" w:line="252" w:lineRule="auto"/>
-            </w:pPr>
-            <w:r>
-              <w:rPr>
-                <w:color w:val="000000"/>
-                <w:sz w:val="18"/>
+          </w:tcPr>
+          <w:p>
+            <w:pPr>
+              <w:pBdr>
+                <w:top w:val="nil"/>
+                <w:left w:val="nil"/>
+                <w:bottom w:val="nil"/>
+                <w:right w:val="nil"/>
+                <w:between w:val="nil"/>
+              </w:pBdr>
+              <w:spacing w:before="60" w:after="60"/>
+              <w:rPr>
+                <w:rFonts w:ascii="Times New Roman" w:eastAsia="Times New Roman" w:hAnsi="Times New Roman" w:cs="Times New Roman"/>
+              </w:rPr>
+            </w:pPr>
+            <w:r>
+              <w:rPr>
+                <w:rFonts w:ascii="Times New Roman" w:eastAsia="Times New Roman" w:hAnsi="Times New Roman" w:cs="Times New Roman"/>
+                <w:sz w:val="19"/>
+                <w:szCs w:val="19"/>
               </w:rPr>
               <w:t>Hệ thống hoàn tất.</w:t>
             </w:r>
@@ -20664,24 +21061,28 @@
         </w:tc>
         <w:tc>
           <w:tcPr>
-            <w:tcW w:w="4824" w:type="dxa"/>
+            <w:tcW w:w="3192" w:type="dxa"/>
             <w:shd w:val="clear" w:color="auto" w:fill="F0F5FA"/>
-            <w:tcMar>
-              <w:top w:w="90" w:type="dxa"/>
-              <w:left w:w="100" w:type="dxa"/>
-              <w:bottom w:w="90" w:type="dxa"/>
-              <w:right w:w="100" w:type="dxa"/>
-            </w:tcMar>
-            <w:vAlign w:val="center"/>
-          </w:tcPr>
-          <w:p>
-            <w:pPr>
-              <w:spacing w:before="40" w:after="40" w:line="252" w:lineRule="auto"/>
-            </w:pPr>
-            <w:r>
-              <w:rPr>
-                <w:color w:val="000000"/>
-                <w:sz w:val="18"/>
+          </w:tcPr>
+          <w:p>
+            <w:pPr>
+              <w:pBdr>
+                <w:top w:val="nil"/>
+                <w:left w:val="nil"/>
+                <w:bottom w:val="nil"/>
+                <w:right w:val="nil"/>
+                <w:between w:val="nil"/>
+              </w:pBdr>
+              <w:spacing w:before="60" w:after="60"/>
+              <w:rPr>
+                <w:rFonts w:ascii="Times New Roman" w:eastAsia="Times New Roman" w:hAnsi="Times New Roman" w:cs="Times New Roman"/>
+              </w:rPr>
+            </w:pPr>
+            <w:r>
+              <w:rPr>
+                <w:rFonts w:ascii="Times New Roman" w:eastAsia="Times New Roman" w:hAnsi="Times New Roman" w:cs="Times New Roman"/>
+                <w:sz w:val="19"/>
+                <w:szCs w:val="19"/>
               </w:rPr>
               <w:t>Trả HTTP 200 và đồng bộ cấu hình mới trên các thiết bị.</w:t>
             </w:r>
@@ -20694,54 +21095,56 @@
         <w:pStyle w:val="Heading5"/>
       </w:pPr>
       <w:r>
-        <w:lastRenderedPageBreak/>
         <w:t>BẢNG LUỒNG MỞ RỘNG &amp; NGOẠI LỆ (EXTENSIONS)</w:t>
       </w:r>
     </w:p>
     <w:tbl>
       <w:tblPr>
-        <w:tblW w:w="8856" w:type="dxa"/>
-        <w:tblBorders>
-          <w:top w:val="single" w:sz="4" w:space="0" w:color="D9D9D9"/>
-          <w:left w:val="single" w:sz="4" w:space="0" w:color="D9D9D9"/>
-          <w:bottom w:val="single" w:sz="4" w:space="0" w:color="D9D9D9"/>
-          <w:right w:val="single" w:sz="4" w:space="0" w:color="D9D9D9"/>
-          <w:insideH w:val="single" w:sz="4" w:space="0" w:color="D9D9D9"/>
-          <w:insideV w:val="single" w:sz="4" w:space="0" w:color="D9D9D9"/>
-        </w:tblBorders>
+        <w:tblStyle w:val="ae"/>
+        <w:tblW w:w="9576" w:type="dxa"/>
+        <w:tblInd w:w="-108" w:type="dxa"/>
         <w:tblLayout w:type="fixed"/>
-        <w:tblLook w:val="04A0" w:firstRow="1" w:lastRow="0" w:firstColumn="1" w:lastColumn="0" w:noHBand="0" w:noVBand="1"/>
+        <w:tblLook w:val="0020" w:firstRow="1" w:lastRow="0" w:firstColumn="0" w:lastColumn="0" w:noHBand="0" w:noVBand="0"/>
       </w:tblPr>
       <w:tblGrid>
-        <w:gridCol w:w="936"/>
-        <w:gridCol w:w="3096"/>
-        <w:gridCol w:w="4824"/>
+        <w:gridCol w:w="3192"/>
+        <w:gridCol w:w="3192"/>
+        <w:gridCol w:w="3192"/>
       </w:tblGrid>
       <w:tr>
         <w:trPr>
+          <w:cnfStyle w:val="100000000000" w:firstRow="1" w:lastRow="0" w:firstColumn="0" w:lastColumn="0" w:oddVBand="0" w:evenVBand="0" w:oddHBand="0" w:evenHBand="0" w:firstRowFirstColumn="0" w:firstRowLastColumn="0" w:lastRowFirstColumn="0" w:lastRowLastColumn="0"/>
+          <w:cantSplit/>
           <w:tblHeader/>
         </w:trPr>
         <w:tc>
           <w:tcPr>
-            <w:tcW w:w="936" w:type="dxa"/>
-            <w:shd w:val="clear" w:color="auto" w:fill="1F4E78"/>
-            <w:tcMar>
-              <w:top w:w="90" w:type="dxa"/>
-              <w:left w:w="100" w:type="dxa"/>
-              <w:bottom w:w="90" w:type="dxa"/>
-              <w:right w:w="100" w:type="dxa"/>
-            </w:tcMar>
-            <w:vAlign w:val="center"/>
-          </w:tcPr>
-          <w:p>
-            <w:pPr>
-              <w:spacing w:before="40" w:after="40" w:line="252" w:lineRule="auto"/>
-            </w:pPr>
-            <w:r>
-              <w:rPr>
+            <w:tcW w:w="3192" w:type="dxa"/>
+            <w:shd w:val="clear" w:color="auto" w:fill="1F4E79"/>
+          </w:tcPr>
+          <w:p>
+            <w:pPr>
+              <w:pBdr>
+                <w:top w:val="nil"/>
+                <w:left w:val="nil"/>
+                <w:bottom w:val="nil"/>
+                <w:right w:val="nil"/>
+                <w:between w:val="nil"/>
+              </w:pBdr>
+              <w:spacing w:before="80" w:after="80"/>
+              <w:jc w:val="center"/>
+              <w:rPr>
+                <w:rFonts w:ascii="Times New Roman" w:eastAsia="Times New Roman" w:hAnsi="Times New Roman" w:cs="Times New Roman"/>
+              </w:rPr>
+            </w:pPr>
+            <w:r>
+              <w:rPr>
+                <w:rFonts w:ascii="Times New Roman" w:eastAsia="Times New Roman" w:hAnsi="Times New Roman" w:cs="Times New Roman"/>
                 <w:b/>
+                <w:bCs/>
                 <w:color w:val="FFFFFF"/>
-                <w:sz w:val="18"/>
+                <w:sz w:val="20"/>
+                <w:szCs w:val="20"/>
               </w:rPr>
               <w:t>Bước rẽ nhánh</w:t>
             </w:r>
@@ -20749,25 +21152,32 @@
         </w:tc>
         <w:tc>
           <w:tcPr>
-            <w:tcW w:w="3096" w:type="dxa"/>
-            <w:shd w:val="clear" w:color="auto" w:fill="1F4E78"/>
-            <w:tcMar>
-              <w:top w:w="90" w:type="dxa"/>
-              <w:left w:w="100" w:type="dxa"/>
-              <w:bottom w:w="90" w:type="dxa"/>
-              <w:right w:w="100" w:type="dxa"/>
-            </w:tcMar>
-            <w:vAlign w:val="center"/>
-          </w:tcPr>
-          <w:p>
-            <w:pPr>
-              <w:spacing w:before="40" w:after="40" w:line="252" w:lineRule="auto"/>
-            </w:pPr>
-            <w:r>
-              <w:rPr>
+            <w:tcW w:w="3192" w:type="dxa"/>
+            <w:shd w:val="clear" w:color="auto" w:fill="1F4E79"/>
+          </w:tcPr>
+          <w:p>
+            <w:pPr>
+              <w:pBdr>
+                <w:top w:val="nil"/>
+                <w:left w:val="nil"/>
+                <w:bottom w:val="nil"/>
+                <w:right w:val="nil"/>
+                <w:between w:val="nil"/>
+              </w:pBdr>
+              <w:spacing w:before="80" w:after="80"/>
+              <w:jc w:val="center"/>
+              <w:rPr>
+                <w:rFonts w:ascii="Times New Roman" w:eastAsia="Times New Roman" w:hAnsi="Times New Roman" w:cs="Times New Roman"/>
+              </w:rPr>
+            </w:pPr>
+            <w:r>
+              <w:rPr>
+                <w:rFonts w:ascii="Times New Roman" w:eastAsia="Times New Roman" w:hAnsi="Times New Roman" w:cs="Times New Roman"/>
                 <w:b/>
+                <w:bCs/>
                 <w:color w:val="FFFFFF"/>
-                <w:sz w:val="18"/>
+                <w:sz w:val="20"/>
+                <w:szCs w:val="20"/>
               </w:rPr>
               <w:t>Điều kiện</w:t>
             </w:r>
@@ -20775,25 +21185,32 @@
         </w:tc>
         <w:tc>
           <w:tcPr>
-            <w:tcW w:w="4824" w:type="dxa"/>
-            <w:shd w:val="clear" w:color="auto" w:fill="1F4E78"/>
-            <w:tcMar>
-              <w:top w:w="90" w:type="dxa"/>
-              <w:left w:w="100" w:type="dxa"/>
-              <w:bottom w:w="90" w:type="dxa"/>
-              <w:right w:w="100" w:type="dxa"/>
-            </w:tcMar>
-            <w:vAlign w:val="center"/>
-          </w:tcPr>
-          <w:p>
-            <w:pPr>
-              <w:spacing w:before="40" w:after="40" w:line="252" w:lineRule="auto"/>
-            </w:pPr>
-            <w:r>
-              <w:rPr>
+            <w:tcW w:w="3192" w:type="dxa"/>
+            <w:shd w:val="clear" w:color="auto" w:fill="1F4E79"/>
+          </w:tcPr>
+          <w:p>
+            <w:pPr>
+              <w:pBdr>
+                <w:top w:val="nil"/>
+                <w:left w:val="nil"/>
+                <w:bottom w:val="nil"/>
+                <w:right w:val="nil"/>
+                <w:between w:val="nil"/>
+              </w:pBdr>
+              <w:spacing w:before="80" w:after="80"/>
+              <w:jc w:val="center"/>
+              <w:rPr>
+                <w:rFonts w:ascii="Times New Roman" w:eastAsia="Times New Roman" w:hAnsi="Times New Roman" w:cs="Times New Roman"/>
+              </w:rPr>
+            </w:pPr>
+            <w:r>
+              <w:rPr>
+                <w:rFonts w:ascii="Times New Roman" w:eastAsia="Times New Roman" w:hAnsi="Times New Roman" w:cs="Times New Roman"/>
                 <w:b/>
+                <w:bCs/>
                 <w:color w:val="FFFFFF"/>
-                <w:sz w:val="18"/>
+                <w:sz w:val="20"/>
+                <w:szCs w:val="20"/>
               </w:rPr>
               <w:t>Hành động xử lý</w:t>
             </w:r>
@@ -20801,26 +21218,35 @@
         </w:tc>
       </w:tr>
       <w:tr>
-        <w:tc>
-          <w:tcPr>
-            <w:tcW w:w="936" w:type="dxa"/>
+        <w:trPr>
+          <w:cantSplit/>
+        </w:trPr>
+        <w:tc>
+          <w:tcPr>
+            <w:tcW w:w="3192" w:type="dxa"/>
             <w:shd w:val="clear" w:color="auto" w:fill="FFFFFF"/>
-            <w:tcMar>
-              <w:top w:w="90" w:type="dxa"/>
-              <w:left w:w="100" w:type="dxa"/>
-              <w:bottom w:w="90" w:type="dxa"/>
-              <w:right w:w="100" w:type="dxa"/>
-            </w:tcMar>
-            <w:vAlign w:val="center"/>
-          </w:tcPr>
-          <w:p>
-            <w:pPr>
-              <w:spacing w:before="40" w:after="40" w:line="252" w:lineRule="auto"/>
-            </w:pPr>
-            <w:r>
-              <w:rPr>
-                <w:color w:val="000000"/>
-                <w:sz w:val="18"/>
+          </w:tcPr>
+          <w:p>
+            <w:pPr>
+              <w:pBdr>
+                <w:top w:val="nil"/>
+                <w:left w:val="nil"/>
+                <w:bottom w:val="nil"/>
+                <w:right w:val="nil"/>
+                <w:between w:val="nil"/>
+              </w:pBdr>
+              <w:spacing w:before="60" w:after="60"/>
+              <w:rPr>
+                <w:rFonts w:ascii="Times New Roman" w:eastAsia="Times New Roman" w:hAnsi="Times New Roman" w:cs="Times New Roman"/>
+              </w:rPr>
+            </w:pPr>
+            <w:r>
+              <w:rPr>
+                <w:rFonts w:ascii="Times New Roman" w:eastAsia="Times New Roman" w:hAnsi="Times New Roman" w:cs="Times New Roman"/>
+                <w:b/>
+                <w:bCs/>
+                <w:sz w:val="19"/>
+                <w:szCs w:val="19"/>
               </w:rPr>
               <w:t>2a</w:t>
             </w:r>
@@ -20828,24 +21254,28 @@
         </w:tc>
         <w:tc>
           <w:tcPr>
-            <w:tcW w:w="3096" w:type="dxa"/>
+            <w:tcW w:w="3192" w:type="dxa"/>
             <w:shd w:val="clear" w:color="auto" w:fill="FFFFFF"/>
-            <w:tcMar>
-              <w:top w:w="90" w:type="dxa"/>
-              <w:left w:w="100" w:type="dxa"/>
-              <w:bottom w:w="90" w:type="dxa"/>
-              <w:right w:w="100" w:type="dxa"/>
-            </w:tcMar>
-            <w:vAlign w:val="center"/>
-          </w:tcPr>
-          <w:p>
-            <w:pPr>
-              <w:spacing w:before="40" w:after="40" w:line="252" w:lineRule="auto"/>
-            </w:pPr>
-            <w:r>
-              <w:rPr>
-                <w:color w:val="000000"/>
-                <w:sz w:val="18"/>
+          </w:tcPr>
+          <w:p>
+            <w:pPr>
+              <w:pBdr>
+                <w:top w:val="nil"/>
+                <w:left w:val="nil"/>
+                <w:bottom w:val="nil"/>
+                <w:right w:val="nil"/>
+                <w:between w:val="nil"/>
+              </w:pBdr>
+              <w:spacing w:before="60" w:after="60"/>
+              <w:rPr>
+                <w:rFonts w:ascii="Times New Roman" w:eastAsia="Times New Roman" w:hAnsi="Times New Roman" w:cs="Times New Roman"/>
+              </w:rPr>
+            </w:pPr>
+            <w:r>
+              <w:rPr>
+                <w:rFonts w:ascii="Times New Roman" w:eastAsia="Times New Roman" w:hAnsi="Times New Roman" w:cs="Times New Roman"/>
+                <w:sz w:val="19"/>
+                <w:szCs w:val="19"/>
               </w:rPr>
               <w:t>Giá trị mục tiêu ngoài miền cho phép.</w:t>
             </w:r>
@@ -20853,24 +21283,30 @@
         </w:tc>
         <w:tc>
           <w:tcPr>
-            <w:tcW w:w="4824" w:type="dxa"/>
+            <w:tcW w:w="3192" w:type="dxa"/>
             <w:shd w:val="clear" w:color="auto" w:fill="FFFFFF"/>
-            <w:tcMar>
-              <w:top w:w="90" w:type="dxa"/>
-              <w:left w:w="100" w:type="dxa"/>
-              <w:bottom w:w="90" w:type="dxa"/>
-              <w:right w:w="100" w:type="dxa"/>
-            </w:tcMar>
-            <w:vAlign w:val="center"/>
-          </w:tcPr>
-          <w:p>
-            <w:pPr>
-              <w:spacing w:before="40" w:after="40" w:line="252" w:lineRule="auto"/>
-            </w:pPr>
-            <w:r>
-              <w:rPr>
-                <w:color w:val="000000"/>
-                <w:sz w:val="18"/>
+          </w:tcPr>
+          <w:p>
+            <w:pPr>
+              <w:pBdr>
+                <w:top w:val="nil"/>
+                <w:left w:val="nil"/>
+                <w:bottom w:val="nil"/>
+                <w:right w:val="nil"/>
+                <w:between w:val="nil"/>
+              </w:pBdr>
+              <w:spacing w:before="60" w:after="60"/>
+              <w:rPr>
+                <w:rFonts w:ascii="Times New Roman" w:eastAsia="Times New Roman" w:hAnsi="Times New Roman" w:cs="Times New Roman"/>
+                <w:sz w:val="19"/>
+                <w:szCs w:val="19"/>
+              </w:rPr>
+            </w:pPr>
+            <w:r>
+              <w:rPr>
+                <w:rFonts w:ascii="Times New Roman" w:eastAsia="Times New Roman" w:hAnsi="Times New Roman" w:cs="Times New Roman"/>
+                <w:sz w:val="19"/>
+                <w:szCs w:val="19"/>
               </w:rPr>
               <w:t>Trả HTTP 400 kèm lỗi theo từng trường; không thay đổi dữ liệu.</w:t>
             </w:r>
@@ -20878,51 +21314,65 @@
         </w:tc>
       </w:tr>
       <w:tr>
-        <w:tc>
-          <w:tcPr>
-            <w:tcW w:w="936" w:type="dxa"/>
+        <w:trPr>
+          <w:cantSplit/>
+        </w:trPr>
+        <w:tc>
+          <w:tcPr>
+            <w:tcW w:w="3192" w:type="dxa"/>
             <w:shd w:val="clear" w:color="auto" w:fill="F0F5FA"/>
-            <w:tcMar>
-              <w:top w:w="90" w:type="dxa"/>
-              <w:left w:w="100" w:type="dxa"/>
-              <w:bottom w:w="90" w:type="dxa"/>
-              <w:right w:w="100" w:type="dxa"/>
-            </w:tcMar>
-            <w:vAlign w:val="center"/>
-          </w:tcPr>
-          <w:p>
-            <w:pPr>
-              <w:spacing w:before="40" w:after="40" w:line="252" w:lineRule="auto"/>
-            </w:pPr>
-            <w:r>
-              <w:rPr>
-                <w:color w:val="000000"/>
-                <w:sz w:val="18"/>
-              </w:rPr>
+          </w:tcPr>
+          <w:p>
+            <w:pPr>
+              <w:pBdr>
+                <w:top w:val="nil"/>
+                <w:left w:val="nil"/>
+                <w:bottom w:val="nil"/>
+                <w:right w:val="nil"/>
+                <w:between w:val="nil"/>
+              </w:pBdr>
+              <w:spacing w:before="60" w:after="60"/>
+              <w:rPr>
+                <w:rFonts w:ascii="Times New Roman" w:eastAsia="Times New Roman" w:hAnsi="Times New Roman" w:cs="Times New Roman"/>
+              </w:rPr>
+            </w:pPr>
+            <w:r>
+              <w:rPr>
+                <w:rFonts w:ascii="Times New Roman" w:eastAsia="Times New Roman" w:hAnsi="Times New Roman" w:cs="Times New Roman"/>
+                <w:b/>
+                <w:bCs/>
+                <w:sz w:val="19"/>
+                <w:szCs w:val="19"/>
+              </w:rPr>
+              <w:lastRenderedPageBreak/>
               <w:t>3a</w:t>
             </w:r>
           </w:p>
         </w:tc>
         <w:tc>
           <w:tcPr>
-            <w:tcW w:w="3096" w:type="dxa"/>
+            <w:tcW w:w="3192" w:type="dxa"/>
             <w:shd w:val="clear" w:color="auto" w:fill="F0F5FA"/>
-            <w:tcMar>
-              <w:top w:w="90" w:type="dxa"/>
-              <w:left w:w="100" w:type="dxa"/>
-              <w:bottom w:w="90" w:type="dxa"/>
-              <w:right w:w="100" w:type="dxa"/>
-            </w:tcMar>
-            <w:vAlign w:val="center"/>
-          </w:tcPr>
-          <w:p>
-            <w:pPr>
-              <w:spacing w:before="40" w:after="40" w:line="252" w:lineRule="auto"/>
-            </w:pPr>
-            <w:r>
-              <w:rPr>
-                <w:color w:val="000000"/>
-                <w:sz w:val="18"/>
+          </w:tcPr>
+          <w:p>
+            <w:pPr>
+              <w:pBdr>
+                <w:top w:val="nil"/>
+                <w:left w:val="nil"/>
+                <w:bottom w:val="nil"/>
+                <w:right w:val="nil"/>
+                <w:between w:val="nil"/>
+              </w:pBdr>
+              <w:spacing w:before="60" w:after="60"/>
+              <w:rPr>
+                <w:rFonts w:ascii="Times New Roman" w:eastAsia="Times New Roman" w:hAnsi="Times New Roman" w:cs="Times New Roman"/>
+              </w:rPr>
+            </w:pPr>
+            <w:r>
+              <w:rPr>
+                <w:rFonts w:ascii="Times New Roman" w:eastAsia="Times New Roman" w:hAnsi="Times New Roman" w:cs="Times New Roman"/>
+                <w:sz w:val="19"/>
+                <w:szCs w:val="19"/>
               </w:rPr>
               <w:t>Version gửi lên cũ hơn version trên Server.</w:t>
             </w:r>
@@ -20930,24 +21380,30 @@
         </w:tc>
         <w:tc>
           <w:tcPr>
-            <w:tcW w:w="4824" w:type="dxa"/>
+            <w:tcW w:w="3192" w:type="dxa"/>
             <w:shd w:val="clear" w:color="auto" w:fill="F0F5FA"/>
-            <w:tcMar>
-              <w:top w:w="90" w:type="dxa"/>
-              <w:left w:w="100" w:type="dxa"/>
-              <w:bottom w:w="90" w:type="dxa"/>
-              <w:right w:w="100" w:type="dxa"/>
-            </w:tcMar>
-            <w:vAlign w:val="center"/>
-          </w:tcPr>
-          <w:p>
-            <w:pPr>
-              <w:spacing w:before="40" w:after="40" w:line="252" w:lineRule="auto"/>
-            </w:pPr>
-            <w:r>
-              <w:rPr>
-                <w:color w:val="000000"/>
-                <w:sz w:val="18"/>
+          </w:tcPr>
+          <w:p>
+            <w:pPr>
+              <w:pBdr>
+                <w:top w:val="nil"/>
+                <w:left w:val="nil"/>
+                <w:bottom w:val="nil"/>
+                <w:right w:val="nil"/>
+                <w:between w:val="nil"/>
+              </w:pBdr>
+              <w:spacing w:before="60" w:after="60"/>
+              <w:rPr>
+                <w:rFonts w:ascii="Times New Roman" w:eastAsia="Times New Roman" w:hAnsi="Times New Roman" w:cs="Times New Roman"/>
+                <w:sz w:val="19"/>
+                <w:szCs w:val="19"/>
+              </w:rPr>
+            </w:pPr>
+            <w:r>
+              <w:rPr>
+                <w:rFonts w:ascii="Times New Roman" w:eastAsia="Times New Roman" w:hAnsi="Times New Roman" w:cs="Times New Roman"/>
+                <w:sz w:val="19"/>
+                <w:szCs w:val="19"/>
               </w:rPr>
               <w:t>Trả HTTP 409 và cấu hình mới nhất để Client hợp nhất rồi thử lại.</w:t>
             </w:r>
@@ -20965,47 +21421,50 @@
     </w:p>
     <w:tbl>
       <w:tblPr>
-        <w:tblW w:w="8856" w:type="dxa"/>
-        <w:tblBorders>
-          <w:top w:val="single" w:sz="4" w:space="0" w:color="D9D9D9"/>
-          <w:left w:val="single" w:sz="4" w:space="0" w:color="D9D9D9"/>
-          <w:bottom w:val="single" w:sz="4" w:space="0" w:color="D9D9D9"/>
-          <w:right w:val="single" w:sz="4" w:space="0" w:color="D9D9D9"/>
-          <w:insideH w:val="single" w:sz="4" w:space="0" w:color="D9D9D9"/>
-          <w:insideV w:val="single" w:sz="4" w:space="0" w:color="D9D9D9"/>
-        </w:tblBorders>
+        <w:tblStyle w:val="ac"/>
+        <w:tblW w:w="9576" w:type="dxa"/>
+        <w:tblInd w:w="-108" w:type="dxa"/>
         <w:tblLayout w:type="fixed"/>
-        <w:tblLook w:val="04A0" w:firstRow="1" w:lastRow="0" w:firstColumn="1" w:lastColumn="0" w:noHBand="0" w:noVBand="1"/>
+        <w:tblLook w:val="0020" w:firstRow="1" w:lastRow="0" w:firstColumn="0" w:lastColumn="0" w:noHBand="0" w:noVBand="0"/>
       </w:tblPr>
       <w:tblGrid>
-        <w:gridCol w:w="2304"/>
-        <w:gridCol w:w="6552"/>
+        <w:gridCol w:w="2652"/>
+        <w:gridCol w:w="6924"/>
       </w:tblGrid>
       <w:tr>
         <w:trPr>
+          <w:cnfStyle w:val="100000000000" w:firstRow="1" w:lastRow="0" w:firstColumn="0" w:lastColumn="0" w:oddVBand="0" w:evenVBand="0" w:oddHBand="0" w:evenHBand="0" w:firstRowFirstColumn="0" w:firstRowLastColumn="0" w:lastRowFirstColumn="0" w:lastRowLastColumn="0"/>
+          <w:cantSplit/>
           <w:tblHeader/>
         </w:trPr>
         <w:tc>
           <w:tcPr>
-            <w:tcW w:w="2304" w:type="dxa"/>
-            <w:shd w:val="clear" w:color="auto" w:fill="1F4E78"/>
-            <w:tcMar>
-              <w:top w:w="90" w:type="dxa"/>
-              <w:left w:w="100" w:type="dxa"/>
-              <w:bottom w:w="90" w:type="dxa"/>
-              <w:right w:w="100" w:type="dxa"/>
-            </w:tcMar>
-            <w:vAlign w:val="center"/>
-          </w:tcPr>
-          <w:p>
-            <w:pPr>
-              <w:spacing w:before="40" w:after="40" w:line="252" w:lineRule="auto"/>
-            </w:pPr>
-            <w:r>
-              <w:rPr>
+            <w:tcW w:w="2652" w:type="dxa"/>
+            <w:shd w:val="clear" w:color="auto" w:fill="1F4E79"/>
+          </w:tcPr>
+          <w:p>
+            <w:pPr>
+              <w:pBdr>
+                <w:top w:val="nil"/>
+                <w:left w:val="nil"/>
+                <w:bottom w:val="nil"/>
+                <w:right w:val="nil"/>
+                <w:between w:val="nil"/>
+              </w:pBdr>
+              <w:spacing w:before="80" w:after="80"/>
+              <w:jc w:val="center"/>
+              <w:rPr>
+                <w:rFonts w:ascii="Times New Roman" w:eastAsia="Times New Roman" w:hAnsi="Times New Roman" w:cs="Times New Roman"/>
+              </w:rPr>
+            </w:pPr>
+            <w:r>
+              <w:rPr>
+                <w:rFonts w:ascii="Times New Roman" w:eastAsia="Times New Roman" w:hAnsi="Times New Roman" w:cs="Times New Roman"/>
                 <w:b/>
+                <w:bCs/>
                 <w:color w:val="FFFFFF"/>
-                <w:sz w:val="18"/>
+                <w:sz w:val="20"/>
+                <w:szCs w:val="20"/>
               </w:rPr>
               <w:t>Trường thông tin</w:t>
             </w:r>
@@ -21013,25 +21472,32 @@
         </w:tc>
         <w:tc>
           <w:tcPr>
-            <w:tcW w:w="6552" w:type="dxa"/>
-            <w:shd w:val="clear" w:color="auto" w:fill="1F4E78"/>
-            <w:tcMar>
-              <w:top w:w="90" w:type="dxa"/>
-              <w:left w:w="100" w:type="dxa"/>
-              <w:bottom w:w="90" w:type="dxa"/>
-              <w:right w:w="100" w:type="dxa"/>
-            </w:tcMar>
-            <w:vAlign w:val="center"/>
-          </w:tcPr>
-          <w:p>
-            <w:pPr>
-              <w:spacing w:before="40" w:after="40" w:line="252" w:lineRule="auto"/>
-            </w:pPr>
-            <w:r>
-              <w:rPr>
+            <w:tcW w:w="6924" w:type="dxa"/>
+            <w:shd w:val="clear" w:color="auto" w:fill="1F4E79"/>
+          </w:tcPr>
+          <w:p>
+            <w:pPr>
+              <w:pBdr>
+                <w:top w:val="nil"/>
+                <w:left w:val="nil"/>
+                <w:bottom w:val="nil"/>
+                <w:right w:val="nil"/>
+                <w:between w:val="nil"/>
+              </w:pBdr>
+              <w:spacing w:before="80" w:after="80"/>
+              <w:jc w:val="center"/>
+              <w:rPr>
+                <w:rFonts w:ascii="Times New Roman" w:eastAsia="Times New Roman" w:hAnsi="Times New Roman" w:cs="Times New Roman"/>
+              </w:rPr>
+            </w:pPr>
+            <w:r>
+              <w:rPr>
+                <w:rFonts w:ascii="Times New Roman" w:eastAsia="Times New Roman" w:hAnsi="Times New Roman" w:cs="Times New Roman"/>
                 <w:b/>
+                <w:bCs/>
                 <w:color w:val="FFFFFF"/>
-                <w:sz w:val="18"/>
+                <w:sz w:val="20"/>
+                <w:szCs w:val="20"/>
               </w:rPr>
               <w:t>Nội dung chi tiết</w:t>
             </w:r>
@@ -21039,26 +21505,35 @@
         </w:tc>
       </w:tr>
       <w:tr>
-        <w:tc>
-          <w:tcPr>
-            <w:tcW w:w="2304" w:type="dxa"/>
+        <w:trPr>
+          <w:cantSplit/>
+        </w:trPr>
+        <w:tc>
+          <w:tcPr>
+            <w:tcW w:w="2652" w:type="dxa"/>
             <w:shd w:val="clear" w:color="auto" w:fill="FFFFFF"/>
-            <w:tcMar>
-              <w:top w:w="90" w:type="dxa"/>
-              <w:left w:w="100" w:type="dxa"/>
-              <w:bottom w:w="90" w:type="dxa"/>
-              <w:right w:w="100" w:type="dxa"/>
-            </w:tcMar>
-            <w:vAlign w:val="center"/>
-          </w:tcPr>
-          <w:p>
-            <w:pPr>
-              <w:spacing w:before="40" w:after="40" w:line="252" w:lineRule="auto"/>
-            </w:pPr>
-            <w:r>
-              <w:rPr>
-                <w:color w:val="000000"/>
-                <w:sz w:val="18"/>
+          </w:tcPr>
+          <w:p>
+            <w:pPr>
+              <w:pBdr>
+                <w:top w:val="nil"/>
+                <w:left w:val="nil"/>
+                <w:bottom w:val="nil"/>
+                <w:right w:val="nil"/>
+                <w:between w:val="nil"/>
+              </w:pBdr>
+              <w:spacing w:before="60" w:after="60"/>
+              <w:rPr>
+                <w:rFonts w:ascii="Times New Roman" w:eastAsia="Times New Roman" w:hAnsi="Times New Roman" w:cs="Times New Roman"/>
+              </w:rPr>
+            </w:pPr>
+            <w:r>
+              <w:rPr>
+                <w:rFonts w:ascii="Times New Roman" w:eastAsia="Times New Roman" w:hAnsi="Times New Roman" w:cs="Times New Roman"/>
+                <w:b/>
+                <w:bCs/>
+                <w:sz w:val="19"/>
+                <w:szCs w:val="19"/>
               </w:rPr>
               <w:t>Mã Use Case</w:t>
             </w:r>
@@ -21066,24 +21541,30 @@
         </w:tc>
         <w:tc>
           <w:tcPr>
-            <w:tcW w:w="6552" w:type="dxa"/>
+            <w:tcW w:w="6924" w:type="dxa"/>
             <w:shd w:val="clear" w:color="auto" w:fill="FFFFFF"/>
-            <w:tcMar>
-              <w:top w:w="90" w:type="dxa"/>
-              <w:left w:w="100" w:type="dxa"/>
-              <w:bottom w:w="90" w:type="dxa"/>
-              <w:right w:w="100" w:type="dxa"/>
-            </w:tcMar>
-            <w:vAlign w:val="center"/>
-          </w:tcPr>
-          <w:p>
-            <w:pPr>
-              <w:spacing w:before="40" w:after="40" w:line="252" w:lineRule="auto"/>
-            </w:pPr>
-            <w:r>
-              <w:rPr>
-                <w:color w:val="000000"/>
-                <w:sz w:val="18"/>
+          </w:tcPr>
+          <w:p>
+            <w:pPr>
+              <w:pBdr>
+                <w:top w:val="nil"/>
+                <w:left w:val="nil"/>
+                <w:bottom w:val="nil"/>
+                <w:right w:val="nil"/>
+                <w:between w:val="nil"/>
+              </w:pBdr>
+              <w:spacing w:before="60" w:after="60"/>
+              <w:rPr>
+                <w:rFonts w:ascii="Times New Roman" w:eastAsia="Times New Roman" w:hAnsi="Times New Roman" w:cs="Times New Roman"/>
+              </w:rPr>
+            </w:pPr>
+            <w:r>
+              <w:rPr>
+                <w:rFonts w:ascii="Times New Roman" w:eastAsia="Times New Roman" w:hAnsi="Times New Roman" w:cs="Times New Roman"/>
+                <w:b/>
+                <w:bCs/>
+                <w:sz w:val="19"/>
+                <w:szCs w:val="19"/>
               </w:rPr>
               <w:t>UC-07-Chon-Part</w:t>
             </w:r>
@@ -21091,26 +21572,35 @@
         </w:tc>
       </w:tr>
       <w:tr>
-        <w:tc>
-          <w:tcPr>
-            <w:tcW w:w="2304" w:type="dxa"/>
+        <w:trPr>
+          <w:cantSplit/>
+        </w:trPr>
+        <w:tc>
+          <w:tcPr>
+            <w:tcW w:w="2652" w:type="dxa"/>
             <w:shd w:val="clear" w:color="auto" w:fill="F0F5FA"/>
-            <w:tcMar>
-              <w:top w:w="90" w:type="dxa"/>
-              <w:left w:w="100" w:type="dxa"/>
-              <w:bottom w:w="90" w:type="dxa"/>
-              <w:right w:w="100" w:type="dxa"/>
-            </w:tcMar>
-            <w:vAlign w:val="center"/>
-          </w:tcPr>
-          <w:p>
-            <w:pPr>
-              <w:spacing w:before="40" w:after="40" w:line="252" w:lineRule="auto"/>
-            </w:pPr>
-            <w:r>
-              <w:rPr>
-                <w:color w:val="000000"/>
-                <w:sz w:val="18"/>
+          </w:tcPr>
+          <w:p>
+            <w:pPr>
+              <w:pBdr>
+                <w:top w:val="nil"/>
+                <w:left w:val="nil"/>
+                <w:bottom w:val="nil"/>
+                <w:right w:val="nil"/>
+                <w:between w:val="nil"/>
+              </w:pBdr>
+              <w:spacing w:before="60" w:after="60"/>
+              <w:rPr>
+                <w:rFonts w:ascii="Times New Roman" w:eastAsia="Times New Roman" w:hAnsi="Times New Roman" w:cs="Times New Roman"/>
+              </w:rPr>
+            </w:pPr>
+            <w:r>
+              <w:rPr>
+                <w:rFonts w:ascii="Times New Roman" w:eastAsia="Times New Roman" w:hAnsi="Times New Roman" w:cs="Times New Roman"/>
+                <w:b/>
+                <w:bCs/>
+                <w:sz w:val="19"/>
+                <w:szCs w:val="19"/>
               </w:rPr>
               <w:t>Tên Use Case</w:t>
             </w:r>
@@ -21118,24 +21608,28 @@
         </w:tc>
         <w:tc>
           <w:tcPr>
-            <w:tcW w:w="6552" w:type="dxa"/>
+            <w:tcW w:w="6924" w:type="dxa"/>
             <w:shd w:val="clear" w:color="auto" w:fill="F0F5FA"/>
-            <w:tcMar>
-              <w:top w:w="90" w:type="dxa"/>
-              <w:left w:w="100" w:type="dxa"/>
-              <w:bottom w:w="90" w:type="dxa"/>
-              <w:right w:w="100" w:type="dxa"/>
-            </w:tcMar>
-            <w:vAlign w:val="center"/>
-          </w:tcPr>
-          <w:p>
-            <w:pPr>
-              <w:spacing w:before="40" w:after="40" w:line="252" w:lineRule="auto"/>
-            </w:pPr>
-            <w:r>
-              <w:rPr>
-                <w:color w:val="000000"/>
-                <w:sz w:val="18"/>
+          </w:tcPr>
+          <w:p>
+            <w:pPr>
+              <w:pBdr>
+                <w:top w:val="nil"/>
+                <w:left w:val="nil"/>
+                <w:bottom w:val="nil"/>
+                <w:right w:val="nil"/>
+                <w:between w:val="nil"/>
+              </w:pBdr>
+              <w:spacing w:before="60" w:after="60"/>
+              <w:rPr>
+                <w:rFonts w:ascii="Times New Roman" w:eastAsia="Times New Roman" w:hAnsi="Times New Roman" w:cs="Times New Roman"/>
+              </w:rPr>
+            </w:pPr>
+            <w:r>
+              <w:rPr>
+                <w:rFonts w:ascii="Times New Roman" w:eastAsia="Times New Roman" w:hAnsi="Times New Roman" w:cs="Times New Roman"/>
+                <w:sz w:val="19"/>
+                <w:szCs w:val="19"/>
               </w:rPr>
               <w:t>Chọn một hoặc nhiều Part để ôn thi/thi thử</w:t>
             </w:r>
@@ -21143,26 +21637,35 @@
         </w:tc>
       </w:tr>
       <w:tr>
-        <w:tc>
-          <w:tcPr>
-            <w:tcW w:w="2304" w:type="dxa"/>
+        <w:trPr>
+          <w:cantSplit/>
+        </w:trPr>
+        <w:tc>
+          <w:tcPr>
+            <w:tcW w:w="2652" w:type="dxa"/>
             <w:shd w:val="clear" w:color="auto" w:fill="FFFFFF"/>
-            <w:tcMar>
-              <w:top w:w="90" w:type="dxa"/>
-              <w:left w:w="100" w:type="dxa"/>
-              <w:bottom w:w="90" w:type="dxa"/>
-              <w:right w:w="100" w:type="dxa"/>
-            </w:tcMar>
-            <w:vAlign w:val="center"/>
-          </w:tcPr>
-          <w:p>
-            <w:pPr>
-              <w:spacing w:before="40" w:after="40" w:line="252" w:lineRule="auto"/>
-            </w:pPr>
-            <w:r>
-              <w:rPr>
-                <w:color w:val="000000"/>
-                <w:sz w:val="18"/>
+          </w:tcPr>
+          <w:p>
+            <w:pPr>
+              <w:pBdr>
+                <w:top w:val="nil"/>
+                <w:left w:val="nil"/>
+                <w:bottom w:val="nil"/>
+                <w:right w:val="nil"/>
+                <w:between w:val="nil"/>
+              </w:pBdr>
+              <w:spacing w:before="60" w:after="60"/>
+              <w:rPr>
+                <w:rFonts w:ascii="Times New Roman" w:eastAsia="Times New Roman" w:hAnsi="Times New Roman" w:cs="Times New Roman"/>
+              </w:rPr>
+            </w:pPr>
+            <w:r>
+              <w:rPr>
+                <w:rFonts w:ascii="Times New Roman" w:eastAsia="Times New Roman" w:hAnsi="Times New Roman" w:cs="Times New Roman"/>
+                <w:b/>
+                <w:bCs/>
+                <w:sz w:val="19"/>
+                <w:szCs w:val="19"/>
               </w:rPr>
               <w:t>Phạm vi</w:t>
             </w:r>
@@ -21170,24 +21673,28 @@
         </w:tc>
         <w:tc>
           <w:tcPr>
-            <w:tcW w:w="6552" w:type="dxa"/>
+            <w:tcW w:w="6924" w:type="dxa"/>
             <w:shd w:val="clear" w:color="auto" w:fill="FFFFFF"/>
-            <w:tcMar>
-              <w:top w:w="90" w:type="dxa"/>
-              <w:left w:w="100" w:type="dxa"/>
-              <w:bottom w:w="90" w:type="dxa"/>
-              <w:right w:w="100" w:type="dxa"/>
-            </w:tcMar>
-            <w:vAlign w:val="center"/>
-          </w:tcPr>
-          <w:p>
-            <w:pPr>
-              <w:spacing w:before="40" w:after="40" w:line="252" w:lineRule="auto"/>
-            </w:pPr>
-            <w:r>
-              <w:rPr>
-                <w:color w:val="000000"/>
-                <w:sz w:val="18"/>
+          </w:tcPr>
+          <w:p>
+            <w:pPr>
+              <w:pBdr>
+                <w:top w:val="nil"/>
+                <w:left w:val="nil"/>
+                <w:bottom w:val="nil"/>
+                <w:right w:val="nil"/>
+                <w:between w:val="nil"/>
+              </w:pBdr>
+              <w:spacing w:before="60" w:after="60"/>
+              <w:rPr>
+                <w:rFonts w:ascii="Times New Roman" w:eastAsia="Times New Roman" w:hAnsi="Times New Roman" w:cs="Times New Roman"/>
+              </w:rPr>
+            </w:pPr>
+            <w:r>
+              <w:rPr>
+                <w:rFonts w:ascii="Times New Roman" w:eastAsia="Times New Roman" w:hAnsi="Times New Roman" w:cs="Times New Roman"/>
+                <w:sz w:val="19"/>
+                <w:szCs w:val="19"/>
               </w:rPr>
               <w:t>Exam &amp; Test Service</w:t>
             </w:r>
@@ -21195,26 +21702,35 @@
         </w:tc>
       </w:tr>
       <w:tr>
-        <w:tc>
-          <w:tcPr>
-            <w:tcW w:w="2304" w:type="dxa"/>
+        <w:trPr>
+          <w:cantSplit/>
+        </w:trPr>
+        <w:tc>
+          <w:tcPr>
+            <w:tcW w:w="2652" w:type="dxa"/>
             <w:shd w:val="clear" w:color="auto" w:fill="F0F5FA"/>
-            <w:tcMar>
-              <w:top w:w="90" w:type="dxa"/>
-              <w:left w:w="100" w:type="dxa"/>
-              <w:bottom w:w="90" w:type="dxa"/>
-              <w:right w:w="100" w:type="dxa"/>
-            </w:tcMar>
-            <w:vAlign w:val="center"/>
-          </w:tcPr>
-          <w:p>
-            <w:pPr>
-              <w:spacing w:before="40" w:after="40" w:line="252" w:lineRule="auto"/>
-            </w:pPr>
-            <w:r>
-              <w:rPr>
-                <w:color w:val="000000"/>
-                <w:sz w:val="18"/>
+          </w:tcPr>
+          <w:p>
+            <w:pPr>
+              <w:pBdr>
+                <w:top w:val="nil"/>
+                <w:left w:val="nil"/>
+                <w:bottom w:val="nil"/>
+                <w:right w:val="nil"/>
+                <w:between w:val="nil"/>
+              </w:pBdr>
+              <w:spacing w:before="60" w:after="60"/>
+              <w:rPr>
+                <w:rFonts w:ascii="Times New Roman" w:eastAsia="Times New Roman" w:hAnsi="Times New Roman" w:cs="Times New Roman"/>
+              </w:rPr>
+            </w:pPr>
+            <w:r>
+              <w:rPr>
+                <w:rFonts w:ascii="Times New Roman" w:eastAsia="Times New Roman" w:hAnsi="Times New Roman" w:cs="Times New Roman"/>
+                <w:b/>
+                <w:bCs/>
+                <w:sz w:val="19"/>
+                <w:szCs w:val="19"/>
               </w:rPr>
               <w:t>Tác nhân</w:t>
             </w:r>
@@ -21222,24 +21738,30 @@
         </w:tc>
         <w:tc>
           <w:tcPr>
-            <w:tcW w:w="6552" w:type="dxa"/>
+            <w:tcW w:w="6924" w:type="dxa"/>
             <w:shd w:val="clear" w:color="auto" w:fill="F0F5FA"/>
-            <w:tcMar>
-              <w:top w:w="90" w:type="dxa"/>
-              <w:left w:w="100" w:type="dxa"/>
-              <w:bottom w:w="90" w:type="dxa"/>
-              <w:right w:w="100" w:type="dxa"/>
-            </w:tcMar>
-            <w:vAlign w:val="center"/>
-          </w:tcPr>
-          <w:p>
-            <w:pPr>
-              <w:spacing w:before="40" w:after="40" w:line="252" w:lineRule="auto"/>
-            </w:pPr>
-            <w:r>
-              <w:rPr>
-                <w:color w:val="000000"/>
-                <w:sz w:val="18"/>
+          </w:tcPr>
+          <w:p>
+            <w:pPr>
+              <w:pBdr>
+                <w:top w:val="nil"/>
+                <w:left w:val="nil"/>
+                <w:bottom w:val="nil"/>
+                <w:right w:val="nil"/>
+                <w:between w:val="nil"/>
+              </w:pBdr>
+              <w:spacing w:before="60" w:after="60"/>
+              <w:rPr>
+                <w:rFonts w:ascii="Times New Roman" w:eastAsia="Times New Roman" w:hAnsi="Times New Roman" w:cs="Times New Roman"/>
+                <w:sz w:val="19"/>
+                <w:szCs w:val="19"/>
+              </w:rPr>
+            </w:pPr>
+            <w:r>
+              <w:rPr>
+                <w:rFonts w:ascii="Times New Roman" w:eastAsia="Times New Roman" w:hAnsi="Times New Roman" w:cs="Times New Roman"/>
+                <w:sz w:val="19"/>
+                <w:szCs w:val="19"/>
               </w:rPr>
               <w:t>Học viên (USER)</w:t>
             </w:r>
@@ -21247,26 +21769,35 @@
         </w:tc>
       </w:tr>
       <w:tr>
-        <w:tc>
-          <w:tcPr>
-            <w:tcW w:w="2304" w:type="dxa"/>
+        <w:trPr>
+          <w:cantSplit/>
+        </w:trPr>
+        <w:tc>
+          <w:tcPr>
+            <w:tcW w:w="2652" w:type="dxa"/>
             <w:shd w:val="clear" w:color="auto" w:fill="FFFFFF"/>
-            <w:tcMar>
-              <w:top w:w="90" w:type="dxa"/>
-              <w:left w:w="100" w:type="dxa"/>
-              <w:bottom w:w="90" w:type="dxa"/>
-              <w:right w:w="100" w:type="dxa"/>
-            </w:tcMar>
-            <w:vAlign w:val="center"/>
-          </w:tcPr>
-          <w:p>
-            <w:pPr>
-              <w:spacing w:before="40" w:after="40" w:line="252" w:lineRule="auto"/>
-            </w:pPr>
-            <w:r>
-              <w:rPr>
-                <w:color w:val="000000"/>
-                <w:sz w:val="18"/>
+          </w:tcPr>
+          <w:p>
+            <w:pPr>
+              <w:pBdr>
+                <w:top w:val="nil"/>
+                <w:left w:val="nil"/>
+                <w:bottom w:val="nil"/>
+                <w:right w:val="nil"/>
+                <w:between w:val="nil"/>
+              </w:pBdr>
+              <w:spacing w:before="60" w:after="60"/>
+              <w:rPr>
+                <w:rFonts w:ascii="Times New Roman" w:eastAsia="Times New Roman" w:hAnsi="Times New Roman" w:cs="Times New Roman"/>
+              </w:rPr>
+            </w:pPr>
+            <w:r>
+              <w:rPr>
+                <w:rFonts w:ascii="Times New Roman" w:eastAsia="Times New Roman" w:hAnsi="Times New Roman" w:cs="Times New Roman"/>
+                <w:b/>
+                <w:bCs/>
+                <w:sz w:val="19"/>
+                <w:szCs w:val="19"/>
               </w:rPr>
               <w:t>Điều kiện tiên quyết</w:t>
             </w:r>
@@ -21274,24 +21805,28 @@
         </w:tc>
         <w:tc>
           <w:tcPr>
-            <w:tcW w:w="6552" w:type="dxa"/>
+            <w:tcW w:w="6924" w:type="dxa"/>
             <w:shd w:val="clear" w:color="auto" w:fill="FFFFFF"/>
-            <w:tcMar>
-              <w:top w:w="90" w:type="dxa"/>
-              <w:left w:w="100" w:type="dxa"/>
-              <w:bottom w:w="90" w:type="dxa"/>
-              <w:right w:w="100" w:type="dxa"/>
-            </w:tcMar>
-            <w:vAlign w:val="center"/>
-          </w:tcPr>
-          <w:p>
-            <w:pPr>
-              <w:spacing w:before="40" w:after="40" w:line="252" w:lineRule="auto"/>
-            </w:pPr>
-            <w:r>
-              <w:rPr>
-                <w:color w:val="000000"/>
-                <w:sz w:val="18"/>
+          </w:tcPr>
+          <w:p>
+            <w:pPr>
+              <w:pBdr>
+                <w:top w:val="nil"/>
+                <w:left w:val="nil"/>
+                <w:bottom w:val="nil"/>
+                <w:right w:val="nil"/>
+                <w:between w:val="nil"/>
+              </w:pBdr>
+              <w:spacing w:before="60" w:after="60"/>
+              <w:rPr>
+                <w:rFonts w:ascii="Times New Roman" w:eastAsia="Times New Roman" w:hAnsi="Times New Roman" w:cs="Times New Roman"/>
+              </w:rPr>
+            </w:pPr>
+            <w:r>
+              <w:rPr>
+                <w:rFonts w:ascii="Times New Roman" w:eastAsia="Times New Roman" w:hAnsi="Times New Roman" w:cs="Times New Roman"/>
+                <w:sz w:val="19"/>
+                <w:szCs w:val="19"/>
               </w:rPr>
               <w:t>Học viên đã đăng nhập; Test chưa bị xóa logic và có TestPart hợp lệ.</w:t>
             </w:r>
@@ -21299,26 +21834,35 @@
         </w:tc>
       </w:tr>
       <w:tr>
-        <w:tc>
-          <w:tcPr>
-            <w:tcW w:w="2304" w:type="dxa"/>
+        <w:trPr>
+          <w:cantSplit/>
+        </w:trPr>
+        <w:tc>
+          <w:tcPr>
+            <w:tcW w:w="2652" w:type="dxa"/>
             <w:shd w:val="clear" w:color="auto" w:fill="F0F5FA"/>
-            <w:tcMar>
-              <w:top w:w="90" w:type="dxa"/>
-              <w:left w:w="100" w:type="dxa"/>
-              <w:bottom w:w="90" w:type="dxa"/>
-              <w:right w:w="100" w:type="dxa"/>
-            </w:tcMar>
-            <w:vAlign w:val="center"/>
-          </w:tcPr>
-          <w:p>
-            <w:pPr>
-              <w:spacing w:before="40" w:after="40" w:line="252" w:lineRule="auto"/>
-            </w:pPr>
-            <w:r>
-              <w:rPr>
-                <w:color w:val="000000"/>
-                <w:sz w:val="18"/>
+          </w:tcPr>
+          <w:p>
+            <w:pPr>
+              <w:pBdr>
+                <w:top w:val="nil"/>
+                <w:left w:val="nil"/>
+                <w:bottom w:val="nil"/>
+                <w:right w:val="nil"/>
+                <w:between w:val="nil"/>
+              </w:pBdr>
+              <w:spacing w:before="60" w:after="60"/>
+              <w:rPr>
+                <w:rFonts w:ascii="Times New Roman" w:eastAsia="Times New Roman" w:hAnsi="Times New Roman" w:cs="Times New Roman"/>
+              </w:rPr>
+            </w:pPr>
+            <w:r>
+              <w:rPr>
+                <w:rFonts w:ascii="Times New Roman" w:eastAsia="Times New Roman" w:hAnsi="Times New Roman" w:cs="Times New Roman"/>
+                <w:b/>
+                <w:bCs/>
+                <w:sz w:val="19"/>
+                <w:szCs w:val="19"/>
               </w:rPr>
               <w:t>Kích hoạt</w:t>
             </w:r>
@@ -21326,24 +21870,28 @@
         </w:tc>
         <w:tc>
           <w:tcPr>
-            <w:tcW w:w="6552" w:type="dxa"/>
+            <w:tcW w:w="6924" w:type="dxa"/>
             <w:shd w:val="clear" w:color="auto" w:fill="F0F5FA"/>
-            <w:tcMar>
-              <w:top w:w="90" w:type="dxa"/>
-              <w:left w:w="100" w:type="dxa"/>
-              <w:bottom w:w="90" w:type="dxa"/>
-              <w:right w:w="100" w:type="dxa"/>
-            </w:tcMar>
-            <w:vAlign w:val="center"/>
-          </w:tcPr>
-          <w:p>
-            <w:pPr>
-              <w:spacing w:before="40" w:after="40" w:line="252" w:lineRule="auto"/>
-            </w:pPr>
-            <w:r>
-              <w:rPr>
-                <w:color w:val="000000"/>
-                <w:sz w:val="18"/>
+          </w:tcPr>
+          <w:p>
+            <w:pPr>
+              <w:pBdr>
+                <w:top w:val="nil"/>
+                <w:left w:val="nil"/>
+                <w:bottom w:val="nil"/>
+                <w:right w:val="nil"/>
+                <w:between w:val="nil"/>
+              </w:pBdr>
+              <w:spacing w:before="60" w:after="60"/>
+              <w:rPr>
+                <w:rFonts w:ascii="Times New Roman" w:eastAsia="Times New Roman" w:hAnsi="Times New Roman" w:cs="Times New Roman"/>
+              </w:rPr>
+            </w:pPr>
+            <w:r>
+              <w:rPr>
+                <w:rFonts w:ascii="Times New Roman" w:eastAsia="Times New Roman" w:hAnsi="Times New Roman" w:cs="Times New Roman"/>
+                <w:sz w:val="19"/>
+                <w:szCs w:val="19"/>
               </w:rPr>
               <w:t>Học viên mở màn hình bắt đầu ôn thi/thi thử và chọn Part.</w:t>
             </w:r>
@@ -21351,26 +21899,35 @@
         </w:tc>
       </w:tr>
       <w:tr>
-        <w:tc>
-          <w:tcPr>
-            <w:tcW w:w="2304" w:type="dxa"/>
+        <w:trPr>
+          <w:cantSplit/>
+        </w:trPr>
+        <w:tc>
+          <w:tcPr>
+            <w:tcW w:w="2652" w:type="dxa"/>
             <w:shd w:val="clear" w:color="auto" w:fill="FFFFFF"/>
-            <w:tcMar>
-              <w:top w:w="90" w:type="dxa"/>
-              <w:left w:w="100" w:type="dxa"/>
-              <w:bottom w:w="90" w:type="dxa"/>
-              <w:right w:w="100" w:type="dxa"/>
-            </w:tcMar>
-            <w:vAlign w:val="center"/>
-          </w:tcPr>
-          <w:p>
-            <w:pPr>
-              <w:spacing w:before="40" w:after="40" w:line="252" w:lineRule="auto"/>
-            </w:pPr>
-            <w:r>
-              <w:rPr>
-                <w:color w:val="000000"/>
-                <w:sz w:val="18"/>
+          </w:tcPr>
+          <w:p>
+            <w:pPr>
+              <w:pBdr>
+                <w:top w:val="nil"/>
+                <w:left w:val="nil"/>
+                <w:bottom w:val="nil"/>
+                <w:right w:val="nil"/>
+                <w:between w:val="nil"/>
+              </w:pBdr>
+              <w:spacing w:before="60" w:after="60"/>
+              <w:rPr>
+                <w:rFonts w:ascii="Times New Roman" w:eastAsia="Times New Roman" w:hAnsi="Times New Roman" w:cs="Times New Roman"/>
+              </w:rPr>
+            </w:pPr>
+            <w:r>
+              <w:rPr>
+                <w:rFonts w:ascii="Times New Roman" w:eastAsia="Times New Roman" w:hAnsi="Times New Roman" w:cs="Times New Roman"/>
+                <w:b/>
+                <w:bCs/>
+                <w:sz w:val="19"/>
+                <w:szCs w:val="19"/>
               </w:rPr>
               <w:t>Điều kiện sau</w:t>
             </w:r>
@@ -21378,24 +21935,28 @@
         </w:tc>
         <w:tc>
           <w:tcPr>
-            <w:tcW w:w="6552" w:type="dxa"/>
+            <w:tcW w:w="6924" w:type="dxa"/>
             <w:shd w:val="clear" w:color="auto" w:fill="FFFFFF"/>
-            <w:tcMar>
-              <w:top w:w="90" w:type="dxa"/>
-              <w:left w:w="100" w:type="dxa"/>
-              <w:bottom w:w="90" w:type="dxa"/>
-              <w:right w:w="100" w:type="dxa"/>
-            </w:tcMar>
-            <w:vAlign w:val="center"/>
-          </w:tcPr>
-          <w:p>
-            <w:pPr>
-              <w:spacing w:before="40" w:after="40" w:line="252" w:lineRule="auto"/>
-            </w:pPr>
-            <w:r>
-              <w:rPr>
-                <w:color w:val="000000"/>
-                <w:sz w:val="18"/>
+          </w:tcPr>
+          <w:p>
+            <w:pPr>
+              <w:pBdr>
+                <w:top w:val="nil"/>
+                <w:left w:val="nil"/>
+                <w:bottom w:val="nil"/>
+                <w:right w:val="nil"/>
+                <w:between w:val="nil"/>
+              </w:pBdr>
+              <w:spacing w:before="60" w:after="60"/>
+              <w:rPr>
+                <w:rFonts w:ascii="Times New Roman" w:eastAsia="Times New Roman" w:hAnsi="Times New Roman" w:cs="Times New Roman"/>
+              </w:rPr>
+            </w:pPr>
+            <w:r>
+              <w:rPr>
+                <w:rFonts w:ascii="Times New Roman" w:eastAsia="Times New Roman" w:hAnsi="Times New Roman" w:cs="Times New Roman"/>
+                <w:sz w:val="19"/>
+                <w:szCs w:val="19"/>
               </w:rPr>
               <w:t>Attempt lưu phạm vi Part đã chọn; danh sách câu hỏi chỉ lấy từ TestPart tương ứng.</w:t>
             </w:r>
@@ -21413,48 +21974,51 @@
     </w:p>
     <w:tbl>
       <w:tblPr>
-        <w:tblW w:w="8856" w:type="dxa"/>
-        <w:tblBorders>
-          <w:top w:val="single" w:sz="4" w:space="0" w:color="D9D9D9"/>
-          <w:left w:val="single" w:sz="4" w:space="0" w:color="D9D9D9"/>
-          <w:bottom w:val="single" w:sz="4" w:space="0" w:color="D9D9D9"/>
-          <w:right w:val="single" w:sz="4" w:space="0" w:color="D9D9D9"/>
-          <w:insideH w:val="single" w:sz="4" w:space="0" w:color="D9D9D9"/>
-          <w:insideV w:val="single" w:sz="4" w:space="0" w:color="D9D9D9"/>
-        </w:tblBorders>
+        <w:tblStyle w:val="ad"/>
+        <w:tblW w:w="9576" w:type="dxa"/>
+        <w:tblInd w:w="-108" w:type="dxa"/>
         <w:tblLayout w:type="fixed"/>
-        <w:tblLook w:val="04A0" w:firstRow="1" w:lastRow="0" w:firstColumn="1" w:lastColumn="0" w:noHBand="0" w:noVBand="1"/>
+        <w:tblLook w:val="0020" w:firstRow="1" w:lastRow="0" w:firstColumn="0" w:lastColumn="0" w:noHBand="0" w:noVBand="0"/>
       </w:tblPr>
       <w:tblGrid>
-        <w:gridCol w:w="936"/>
-        <w:gridCol w:w="3096"/>
-        <w:gridCol w:w="4824"/>
+        <w:gridCol w:w="3192"/>
+        <w:gridCol w:w="3192"/>
+        <w:gridCol w:w="3192"/>
       </w:tblGrid>
       <w:tr>
         <w:trPr>
+          <w:cnfStyle w:val="100000000000" w:firstRow="1" w:lastRow="0" w:firstColumn="0" w:lastColumn="0" w:oddVBand="0" w:evenVBand="0" w:oddHBand="0" w:evenHBand="0" w:firstRowFirstColumn="0" w:firstRowLastColumn="0" w:lastRowFirstColumn="0" w:lastRowLastColumn="0"/>
+          <w:cantSplit/>
           <w:tblHeader/>
         </w:trPr>
         <w:tc>
           <w:tcPr>
-            <w:tcW w:w="936" w:type="dxa"/>
-            <w:shd w:val="clear" w:color="auto" w:fill="1F4E78"/>
-            <w:tcMar>
-              <w:top w:w="90" w:type="dxa"/>
-              <w:left w:w="100" w:type="dxa"/>
-              <w:bottom w:w="90" w:type="dxa"/>
-              <w:right w:w="100" w:type="dxa"/>
-            </w:tcMar>
-            <w:vAlign w:val="center"/>
-          </w:tcPr>
-          <w:p>
-            <w:pPr>
-              <w:spacing w:before="40" w:after="40" w:line="252" w:lineRule="auto"/>
-            </w:pPr>
-            <w:r>
-              <w:rPr>
+            <w:tcW w:w="3192" w:type="dxa"/>
+            <w:shd w:val="clear" w:color="auto" w:fill="1F4E79"/>
+          </w:tcPr>
+          <w:p>
+            <w:pPr>
+              <w:pBdr>
+                <w:top w:val="nil"/>
+                <w:left w:val="nil"/>
+                <w:bottom w:val="nil"/>
+                <w:right w:val="nil"/>
+                <w:between w:val="nil"/>
+              </w:pBdr>
+              <w:spacing w:before="80" w:after="80"/>
+              <w:jc w:val="center"/>
+              <w:rPr>
+                <w:rFonts w:ascii="Times New Roman" w:eastAsia="Times New Roman" w:hAnsi="Times New Roman" w:cs="Times New Roman"/>
+              </w:rPr>
+            </w:pPr>
+            <w:r>
+              <w:rPr>
+                <w:rFonts w:ascii="Times New Roman" w:eastAsia="Times New Roman" w:hAnsi="Times New Roman" w:cs="Times New Roman"/>
                 <w:b/>
+                <w:bCs/>
                 <w:color w:val="FFFFFF"/>
-                <w:sz w:val="18"/>
+                <w:sz w:val="20"/>
+                <w:szCs w:val="20"/>
               </w:rPr>
               <w:t>Bước</w:t>
             </w:r>
@@ -21462,25 +22026,32 @@
         </w:tc>
         <w:tc>
           <w:tcPr>
-            <w:tcW w:w="3096" w:type="dxa"/>
-            <w:shd w:val="clear" w:color="auto" w:fill="1F4E78"/>
-            <w:tcMar>
-              <w:top w:w="90" w:type="dxa"/>
-              <w:left w:w="100" w:type="dxa"/>
-              <w:bottom w:w="90" w:type="dxa"/>
-              <w:right w:w="100" w:type="dxa"/>
-            </w:tcMar>
-            <w:vAlign w:val="center"/>
-          </w:tcPr>
-          <w:p>
-            <w:pPr>
-              <w:spacing w:before="40" w:after="40" w:line="252" w:lineRule="auto"/>
-            </w:pPr>
-            <w:r>
-              <w:rPr>
+            <w:tcW w:w="3192" w:type="dxa"/>
+            <w:shd w:val="clear" w:color="auto" w:fill="1F4E79"/>
+          </w:tcPr>
+          <w:p>
+            <w:pPr>
+              <w:pBdr>
+                <w:top w:val="nil"/>
+                <w:left w:val="nil"/>
+                <w:bottom w:val="nil"/>
+                <w:right w:val="nil"/>
+                <w:between w:val="nil"/>
+              </w:pBdr>
+              <w:spacing w:before="80" w:after="80"/>
+              <w:jc w:val="center"/>
+              <w:rPr>
+                <w:rFonts w:ascii="Times New Roman" w:eastAsia="Times New Roman" w:hAnsi="Times New Roman" w:cs="Times New Roman"/>
+              </w:rPr>
+            </w:pPr>
+            <w:r>
+              <w:rPr>
+                <w:rFonts w:ascii="Times New Roman" w:eastAsia="Times New Roman" w:hAnsi="Times New Roman" w:cs="Times New Roman"/>
                 <w:b/>
+                <w:bCs/>
                 <w:color w:val="FFFFFF"/>
-                <w:sz w:val="18"/>
+                <w:sz w:val="20"/>
+                <w:szCs w:val="20"/>
               </w:rPr>
               <w:t>Hành động của tác nhân</w:t>
             </w:r>
@@ -21488,25 +22059,32 @@
         </w:tc>
         <w:tc>
           <w:tcPr>
-            <w:tcW w:w="4824" w:type="dxa"/>
-            <w:shd w:val="clear" w:color="auto" w:fill="1F4E78"/>
-            <w:tcMar>
-              <w:top w:w="90" w:type="dxa"/>
-              <w:left w:w="100" w:type="dxa"/>
-              <w:bottom w:w="90" w:type="dxa"/>
-              <w:right w:w="100" w:type="dxa"/>
-            </w:tcMar>
-            <w:vAlign w:val="center"/>
-          </w:tcPr>
-          <w:p>
-            <w:pPr>
-              <w:spacing w:before="40" w:after="40" w:line="252" w:lineRule="auto"/>
-            </w:pPr>
-            <w:r>
-              <w:rPr>
+            <w:tcW w:w="3192" w:type="dxa"/>
+            <w:shd w:val="clear" w:color="auto" w:fill="1F4E79"/>
+          </w:tcPr>
+          <w:p>
+            <w:pPr>
+              <w:pBdr>
+                <w:top w:val="nil"/>
+                <w:left w:val="nil"/>
+                <w:bottom w:val="nil"/>
+                <w:right w:val="nil"/>
+                <w:between w:val="nil"/>
+              </w:pBdr>
+              <w:spacing w:before="80" w:after="80"/>
+              <w:jc w:val="center"/>
+              <w:rPr>
+                <w:rFonts w:ascii="Times New Roman" w:eastAsia="Times New Roman" w:hAnsi="Times New Roman" w:cs="Times New Roman"/>
+              </w:rPr>
+            </w:pPr>
+            <w:r>
+              <w:rPr>
+                <w:rFonts w:ascii="Times New Roman" w:eastAsia="Times New Roman" w:hAnsi="Times New Roman" w:cs="Times New Roman"/>
                 <w:b/>
+                <w:bCs/>
                 <w:color w:val="FFFFFF"/>
-                <w:sz w:val="18"/>
+                <w:sz w:val="20"/>
+                <w:szCs w:val="20"/>
               </w:rPr>
               <w:t>Phản hồi của hệ thống</w:t>
             </w:r>
@@ -21514,26 +22092,35 @@
         </w:tc>
       </w:tr>
       <w:tr>
-        <w:tc>
-          <w:tcPr>
-            <w:tcW w:w="936" w:type="dxa"/>
+        <w:trPr>
+          <w:cantSplit/>
+        </w:trPr>
+        <w:tc>
+          <w:tcPr>
+            <w:tcW w:w="3192" w:type="dxa"/>
             <w:shd w:val="clear" w:color="auto" w:fill="FFFFFF"/>
-            <w:tcMar>
-              <w:top w:w="90" w:type="dxa"/>
-              <w:left w:w="100" w:type="dxa"/>
-              <w:bottom w:w="90" w:type="dxa"/>
-              <w:right w:w="100" w:type="dxa"/>
-            </w:tcMar>
-            <w:vAlign w:val="center"/>
-          </w:tcPr>
-          <w:p>
-            <w:pPr>
-              <w:spacing w:before="40" w:after="40" w:line="252" w:lineRule="auto"/>
-            </w:pPr>
-            <w:r>
-              <w:rPr>
-                <w:color w:val="000000"/>
-                <w:sz w:val="18"/>
+          </w:tcPr>
+          <w:p>
+            <w:pPr>
+              <w:pBdr>
+                <w:top w:val="nil"/>
+                <w:left w:val="nil"/>
+                <w:bottom w:val="nil"/>
+                <w:right w:val="nil"/>
+                <w:between w:val="nil"/>
+              </w:pBdr>
+              <w:spacing w:before="60" w:after="60"/>
+              <w:rPr>
+                <w:rFonts w:ascii="Times New Roman" w:eastAsia="Times New Roman" w:hAnsi="Times New Roman" w:cs="Times New Roman"/>
+              </w:rPr>
+            </w:pPr>
+            <w:r>
+              <w:rPr>
+                <w:rFonts w:ascii="Times New Roman" w:eastAsia="Times New Roman" w:hAnsi="Times New Roman" w:cs="Times New Roman"/>
+                <w:b/>
+                <w:bCs/>
+                <w:sz w:val="19"/>
+                <w:szCs w:val="19"/>
               </w:rPr>
               <w:t>1</w:t>
             </w:r>
@@ -21541,24 +22128,28 @@
         </w:tc>
         <w:tc>
           <w:tcPr>
-            <w:tcW w:w="3096" w:type="dxa"/>
+            <w:tcW w:w="3192" w:type="dxa"/>
             <w:shd w:val="clear" w:color="auto" w:fill="FFFFFF"/>
-            <w:tcMar>
-              <w:top w:w="90" w:type="dxa"/>
-              <w:left w:w="100" w:type="dxa"/>
-              <w:bottom w:w="90" w:type="dxa"/>
-              <w:right w:w="100" w:type="dxa"/>
-            </w:tcMar>
-            <w:vAlign w:val="center"/>
-          </w:tcPr>
-          <w:p>
-            <w:pPr>
-              <w:spacing w:before="40" w:after="40" w:line="252" w:lineRule="auto"/>
-            </w:pPr>
-            <w:r>
-              <w:rPr>
-                <w:color w:val="000000"/>
-                <w:sz w:val="18"/>
+          </w:tcPr>
+          <w:p>
+            <w:pPr>
+              <w:pBdr>
+                <w:top w:val="nil"/>
+                <w:left w:val="nil"/>
+                <w:bottom w:val="nil"/>
+                <w:right w:val="nil"/>
+                <w:between w:val="nil"/>
+              </w:pBdr>
+              <w:spacing w:before="60" w:after="60"/>
+              <w:rPr>
+                <w:rFonts w:ascii="Times New Roman" w:eastAsia="Times New Roman" w:hAnsi="Times New Roman" w:cs="Times New Roman"/>
+              </w:rPr>
+            </w:pPr>
+            <w:r>
+              <w:rPr>
+                <w:rFonts w:ascii="Times New Roman" w:eastAsia="Times New Roman" w:hAnsi="Times New Roman" w:cs="Times New Roman"/>
+                <w:sz w:val="19"/>
+                <w:szCs w:val="19"/>
               </w:rPr>
               <w:t>Học viên chọn chế độ ôn thi hoặc thi thử.</w:t>
             </w:r>
@@ -21566,24 +22157,28 @@
         </w:tc>
         <w:tc>
           <w:tcPr>
-            <w:tcW w:w="4824" w:type="dxa"/>
+            <w:tcW w:w="3192" w:type="dxa"/>
             <w:shd w:val="clear" w:color="auto" w:fill="FFFFFF"/>
-            <w:tcMar>
-              <w:top w:w="90" w:type="dxa"/>
-              <w:left w:w="100" w:type="dxa"/>
-              <w:bottom w:w="90" w:type="dxa"/>
-              <w:right w:w="100" w:type="dxa"/>
-            </w:tcMar>
-            <w:vAlign w:val="center"/>
-          </w:tcPr>
-          <w:p>
-            <w:pPr>
-              <w:spacing w:before="40" w:after="40" w:line="252" w:lineRule="auto"/>
-            </w:pPr>
-            <w:r>
-              <w:rPr>
-                <w:color w:val="000000"/>
-                <w:sz w:val="18"/>
+          </w:tcPr>
+          <w:p>
+            <w:pPr>
+              <w:pBdr>
+                <w:top w:val="nil"/>
+                <w:left w:val="nil"/>
+                <w:bottom w:val="nil"/>
+                <w:right w:val="nil"/>
+                <w:between w:val="nil"/>
+              </w:pBdr>
+              <w:spacing w:before="60" w:after="60"/>
+              <w:rPr>
+                <w:rFonts w:ascii="Times New Roman" w:eastAsia="Times New Roman" w:hAnsi="Times New Roman" w:cs="Times New Roman"/>
+              </w:rPr>
+            </w:pPr>
+            <w:r>
+              <w:rPr>
+                <w:rFonts w:ascii="Times New Roman" w:eastAsia="Times New Roman" w:hAnsi="Times New Roman" w:cs="Times New Roman"/>
+                <w:sz w:val="19"/>
+                <w:szCs w:val="19"/>
               </w:rPr>
               <w:t>Hệ thống tải các Part đang hoạt động thuộc Test.</w:t>
             </w:r>
@@ -21591,26 +22186,35 @@
         </w:tc>
       </w:tr>
       <w:tr>
-        <w:tc>
-          <w:tcPr>
-            <w:tcW w:w="936" w:type="dxa"/>
+        <w:trPr>
+          <w:cantSplit/>
+        </w:trPr>
+        <w:tc>
+          <w:tcPr>
+            <w:tcW w:w="3192" w:type="dxa"/>
             <w:shd w:val="clear" w:color="auto" w:fill="F0F5FA"/>
-            <w:tcMar>
-              <w:top w:w="90" w:type="dxa"/>
-              <w:left w:w="100" w:type="dxa"/>
-              <w:bottom w:w="90" w:type="dxa"/>
-              <w:right w:w="100" w:type="dxa"/>
-            </w:tcMar>
-            <w:vAlign w:val="center"/>
-          </w:tcPr>
-          <w:p>
-            <w:pPr>
-              <w:spacing w:before="40" w:after="40" w:line="252" w:lineRule="auto"/>
-            </w:pPr>
-            <w:r>
-              <w:rPr>
-                <w:color w:val="000000"/>
-                <w:sz w:val="18"/>
+          </w:tcPr>
+          <w:p>
+            <w:pPr>
+              <w:pBdr>
+                <w:top w:val="nil"/>
+                <w:left w:val="nil"/>
+                <w:bottom w:val="nil"/>
+                <w:right w:val="nil"/>
+                <w:between w:val="nil"/>
+              </w:pBdr>
+              <w:spacing w:before="60" w:after="60"/>
+              <w:rPr>
+                <w:rFonts w:ascii="Times New Roman" w:eastAsia="Times New Roman" w:hAnsi="Times New Roman" w:cs="Times New Roman"/>
+              </w:rPr>
+            </w:pPr>
+            <w:r>
+              <w:rPr>
+                <w:rFonts w:ascii="Times New Roman" w:eastAsia="Times New Roman" w:hAnsi="Times New Roman" w:cs="Times New Roman"/>
+                <w:b/>
+                <w:bCs/>
+                <w:sz w:val="19"/>
+                <w:szCs w:val="19"/>
               </w:rPr>
               <w:t>2</w:t>
             </w:r>
@@ -21618,24 +22222,28 @@
         </w:tc>
         <w:tc>
           <w:tcPr>
-            <w:tcW w:w="3096" w:type="dxa"/>
+            <w:tcW w:w="3192" w:type="dxa"/>
             <w:shd w:val="clear" w:color="auto" w:fill="F0F5FA"/>
-            <w:tcMar>
-              <w:top w:w="90" w:type="dxa"/>
-              <w:left w:w="100" w:type="dxa"/>
-              <w:bottom w:w="90" w:type="dxa"/>
-              <w:right w:w="100" w:type="dxa"/>
-            </w:tcMar>
-            <w:vAlign w:val="center"/>
-          </w:tcPr>
-          <w:p>
-            <w:pPr>
-              <w:spacing w:before="40" w:after="40" w:line="252" w:lineRule="auto"/>
-            </w:pPr>
-            <w:r>
-              <w:rPr>
-                <w:color w:val="000000"/>
-                <w:sz w:val="18"/>
+          </w:tcPr>
+          <w:p>
+            <w:pPr>
+              <w:pBdr>
+                <w:top w:val="nil"/>
+                <w:left w:val="nil"/>
+                <w:bottom w:val="nil"/>
+                <w:right w:val="nil"/>
+                <w:between w:val="nil"/>
+              </w:pBdr>
+              <w:spacing w:before="60" w:after="60"/>
+              <w:rPr>
+                <w:rFonts w:ascii="Times New Roman" w:eastAsia="Times New Roman" w:hAnsi="Times New Roman" w:cs="Times New Roman"/>
+              </w:rPr>
+            </w:pPr>
+            <w:r>
+              <w:rPr>
+                <w:rFonts w:ascii="Times New Roman" w:eastAsia="Times New Roman" w:hAnsi="Times New Roman" w:cs="Times New Roman"/>
+                <w:sz w:val="19"/>
+                <w:szCs w:val="19"/>
               </w:rPr>
               <w:t>Học viên chọn một hoặc nhiều Part.</w:t>
             </w:r>
@@ -21643,24 +22251,28 @@
         </w:tc>
         <w:tc>
           <w:tcPr>
-            <w:tcW w:w="4824" w:type="dxa"/>
+            <w:tcW w:w="3192" w:type="dxa"/>
             <w:shd w:val="clear" w:color="auto" w:fill="F0F5FA"/>
-            <w:tcMar>
-              <w:top w:w="90" w:type="dxa"/>
-              <w:left w:w="100" w:type="dxa"/>
-              <w:bottom w:w="90" w:type="dxa"/>
-              <w:right w:w="100" w:type="dxa"/>
-            </w:tcMar>
-            <w:vAlign w:val="center"/>
-          </w:tcPr>
-          <w:p>
-            <w:pPr>
-              <w:spacing w:before="40" w:after="40" w:line="252" w:lineRule="auto"/>
-            </w:pPr>
-            <w:r>
-              <w:rPr>
-                <w:color w:val="000000"/>
-                <w:sz w:val="18"/>
+          </w:tcPr>
+          <w:p>
+            <w:pPr>
+              <w:pBdr>
+                <w:top w:val="nil"/>
+                <w:left w:val="nil"/>
+                <w:bottom w:val="nil"/>
+                <w:right w:val="nil"/>
+                <w:between w:val="nil"/>
+              </w:pBdr>
+              <w:spacing w:before="60" w:after="60"/>
+              <w:rPr>
+                <w:rFonts w:ascii="Times New Roman" w:eastAsia="Times New Roman" w:hAnsi="Times New Roman" w:cs="Times New Roman"/>
+              </w:rPr>
+            </w:pPr>
+            <w:r>
+              <w:rPr>
+                <w:rFonts w:ascii="Times New Roman" w:eastAsia="Times New Roman" w:hAnsi="Times New Roman" w:cs="Times New Roman"/>
+                <w:sz w:val="19"/>
+                <w:szCs w:val="19"/>
               </w:rPr>
               <w:t>Client gửi selected_part_ids cùng test_id và mode.</w:t>
             </w:r>
@@ -21668,26 +22280,35 @@
         </w:tc>
       </w:tr>
       <w:tr>
-        <w:tc>
-          <w:tcPr>
-            <w:tcW w:w="936" w:type="dxa"/>
+        <w:trPr>
+          <w:cantSplit/>
+        </w:trPr>
+        <w:tc>
+          <w:tcPr>
+            <w:tcW w:w="3192" w:type="dxa"/>
             <w:shd w:val="clear" w:color="auto" w:fill="FFFFFF"/>
-            <w:tcMar>
-              <w:top w:w="90" w:type="dxa"/>
-              <w:left w:w="100" w:type="dxa"/>
-              <w:bottom w:w="90" w:type="dxa"/>
-              <w:right w:w="100" w:type="dxa"/>
-            </w:tcMar>
-            <w:vAlign w:val="center"/>
-          </w:tcPr>
-          <w:p>
-            <w:pPr>
-              <w:spacing w:before="40" w:after="40" w:line="252" w:lineRule="auto"/>
-            </w:pPr>
-            <w:r>
-              <w:rPr>
-                <w:color w:val="000000"/>
-                <w:sz w:val="18"/>
+          </w:tcPr>
+          <w:p>
+            <w:pPr>
+              <w:pBdr>
+                <w:top w:val="nil"/>
+                <w:left w:val="nil"/>
+                <w:bottom w:val="nil"/>
+                <w:right w:val="nil"/>
+                <w:between w:val="nil"/>
+              </w:pBdr>
+              <w:spacing w:before="60" w:after="60"/>
+              <w:rPr>
+                <w:rFonts w:ascii="Times New Roman" w:eastAsia="Times New Roman" w:hAnsi="Times New Roman" w:cs="Times New Roman"/>
+              </w:rPr>
+            </w:pPr>
+            <w:r>
+              <w:rPr>
+                <w:rFonts w:ascii="Times New Roman" w:eastAsia="Times New Roman" w:hAnsi="Times New Roman" w:cs="Times New Roman"/>
+                <w:b/>
+                <w:bCs/>
+                <w:sz w:val="19"/>
+                <w:szCs w:val="19"/>
               </w:rPr>
               <w:t>3</w:t>
             </w:r>
@@ -21695,24 +22316,28 @@
         </w:tc>
         <w:tc>
           <w:tcPr>
-            <w:tcW w:w="3096" w:type="dxa"/>
+            <w:tcW w:w="3192" w:type="dxa"/>
             <w:shd w:val="clear" w:color="auto" w:fill="FFFFFF"/>
-            <w:tcMar>
-              <w:top w:w="90" w:type="dxa"/>
-              <w:left w:w="100" w:type="dxa"/>
-              <w:bottom w:w="90" w:type="dxa"/>
-              <w:right w:w="100" w:type="dxa"/>
-            </w:tcMar>
-            <w:vAlign w:val="center"/>
-          </w:tcPr>
-          <w:p>
-            <w:pPr>
-              <w:spacing w:before="40" w:after="40" w:line="252" w:lineRule="auto"/>
-            </w:pPr>
-            <w:r>
-              <w:rPr>
-                <w:color w:val="000000"/>
-                <w:sz w:val="18"/>
+          </w:tcPr>
+          <w:p>
+            <w:pPr>
+              <w:pBdr>
+                <w:top w:val="nil"/>
+                <w:left w:val="nil"/>
+                <w:bottom w:val="nil"/>
+                <w:right w:val="nil"/>
+                <w:between w:val="nil"/>
+              </w:pBdr>
+              <w:spacing w:before="60" w:after="60"/>
+              <w:rPr>
+                <w:rFonts w:ascii="Times New Roman" w:eastAsia="Times New Roman" w:hAnsi="Times New Roman" w:cs="Times New Roman"/>
+              </w:rPr>
+            </w:pPr>
+            <w:r>
+              <w:rPr>
+                <w:rFonts w:ascii="Times New Roman" w:eastAsia="Times New Roman" w:hAnsi="Times New Roman" w:cs="Times New Roman"/>
+                <w:sz w:val="19"/>
+                <w:szCs w:val="19"/>
               </w:rPr>
               <w:t>Học viên bắt đầu làm bài.</w:t>
             </w:r>
@@ -21720,24 +22345,28 @@
         </w:tc>
         <w:tc>
           <w:tcPr>
-            <w:tcW w:w="4824" w:type="dxa"/>
+            <w:tcW w:w="3192" w:type="dxa"/>
             <w:shd w:val="clear" w:color="auto" w:fill="FFFFFF"/>
-            <w:tcMar>
-              <w:top w:w="90" w:type="dxa"/>
-              <w:left w:w="100" w:type="dxa"/>
-              <w:bottom w:w="90" w:type="dxa"/>
-              <w:right w:w="100" w:type="dxa"/>
-            </w:tcMar>
-            <w:vAlign w:val="center"/>
-          </w:tcPr>
-          <w:p>
-            <w:pPr>
-              <w:spacing w:before="40" w:after="40" w:line="252" w:lineRule="auto"/>
-            </w:pPr>
-            <w:r>
-              <w:rPr>
-                <w:color w:val="000000"/>
-                <w:sz w:val="18"/>
+          </w:tcPr>
+          <w:p>
+            <w:pPr>
+              <w:pBdr>
+                <w:top w:val="nil"/>
+                <w:left w:val="nil"/>
+                <w:bottom w:val="nil"/>
+                <w:right w:val="nil"/>
+                <w:between w:val="nil"/>
+              </w:pBdr>
+              <w:spacing w:before="60" w:after="60"/>
+              <w:rPr>
+                <w:rFonts w:ascii="Times New Roman" w:eastAsia="Times New Roman" w:hAnsi="Times New Roman" w:cs="Times New Roman"/>
+              </w:rPr>
+            </w:pPr>
+            <w:r>
+              <w:rPr>
+                <w:rFonts w:ascii="Times New Roman" w:eastAsia="Times New Roman" w:hAnsi="Times New Roman" w:cs="Times New Roman"/>
+                <w:sz w:val="19"/>
+                <w:szCs w:val="19"/>
               </w:rPr>
               <w:t>Exam Service xác thực Part, tạo Attempt và lấy TestQuestion theo (test_id, part_id).</w:t>
             </w:r>
@@ -21745,26 +22374,35 @@
         </w:tc>
       </w:tr>
       <w:tr>
-        <w:tc>
-          <w:tcPr>
-            <w:tcW w:w="936" w:type="dxa"/>
+        <w:trPr>
+          <w:cantSplit/>
+        </w:trPr>
+        <w:tc>
+          <w:tcPr>
+            <w:tcW w:w="3192" w:type="dxa"/>
             <w:shd w:val="clear" w:color="auto" w:fill="F0F5FA"/>
-            <w:tcMar>
-              <w:top w:w="90" w:type="dxa"/>
-              <w:left w:w="100" w:type="dxa"/>
-              <w:bottom w:w="90" w:type="dxa"/>
-              <w:right w:w="100" w:type="dxa"/>
-            </w:tcMar>
-            <w:vAlign w:val="center"/>
-          </w:tcPr>
-          <w:p>
-            <w:pPr>
-              <w:spacing w:before="40" w:after="40" w:line="252" w:lineRule="auto"/>
-            </w:pPr>
-            <w:r>
-              <w:rPr>
-                <w:color w:val="000000"/>
-                <w:sz w:val="18"/>
+          </w:tcPr>
+          <w:p>
+            <w:pPr>
+              <w:pBdr>
+                <w:top w:val="nil"/>
+                <w:left w:val="nil"/>
+                <w:bottom w:val="nil"/>
+                <w:right w:val="nil"/>
+                <w:between w:val="nil"/>
+              </w:pBdr>
+              <w:spacing w:before="60" w:after="60"/>
+              <w:rPr>
+                <w:rFonts w:ascii="Times New Roman" w:eastAsia="Times New Roman" w:hAnsi="Times New Roman" w:cs="Times New Roman"/>
+              </w:rPr>
+            </w:pPr>
+            <w:r>
+              <w:rPr>
+                <w:rFonts w:ascii="Times New Roman" w:eastAsia="Times New Roman" w:hAnsi="Times New Roman" w:cs="Times New Roman"/>
+                <w:b/>
+                <w:bCs/>
+                <w:sz w:val="19"/>
+                <w:szCs w:val="19"/>
               </w:rPr>
               <w:t>4</w:t>
             </w:r>
@@ -21772,24 +22410,28 @@
         </w:tc>
         <w:tc>
           <w:tcPr>
-            <w:tcW w:w="3096" w:type="dxa"/>
+            <w:tcW w:w="3192" w:type="dxa"/>
             <w:shd w:val="clear" w:color="auto" w:fill="F0F5FA"/>
-            <w:tcMar>
-              <w:top w:w="90" w:type="dxa"/>
-              <w:left w:w="100" w:type="dxa"/>
-              <w:bottom w:w="90" w:type="dxa"/>
-              <w:right w:w="100" w:type="dxa"/>
-            </w:tcMar>
-            <w:vAlign w:val="center"/>
-          </w:tcPr>
-          <w:p>
-            <w:pPr>
-              <w:spacing w:before="40" w:after="40" w:line="252" w:lineRule="auto"/>
-            </w:pPr>
-            <w:r>
-              <w:rPr>
-                <w:color w:val="000000"/>
-                <w:sz w:val="18"/>
+          </w:tcPr>
+          <w:p>
+            <w:pPr>
+              <w:pBdr>
+                <w:top w:val="nil"/>
+                <w:left w:val="nil"/>
+                <w:bottom w:val="nil"/>
+                <w:right w:val="nil"/>
+                <w:between w:val="nil"/>
+              </w:pBdr>
+              <w:spacing w:before="60" w:after="60"/>
+              <w:rPr>
+                <w:rFonts w:ascii="Times New Roman" w:eastAsia="Times New Roman" w:hAnsi="Times New Roman" w:cs="Times New Roman"/>
+              </w:rPr>
+            </w:pPr>
+            <w:r>
+              <w:rPr>
+                <w:rFonts w:ascii="Times New Roman" w:eastAsia="Times New Roman" w:hAnsi="Times New Roman" w:cs="Times New Roman"/>
+                <w:sz w:val="19"/>
+                <w:szCs w:val="19"/>
               </w:rPr>
               <w:t>Hệ thống hoàn tất khởi tạo.</w:t>
             </w:r>
@@ -21797,24 +22439,28 @@
         </w:tc>
         <w:tc>
           <w:tcPr>
-            <w:tcW w:w="4824" w:type="dxa"/>
+            <w:tcW w:w="3192" w:type="dxa"/>
             <w:shd w:val="clear" w:color="auto" w:fill="F0F5FA"/>
-            <w:tcMar>
-              <w:top w:w="90" w:type="dxa"/>
-              <w:left w:w="100" w:type="dxa"/>
-              <w:bottom w:w="90" w:type="dxa"/>
-              <w:right w:w="100" w:type="dxa"/>
-            </w:tcMar>
-            <w:vAlign w:val="center"/>
-          </w:tcPr>
-          <w:p>
-            <w:pPr>
-              <w:spacing w:before="40" w:after="40" w:line="252" w:lineRule="auto"/>
-            </w:pPr>
-            <w:r>
-              <w:rPr>
-                <w:color w:val="000000"/>
-                <w:sz w:val="18"/>
+          </w:tcPr>
+          <w:p>
+            <w:pPr>
+              <w:pBdr>
+                <w:top w:val="nil"/>
+                <w:left w:val="nil"/>
+                <w:bottom w:val="nil"/>
+                <w:right w:val="nil"/>
+                <w:between w:val="nil"/>
+              </w:pBdr>
+              <w:spacing w:before="60" w:after="60"/>
+              <w:rPr>
+                <w:rFonts w:ascii="Times New Roman" w:eastAsia="Times New Roman" w:hAnsi="Times New Roman" w:cs="Times New Roman"/>
+              </w:rPr>
+            </w:pPr>
+            <w:r>
+              <w:rPr>
+                <w:rFonts w:ascii="Times New Roman" w:eastAsia="Times New Roman" w:hAnsi="Times New Roman" w:cs="Times New Roman"/>
+                <w:sz w:val="19"/>
+                <w:szCs w:val="19"/>
               </w:rPr>
               <w:t>Trả câu hỏi theo đúng Part, tổng số câu và thời lượng tương ứng.</w:t>
             </w:r>
@@ -21832,48 +22478,51 @@
     </w:p>
     <w:tbl>
       <w:tblPr>
-        <w:tblW w:w="8856" w:type="dxa"/>
-        <w:tblBorders>
-          <w:top w:val="single" w:sz="4" w:space="0" w:color="D9D9D9"/>
-          <w:left w:val="single" w:sz="4" w:space="0" w:color="D9D9D9"/>
-          <w:bottom w:val="single" w:sz="4" w:space="0" w:color="D9D9D9"/>
-          <w:right w:val="single" w:sz="4" w:space="0" w:color="D9D9D9"/>
-          <w:insideH w:val="single" w:sz="4" w:space="0" w:color="D9D9D9"/>
-          <w:insideV w:val="single" w:sz="4" w:space="0" w:color="D9D9D9"/>
-        </w:tblBorders>
+        <w:tblStyle w:val="ae"/>
+        <w:tblW w:w="9576" w:type="dxa"/>
+        <w:tblInd w:w="-108" w:type="dxa"/>
         <w:tblLayout w:type="fixed"/>
-        <w:tblLook w:val="04A0" w:firstRow="1" w:lastRow="0" w:firstColumn="1" w:lastColumn="0" w:noHBand="0" w:noVBand="1"/>
+        <w:tblLook w:val="0020" w:firstRow="1" w:lastRow="0" w:firstColumn="0" w:lastColumn="0" w:noHBand="0" w:noVBand="0"/>
       </w:tblPr>
       <w:tblGrid>
-        <w:gridCol w:w="936"/>
-        <w:gridCol w:w="3096"/>
-        <w:gridCol w:w="4824"/>
+        <w:gridCol w:w="3192"/>
+        <w:gridCol w:w="3192"/>
+        <w:gridCol w:w="3192"/>
       </w:tblGrid>
       <w:tr>
         <w:trPr>
+          <w:cnfStyle w:val="100000000000" w:firstRow="1" w:lastRow="0" w:firstColumn="0" w:lastColumn="0" w:oddVBand="0" w:evenVBand="0" w:oddHBand="0" w:evenHBand="0" w:firstRowFirstColumn="0" w:firstRowLastColumn="0" w:lastRowFirstColumn="0" w:lastRowLastColumn="0"/>
+          <w:cantSplit/>
           <w:tblHeader/>
         </w:trPr>
         <w:tc>
           <w:tcPr>
-            <w:tcW w:w="936" w:type="dxa"/>
-            <w:shd w:val="clear" w:color="auto" w:fill="1F4E78"/>
-            <w:tcMar>
-              <w:top w:w="90" w:type="dxa"/>
-              <w:left w:w="100" w:type="dxa"/>
-              <w:bottom w:w="90" w:type="dxa"/>
-              <w:right w:w="100" w:type="dxa"/>
-            </w:tcMar>
-            <w:vAlign w:val="center"/>
-          </w:tcPr>
-          <w:p>
-            <w:pPr>
-              <w:spacing w:before="40" w:after="40" w:line="252" w:lineRule="auto"/>
-            </w:pPr>
-            <w:r>
-              <w:rPr>
+            <w:tcW w:w="3192" w:type="dxa"/>
+            <w:shd w:val="clear" w:color="auto" w:fill="1F4E79"/>
+          </w:tcPr>
+          <w:p>
+            <w:pPr>
+              <w:pBdr>
+                <w:top w:val="nil"/>
+                <w:left w:val="nil"/>
+                <w:bottom w:val="nil"/>
+                <w:right w:val="nil"/>
+                <w:between w:val="nil"/>
+              </w:pBdr>
+              <w:spacing w:before="80" w:after="80"/>
+              <w:jc w:val="center"/>
+              <w:rPr>
+                <w:rFonts w:ascii="Times New Roman" w:eastAsia="Times New Roman" w:hAnsi="Times New Roman" w:cs="Times New Roman"/>
+              </w:rPr>
+            </w:pPr>
+            <w:r>
+              <w:rPr>
+                <w:rFonts w:ascii="Times New Roman" w:eastAsia="Times New Roman" w:hAnsi="Times New Roman" w:cs="Times New Roman"/>
                 <w:b/>
+                <w:bCs/>
                 <w:color w:val="FFFFFF"/>
-                <w:sz w:val="18"/>
+                <w:sz w:val="20"/>
+                <w:szCs w:val="20"/>
               </w:rPr>
               <w:t>Bước rẽ nhánh</w:t>
             </w:r>
@@ -21881,25 +22530,32 @@
         </w:tc>
         <w:tc>
           <w:tcPr>
-            <w:tcW w:w="3096" w:type="dxa"/>
-            <w:shd w:val="clear" w:color="auto" w:fill="1F4E78"/>
-            <w:tcMar>
-              <w:top w:w="90" w:type="dxa"/>
-              <w:left w:w="100" w:type="dxa"/>
-              <w:bottom w:w="90" w:type="dxa"/>
-              <w:right w:w="100" w:type="dxa"/>
-            </w:tcMar>
-            <w:vAlign w:val="center"/>
-          </w:tcPr>
-          <w:p>
-            <w:pPr>
-              <w:spacing w:before="40" w:after="40" w:line="252" w:lineRule="auto"/>
-            </w:pPr>
-            <w:r>
-              <w:rPr>
+            <w:tcW w:w="3192" w:type="dxa"/>
+            <w:shd w:val="clear" w:color="auto" w:fill="1F4E79"/>
+          </w:tcPr>
+          <w:p>
+            <w:pPr>
+              <w:pBdr>
+                <w:top w:val="nil"/>
+                <w:left w:val="nil"/>
+                <w:bottom w:val="nil"/>
+                <w:right w:val="nil"/>
+                <w:between w:val="nil"/>
+              </w:pBdr>
+              <w:spacing w:before="80" w:after="80"/>
+              <w:jc w:val="center"/>
+              <w:rPr>
+                <w:rFonts w:ascii="Times New Roman" w:eastAsia="Times New Roman" w:hAnsi="Times New Roman" w:cs="Times New Roman"/>
+              </w:rPr>
+            </w:pPr>
+            <w:r>
+              <w:rPr>
+                <w:rFonts w:ascii="Times New Roman" w:eastAsia="Times New Roman" w:hAnsi="Times New Roman" w:cs="Times New Roman"/>
                 <w:b/>
+                <w:bCs/>
                 <w:color w:val="FFFFFF"/>
-                <w:sz w:val="18"/>
+                <w:sz w:val="20"/>
+                <w:szCs w:val="20"/>
               </w:rPr>
               <w:t>Điều kiện</w:t>
             </w:r>
@@ -21907,25 +22563,32 @@
         </w:tc>
         <w:tc>
           <w:tcPr>
-            <w:tcW w:w="4824" w:type="dxa"/>
-            <w:shd w:val="clear" w:color="auto" w:fill="1F4E78"/>
-            <w:tcMar>
-              <w:top w:w="90" w:type="dxa"/>
-              <w:left w:w="100" w:type="dxa"/>
-              <w:bottom w:w="90" w:type="dxa"/>
-              <w:right w:w="100" w:type="dxa"/>
-            </w:tcMar>
-            <w:vAlign w:val="center"/>
-          </w:tcPr>
-          <w:p>
-            <w:pPr>
-              <w:spacing w:before="40" w:after="40" w:line="252" w:lineRule="auto"/>
-            </w:pPr>
-            <w:r>
-              <w:rPr>
+            <w:tcW w:w="3192" w:type="dxa"/>
+            <w:shd w:val="clear" w:color="auto" w:fill="1F4E79"/>
+          </w:tcPr>
+          <w:p>
+            <w:pPr>
+              <w:pBdr>
+                <w:top w:val="nil"/>
+                <w:left w:val="nil"/>
+                <w:bottom w:val="nil"/>
+                <w:right w:val="nil"/>
+                <w:between w:val="nil"/>
+              </w:pBdr>
+              <w:spacing w:before="80" w:after="80"/>
+              <w:jc w:val="center"/>
+              <w:rPr>
+                <w:rFonts w:ascii="Times New Roman" w:eastAsia="Times New Roman" w:hAnsi="Times New Roman" w:cs="Times New Roman"/>
+              </w:rPr>
+            </w:pPr>
+            <w:r>
+              <w:rPr>
+                <w:rFonts w:ascii="Times New Roman" w:eastAsia="Times New Roman" w:hAnsi="Times New Roman" w:cs="Times New Roman"/>
                 <w:b/>
+                <w:bCs/>
                 <w:color w:val="FFFFFF"/>
-                <w:sz w:val="18"/>
+                <w:sz w:val="20"/>
+                <w:szCs w:val="20"/>
               </w:rPr>
               <w:t>Hành động xử lý</w:t>
             </w:r>
@@ -21933,26 +22596,35 @@
         </w:tc>
       </w:tr>
       <w:tr>
-        <w:tc>
-          <w:tcPr>
-            <w:tcW w:w="936" w:type="dxa"/>
+        <w:trPr>
+          <w:cantSplit/>
+        </w:trPr>
+        <w:tc>
+          <w:tcPr>
+            <w:tcW w:w="3192" w:type="dxa"/>
             <w:shd w:val="clear" w:color="auto" w:fill="FFFFFF"/>
-            <w:tcMar>
-              <w:top w:w="90" w:type="dxa"/>
-              <w:left w:w="100" w:type="dxa"/>
-              <w:bottom w:w="90" w:type="dxa"/>
-              <w:right w:w="100" w:type="dxa"/>
-            </w:tcMar>
-            <w:vAlign w:val="center"/>
-          </w:tcPr>
-          <w:p>
-            <w:pPr>
-              <w:spacing w:before="40" w:after="40" w:line="252" w:lineRule="auto"/>
-            </w:pPr>
-            <w:r>
-              <w:rPr>
-                <w:color w:val="000000"/>
-                <w:sz w:val="18"/>
+          </w:tcPr>
+          <w:p>
+            <w:pPr>
+              <w:pBdr>
+                <w:top w:val="nil"/>
+                <w:left w:val="nil"/>
+                <w:bottom w:val="nil"/>
+                <w:right w:val="nil"/>
+                <w:between w:val="nil"/>
+              </w:pBdr>
+              <w:spacing w:before="60" w:after="60"/>
+              <w:rPr>
+                <w:rFonts w:ascii="Times New Roman" w:eastAsia="Times New Roman" w:hAnsi="Times New Roman" w:cs="Times New Roman"/>
+              </w:rPr>
+            </w:pPr>
+            <w:r>
+              <w:rPr>
+                <w:rFonts w:ascii="Times New Roman" w:eastAsia="Times New Roman" w:hAnsi="Times New Roman" w:cs="Times New Roman"/>
+                <w:b/>
+                <w:bCs/>
+                <w:sz w:val="19"/>
+                <w:szCs w:val="19"/>
               </w:rPr>
               <w:t>2a</w:t>
             </w:r>
@@ -21960,24 +22632,28 @@
         </w:tc>
         <w:tc>
           <w:tcPr>
-            <w:tcW w:w="3096" w:type="dxa"/>
+            <w:tcW w:w="3192" w:type="dxa"/>
             <w:shd w:val="clear" w:color="auto" w:fill="FFFFFF"/>
-            <w:tcMar>
-              <w:top w:w="90" w:type="dxa"/>
-              <w:left w:w="100" w:type="dxa"/>
-              <w:bottom w:w="90" w:type="dxa"/>
-              <w:right w:w="100" w:type="dxa"/>
-            </w:tcMar>
-            <w:vAlign w:val="center"/>
-          </w:tcPr>
-          <w:p>
-            <w:pPr>
-              <w:spacing w:before="40" w:after="40" w:line="252" w:lineRule="auto"/>
-            </w:pPr>
-            <w:r>
-              <w:rPr>
-                <w:color w:val="000000"/>
-                <w:sz w:val="18"/>
+          </w:tcPr>
+          <w:p>
+            <w:pPr>
+              <w:pBdr>
+                <w:top w:val="nil"/>
+                <w:left w:val="nil"/>
+                <w:bottom w:val="nil"/>
+                <w:right w:val="nil"/>
+                <w:between w:val="nil"/>
+              </w:pBdr>
+              <w:spacing w:before="60" w:after="60"/>
+              <w:rPr>
+                <w:rFonts w:ascii="Times New Roman" w:eastAsia="Times New Roman" w:hAnsi="Times New Roman" w:cs="Times New Roman"/>
+              </w:rPr>
+            </w:pPr>
+            <w:r>
+              <w:rPr>
+                <w:rFonts w:ascii="Times New Roman" w:eastAsia="Times New Roman" w:hAnsi="Times New Roman" w:cs="Times New Roman"/>
+                <w:sz w:val="19"/>
+                <w:szCs w:val="19"/>
               </w:rPr>
               <w:t>selected_part_ids rỗng, trùng lặp hoặc ngoài miền 1-7.</w:t>
             </w:r>
@@ -21985,24 +22661,30 @@
         </w:tc>
         <w:tc>
           <w:tcPr>
-            <w:tcW w:w="4824" w:type="dxa"/>
+            <w:tcW w:w="3192" w:type="dxa"/>
             <w:shd w:val="clear" w:color="auto" w:fill="FFFFFF"/>
-            <w:tcMar>
-              <w:top w:w="90" w:type="dxa"/>
-              <w:left w:w="100" w:type="dxa"/>
-              <w:bottom w:w="90" w:type="dxa"/>
-              <w:right w:w="100" w:type="dxa"/>
-            </w:tcMar>
-            <w:vAlign w:val="center"/>
-          </w:tcPr>
-          <w:p>
-            <w:pPr>
-              <w:spacing w:before="40" w:after="40" w:line="252" w:lineRule="auto"/>
-            </w:pPr>
-            <w:r>
-              <w:rPr>
-                <w:color w:val="000000"/>
-                <w:sz w:val="18"/>
+          </w:tcPr>
+          <w:p>
+            <w:pPr>
+              <w:pBdr>
+                <w:top w:val="nil"/>
+                <w:left w:val="nil"/>
+                <w:bottom w:val="nil"/>
+                <w:right w:val="nil"/>
+                <w:between w:val="nil"/>
+              </w:pBdr>
+              <w:spacing w:before="60" w:after="60"/>
+              <w:rPr>
+                <w:rFonts w:ascii="Times New Roman" w:eastAsia="Times New Roman" w:hAnsi="Times New Roman" w:cs="Times New Roman"/>
+                <w:sz w:val="19"/>
+                <w:szCs w:val="19"/>
+              </w:rPr>
+            </w:pPr>
+            <w:r>
+              <w:rPr>
+                <w:rFonts w:ascii="Times New Roman" w:eastAsia="Times New Roman" w:hAnsi="Times New Roman" w:cs="Times New Roman"/>
+                <w:sz w:val="19"/>
+                <w:szCs w:val="19"/>
               </w:rPr>
               <w:t>Trả HTTP 400; không tạo Attempt.</w:t>
             </w:r>
@@ -22010,52 +22692,64 @@
         </w:tc>
       </w:tr>
       <w:tr>
-        <w:tc>
-          <w:tcPr>
-            <w:tcW w:w="936" w:type="dxa"/>
+        <w:trPr>
+          <w:cantSplit/>
+        </w:trPr>
+        <w:tc>
+          <w:tcPr>
+            <w:tcW w:w="3192" w:type="dxa"/>
             <w:shd w:val="clear" w:color="auto" w:fill="F0F5FA"/>
-            <w:tcMar>
-              <w:top w:w="90" w:type="dxa"/>
-              <w:left w:w="100" w:type="dxa"/>
-              <w:bottom w:w="90" w:type="dxa"/>
-              <w:right w:w="100" w:type="dxa"/>
-            </w:tcMar>
-            <w:vAlign w:val="center"/>
-          </w:tcPr>
-          <w:p>
-            <w:pPr>
-              <w:spacing w:before="40" w:after="40" w:line="252" w:lineRule="auto"/>
-            </w:pPr>
-            <w:r>
-              <w:rPr>
-                <w:color w:val="000000"/>
-                <w:sz w:val="18"/>
-              </w:rPr>
-              <w:lastRenderedPageBreak/>
+          </w:tcPr>
+          <w:p>
+            <w:pPr>
+              <w:pBdr>
+                <w:top w:val="nil"/>
+                <w:left w:val="nil"/>
+                <w:bottom w:val="nil"/>
+                <w:right w:val="nil"/>
+                <w:between w:val="nil"/>
+              </w:pBdr>
+              <w:spacing w:before="60" w:after="60"/>
+              <w:rPr>
+                <w:rFonts w:ascii="Times New Roman" w:eastAsia="Times New Roman" w:hAnsi="Times New Roman" w:cs="Times New Roman"/>
+              </w:rPr>
+            </w:pPr>
+            <w:r>
+              <w:rPr>
+                <w:rFonts w:ascii="Times New Roman" w:eastAsia="Times New Roman" w:hAnsi="Times New Roman" w:cs="Times New Roman"/>
+                <w:b/>
+                <w:bCs/>
+                <w:sz w:val="19"/>
+                <w:szCs w:val="19"/>
+              </w:rPr>
               <w:t>3a</w:t>
             </w:r>
           </w:p>
         </w:tc>
         <w:tc>
           <w:tcPr>
-            <w:tcW w:w="3096" w:type="dxa"/>
+            <w:tcW w:w="3192" w:type="dxa"/>
             <w:shd w:val="clear" w:color="auto" w:fill="F0F5FA"/>
-            <w:tcMar>
-              <w:top w:w="90" w:type="dxa"/>
-              <w:left w:w="100" w:type="dxa"/>
-              <w:bottom w:w="90" w:type="dxa"/>
-              <w:right w:w="100" w:type="dxa"/>
-            </w:tcMar>
-            <w:vAlign w:val="center"/>
-          </w:tcPr>
-          <w:p>
-            <w:pPr>
-              <w:spacing w:before="40" w:after="40" w:line="252" w:lineRule="auto"/>
-            </w:pPr>
-            <w:r>
-              <w:rPr>
-                <w:color w:val="000000"/>
-                <w:sz w:val="18"/>
+          </w:tcPr>
+          <w:p>
+            <w:pPr>
+              <w:pBdr>
+                <w:top w:val="nil"/>
+                <w:left w:val="nil"/>
+                <w:bottom w:val="nil"/>
+                <w:right w:val="nil"/>
+                <w:between w:val="nil"/>
+              </w:pBdr>
+              <w:spacing w:before="60" w:after="60"/>
+              <w:rPr>
+                <w:rFonts w:ascii="Times New Roman" w:eastAsia="Times New Roman" w:hAnsi="Times New Roman" w:cs="Times New Roman"/>
+              </w:rPr>
+            </w:pPr>
+            <w:r>
+              <w:rPr>
+                <w:rFonts w:ascii="Times New Roman" w:eastAsia="Times New Roman" w:hAnsi="Times New Roman" w:cs="Times New Roman"/>
+                <w:sz w:val="19"/>
+                <w:szCs w:val="19"/>
               </w:rPr>
               <w:t>Part không thuộc Test, đã ngừng hoạt động hoặc Test đã bị xóa logic.</w:t>
             </w:r>
@@ -22063,24 +22757,30 @@
         </w:tc>
         <w:tc>
           <w:tcPr>
-            <w:tcW w:w="4824" w:type="dxa"/>
+            <w:tcW w:w="3192" w:type="dxa"/>
             <w:shd w:val="clear" w:color="auto" w:fill="F0F5FA"/>
-            <w:tcMar>
-              <w:top w:w="90" w:type="dxa"/>
-              <w:left w:w="100" w:type="dxa"/>
-              <w:bottom w:w="90" w:type="dxa"/>
-              <w:right w:w="100" w:type="dxa"/>
-            </w:tcMar>
-            <w:vAlign w:val="center"/>
-          </w:tcPr>
-          <w:p>
-            <w:pPr>
-              <w:spacing w:before="40" w:after="40" w:line="252" w:lineRule="auto"/>
-            </w:pPr>
-            <w:r>
-              <w:rPr>
-                <w:color w:val="000000"/>
-                <w:sz w:val="18"/>
+          </w:tcPr>
+          <w:p>
+            <w:pPr>
+              <w:pBdr>
+                <w:top w:val="nil"/>
+                <w:left w:val="nil"/>
+                <w:bottom w:val="nil"/>
+                <w:right w:val="nil"/>
+                <w:between w:val="nil"/>
+              </w:pBdr>
+              <w:spacing w:before="60" w:after="60"/>
+              <w:rPr>
+                <w:rFonts w:ascii="Times New Roman" w:eastAsia="Times New Roman" w:hAnsi="Times New Roman" w:cs="Times New Roman"/>
+                <w:sz w:val="19"/>
+                <w:szCs w:val="19"/>
+              </w:rPr>
+            </w:pPr>
+            <w:r>
+              <w:rPr>
+                <w:rFonts w:ascii="Times New Roman" w:eastAsia="Times New Roman" w:hAnsi="Times New Roman" w:cs="Times New Roman"/>
+                <w:sz w:val="19"/>
+                <w:szCs w:val="19"/>
               </w:rPr>
               <w:t>Trả HTTP 409 và danh sách Part hợp lệ mới nhất.</w:t>
             </w:r>
@@ -22088,26 +22788,35 @@
         </w:tc>
       </w:tr>
       <w:tr>
-        <w:tc>
-          <w:tcPr>
-            <w:tcW w:w="936" w:type="dxa"/>
+        <w:trPr>
+          <w:cantSplit/>
+        </w:trPr>
+        <w:tc>
+          <w:tcPr>
+            <w:tcW w:w="3192" w:type="dxa"/>
             <w:shd w:val="clear" w:color="auto" w:fill="FFFFFF"/>
-            <w:tcMar>
-              <w:top w:w="90" w:type="dxa"/>
-              <w:left w:w="100" w:type="dxa"/>
-              <w:bottom w:w="90" w:type="dxa"/>
-              <w:right w:w="100" w:type="dxa"/>
-            </w:tcMar>
-            <w:vAlign w:val="center"/>
-          </w:tcPr>
-          <w:p>
-            <w:pPr>
-              <w:spacing w:before="40" w:after="40" w:line="252" w:lineRule="auto"/>
-            </w:pPr>
-            <w:r>
-              <w:rPr>
-                <w:color w:val="000000"/>
-                <w:sz w:val="18"/>
+          </w:tcPr>
+          <w:p>
+            <w:pPr>
+              <w:pBdr>
+                <w:top w:val="nil"/>
+                <w:left w:val="nil"/>
+                <w:bottom w:val="nil"/>
+                <w:right w:val="nil"/>
+                <w:between w:val="nil"/>
+              </w:pBdr>
+              <w:spacing w:before="60" w:after="60"/>
+              <w:rPr>
+                <w:rFonts w:ascii="Times New Roman" w:eastAsia="Times New Roman" w:hAnsi="Times New Roman" w:cs="Times New Roman"/>
+              </w:rPr>
+            </w:pPr>
+            <w:r>
+              <w:rPr>
+                <w:rFonts w:ascii="Times New Roman" w:eastAsia="Times New Roman" w:hAnsi="Times New Roman" w:cs="Times New Roman"/>
+                <w:b/>
+                <w:bCs/>
+                <w:sz w:val="19"/>
+                <w:szCs w:val="19"/>
               </w:rPr>
               <w:t>3b</w:t>
             </w:r>
@@ -22115,24 +22824,28 @@
         </w:tc>
         <w:tc>
           <w:tcPr>
-            <w:tcW w:w="3096" w:type="dxa"/>
+            <w:tcW w:w="3192" w:type="dxa"/>
             <w:shd w:val="clear" w:color="auto" w:fill="FFFFFF"/>
-            <w:tcMar>
-              <w:top w:w="90" w:type="dxa"/>
-              <w:left w:w="100" w:type="dxa"/>
-              <w:bottom w:w="90" w:type="dxa"/>
-              <w:right w:w="100" w:type="dxa"/>
-            </w:tcMar>
-            <w:vAlign w:val="center"/>
-          </w:tcPr>
-          <w:p>
-            <w:pPr>
-              <w:spacing w:before="40" w:after="40" w:line="252" w:lineRule="auto"/>
-            </w:pPr>
-            <w:r>
-              <w:rPr>
-                <w:color w:val="000000"/>
-                <w:sz w:val="18"/>
+          </w:tcPr>
+          <w:p>
+            <w:pPr>
+              <w:pBdr>
+                <w:top w:val="nil"/>
+                <w:left w:val="nil"/>
+                <w:bottom w:val="nil"/>
+                <w:right w:val="nil"/>
+                <w:between w:val="nil"/>
+              </w:pBdr>
+              <w:spacing w:before="60" w:after="60"/>
+              <w:rPr>
+                <w:rFonts w:ascii="Times New Roman" w:eastAsia="Times New Roman" w:hAnsi="Times New Roman" w:cs="Times New Roman"/>
+              </w:rPr>
+            </w:pPr>
+            <w:r>
+              <w:rPr>
+                <w:rFonts w:ascii="Times New Roman" w:eastAsia="Times New Roman" w:hAnsi="Times New Roman" w:cs="Times New Roman"/>
+                <w:sz w:val="19"/>
+                <w:szCs w:val="19"/>
               </w:rPr>
               <w:t>Chế độ thi toàn bộ đề không nhận selected_part_ids rút gọn.</w:t>
             </w:r>
@@ -22140,24 +22853,30 @@
         </w:tc>
         <w:tc>
           <w:tcPr>
-            <w:tcW w:w="4824" w:type="dxa"/>
+            <w:tcW w:w="3192" w:type="dxa"/>
             <w:shd w:val="clear" w:color="auto" w:fill="FFFFFF"/>
-            <w:tcMar>
-              <w:top w:w="90" w:type="dxa"/>
-              <w:left w:w="100" w:type="dxa"/>
-              <w:bottom w:w="90" w:type="dxa"/>
-              <w:right w:w="100" w:type="dxa"/>
-            </w:tcMar>
-            <w:vAlign w:val="center"/>
-          </w:tcPr>
-          <w:p>
-            <w:pPr>
-              <w:spacing w:before="40" w:after="40" w:line="252" w:lineRule="auto"/>
-            </w:pPr>
-            <w:r>
-              <w:rPr>
-                <w:color w:val="000000"/>
-                <w:sz w:val="18"/>
+          </w:tcPr>
+          <w:p>
+            <w:pPr>
+              <w:pBdr>
+                <w:top w:val="nil"/>
+                <w:left w:val="nil"/>
+                <w:bottom w:val="nil"/>
+                <w:right w:val="nil"/>
+                <w:between w:val="nil"/>
+              </w:pBdr>
+              <w:spacing w:before="60" w:after="60"/>
+              <w:rPr>
+                <w:rFonts w:ascii="Times New Roman" w:eastAsia="Times New Roman" w:hAnsi="Times New Roman" w:cs="Times New Roman"/>
+                <w:sz w:val="19"/>
+                <w:szCs w:val="19"/>
+              </w:rPr>
+            </w:pPr>
+            <w:r>
+              <w:rPr>
+                <w:rFonts w:ascii="Times New Roman" w:eastAsia="Times New Roman" w:hAnsi="Times New Roman" w:cs="Times New Roman"/>
+                <w:sz w:val="19"/>
+                <w:szCs w:val="19"/>
               </w:rPr>
               <w:t>Trả HTTP 400; yêu cầu chọn chế độ theo Part hoặc chọn toàn bộ đề. Hệ thống không tự thay lựa chọn của học viên.</w:t>
             </w:r>
@@ -22175,6 +22894,7 @@
       </w:pPr>
       <w:bookmarkStart w:id="26" w:name="_Toc243404433"/>
       <w:r>
+        <w:lastRenderedPageBreak/>
         <w:t>YÊU CẦU PHI CHỨC NĂNG</w:t>
       </w:r>
       <w:bookmarkEnd w:id="26"/>
@@ -22519,7 +23239,6 @@
         <w:rPr>
           <w:rFonts w:ascii="Times New Roman" w:eastAsia="Times New Roman" w:hAnsi="Times New Roman" w:cs="Times New Roman"/>
         </w:rPr>
-        <w:lastRenderedPageBreak/>
         <w:t>timeout (mỗi request tối đa 10 giây) từ 5 lần trở lên trong 30 giây</w:t>
       </w:r>
       <w:r>
@@ -22580,6 +23299,7 @@
           <w:b/>
           <w:bCs/>
         </w:rPr>
+        <w:lastRenderedPageBreak/>
         <w:t>Tính lũy đẳng (Idempotency):</w:t>
       </w:r>
       <w:r>
@@ -22944,7 +23664,6 @@
           <w:b/>
           <w:bCs/>
         </w:rPr>
-        <w:lastRenderedPageBreak/>
         <w:t>Tương thích ngược (Backward Compatibility):</w:t>
       </w:r>
       <w:r>
@@ -23000,6 +23719,7 @@
       </w:pPr>
       <w:bookmarkStart w:id="33" w:name="_Toc243404440"/>
       <w:r>
+        <w:lastRenderedPageBreak/>
         <w:t>GIAO DIỆN ĐỐI NGOẠI</w:t>
       </w:r>
       <w:bookmarkEnd w:id="33"/>
@@ -23378,16 +24098,7 @@
           <w:b/>
           <w:bCs/>
         </w:rPr>
-        <w:t xml:space="preserve">Contract </w:t>
-      </w:r>
-      <w:r>
-        <w:rPr>
-          <w:rFonts w:ascii="Times New Roman" w:eastAsia="Times New Roman" w:hAnsi="Times New Roman" w:cs="Times New Roman"/>
-          <w:b/>
-          <w:bCs/>
-        </w:rPr>
-        <w:lastRenderedPageBreak/>
-        <w:t>Testing (Kiểm thử hợp đồng):</w:t>
+        <w:t>Contract Testing (Kiểm thử hợp đồng):</w:t>
       </w:r>
       <w:r>
         <w:rPr>
@@ -23420,6 +24131,7 @@
       </w:pPr>
       <w:bookmarkStart w:id="39" w:name="_Toc243404446"/>
       <w:r>
+        <w:lastRenderedPageBreak/>
         <w:t>Tiêu chí chấp nhận bàn giao sản phẩm</w:t>
       </w:r>
       <w:bookmarkEnd w:id="39"/>
@@ -25780,21 +26492,35 @@
         </w:tc>
       </w:tr>
       <w:tr>
+        <w:trPr>
+          <w:cantSplit/>
+        </w:trPr>
         <w:tc>
           <w:tcPr>
             <w:tcW w:w="1287" w:type="dxa"/>
-            <w:tcMar>
-              <w:top w:w="90" w:type="dxa"/>
-              <w:left w:w="100" w:type="dxa"/>
-              <w:bottom w:w="90" w:type="dxa"/>
-              <w:right w:w="100" w:type="dxa"/>
-            </w:tcMar>
-            <w:vAlign w:val="center"/>
-          </w:tcPr>
-          <w:p>
-            <w:r>
-              <w:rPr>
-                <w:sz w:val="18"/>
+            <w:shd w:val="clear" w:color="auto" w:fill="FFFFFF"/>
+          </w:tcPr>
+          <w:p>
+            <w:pPr>
+              <w:pBdr>
+                <w:top w:val="nil"/>
+                <w:left w:val="nil"/>
+                <w:bottom w:val="nil"/>
+                <w:right w:val="nil"/>
+                <w:between w:val="nil"/>
+              </w:pBdr>
+              <w:spacing w:before="60" w:after="60"/>
+              <w:rPr>
+                <w:rFonts w:ascii="Times New Roman" w:eastAsia="Times New Roman" w:hAnsi="Times New Roman" w:cs="Times New Roman"/>
+              </w:rPr>
+            </w:pPr>
+            <w:r>
+              <w:rPr>
+                <w:rFonts w:ascii="Times New Roman" w:eastAsia="Times New Roman" w:hAnsi="Times New Roman" w:cs="Times New Roman"/>
+                <w:b/>
+                <w:bCs/>
+                <w:sz w:val="19"/>
+                <w:szCs w:val="19"/>
               </w:rPr>
               <w:t>FK-15-Quan-Ly-Cai-Dat-Hoc-Tap</w:t>
             </w:r>
@@ -25803,18 +26529,27 @@
         <w:tc>
           <w:tcPr>
             <w:tcW w:w="1161" w:type="dxa"/>
-            <w:tcMar>
-              <w:top w:w="90" w:type="dxa"/>
-              <w:left w:w="100" w:type="dxa"/>
-              <w:bottom w:w="90" w:type="dxa"/>
-              <w:right w:w="100" w:type="dxa"/>
-            </w:tcMar>
-            <w:vAlign w:val="center"/>
-          </w:tcPr>
-          <w:p>
-            <w:r>
-              <w:rPr>
-                <w:sz w:val="18"/>
+            <w:shd w:val="clear" w:color="auto" w:fill="FFFFFF"/>
+          </w:tcPr>
+          <w:p>
+            <w:pPr>
+              <w:pBdr>
+                <w:top w:val="nil"/>
+                <w:left w:val="nil"/>
+                <w:bottom w:val="nil"/>
+                <w:right w:val="nil"/>
+                <w:between w:val="nil"/>
+              </w:pBdr>
+              <w:spacing w:before="60" w:after="60"/>
+              <w:rPr>
+                <w:rFonts w:ascii="Times New Roman" w:eastAsia="Times New Roman" w:hAnsi="Times New Roman" w:cs="Times New Roman"/>
+              </w:rPr>
+            </w:pPr>
+            <w:r>
+              <w:rPr>
+                <w:rFonts w:ascii="Times New Roman" w:eastAsia="Times New Roman" w:hAnsi="Times New Roman" w:cs="Times New Roman"/>
+                <w:sz w:val="19"/>
+                <w:szCs w:val="19"/>
               </w:rPr>
               <w:t>Quản lý cài đặt học tập</w:t>
             </w:r>
@@ -25823,18 +26558,29 @@
         <w:tc>
           <w:tcPr>
             <w:tcW w:w="2790" w:type="dxa"/>
-            <w:tcMar>
-              <w:top w:w="90" w:type="dxa"/>
-              <w:left w:w="100" w:type="dxa"/>
-              <w:bottom w:w="90" w:type="dxa"/>
-              <w:right w:w="100" w:type="dxa"/>
-            </w:tcMar>
-            <w:vAlign w:val="center"/>
-          </w:tcPr>
-          <w:p>
-            <w:r>
-              <w:rPr>
-                <w:sz w:val="18"/>
+            <w:shd w:val="clear" w:color="auto" w:fill="FFFFFF"/>
+          </w:tcPr>
+          <w:p>
+            <w:pPr>
+              <w:pBdr>
+                <w:top w:val="nil"/>
+                <w:left w:val="nil"/>
+                <w:bottom w:val="nil"/>
+                <w:right w:val="nil"/>
+                <w:between w:val="nil"/>
+              </w:pBdr>
+              <w:spacing w:before="60" w:after="60"/>
+              <w:rPr>
+                <w:rFonts w:ascii="Times New Roman" w:eastAsia="Times New Roman" w:hAnsi="Times New Roman" w:cs="Times New Roman"/>
+                <w:sz w:val="19"/>
+                <w:szCs w:val="19"/>
+              </w:rPr>
+            </w:pPr>
+            <w:r>
+              <w:rPr>
+                <w:rFonts w:ascii="Times New Roman" w:eastAsia="Times New Roman" w:hAnsi="Times New Roman" w:cs="Times New Roman"/>
+                <w:sz w:val="19"/>
+                <w:szCs w:val="19"/>
               </w:rPr>
               <w:t>1. Mỗi user có đúng một bản ghi setting. 2. Daily vocabulary goal và target score được kiểm tra đúng miền. 3. Cấu hình đồng bộ đa thiết bị và không bị ghi đè bởi version cũ.</w:t>
             </w:r>
@@ -25843,18 +26589,30 @@
         <w:tc>
           <w:tcPr>
             <w:tcW w:w="1543" w:type="dxa"/>
-            <w:tcMar>
-              <w:top w:w="90" w:type="dxa"/>
-              <w:left w:w="100" w:type="dxa"/>
-              <w:bottom w:w="90" w:type="dxa"/>
-              <w:right w:w="100" w:type="dxa"/>
-            </w:tcMar>
-            <w:vAlign w:val="center"/>
-          </w:tcPr>
-          <w:p>
-            <w:r>
-              <w:rPr>
-                <w:sz w:val="18"/>
+            <w:shd w:val="clear" w:color="auto" w:fill="FFFFFF"/>
+          </w:tcPr>
+          <w:p>
+            <w:pPr>
+              <w:pBdr>
+                <w:top w:val="nil"/>
+                <w:left w:val="nil"/>
+                <w:bottom w:val="nil"/>
+                <w:right w:val="nil"/>
+                <w:between w:val="nil"/>
+              </w:pBdr>
+              <w:spacing w:before="60" w:after="60"/>
+              <w:jc w:val="center"/>
+              <w:rPr>
+                <w:rFonts w:ascii="Times New Roman" w:eastAsia="Times New Roman" w:hAnsi="Times New Roman" w:cs="Times New Roman"/>
+              </w:rPr>
+            </w:pPr>
+            <w:r>
+              <w:rPr>
+                <w:rFonts w:ascii="Times New Roman" w:eastAsia="Times New Roman" w:hAnsi="Times New Roman" w:cs="Times New Roman"/>
+                <w:b/>
+                <w:bCs/>
+                <w:sz w:val="19"/>
+                <w:szCs w:val="19"/>
               </w:rPr>
               <w:t>Testing (T) Analysis (A)</w:t>
             </w:r>
@@ -25863,18 +26621,29 @@
         <w:tc>
           <w:tcPr>
             <w:tcW w:w="2795" w:type="dxa"/>
-            <w:tcMar>
-              <w:top w:w="90" w:type="dxa"/>
-              <w:left w:w="100" w:type="dxa"/>
-              <w:bottom w:w="90" w:type="dxa"/>
-              <w:right w:w="100" w:type="dxa"/>
-            </w:tcMar>
-            <w:vAlign w:val="center"/>
-          </w:tcPr>
-          <w:p>
-            <w:r>
-              <w:rPr>
-                <w:sz w:val="18"/>
+            <w:shd w:val="clear" w:color="auto" w:fill="FFFFFF"/>
+          </w:tcPr>
+          <w:p>
+            <w:pPr>
+              <w:pBdr>
+                <w:top w:val="nil"/>
+                <w:left w:val="nil"/>
+                <w:bottom w:val="nil"/>
+                <w:right w:val="nil"/>
+                <w:between w:val="nil"/>
+              </w:pBdr>
+              <w:spacing w:before="60" w:after="60"/>
+              <w:rPr>
+                <w:rFonts w:ascii="Times New Roman" w:eastAsia="Times New Roman" w:hAnsi="Times New Roman" w:cs="Times New Roman"/>
+                <w:sz w:val="19"/>
+                <w:szCs w:val="19"/>
+              </w:rPr>
+            </w:pPr>
+            <w:r>
+              <w:rPr>
+                <w:rFonts w:ascii="Times New Roman" w:eastAsia="Times New Roman" w:hAnsi="Times New Roman" w:cs="Times New Roman"/>
+                <w:sz w:val="19"/>
+                <w:szCs w:val="19"/>
               </w:rPr>
               <w:t>Kiểm thử GET/PATCH settings, migration backfill và xung đột optimistic locking; xác nhận Outbox được ghi cùng transaction.</w:t>
             </w:r>
@@ -25882,21 +26651,35 @@
         </w:tc>
       </w:tr>
       <w:tr>
+        <w:trPr>
+          <w:cantSplit/>
+        </w:trPr>
         <w:tc>
           <w:tcPr>
             <w:tcW w:w="1287" w:type="dxa"/>
-            <w:tcMar>
-              <w:top w:w="90" w:type="dxa"/>
-              <w:left w:w="100" w:type="dxa"/>
-              <w:bottom w:w="90" w:type="dxa"/>
-              <w:right w:w="100" w:type="dxa"/>
-            </w:tcMar>
-            <w:vAlign w:val="center"/>
-          </w:tcPr>
-          <w:p>
-            <w:r>
-              <w:rPr>
-                <w:sz w:val="18"/>
+            <w:shd w:val="clear" w:color="auto" w:fill="F2F5F8"/>
+          </w:tcPr>
+          <w:p>
+            <w:pPr>
+              <w:pBdr>
+                <w:top w:val="nil"/>
+                <w:left w:val="nil"/>
+                <w:bottom w:val="nil"/>
+                <w:right w:val="nil"/>
+                <w:between w:val="nil"/>
+              </w:pBdr>
+              <w:spacing w:before="60" w:after="60"/>
+              <w:rPr>
+                <w:rFonts w:ascii="Times New Roman" w:eastAsia="Times New Roman" w:hAnsi="Times New Roman" w:cs="Times New Roman"/>
+              </w:rPr>
+            </w:pPr>
+            <w:r>
+              <w:rPr>
+                <w:rFonts w:ascii="Times New Roman" w:eastAsia="Times New Roman" w:hAnsi="Times New Roman" w:cs="Times New Roman"/>
+                <w:b/>
+                <w:bCs/>
+                <w:sz w:val="19"/>
+                <w:szCs w:val="19"/>
               </w:rPr>
               <w:t>FK-07-Quan-Ly-De-Thi</w:t>
             </w:r>
@@ -25905,18 +26688,27 @@
         <w:tc>
           <w:tcPr>
             <w:tcW w:w="1161" w:type="dxa"/>
-            <w:tcMar>
-              <w:top w:w="90" w:type="dxa"/>
-              <w:left w:w="100" w:type="dxa"/>
-              <w:bottom w:w="90" w:type="dxa"/>
-              <w:right w:w="100" w:type="dxa"/>
-            </w:tcMar>
-            <w:vAlign w:val="center"/>
-          </w:tcPr>
-          <w:p>
-            <w:r>
-              <w:rPr>
-                <w:sz w:val="18"/>
+            <w:shd w:val="clear" w:color="auto" w:fill="F2F5F8"/>
+          </w:tcPr>
+          <w:p>
+            <w:pPr>
+              <w:pBdr>
+                <w:top w:val="nil"/>
+                <w:left w:val="nil"/>
+                <w:bottom w:val="nil"/>
+                <w:right w:val="nil"/>
+                <w:between w:val="nil"/>
+              </w:pBdr>
+              <w:spacing w:before="60" w:after="60"/>
+              <w:rPr>
+                <w:rFonts w:ascii="Times New Roman" w:eastAsia="Times New Roman" w:hAnsi="Times New Roman" w:cs="Times New Roman"/>
+              </w:rPr>
+            </w:pPr>
+            <w:r>
+              <w:rPr>
+                <w:rFonts w:ascii="Times New Roman" w:eastAsia="Times New Roman" w:hAnsi="Times New Roman" w:cs="Times New Roman"/>
+                <w:sz w:val="19"/>
+                <w:szCs w:val="19"/>
               </w:rPr>
               <w:t>Quản lý cấu trúc Part của đề thi</w:t>
             </w:r>
@@ -25925,18 +26717,29 @@
         <w:tc>
           <w:tcPr>
             <w:tcW w:w="2790" w:type="dxa"/>
-            <w:tcMar>
-              <w:top w:w="90" w:type="dxa"/>
-              <w:left w:w="100" w:type="dxa"/>
-              <w:bottom w:w="90" w:type="dxa"/>
-              <w:right w:w="100" w:type="dxa"/>
-            </w:tcMar>
-            <w:vAlign w:val="center"/>
-          </w:tcPr>
-          <w:p>
-            <w:r>
-              <w:rPr>
-                <w:sz w:val="18"/>
+            <w:shd w:val="clear" w:color="auto" w:fill="F2F5F8"/>
+          </w:tcPr>
+          <w:p>
+            <w:pPr>
+              <w:pBdr>
+                <w:top w:val="nil"/>
+                <w:left w:val="nil"/>
+                <w:bottom w:val="nil"/>
+                <w:right w:val="nil"/>
+                <w:between w:val="nil"/>
+              </w:pBdr>
+              <w:spacing w:before="60" w:after="60"/>
+              <w:rPr>
+                <w:rFonts w:ascii="Times New Roman" w:eastAsia="Times New Roman" w:hAnsi="Times New Roman" w:cs="Times New Roman"/>
+                <w:sz w:val="19"/>
+                <w:szCs w:val="19"/>
+              </w:rPr>
+            </w:pPr>
+            <w:r>
+              <w:rPr>
+                <w:rFonts w:ascii="Times New Roman" w:eastAsia="Times New Roman" w:hAnsi="Times New Roman" w:cs="Times New Roman"/>
+                <w:sz w:val="19"/>
+                <w:szCs w:val="19"/>
               </w:rPr>
               <w:t>1. Full Test có đủ Part 1-7. 2. Mỗi question có part_id trùng TestPart. 3. Không thể thêm/xóa Part ngoài danh mục chuẩn.</w:t>
             </w:r>
@@ -25945,18 +26748,30 @@
         <w:tc>
           <w:tcPr>
             <w:tcW w:w="1543" w:type="dxa"/>
-            <w:tcMar>
-              <w:top w:w="90" w:type="dxa"/>
-              <w:left w:w="100" w:type="dxa"/>
-              <w:bottom w:w="90" w:type="dxa"/>
-              <w:right w:w="100" w:type="dxa"/>
-            </w:tcMar>
-            <w:vAlign w:val="center"/>
-          </w:tcPr>
-          <w:p>
-            <w:r>
-              <w:rPr>
-                <w:sz w:val="18"/>
+            <w:shd w:val="clear" w:color="auto" w:fill="F2F5F8"/>
+          </w:tcPr>
+          <w:p>
+            <w:pPr>
+              <w:pBdr>
+                <w:top w:val="nil"/>
+                <w:left w:val="nil"/>
+                <w:bottom w:val="nil"/>
+                <w:right w:val="nil"/>
+                <w:between w:val="nil"/>
+              </w:pBdr>
+              <w:spacing w:before="60" w:after="60"/>
+              <w:jc w:val="center"/>
+              <w:rPr>
+                <w:rFonts w:ascii="Times New Roman" w:eastAsia="Times New Roman" w:hAnsi="Times New Roman" w:cs="Times New Roman"/>
+              </w:rPr>
+            </w:pPr>
+            <w:r>
+              <w:rPr>
+                <w:rFonts w:ascii="Times New Roman" w:eastAsia="Times New Roman" w:hAnsi="Times New Roman" w:cs="Times New Roman"/>
+                <w:b/>
+                <w:bCs/>
+                <w:sz w:val="19"/>
+                <w:szCs w:val="19"/>
               </w:rPr>
               <w:t>Testing (T) Inspection (I)</w:t>
             </w:r>
@@ -25965,18 +26780,29 @@
         <w:tc>
           <w:tcPr>
             <w:tcW w:w="2795" w:type="dxa"/>
-            <w:tcMar>
-              <w:top w:w="90" w:type="dxa"/>
-              <w:left w:w="100" w:type="dxa"/>
-              <w:bottom w:w="90" w:type="dxa"/>
-              <w:right w:w="100" w:type="dxa"/>
-            </w:tcMar>
-            <w:vAlign w:val="center"/>
-          </w:tcPr>
-          <w:p>
-            <w:r>
-              <w:rPr>
-                <w:sz w:val="18"/>
+            <w:shd w:val="clear" w:color="auto" w:fill="F2F5F8"/>
+          </w:tcPr>
+          <w:p>
+            <w:pPr>
+              <w:pBdr>
+                <w:top w:val="nil"/>
+                <w:left w:val="nil"/>
+                <w:bottom w:val="nil"/>
+                <w:right w:val="nil"/>
+                <w:between w:val="nil"/>
+              </w:pBdr>
+              <w:spacing w:before="60" w:after="60"/>
+              <w:rPr>
+                <w:rFonts w:ascii="Times New Roman" w:eastAsia="Times New Roman" w:hAnsi="Times New Roman" w:cs="Times New Roman"/>
+                <w:sz w:val="19"/>
+                <w:szCs w:val="19"/>
+              </w:rPr>
+            </w:pPr>
+            <w:r>
+              <w:rPr>
+                <w:rFonts w:ascii="Times New Roman" w:eastAsia="Times New Roman" w:hAnsi="Times New Roman" w:cs="Times New Roman"/>
+                <w:sz w:val="19"/>
+                <w:szCs w:val="19"/>
               </w:rPr>
               <w:t>Kiểm thử constraint, gRPC validation và cấu trúc tests/test_parts/test_questions.</w:t>
             </w:r>
@@ -25984,21 +26810,35 @@
         </w:tc>
       </w:tr>
       <w:tr>
+        <w:trPr>
+          <w:cantSplit/>
+        </w:trPr>
         <w:tc>
           <w:tcPr>
             <w:tcW w:w="1287" w:type="dxa"/>
-            <w:tcMar>
-              <w:top w:w="90" w:type="dxa"/>
-              <w:left w:w="100" w:type="dxa"/>
-              <w:bottom w:w="90" w:type="dxa"/>
-              <w:right w:w="100" w:type="dxa"/>
-            </w:tcMar>
-            <w:vAlign w:val="center"/>
-          </w:tcPr>
-          <w:p>
-            <w:r>
-              <w:rPr>
-                <w:sz w:val="18"/>
+            <w:shd w:val="clear" w:color="auto" w:fill="FFFFFF"/>
+          </w:tcPr>
+          <w:p>
+            <w:pPr>
+              <w:pBdr>
+                <w:top w:val="nil"/>
+                <w:left w:val="nil"/>
+                <w:bottom w:val="nil"/>
+                <w:right w:val="nil"/>
+                <w:between w:val="nil"/>
+              </w:pBdr>
+              <w:spacing w:before="60" w:after="60"/>
+              <w:rPr>
+                <w:rFonts w:ascii="Times New Roman" w:eastAsia="Times New Roman" w:hAnsi="Times New Roman" w:cs="Times New Roman"/>
+              </w:rPr>
+            </w:pPr>
+            <w:r>
+              <w:rPr>
+                <w:rFonts w:ascii="Times New Roman" w:eastAsia="Times New Roman" w:hAnsi="Times New Roman" w:cs="Times New Roman"/>
+                <w:b/>
+                <w:bCs/>
+                <w:sz w:val="19"/>
+                <w:szCs w:val="19"/>
               </w:rPr>
               <w:t>FK-08-lam-bai-thi-thu</w:t>
             </w:r>
@@ -26007,18 +26847,27 @@
         <w:tc>
           <w:tcPr>
             <w:tcW w:w="1161" w:type="dxa"/>
-            <w:tcMar>
-              <w:top w:w="90" w:type="dxa"/>
-              <w:left w:w="100" w:type="dxa"/>
-              <w:bottom w:w="90" w:type="dxa"/>
-              <w:right w:w="100" w:type="dxa"/>
-            </w:tcMar>
-            <w:vAlign w:val="center"/>
-          </w:tcPr>
-          <w:p>
-            <w:r>
-              <w:rPr>
-                <w:sz w:val="18"/>
+            <w:shd w:val="clear" w:color="auto" w:fill="FFFFFF"/>
+          </w:tcPr>
+          <w:p>
+            <w:pPr>
+              <w:pBdr>
+                <w:top w:val="nil"/>
+                <w:left w:val="nil"/>
+                <w:bottom w:val="nil"/>
+                <w:right w:val="nil"/>
+                <w:between w:val="nil"/>
+              </w:pBdr>
+              <w:spacing w:before="60" w:after="60"/>
+              <w:rPr>
+                <w:rFonts w:ascii="Times New Roman" w:eastAsia="Times New Roman" w:hAnsi="Times New Roman" w:cs="Times New Roman"/>
+              </w:rPr>
+            </w:pPr>
+            <w:r>
+              <w:rPr>
+                <w:rFonts w:ascii="Times New Roman" w:eastAsia="Times New Roman" w:hAnsi="Times New Roman" w:cs="Times New Roman"/>
+                <w:sz w:val="19"/>
+                <w:szCs w:val="19"/>
               </w:rPr>
               <w:t>Chọn Part và lưu phạm vi Attempt</w:t>
             </w:r>
@@ -26027,18 +26876,29 @@
         <w:tc>
           <w:tcPr>
             <w:tcW w:w="2790" w:type="dxa"/>
-            <w:tcMar>
-              <w:top w:w="90" w:type="dxa"/>
-              <w:left w:w="100" w:type="dxa"/>
-              <w:bottom w:w="90" w:type="dxa"/>
-              <w:right w:w="100" w:type="dxa"/>
-            </w:tcMar>
-            <w:vAlign w:val="center"/>
-          </w:tcPr>
-          <w:p>
-            <w:r>
-              <w:rPr>
-                <w:sz w:val="18"/>
+            <w:shd w:val="clear" w:color="auto" w:fill="FFFFFF"/>
+          </w:tcPr>
+          <w:p>
+            <w:pPr>
+              <w:pBdr>
+                <w:top w:val="nil"/>
+                <w:left w:val="nil"/>
+                <w:bottom w:val="nil"/>
+                <w:right w:val="nil"/>
+                <w:between w:val="nil"/>
+              </w:pBdr>
+              <w:spacing w:before="60" w:after="60"/>
+              <w:rPr>
+                <w:rFonts w:ascii="Times New Roman" w:eastAsia="Times New Roman" w:hAnsi="Times New Roman" w:cs="Times New Roman"/>
+                <w:sz w:val="19"/>
+                <w:szCs w:val="19"/>
+              </w:rPr>
+            </w:pPr>
+            <w:r>
+              <w:rPr>
+                <w:rFonts w:ascii="Times New Roman" w:eastAsia="Times New Roman" w:hAnsi="Times New Roman" w:cs="Times New Roman"/>
+                <w:sz w:val="19"/>
+                <w:szCs w:val="19"/>
               </w:rPr>
               <w:t>Phạm vi selected_part_ids khác rỗng, không trùng, thuộc Test; lưu bất biến cùng mode và thời lượng. Phiên theo Part không tạo điểm TOEIC từ dữ liệu thiếu kỹ năng.</w:t>
             </w:r>
@@ -26047,18 +26907,30 @@
         <w:tc>
           <w:tcPr>
             <w:tcW w:w="1543" w:type="dxa"/>
-            <w:tcMar>
-              <w:top w:w="90" w:type="dxa"/>
-              <w:left w:w="100" w:type="dxa"/>
-              <w:bottom w:w="90" w:type="dxa"/>
-              <w:right w:w="100" w:type="dxa"/>
-            </w:tcMar>
-            <w:vAlign w:val="center"/>
-          </w:tcPr>
-          <w:p>
-            <w:r>
-              <w:rPr>
-                <w:sz w:val="18"/>
+            <w:shd w:val="clear" w:color="auto" w:fill="FFFFFF"/>
+          </w:tcPr>
+          <w:p>
+            <w:pPr>
+              <w:pBdr>
+                <w:top w:val="nil"/>
+                <w:left w:val="nil"/>
+                <w:bottom w:val="nil"/>
+                <w:right w:val="nil"/>
+                <w:between w:val="nil"/>
+              </w:pBdr>
+              <w:spacing w:before="60" w:after="60"/>
+              <w:jc w:val="center"/>
+              <w:rPr>
+                <w:rFonts w:ascii="Times New Roman" w:eastAsia="Times New Roman" w:hAnsi="Times New Roman" w:cs="Times New Roman"/>
+              </w:rPr>
+            </w:pPr>
+            <w:r>
+              <w:rPr>
+                <w:rFonts w:ascii="Times New Roman" w:eastAsia="Times New Roman" w:hAnsi="Times New Roman" w:cs="Times New Roman"/>
+                <w:b/>
+                <w:bCs/>
+                <w:sz w:val="19"/>
+                <w:szCs w:val="19"/>
               </w:rPr>
               <w:t>Testing (T)</w:t>
             </w:r>
@@ -26067,18 +26939,29 @@
         <w:tc>
           <w:tcPr>
             <w:tcW w:w="2795" w:type="dxa"/>
-            <w:tcMar>
-              <w:top w:w="90" w:type="dxa"/>
-              <w:left w:w="100" w:type="dxa"/>
-              <w:bottom w:w="90" w:type="dxa"/>
-              <w:right w:w="100" w:type="dxa"/>
-            </w:tcMar>
-            <w:vAlign w:val="center"/>
-          </w:tcPr>
-          <w:p>
-            <w:r>
-              <w:rPr>
-                <w:sz w:val="18"/>
+            <w:shd w:val="clear" w:color="auto" w:fill="FFFFFF"/>
+          </w:tcPr>
+          <w:p>
+            <w:pPr>
+              <w:pBdr>
+                <w:top w:val="nil"/>
+                <w:left w:val="nil"/>
+                <w:bottom w:val="nil"/>
+                <w:right w:val="nil"/>
+                <w:between w:val="nil"/>
+              </w:pBdr>
+              <w:spacing w:before="60" w:after="60"/>
+              <w:rPr>
+                <w:rFonts w:ascii="Times New Roman" w:eastAsia="Times New Roman" w:hAnsi="Times New Roman" w:cs="Times New Roman"/>
+                <w:sz w:val="19"/>
+                <w:szCs w:val="19"/>
+              </w:rPr>
+            </w:pPr>
+            <w:r>
+              <w:rPr>
+                <w:rFonts w:ascii="Times New Roman" w:eastAsia="Times New Roman" w:hAnsi="Times New Roman" w:cs="Times New Roman"/>
+                <w:sz w:val="19"/>
+                <w:szCs w:val="19"/>
               </w:rPr>
               <w:t>Kiểm tra chọn một/nhiều Part, khôi phục phiên, trả lời ngoài phạm vi, hết giờ và loại phiên không đủ điều kiện khỏi dự đoán điểm.</w:t>
             </w:r>
